--- a/cv.docx
+++ b/cv.docx
@@ -1,25 +1,25 @@
 
 <file path=word/document.xml><?xml version="1.0" encoding="utf-8"?>
-<w:document xmlns:o="urn:schemas-microsoft-com:office:office" xmlns:r="http://schemas.openxmlformats.org/officeDocument/2006/relationships" xmlns:v="urn:schemas-microsoft-com:vml" xmlns:w="http://schemas.openxmlformats.org/wordprocessingml/2006/main" xmlns:w10="urn:schemas-microsoft-com:office:word" xmlns:wp="http://schemas.openxmlformats.org/drawingml/2006/wordprocessingDrawing" xmlns:wps="http://schemas.microsoft.com/office/word/2010/wordprocessingShape" xmlns:wpg="http://schemas.microsoft.com/office/word/2010/wordprocessingGroup" xmlns:mc="http://schemas.openxmlformats.org/markup-compatibility/2006" xmlns:wp14="http://schemas.microsoft.com/office/word/2010/wordprocessingDrawing" xmlns:w14="http://schemas.microsoft.com/office/word/2010/wordml" xmlns:w15="http://schemas.microsoft.com/office/word/2012/wordml" mc:Ignorable="w14 wp14 w15">
+<w:document xmlns:o="urn:schemas-microsoft-com:office:office" xmlns:r="http://schemas.openxmlformats.org/officeDocument/2006/relationships" xmlns:v="urn:schemas-microsoft-com:vml" xmlns:w="http://schemas.openxmlformats.org/wordprocessingml/2006/main" xmlns:w10="urn:schemas-microsoft-com:office:word" xmlns:wp="http://schemas.openxmlformats.org/drawingml/2006/wordprocessingDrawing" xmlns:pic="http://schemas.openxmlformats.org/drawingml/2006/picture" xmlns:wps="http://schemas.microsoft.com/office/word/2010/wordprocessingShape" xmlns:wpg="http://schemas.microsoft.com/office/word/2010/wordprocessingGroup" xmlns:mc="http://schemas.openxmlformats.org/markup-compatibility/2006" xmlns:wp14="http://schemas.microsoft.com/office/word/2010/wordprocessingDrawing" xmlns:w14="http://schemas.microsoft.com/office/word/2010/wordml" xmlns:w15="http://schemas.microsoft.com/office/word/2012/wordml" mc:Ignorable="w14 wp14 w15">
   <w:body>
     <w:tbl>
       <w:tblPr>
         <w:tblW w:w="11252" w:type="dxa"/>
-        <w:jc w:val="left"/>
+        <w:jc w:val="start"/>
         <w:tblInd w:w="-108" w:type="dxa"/>
         <w:tblLayout w:type="fixed"/>
         <w:tblCellMar>
           <w:top w:w="0" w:type="dxa"/>
-          <w:left w:w="108" w:type="dxa"/>
+          <w:start w:w="108" w:type="dxa"/>
           <w:bottom w:w="0" w:type="dxa"/>
-          <w:right w:w="108" w:type="dxa"/>
+          <w:end w:w="108" w:type="dxa"/>
         </w:tblCellMar>
       </w:tblPr>
       <w:tblGrid>
         <w:gridCol w:w="2178"/>
         <w:gridCol w:w="5160"/>
-        <w:gridCol w:w="603"/>
-        <w:gridCol w:w="240"/>
+        <w:gridCol w:w="602"/>
+        <w:gridCol w:w="241"/>
         <w:gridCol w:w="90"/>
         <w:gridCol w:w="162"/>
         <w:gridCol w:w="136"/>
@@ -27,9 +27,9 @@
         <w:gridCol w:w="269"/>
         <w:gridCol w:w="45"/>
         <w:gridCol w:w="90"/>
-        <w:gridCol w:w="84"/>
-        <w:gridCol w:w="250"/>
-        <w:gridCol w:w="1873"/>
+        <w:gridCol w:w="83"/>
+        <w:gridCol w:w="251"/>
+        <w:gridCol w:w="1874"/>
       </w:tblGrid>
       <w:tr>
         <w:trPr>
@@ -37,7 +37,7 @@
         </w:trPr>
         <w:tc>
           <w:tcPr>
-            <w:tcW w:w="11251" w:type="dxa"/>
+            <w:tcW w:w="11252" w:type="dxa"/>
             <w:gridSpan w:val="14"/>
             <w:tcBorders/>
           </w:tcPr>
@@ -45,21 +45,16 @@
             <w:pPr>
               <w:pStyle w:val="Title"/>
               <w:widowControl w:val="false"/>
-              <w:spacing w:lineRule="auto" w:line="240" w:before="0" w:after="0"/>
-              <w:rPr>
-                <w:rFonts w:ascii="Palatino Linotype" w:hAnsi="Palatino Linotype" w:cs="Times New Roman"/>
+              <w:spacing w:lineRule="auto" w:line="276" w:before="0" w:after="0"/>
+              <w:rPr/>
+            </w:pPr>
+            <w:r>
+              <w:rPr>
+                <w:rFonts w:cs="Times New Roman" w:ascii="Palatino Linotype" w:hAnsi="Palatino Linotype"/>
                 <w:kern w:val="0"/>
                 <w:sz w:val="52"/>
                 <w:lang w:val="en-US" w:eastAsia="en-US" w:bidi="ar-SA"/>
               </w:rPr>
-            </w:pPr>
-            <w:r>
-              <w:rPr>
-                <w:rFonts w:cs="Times New Roman" w:ascii="Palatino Linotype" w:hAnsi="Palatino Linotype"/>
-                <w:kern w:val="0"/>
-                <w:sz w:val="52"/>
-                <w:lang w:val="en-US" w:eastAsia="en-US" w:bidi="ar-SA"/>
-              </w:rPr>
               <w:t>Daniel Gordon</w:t>
             </w:r>
           </w:p>
@@ -67,46 +62,50 @@
             <w:pPr>
               <w:pStyle w:val="NormalWeb"/>
               <w:widowControl w:val="false"/>
-              <w:spacing w:lineRule="auto" w:line="240" w:before="0" w:after="0"/>
+              <w:spacing w:lineRule="auto" w:line="276" w:before="0" w:after="0"/>
               <w:jc w:val="center"/>
               <w:rPr/>
             </w:pPr>
             <w:hyperlink r:id="rId2">
               <w:r>
                 <w:rPr>
-                  <w:rStyle w:val="InternetLink"/>
+                  <w:rStyle w:val="Hyperlink"/>
                   <w:kern w:val="0"/>
                   <w:lang w:val="en-US" w:eastAsia="en-US" w:bidi="ar-SA"/>
                 </w:rPr>
                 <w:t>danielgordon</w:t>
               </w:r>
             </w:hyperlink>
+            <w:r>
+              <w:rPr>
+                <w:rStyle w:val="Hyperlink"/>
+                <w:kern w:val="0"/>
+                <w:lang w:val="en-US" w:eastAsia="en-US" w:bidi="ar-SA"/>
+              </w:rPr>
+              <w:t>c</w:t>
+            </w:r>
+            <w:r>
+              <w:rPr>
+                <w:rStyle w:val="Hyperlink"/>
+                <w:kern w:val="0"/>
+                <w:sz w:val="22"/>
+                <w:lang w:val="en-US" w:eastAsia="en-US" w:bidi="en-US"/>
+              </w:rPr>
+              <w:t>areer@gmail.com</w:t>
+            </w:r>
+          </w:p>
+          <w:p>
+            <w:pPr>
+              <w:pStyle w:val="NormalWeb"/>
+              <w:widowControl w:val="false"/>
+              <w:spacing w:lineRule="auto" w:line="276" w:before="0" w:after="0"/>
+              <w:jc w:val="center"/>
+              <w:rPr/>
+            </w:pPr>
             <w:hyperlink r:id="rId3">
               <w:r>
                 <w:rPr>
-                  <w:rStyle w:val="InternetLink"/>
-                  <w:rFonts w:ascii="Palatino Linotype" w:hAnsi="Palatino Linotype"/>
-                  <w:kern w:val="0"/>
-                  <w:sz w:val="22"/>
-                  <w:lang w:val="en-US" w:eastAsia="en-US" w:bidi="en-US"/>
-                </w:rPr>
-                <w:t>@cs.washington.edu</w:t>
-              </w:r>
-            </w:hyperlink>
-          </w:p>
-          <w:p>
-            <w:pPr>
-              <w:pStyle w:val="NormalWeb"/>
-              <w:widowControl w:val="false"/>
-              <w:spacing w:lineRule="auto" w:line="240" w:before="0" w:after="0"/>
-              <w:jc w:val="center"/>
-              <w:rPr/>
-            </w:pPr>
-            <w:hyperlink r:id="rId4">
-              <w:r>
-                <w:rPr>
-                  <w:rStyle w:val="InternetLink"/>
-                  <w:rFonts w:ascii="Palatino Linotype" w:hAnsi="Palatino Linotype"/>
+                  <w:rStyle w:val="Hyperlink"/>
                   <w:kern w:val="0"/>
                   <w:sz w:val="22"/>
                   <w:szCs w:val="22"/>
@@ -120,7 +119,7 @@
             <w:pPr>
               <w:pStyle w:val="NormalWeb"/>
               <w:widowControl w:val="false"/>
-              <w:spacing w:lineRule="auto" w:line="240" w:before="0" w:after="0"/>
+              <w:spacing w:lineRule="auto" w:line="276" w:before="0" w:after="0"/>
               <w:jc w:val="center"/>
               <w:rPr>
                 <w:rFonts w:ascii="Palatino Linotype" w:hAnsi="Palatino Linotype"/>
@@ -132,7 +131,6 @@
             </w:pPr>
             <w:r>
               <w:rPr>
-                <w:rFonts w:ascii="Palatino Linotype" w:hAnsi="Palatino Linotype"/>
                 <w:kern w:val="0"/>
                 <w:sz w:val="22"/>
                 <w:szCs w:val="20"/>
@@ -148,7 +146,7 @@
         </w:trPr>
         <w:tc>
           <w:tcPr>
-            <w:tcW w:w="9128" w:type="dxa"/>
+            <w:tcW w:w="9127" w:type="dxa"/>
             <w:gridSpan w:val="12"/>
             <w:tcBorders>
               <w:top w:val="single" w:sz="2" w:space="0" w:color="000000"/>
@@ -158,9 +156,9 @@
             <w:pPr>
               <w:pStyle w:val="Heading1"/>
               <w:widowControl w:val="false"/>
-              <w:spacing w:before="0" w:after="0"/>
-              <w:ind w:left="0" w:hanging="0"/>
-              <w:jc w:val="left"/>
+              <w:spacing w:lineRule="auto" w:line="276" w:before="0" w:after="0"/>
+              <w:ind w:hanging="0" w:start="0"/>
+              <w:jc w:val="start"/>
               <w:rPr>
                 <w:rFonts w:ascii="Palatino Linotype" w:hAnsi="Palatino Linotype"/>
                 <w:sz w:val="22"/>
@@ -181,28 +179,24 @@
             <w:pPr>
               <w:pStyle w:val="Heading1"/>
               <w:widowControl w:val="false"/>
-              <w:spacing w:before="0" w:after="120"/>
-              <w:ind w:left="0" w:hanging="0"/>
-              <w:jc w:val="left"/>
+              <w:spacing w:lineRule="auto" w:line="276" w:before="0" w:after="120"/>
+              <w:ind w:hanging="0" w:start="0"/>
+              <w:jc w:val="start"/>
+              <w:rPr/>
+            </w:pPr>
+            <w:r>
               <w:rPr>
                 <w:rFonts w:ascii="Palatino Linotype" w:hAnsi="Palatino Linotype"/>
                 <w:sz w:val="28"/>
                 <w:lang w:val="en-US" w:eastAsia="en-US" w:bidi="ar-SA"/>
               </w:rPr>
-            </w:pPr>
-            <w:r>
-              <w:rPr>
-                <w:rFonts w:ascii="Palatino Linotype" w:hAnsi="Palatino Linotype"/>
-                <w:sz w:val="28"/>
-                <w:lang w:val="en-US" w:eastAsia="en-US" w:bidi="ar-SA"/>
-              </w:rPr>
               <w:t>Education</w:t>
             </w:r>
           </w:p>
         </w:tc>
         <w:tc>
           <w:tcPr>
-            <w:tcW w:w="2123" w:type="dxa"/>
+            <w:tcW w:w="2125" w:type="dxa"/>
             <w:gridSpan w:val="2"/>
             <w:tcBorders>
               <w:top w:val="single" w:sz="2" w:space="0" w:color="000000"/>
@@ -212,8 +206,8 @@
             <w:pPr>
               <w:pStyle w:val="NormalWeb"/>
               <w:widowControl w:val="false"/>
-              <w:spacing w:lineRule="auto" w:line="240" w:before="0" w:after="0"/>
-              <w:jc w:val="left"/>
+              <w:spacing w:lineRule="auto" w:line="276" w:before="0" w:after="0"/>
+              <w:jc w:val="start"/>
               <w:rPr>
                 <w:rFonts w:ascii="Palatino Linotype" w:hAnsi="Palatino Linotype"/>
                 <w:kern w:val="0"/>
@@ -223,7 +217,6 @@
             </w:pPr>
             <w:r>
               <w:rPr>
-                <w:rFonts w:ascii="Palatino Linotype" w:hAnsi="Palatino Linotype"/>
                 <w:kern w:val="0"/>
                 <w:sz w:val="22"/>
                 <w:lang w:val="en-US" w:eastAsia="en-US" w:bidi="ar-SA"/>
@@ -246,27 +239,13 @@
             <w:pPr>
               <w:pStyle w:val="NormalWeb"/>
               <w:widowControl w:val="false"/>
-              <w:tabs>
-                <w:tab w:val="clear" w:pos="720"/>
-                <w:tab w:val="left" w:pos="180" w:leader="none"/>
-                <w:tab w:val="left" w:pos="360" w:leader="none"/>
-              </w:tabs>
-              <w:spacing w:lineRule="auto" w:line="240" w:before="0" w:after="0"/>
-              <w:jc w:val="left"/>
-              <w:rPr>
-                <w:rFonts w:ascii="Palatino Linotype" w:hAnsi="Palatino Linotype"/>
+              <w:spacing w:lineRule="auto" w:line="276" w:before="0" w:after="0"/>
+              <w:jc w:val="start"/>
+              <w:rPr/>
+            </w:pPr>
+            <w:r>
+              <w:rPr>
                 <w:b/>
-                <w:b/>
-                <w:bCs/>
-                <w:color w:val="000000"/>
-                <w:kern w:val="0"/>
-                <w:lang w:val="en-US" w:eastAsia="en-US" w:bidi="ar-SA"/>
-              </w:rPr>
-            </w:pPr>
-            <w:r>
-              <w:rPr>
-                <w:rFonts w:ascii="Palatino Linotype" w:hAnsi="Palatino Linotype"/>
-                <w:b/>
                 <w:bCs/>
                 <w:color w:val="000000"/>
                 <w:kern w:val="0"/>
@@ -280,21 +259,14 @@
               <w:pStyle w:val="NormalWeb"/>
               <w:widowControl w:val="false"/>
               <w:tabs>
-                <w:tab w:val="clear" w:pos="720"/>
-                <w:tab w:val="left" w:pos="360" w:leader="none"/>
-              </w:tabs>
-              <w:spacing w:lineRule="auto" w:line="240" w:before="0" w:after="0"/>
-              <w:jc w:val="left"/>
-              <w:rPr>
-                <w:rFonts w:ascii="Palatino Linotype" w:hAnsi="Palatino Linotype"/>
-                <w:color w:val="000000"/>
-                <w:kern w:val="0"/>
-                <w:lang w:val="en-US" w:eastAsia="en-US" w:bidi="ar-SA"/>
-              </w:rPr>
-            </w:pPr>
-            <w:r>
-              <w:rPr>
-                <w:rFonts w:ascii="Palatino Linotype" w:hAnsi="Palatino Linotype"/>
+                <w:tab w:val="clear" w:pos="180"/>
+              </w:tabs>
+              <w:spacing w:lineRule="auto" w:line="276" w:before="0" w:after="0"/>
+              <w:jc w:val="start"/>
+              <w:rPr/>
+            </w:pPr>
+            <w:r>
+              <w:rPr>
                 <w:color w:val="000000"/>
                 <w:kern w:val="0"/>
                 <w:lang w:val="en-US" w:eastAsia="en-US" w:bidi="ar-SA"/>
@@ -308,21 +280,14 @@
               <w:pStyle w:val="NormalWeb"/>
               <w:widowControl w:val="false"/>
               <w:tabs>
-                <w:tab w:val="clear" w:pos="720"/>
-                <w:tab w:val="left" w:pos="360" w:leader="none"/>
-              </w:tabs>
-              <w:spacing w:lineRule="auto" w:line="240" w:before="0" w:after="0"/>
-              <w:jc w:val="left"/>
-              <w:rPr>
-                <w:rFonts w:ascii="Palatino Linotype" w:hAnsi="Palatino Linotype"/>
-                <w:color w:val="000000"/>
-                <w:kern w:val="0"/>
-                <w:lang w:val="en-US" w:eastAsia="en-US" w:bidi="ar-SA"/>
-              </w:rPr>
-            </w:pPr>
-            <w:r>
-              <w:rPr>
-                <w:rFonts w:ascii="Palatino Linotype" w:hAnsi="Palatino Linotype"/>
+                <w:tab w:val="clear" w:pos="180"/>
+              </w:tabs>
+              <w:spacing w:lineRule="auto" w:line="276" w:before="0" w:after="0"/>
+              <w:jc w:val="start"/>
+              <w:rPr/>
+            </w:pPr>
+            <w:r>
+              <w:rPr>
                 <w:color w:val="000000"/>
                 <w:kern w:val="0"/>
                 <w:lang w:val="en-US" w:eastAsia="en-US" w:bidi="ar-SA"/>
@@ -334,7 +299,7 @@
         </w:tc>
         <w:tc>
           <w:tcPr>
-            <w:tcW w:w="3913" w:type="dxa"/>
+            <w:tcW w:w="3914" w:type="dxa"/>
             <w:gridSpan w:val="12"/>
             <w:tcBorders/>
           </w:tcPr>
@@ -342,16 +307,12 @@
             <w:pPr>
               <w:pStyle w:val="NormalWeb"/>
               <w:widowControl w:val="false"/>
-              <w:spacing w:lineRule="auto" w:line="240" w:before="0" w:after="0"/>
-              <w:jc w:val="right"/>
-              <w:rPr>
-                <w:kern w:val="0"/>
-                <w:lang w:val="en-US" w:eastAsia="en-US" w:bidi="ar-SA"/>
-              </w:rPr>
-            </w:pPr>
-            <w:r>
-              <w:rPr>
-                <w:rFonts w:ascii="Palatino Linotype" w:hAnsi="Palatino Linotype"/>
+              <w:spacing w:lineRule="auto" w:line="276" w:before="0" w:after="0"/>
+              <w:jc w:val="end"/>
+              <w:rPr/>
+            </w:pPr>
+            <w:r>
+              <w:rPr>
                 <w:kern w:val="0"/>
                 <w:lang w:val="en-US" w:eastAsia="en-US" w:bidi="ar-SA"/>
               </w:rPr>
@@ -359,7 +320,6 @@
             </w:r>
             <w:r>
               <w:rPr>
-                <w:rFonts w:ascii="Palatino Linotype" w:hAnsi="Palatino Linotype"/>
                 <w:color w:val="000000"/>
                 <w:kern w:val="0"/>
                 <w:lang w:val="en-US" w:eastAsia="en-US" w:bidi="ar-SA"/>
@@ -368,7 +328,6 @@
             </w:r>
             <w:r>
               <w:rPr>
-                <w:rFonts w:ascii="Palatino Linotype" w:hAnsi="Palatino Linotype"/>
                 <w:kern w:val="0"/>
                 <w:lang w:val="en-US" w:eastAsia="en-US" w:bidi="ar-SA"/>
               </w:rPr>
@@ -391,27 +350,13 @@
             <w:pPr>
               <w:pStyle w:val="NormalWeb"/>
               <w:widowControl w:val="false"/>
-              <w:tabs>
-                <w:tab w:val="clear" w:pos="720"/>
-                <w:tab w:val="left" w:pos="180" w:leader="none"/>
-                <w:tab w:val="left" w:pos="360" w:leader="none"/>
-              </w:tabs>
-              <w:spacing w:lineRule="auto" w:line="240" w:before="0" w:after="0"/>
-              <w:jc w:val="left"/>
-              <w:rPr>
-                <w:rFonts w:ascii="Palatino Linotype" w:hAnsi="Palatino Linotype"/>
+              <w:spacing w:lineRule="auto" w:line="276" w:before="0" w:after="0"/>
+              <w:jc w:val="start"/>
+              <w:rPr/>
+            </w:pPr>
+            <w:r>
+              <w:rPr>
                 <w:b/>
-                <w:b/>
-                <w:bCs/>
-                <w:color w:val="000000"/>
-                <w:kern w:val="0"/>
-                <w:lang w:val="en-US" w:eastAsia="en-US" w:bidi="ar-SA"/>
-              </w:rPr>
-            </w:pPr>
-            <w:r>
-              <w:rPr>
-                <w:rFonts w:ascii="Palatino Linotype" w:hAnsi="Palatino Linotype"/>
-                <w:b/>
                 <w:bCs/>
                 <w:color w:val="000000"/>
                 <w:kern w:val="0"/>
@@ -424,21 +369,12 @@
             <w:pPr>
               <w:pStyle w:val="NormalWeb"/>
               <w:widowControl w:val="false"/>
-              <w:tabs>
-                <w:tab w:val="clear" w:pos="720"/>
-                <w:tab w:val="left" w:pos="180" w:leader="none"/>
-                <w:tab w:val="left" w:pos="360" w:leader="none"/>
-              </w:tabs>
-              <w:spacing w:lineRule="auto" w:line="240" w:before="0" w:after="0"/>
-              <w:jc w:val="left"/>
-              <w:rPr>
-                <w:kern w:val="0"/>
-                <w:lang w:val="en-US" w:eastAsia="en-US" w:bidi="ar-SA"/>
-              </w:rPr>
-            </w:pPr>
-            <w:r>
-              <w:rPr>
-                <w:rFonts w:ascii="Palatino Linotype" w:hAnsi="Palatino Linotype"/>
+              <w:spacing w:lineRule="auto" w:line="276" w:before="0" w:after="0"/>
+              <w:jc w:val="start"/>
+              <w:rPr/>
+            </w:pPr>
+            <w:r>
+              <w:rPr>
                 <w:b/>
                 <w:bCs/>
                 <w:color w:val="000000"/>
@@ -450,7 +386,6 @@
             </w:r>
             <w:r>
               <w:rPr>
-                <w:rFonts w:ascii="Palatino Linotype" w:hAnsi="Palatino Linotype"/>
                 <w:bCs/>
                 <w:color w:val="000000"/>
                 <w:kern w:val="0"/>
@@ -462,7 +397,7 @@
         </w:tc>
         <w:tc>
           <w:tcPr>
-            <w:tcW w:w="2611" w:type="dxa"/>
+            <w:tcW w:w="2612" w:type="dxa"/>
             <w:gridSpan w:val="6"/>
             <w:tcBorders/>
           </w:tcPr>
@@ -470,17 +405,12 @@
             <w:pPr>
               <w:pStyle w:val="NormalWeb"/>
               <w:widowControl w:val="false"/>
-              <w:spacing w:lineRule="auto" w:line="240" w:before="0" w:after="0"/>
-              <w:jc w:val="right"/>
-              <w:rPr>
-                <w:rFonts w:ascii="Palatino Linotype" w:hAnsi="Palatino Linotype"/>
-                <w:kern w:val="0"/>
-                <w:lang w:val="en-US" w:eastAsia="en-US" w:bidi="ar-SA"/>
-              </w:rPr>
-            </w:pPr>
-            <w:r>
-              <w:rPr>
-                <w:rFonts w:ascii="Palatino Linotype" w:hAnsi="Palatino Linotype"/>
+              <w:spacing w:lineRule="auto" w:line="276" w:before="0" w:after="0"/>
+              <w:jc w:val="end"/>
+              <w:rPr/>
+            </w:pPr>
+            <w:r>
+              <w:rPr>
                 <w:kern w:val="0"/>
                 <w:lang w:val="en-US" w:eastAsia="en-US" w:bidi="ar-SA"/>
               </w:rPr>
@@ -503,27 +433,13 @@
             <w:pPr>
               <w:pStyle w:val="NormalWeb"/>
               <w:widowControl w:val="false"/>
-              <w:tabs>
-                <w:tab w:val="clear" w:pos="720"/>
-                <w:tab w:val="left" w:pos="180" w:leader="none"/>
-                <w:tab w:val="left" w:pos="360" w:leader="none"/>
-              </w:tabs>
-              <w:spacing w:lineRule="auto" w:line="240" w:before="0" w:after="0"/>
-              <w:jc w:val="left"/>
-              <w:rPr>
-                <w:rFonts w:ascii="Palatino Linotype" w:hAnsi="Palatino Linotype"/>
+              <w:spacing w:lineRule="auto" w:line="276" w:before="0" w:after="0"/>
+              <w:jc w:val="start"/>
+              <w:rPr/>
+            </w:pPr>
+            <w:r>
+              <w:rPr>
                 <w:b/>
-                <w:b/>
-                <w:bCs/>
-                <w:color w:val="000000"/>
-                <w:kern w:val="0"/>
-                <w:lang w:val="en-US" w:eastAsia="en-US" w:bidi="ar-SA"/>
-              </w:rPr>
-            </w:pPr>
-            <w:r>
-              <w:rPr>
-                <w:rFonts w:ascii="Palatino Linotype" w:hAnsi="Palatino Linotype"/>
-                <w:b/>
                 <w:bCs/>
                 <w:color w:val="000000"/>
                 <w:kern w:val="0"/>
@@ -537,21 +453,14 @@
               <w:pStyle w:val="NormalWeb"/>
               <w:widowControl w:val="false"/>
               <w:tabs>
-                <w:tab w:val="clear" w:pos="720"/>
-                <w:tab w:val="left" w:pos="360" w:leader="none"/>
-              </w:tabs>
-              <w:spacing w:lineRule="auto" w:line="240" w:before="0" w:after="0"/>
-              <w:jc w:val="left"/>
-              <w:rPr>
-                <w:rFonts w:ascii="Palatino Linotype" w:hAnsi="Palatino Linotype"/>
-                <w:color w:val="000000"/>
-                <w:kern w:val="0"/>
-                <w:lang w:val="en-US" w:eastAsia="en-US" w:bidi="ar-SA"/>
-              </w:rPr>
-            </w:pPr>
-            <w:r>
-              <w:rPr>
-                <w:rFonts w:ascii="Palatino Linotype" w:hAnsi="Palatino Linotype"/>
+                <w:tab w:val="clear" w:pos="180"/>
+              </w:tabs>
+              <w:spacing w:lineRule="auto" w:line="276" w:before="0" w:after="0"/>
+              <w:jc w:val="start"/>
+              <w:rPr/>
+            </w:pPr>
+            <w:r>
+              <w:rPr>
                 <w:color w:val="000000"/>
                 <w:kern w:val="0"/>
                 <w:lang w:val="en-US" w:eastAsia="en-US" w:bidi="ar-SA"/>
@@ -565,21 +474,14 @@
               <w:pStyle w:val="NormalWeb"/>
               <w:widowControl w:val="false"/>
               <w:tabs>
-                <w:tab w:val="clear" w:pos="720"/>
-                <w:tab w:val="left" w:pos="360" w:leader="none"/>
-              </w:tabs>
-              <w:spacing w:lineRule="auto" w:line="240" w:before="0" w:after="0"/>
-              <w:jc w:val="left"/>
-              <w:rPr>
-                <w:rFonts w:ascii="Palatino Linotype" w:hAnsi="Palatino Linotype"/>
-                <w:color w:val="000000"/>
-                <w:kern w:val="0"/>
-                <w:lang w:val="en-US" w:eastAsia="en-US" w:bidi="ar-SA"/>
-              </w:rPr>
-            </w:pPr>
-            <w:r>
-              <w:rPr>
-                <w:rFonts w:ascii="Palatino Linotype" w:hAnsi="Palatino Linotype"/>
+                <w:tab w:val="clear" w:pos="180"/>
+              </w:tabs>
+              <w:spacing w:lineRule="auto" w:line="276" w:before="0" w:after="0"/>
+              <w:jc w:val="start"/>
+              <w:rPr/>
+            </w:pPr>
+            <w:r>
+              <w:rPr>
                 <w:color w:val="000000"/>
                 <w:kern w:val="0"/>
                 <w:lang w:val="en-US" w:eastAsia="en-US" w:bidi="ar-SA"/>
@@ -595,19 +497,14 @@
               <w:pStyle w:val="NormalWeb"/>
               <w:widowControl w:val="false"/>
               <w:tabs>
-                <w:tab w:val="clear" w:pos="720"/>
-                <w:tab w:val="left" w:pos="360" w:leader="none"/>
-              </w:tabs>
-              <w:spacing w:lineRule="auto" w:line="240" w:before="0" w:after="0"/>
-              <w:jc w:val="left"/>
-              <w:rPr>
-                <w:kern w:val="0"/>
-                <w:lang w:val="en-US" w:eastAsia="en-US" w:bidi="ar-SA"/>
-              </w:rPr>
-            </w:pPr>
-            <w:r>
-              <w:rPr>
-                <w:rFonts w:ascii="Palatino Linotype" w:hAnsi="Palatino Linotype"/>
+                <w:tab w:val="clear" w:pos="180"/>
+              </w:tabs>
+              <w:spacing w:lineRule="auto" w:line="276" w:before="0" w:after="0"/>
+              <w:jc w:val="start"/>
+              <w:rPr/>
+            </w:pPr>
+            <w:r>
+              <w:rPr>
                 <w:b/>
                 <w:bCs/>
                 <w:color w:val="000000"/>
@@ -618,7 +515,6 @@
             </w:r>
             <w:r>
               <w:rPr>
-                <w:rFonts w:ascii="Palatino Linotype" w:hAnsi="Palatino Linotype"/>
                 <w:bCs/>
                 <w:color w:val="000000"/>
                 <w:kern w:val="0"/>
@@ -628,7 +524,6 @@
             </w:r>
             <w:r>
               <w:rPr>
-                <w:rFonts w:ascii="Palatino Linotype" w:hAnsi="Palatino Linotype"/>
                 <w:color w:val="000000"/>
                 <w:kern w:val="0"/>
                 <w:lang w:val="en-US" w:eastAsia="en-US" w:bidi="ar-SA"/>
@@ -644,11 +539,10 @@
               <w:pStyle w:val="NormalWeb"/>
               <w:widowControl w:val="false"/>
               <w:tabs>
-                <w:tab w:val="clear" w:pos="720"/>
-                <w:tab w:val="left" w:pos="360" w:leader="none"/>
-              </w:tabs>
-              <w:spacing w:lineRule="auto" w:line="240" w:before="0" w:after="0"/>
-              <w:jc w:val="left"/>
+                <w:tab w:val="clear" w:pos="180"/>
+              </w:tabs>
+              <w:spacing w:lineRule="auto" w:line="276" w:before="0" w:after="0"/>
+              <w:jc w:val="start"/>
               <w:rPr>
                 <w:rFonts w:ascii="Palatino Linotype" w:hAnsi="Palatino Linotype"/>
                 <w:color w:val="000000"/>
@@ -660,7 +554,6 @@
             </w:pPr>
             <w:r>
               <w:rPr>
-                <w:rFonts w:ascii="Palatino Linotype" w:hAnsi="Palatino Linotype"/>
                 <w:color w:val="000000"/>
                 <w:kern w:val="0"/>
                 <w:sz w:val="22"/>
@@ -672,7 +565,7 @@
         </w:tc>
         <w:tc>
           <w:tcPr>
-            <w:tcW w:w="2980" w:type="dxa"/>
+            <w:tcW w:w="2981" w:type="dxa"/>
             <w:gridSpan w:val="9"/>
             <w:tcBorders/>
           </w:tcPr>
@@ -680,16 +573,12 @@
             <w:pPr>
               <w:pStyle w:val="NormalWeb"/>
               <w:widowControl w:val="false"/>
-              <w:spacing w:lineRule="auto" w:line="240" w:before="0" w:after="0"/>
-              <w:jc w:val="right"/>
-              <w:rPr>
-                <w:kern w:val="0"/>
-                <w:lang w:val="en-US" w:eastAsia="en-US" w:bidi="ar-SA"/>
-              </w:rPr>
-            </w:pPr>
-            <w:r>
-              <w:rPr>
-                <w:rFonts w:ascii="Palatino Linotype" w:hAnsi="Palatino Linotype"/>
+              <w:spacing w:lineRule="auto" w:line="276" w:before="0" w:after="0"/>
+              <w:jc w:val="end"/>
+              <w:rPr/>
+            </w:pPr>
+            <w:r>
+              <w:rPr>
                 <w:kern w:val="0"/>
                 <w:lang w:val="en-US" w:eastAsia="en-US" w:bidi="ar-SA"/>
               </w:rPr>
@@ -697,7 +586,6 @@
             </w:r>
             <w:r>
               <w:rPr>
-                <w:rFonts w:ascii="Palatino Linotype" w:hAnsi="Palatino Linotype"/>
                 <w:color w:val="000000"/>
                 <w:kern w:val="0"/>
                 <w:lang w:val="en-US" w:eastAsia="en-US" w:bidi="ar-SA"/>
@@ -706,7 +594,6 @@
             </w:r>
             <w:r>
               <w:rPr>
-                <w:rFonts w:ascii="Palatino Linotype" w:hAnsi="Palatino Linotype"/>
                 <w:kern w:val="0"/>
                 <w:lang w:val="en-US" w:eastAsia="en-US" w:bidi="ar-SA"/>
               </w:rPr>
@@ -719,7 +606,7 @@
         <w:trPr/>
         <w:tc>
           <w:tcPr>
-            <w:tcW w:w="11251" w:type="dxa"/>
+            <w:tcW w:w="11252" w:type="dxa"/>
             <w:gridSpan w:val="14"/>
             <w:tcBorders>
               <w:top w:val="single" w:sz="2" w:space="0" w:color="000000"/>
@@ -729,9 +616,9 @@
             <w:pPr>
               <w:pStyle w:val="Heading1"/>
               <w:widowControl w:val="false"/>
-              <w:spacing w:before="0" w:after="0"/>
-              <w:ind w:left="0" w:hanging="0"/>
-              <w:jc w:val="left"/>
+              <w:spacing w:lineRule="auto" w:line="276" w:before="0" w:after="0"/>
+              <w:ind w:hanging="0" w:start="0"/>
+              <w:jc w:val="start"/>
               <w:rPr>
                 <w:rFonts w:ascii="Palatino Linotype" w:hAnsi="Palatino Linotype"/>
                 <w:sz w:val="22"/>
@@ -750,14 +637,10 @@
             <w:pPr>
               <w:pStyle w:val="Heading1"/>
               <w:widowControl w:val="false"/>
-              <w:spacing w:before="0" w:after="120"/>
-              <w:ind w:left="0" w:hanging="0"/>
-              <w:jc w:val="left"/>
-              <w:rPr>
-                <w:rFonts w:ascii="Palatino Linotype" w:hAnsi="Palatino Linotype"/>
-                <w:sz w:val="28"/>
-                <w:lang w:val="en-US" w:eastAsia="en-US" w:bidi="ar-SA"/>
-              </w:rPr>
+              <w:spacing w:lineRule="auto" w:line="276" w:before="0" w:after="120"/>
+              <w:ind w:hanging="0" w:start="0"/>
+              <w:jc w:val="start"/>
+              <w:rPr/>
             </w:pPr>
             <w:r>
               <w:rPr>
@@ -782,64 +665,47 @@
             <w:pPr>
               <w:pStyle w:val="Normal"/>
               <w:widowControl w:val="false"/>
-              <w:spacing w:before="0" w:after="0"/>
-              <w:jc w:val="left"/>
-              <w:rPr>
-                <w:rFonts w:ascii="Palatino Linotype" w:hAnsi="Palatino Linotype" w:eastAsia="ＭＳ 明朝"/>
+              <w:spacing w:lineRule="auto" w:line="276" w:before="0" w:after="0"/>
+              <w:jc w:val="start"/>
+              <w:rPr/>
+            </w:pPr>
+            <w:r>
+              <w:rPr>
+                <w:rFonts w:eastAsia="ＭＳ 明朝"/>
                 <w:b/>
+                <w:bCs/>
+                <w:color w:val="000000"/>
+                <w:kern w:val="0"/>
+                <w:lang w:val="en-US" w:eastAsia="en-US" w:bidi="ar-SA"/>
+              </w:rPr>
+              <w:t>Apple Maps 3DV:</w:t>
+            </w:r>
+          </w:p>
+          <w:p>
+            <w:pPr>
+              <w:pStyle w:val="Normal"/>
+              <w:widowControl w:val="false"/>
+              <w:tabs>
+                <w:tab w:val="clear" w:pos="180"/>
+              </w:tabs>
+              <w:spacing w:lineRule="auto" w:line="276" w:before="0" w:after="0"/>
+              <w:jc w:val="start"/>
+              <w:rPr/>
+            </w:pPr>
+            <w:r>
+              <w:rPr>
+                <w:rFonts w:eastAsia="ＭＳ 明朝"/>
                 <w:b/>
                 <w:bCs/>
                 <w:color w:val="000000"/>
                 <w:kern w:val="0"/>
                 <w:lang w:val="en-US" w:eastAsia="en-US" w:bidi="ar-SA"/>
               </w:rPr>
-            </w:pPr>
-            <w:r>
-              <w:rPr>
-                <w:rFonts w:eastAsia="ＭＳ 明朝" w:ascii="Palatino Linotype" w:hAnsi="Palatino Linotype"/>
-                <w:b/>
-                <w:bCs/>
-                <w:color w:val="000000"/>
-                <w:kern w:val="0"/>
-                <w:lang w:val="en-US" w:eastAsia="en-US" w:bidi="ar-SA"/>
-              </w:rPr>
-              <w:t>Apple Maps 3DV:</w:t>
-            </w:r>
-          </w:p>
-          <w:p>
-            <w:pPr>
-              <w:pStyle w:val="Normal"/>
-              <w:widowControl w:val="false"/>
-              <w:tabs>
-                <w:tab w:val="clear" w:pos="720"/>
-                <w:tab w:val="left" w:pos="360" w:leader="none"/>
-              </w:tabs>
-              <w:spacing w:before="0" w:after="0"/>
-              <w:jc w:val="left"/>
-              <w:rPr>
-                <w:rFonts w:ascii="Palatino Linotype" w:hAnsi="Palatino Linotype" w:eastAsia="ＭＳ 明朝"/>
-                <w:b/>
-                <w:b/>
-                <w:bCs/>
-                <w:color w:val="000000"/>
-                <w:kern w:val="0"/>
-                <w:lang w:val="en-US" w:eastAsia="en-US" w:bidi="ar-SA"/>
-              </w:rPr>
-            </w:pPr>
-            <w:r>
-              <w:rPr>
-                <w:rFonts w:eastAsia="ＭＳ 明朝" w:ascii="Palatino Linotype" w:hAnsi="Palatino Linotype"/>
-                <w:b/>
-                <w:bCs/>
-                <w:color w:val="000000"/>
-                <w:kern w:val="0"/>
-                <w:lang w:val="en-US" w:eastAsia="en-US" w:bidi="ar-SA"/>
-              </w:rPr>
               <w:tab/>
             </w:r>
             <w:r>
               <w:rPr>
-                <w:rFonts w:eastAsia="ＭＳ 明朝" w:ascii="Palatino Linotype" w:hAnsi="Palatino Linotype"/>
+                <w:rFonts w:eastAsia="ＭＳ 明朝"/>
                 <w:b w:val="false"/>
                 <w:bCs w:val="false"/>
                 <w:color w:val="000000"/>
@@ -858,31 +724,22 @@
                 <w:numId w:val="4"/>
               </w:numPr>
               <w:tabs>
-                <w:tab w:val="clear" w:pos="720"/>
-                <w:tab w:val="left" w:pos="360" w:leader="none"/>
-              </w:tabs>
-              <w:spacing w:before="0" w:after="0"/>
-              <w:jc w:val="left"/>
-              <w:rPr>
-                <w:rFonts w:ascii="Palatino Linotype" w:hAnsi="Palatino Linotype" w:eastAsia="ＭＳ 明朝"/>
-                <w:b w:val="false"/>
+                <w:tab w:val="clear" w:pos="180"/>
+              </w:tabs>
+              <w:spacing w:lineRule="auto" w:line="276" w:before="0" w:after="0"/>
+              <w:jc w:val="start"/>
+              <w:rPr/>
+            </w:pPr>
+            <w:r>
+              <w:rPr>
+                <w:rFonts w:eastAsia="ＭＳ 明朝"/>
                 <w:b w:val="false"/>
                 <w:bCs w:val="false"/>
                 <w:color w:val="000000"/>
                 <w:kern w:val="0"/>
                 <w:lang w:val="en-US" w:eastAsia="en-US" w:bidi="ar-SA"/>
               </w:rPr>
-            </w:pPr>
-            <w:r>
-              <w:rPr>
-                <w:rFonts w:eastAsia="ＭＳ 明朝" w:ascii="Palatino Linotype" w:hAnsi="Palatino Linotype"/>
-                <w:b w:val="false"/>
-                <w:bCs w:val="false"/>
-                <w:color w:val="000000"/>
-                <w:kern w:val="0"/>
-                <w:lang w:val="en-US" w:eastAsia="en-US" w:bidi="ar-SA"/>
-              </w:rPr>
-              <w:t>Responsible for diffusion, semantic segmentation, and detection models being run on imagery at world scale</w:t>
+              <w:t>Responsible for vision language model, diffusion, semantic segmentation, and detection models being run on imagery at world scale</w:t>
             </w:r>
           </w:p>
           <w:p>
@@ -894,207 +751,166 @@
                 <w:numId w:val="4"/>
               </w:numPr>
               <w:tabs>
-                <w:tab w:val="clear" w:pos="720"/>
-                <w:tab w:val="left" w:pos="360" w:leader="none"/>
-              </w:tabs>
-              <w:spacing w:before="0" w:after="0"/>
-              <w:jc w:val="left"/>
+                <w:tab w:val="clear" w:pos="180"/>
+              </w:tabs>
+              <w:spacing w:lineRule="auto" w:line="276" w:before="0" w:after="0"/>
+              <w:jc w:val="start"/>
               <w:rPr>
                 <w:rFonts w:ascii="Palatino Linotype" w:hAnsi="Palatino Linotype" w:eastAsia="ＭＳ 明朝"/>
                 <w:b w:val="false"/>
+                <w:bCs w:val="false"/>
+                <w:color w:val="000000"/>
+                <w:kern w:val="0"/>
+                <w:lang w:val="en-US" w:eastAsia="en-US" w:bidi="ar-SA"/>
+              </w:rPr>
+            </w:pPr>
+            <w:r>
+              <w:rPr>
+                <w:rFonts w:eastAsia="ＭＳ 明朝"/>
                 <w:b w:val="false"/>
                 <w:bCs w:val="false"/>
                 <w:color w:val="000000"/>
                 <w:kern w:val="0"/>
                 <w:lang w:val="en-US" w:eastAsia="en-US" w:bidi="ar-SA"/>
               </w:rPr>
-            </w:pPr>
-            <w:r>
-              <w:rPr>
-                <w:rFonts w:eastAsia="ＭＳ 明朝" w:ascii="Palatino Linotype" w:hAnsi="Palatino Linotype"/>
-                <w:b w:val="false"/>
-                <w:bCs w:val="false"/>
-                <w:color w:val="000000"/>
-                <w:kern w:val="0"/>
-                <w:lang w:val="en-US" w:eastAsia="en-US" w:bidi="ar-SA"/>
-              </w:rPr>
               <w:t>Developed end-to-end models for predicting 3D vectorized maps from raw pixels</w:t>
             </w:r>
           </w:p>
-        </w:tc>
-        <w:tc>
-          <w:tcPr>
-            <w:tcW w:w="2342" w:type="dxa"/>
-            <w:gridSpan w:val="5"/>
-            <w:tcBorders/>
-          </w:tcPr>
-          <w:p>
-            <w:pPr>
-              <w:pStyle w:val="NormalWeb"/>
-              <w:widowControl w:val="false"/>
-              <w:spacing w:lineRule="auto" w:line="240" w:before="0" w:after="0"/>
-              <w:jc w:val="right"/>
-              <w:rPr>
-                <w:rFonts w:ascii="Palatino Linotype" w:hAnsi="Palatino Linotype"/>
-                <w:color w:val="000000"/>
-                <w:kern w:val="0"/>
-                <w:lang w:val="en-US" w:eastAsia="en-US" w:bidi="ar-SA"/>
-              </w:rPr>
-            </w:pPr>
-            <w:r>
-              <w:rPr>
-                <w:rFonts w:ascii="Palatino Linotype" w:hAnsi="Palatino Linotype"/>
-                <w:color w:val="000000"/>
-                <w:kern w:val="0"/>
-                <w:lang w:val="en-US" w:eastAsia="en-US" w:bidi="ar-SA"/>
-              </w:rPr>
-              <w:t>Apr 2024 – Present</w:t>
-            </w:r>
-          </w:p>
-        </w:tc>
-      </w:tr>
-      <w:tr>
-        <w:trPr/>
-        <w:tc>
-          <w:tcPr>
-            <w:tcW w:w="8909" w:type="dxa"/>
-            <w:gridSpan w:val="9"/>
-            <w:tcBorders/>
-          </w:tcPr>
-          <w:p>
-            <w:pPr>
-              <w:pStyle w:val="Normal"/>
-              <w:widowControl w:val="false"/>
-              <w:spacing w:before="0" w:after="0"/>
-              <w:jc w:val="left"/>
-              <w:rPr>
-                <w:rFonts w:ascii="Palatino Linotype" w:hAnsi="Palatino Linotype" w:eastAsia="ＭＳ 明朝"/>
-                <w:b/>
-                <w:b/>
-                <w:bCs/>
-                <w:color w:val="000000"/>
-                <w:kern w:val="0"/>
-                <w:lang w:val="en-US" w:eastAsia="en-US" w:bidi="ar-SA"/>
-              </w:rPr>
-            </w:pPr>
-            <w:r>
-              <w:rPr>
-                <w:rFonts w:eastAsia="ＭＳ 明朝" w:ascii="Palatino Linotype" w:hAnsi="Palatino Linotype"/>
-                <w:b/>
-                <w:bCs/>
-                <w:color w:val="000000"/>
-                <w:kern w:val="0"/>
-                <w:lang w:val="en-US" w:eastAsia="en-US" w:bidi="ar-SA"/>
-              </w:rPr>
-            </w:r>
-          </w:p>
-          <w:p>
-            <w:pPr>
-              <w:pStyle w:val="Normal"/>
-              <w:widowControl w:val="false"/>
-              <w:spacing w:before="0" w:after="0"/>
-              <w:jc w:val="left"/>
-              <w:rPr>
-                <w:rFonts w:ascii="Palatino Linotype" w:hAnsi="Palatino Linotype" w:eastAsia="ＭＳ 明朝"/>
-                <w:b/>
-                <w:b/>
-                <w:bCs/>
-                <w:color w:val="000000"/>
-                <w:kern w:val="0"/>
-                <w:lang w:val="en-US" w:eastAsia="en-US" w:bidi="ar-SA"/>
-              </w:rPr>
-            </w:pPr>
-            <w:r>
-              <w:rPr>
-                <w:rFonts w:eastAsia="ＭＳ 明朝" w:ascii="Palatino Linotype" w:hAnsi="Palatino Linotype"/>
-                <w:b/>
-                <w:bCs/>
-                <w:color w:val="000000"/>
-                <w:kern w:val="0"/>
-                <w:lang w:val="en-US" w:eastAsia="en-US" w:bidi="ar-SA"/>
-              </w:rPr>
-              <w:t>Third Wave Automation:</w:t>
-            </w:r>
-          </w:p>
-          <w:p>
-            <w:pPr>
-              <w:pStyle w:val="Normal"/>
-              <w:widowControl w:val="false"/>
-              <w:tabs>
-                <w:tab w:val="clear" w:pos="720"/>
-                <w:tab w:val="left" w:pos="360" w:leader="none"/>
-              </w:tabs>
-              <w:spacing w:before="0" w:after="0"/>
-              <w:jc w:val="left"/>
-              <w:rPr>
-                <w:rFonts w:ascii="Palatino Linotype" w:hAnsi="Palatino Linotype" w:eastAsia="ＭＳ 明朝"/>
-                <w:bCs/>
-                <w:color w:val="000000"/>
-                <w:kern w:val="0"/>
-                <w:lang w:val="en-US" w:eastAsia="en-US" w:bidi="ar-SA"/>
-              </w:rPr>
-            </w:pPr>
-            <w:r>
-              <w:rPr>
-                <w:rFonts w:eastAsia="ＭＳ 明朝" w:ascii="Palatino Linotype" w:hAnsi="Palatino Linotype"/>
-                <w:bCs/>
-                <w:color w:val="000000"/>
-                <w:kern w:val="0"/>
-                <w:lang w:val="en-US" w:eastAsia="en-US" w:bidi="ar-SA"/>
-              </w:rPr>
-              <w:tab/>
-              <w:t>Team Lead: Perception and Pallet Manipulation</w:t>
-            </w:r>
-          </w:p>
-          <w:p>
-            <w:pPr>
-              <w:pStyle w:val="ListParagraph"/>
+          <w:p>
+            <w:pPr>
+              <w:pStyle w:val="Normal"/>
               <w:widowControl w:val="false"/>
               <w:numPr>
                 <w:ilvl w:val="0"/>
                 <w:numId w:val="4"/>
               </w:numPr>
               <w:tabs>
-                <w:tab w:val="clear" w:pos="720"/>
-                <w:tab w:val="left" w:pos="360" w:leader="none"/>
-              </w:tabs>
-              <w:spacing w:before="0" w:after="0"/>
-              <w:ind w:left="1080" w:right="0" w:hanging="360"/>
-              <w:contextualSpacing/>
-              <w:jc w:val="left"/>
-              <w:rPr>
-                <w:rFonts w:ascii="Palatino Linotype" w:hAnsi="Palatino Linotype"/>
-                <w:color w:val="000000"/>
-                <w:kern w:val="0"/>
-                <w:lang w:val="en-US" w:eastAsia="en-US" w:bidi="ar-SA"/>
-              </w:rPr>
-            </w:pPr>
-            <w:r>
-              <w:rPr>
-                <w:rFonts w:ascii="Palatino Linotype" w:hAnsi="Palatino Linotype"/>
-                <w:color w:val="000000"/>
-                <w:kern w:val="0"/>
-                <w:lang w:val="en-US" w:eastAsia="en-US" w:bidi="ar-SA"/>
-              </w:rPr>
-              <w:t>Overs</w:t>
-            </w:r>
-            <w:r>
-              <w:rPr>
-                <w:rFonts w:ascii="Palatino Linotype" w:hAnsi="Palatino Linotype"/>
-                <w:color w:val="000000"/>
-                <w:kern w:val="0"/>
-                <w:lang w:val="en-US" w:eastAsia="en-US" w:bidi="ar-SA"/>
-              </w:rPr>
-              <w:t>aw</w:t>
-            </w:r>
-            <w:r>
-              <w:rPr>
-                <w:rFonts w:ascii="Palatino Linotype" w:hAnsi="Palatino Linotype"/>
-                <w:color w:val="000000"/>
-                <w:kern w:val="0"/>
-                <w:lang w:val="en-US" w:eastAsia="en-US" w:bidi="ar-SA"/>
-              </w:rPr>
-              <w:t xml:space="preserve"> a team of 5 engineers serving as both a manager and a contributor for several major projects</w:t>
+                <w:tab w:val="clear" w:pos="180"/>
+              </w:tabs>
+              <w:spacing w:lineRule="auto" w:line="276" w:before="0" w:after="0"/>
+              <w:jc w:val="start"/>
+              <w:rPr>
+                <w:rFonts w:ascii="Palatino Linotype" w:hAnsi="Palatino Linotype" w:eastAsia="ＭＳ 明朝"/>
+                <w:b w:val="false"/>
+                <w:bCs w:val="false"/>
+                <w:color w:val="000000"/>
+                <w:kern w:val="0"/>
+                <w:lang w:val="en-US" w:eastAsia="en-US" w:bidi="ar-SA"/>
+              </w:rPr>
+            </w:pPr>
+            <w:r>
+              <w:rPr>
+                <w:rFonts w:eastAsia="ＭＳ 明朝"/>
+                <w:b w:val="false"/>
+                <w:bCs w:val="false"/>
+                <w:color w:val="000000"/>
+                <w:kern w:val="0"/>
+                <w:lang w:val="en-US" w:eastAsia="en-US" w:bidi="ar-SA"/>
+              </w:rPr>
+              <w:t>Lead the data labeling pipeline effort of 10+ people across 4 multi-functional teams managing millions of samples and hundreds of labelers</w:t>
+            </w:r>
+          </w:p>
+        </w:tc>
+        <w:tc>
+          <w:tcPr>
+            <w:tcW w:w="2343" w:type="dxa"/>
+            <w:gridSpan w:val="5"/>
+            <w:tcBorders/>
+          </w:tcPr>
+          <w:p>
+            <w:pPr>
+              <w:pStyle w:val="NormalWeb"/>
+              <w:widowControl w:val="false"/>
+              <w:spacing w:lineRule="auto" w:line="276" w:before="0" w:after="0"/>
+              <w:jc w:val="end"/>
+              <w:rPr/>
+            </w:pPr>
+            <w:r>
+              <w:rPr>
+                <w:color w:val="000000"/>
+                <w:kern w:val="0"/>
+                <w:lang w:val="en-US" w:eastAsia="en-US" w:bidi="ar-SA"/>
+              </w:rPr>
+              <w:t>Apr 2024 – Present</w:t>
+            </w:r>
+          </w:p>
+        </w:tc>
+      </w:tr>
+      <w:tr>
+        <w:trPr/>
+        <w:tc>
+          <w:tcPr>
+            <w:tcW w:w="8909" w:type="dxa"/>
+            <w:gridSpan w:val="9"/>
+            <w:tcBorders/>
+          </w:tcPr>
+          <w:p>
+            <w:pPr>
+              <w:pStyle w:val="Normal"/>
+              <w:widowControl w:val="false"/>
+              <w:spacing w:lineRule="auto" w:line="276" w:before="0" w:after="0"/>
+              <w:jc w:val="start"/>
+              <w:rPr>
+                <w:rFonts w:ascii="Palatino Linotype" w:hAnsi="Palatino Linotype" w:eastAsia="ＭＳ 明朝"/>
+                <w:b/>
+                <w:bCs/>
+                <w:color w:val="000000"/>
+                <w:kern w:val="0"/>
+                <w:lang w:val="en-US" w:eastAsia="en-US" w:bidi="ar-SA"/>
+              </w:rPr>
+            </w:pPr>
+            <w:r>
+              <w:rPr>
+                <w:rFonts w:eastAsia="ＭＳ 明朝"/>
+                <w:b/>
+                <w:bCs/>
+                <w:color w:val="000000"/>
+                <w:kern w:val="0"/>
+                <w:lang w:val="en-US" w:eastAsia="en-US" w:bidi="ar-SA"/>
+              </w:rPr>
+            </w:r>
+          </w:p>
+          <w:p>
+            <w:pPr>
+              <w:pStyle w:val="Normal"/>
+              <w:widowControl w:val="false"/>
+              <w:spacing w:lineRule="auto" w:line="276" w:before="0" w:after="0"/>
+              <w:jc w:val="start"/>
+              <w:rPr/>
+            </w:pPr>
+            <w:r>
+              <w:rPr>
+                <w:rFonts w:eastAsia="ＭＳ 明朝"/>
+                <w:b/>
+                <w:bCs/>
+                <w:color w:val="000000"/>
+                <w:kern w:val="0"/>
+                <w:lang w:val="en-US" w:eastAsia="en-US" w:bidi="ar-SA"/>
+              </w:rPr>
+              <w:t>Third Wave Automation:</w:t>
+            </w:r>
+          </w:p>
+          <w:p>
+            <w:pPr>
+              <w:pStyle w:val="Normal"/>
+              <w:widowControl w:val="false"/>
+              <w:tabs>
+                <w:tab w:val="clear" w:pos="180"/>
+              </w:tabs>
+              <w:spacing w:lineRule="auto" w:line="276" w:before="0" w:after="0"/>
+              <w:jc w:val="start"/>
+              <w:rPr/>
+            </w:pPr>
+            <w:r>
+              <w:rPr>
+                <w:rFonts w:eastAsia="ＭＳ 明朝"/>
+                <w:bCs/>
+                <w:color w:val="000000"/>
+                <w:kern w:val="0"/>
+                <w:lang w:val="en-US" w:eastAsia="en-US" w:bidi="ar-SA"/>
+              </w:rPr>
+              <w:tab/>
+              <w:t>Engineering Lead: Perception</w:t>
             </w:r>
           </w:p>
           <w:p>
@@ -1106,56 +922,21 @@
                 <w:numId w:val="4"/>
               </w:numPr>
               <w:tabs>
-                <w:tab w:val="clear" w:pos="720"/>
-                <w:tab w:val="left" w:pos="360" w:leader="none"/>
-              </w:tabs>
-              <w:spacing w:before="0" w:after="0"/>
-              <w:ind w:left="1080" w:right="0" w:hanging="360"/>
+                <w:tab w:val="clear" w:pos="180"/>
+              </w:tabs>
+              <w:spacing w:lineRule="auto" w:line="276" w:before="0" w:after="0"/>
+              <w:ind w:hanging="360" w:start="1080" w:end="0"/>
               <w:contextualSpacing/>
-              <w:jc w:val="left"/>
-              <w:rPr>
-                <w:rFonts w:ascii="Palatino Linotype" w:hAnsi="Palatino Linotype"/>
-                <w:color w:val="000000"/>
-                <w:kern w:val="0"/>
-                <w:lang w:val="en-US" w:eastAsia="en-US" w:bidi="ar-SA"/>
-              </w:rPr>
-            </w:pPr>
-            <w:r>
-              <w:rPr>
-                <w:rFonts w:ascii="Palatino Linotype" w:hAnsi="Palatino Linotype"/>
-                <w:color w:val="000000"/>
-                <w:kern w:val="0"/>
-                <w:lang w:val="en-US" w:eastAsia="en-US" w:bidi="ar-SA"/>
-              </w:rPr>
-              <w:t>Facilitated cross-team collaboration resulting in doubling the success rate of autonomous workflows</w:t>
-            </w:r>
-          </w:p>
-          <w:p>
-            <w:pPr>
-              <w:pStyle w:val="Normal"/>
-              <w:widowControl w:val="false"/>
-              <w:tabs>
-                <w:tab w:val="clear" w:pos="720"/>
-                <w:tab w:val="left" w:pos="360" w:leader="none"/>
-              </w:tabs>
-              <w:spacing w:before="0" w:after="0"/>
-              <w:jc w:val="left"/>
-              <w:rPr>
-                <w:rFonts w:ascii="Palatino Linotype" w:hAnsi="Palatino Linotype" w:eastAsia="ＭＳ 明朝"/>
-                <w:color w:val="000000"/>
-                <w:kern w:val="0"/>
-                <w:lang w:val="en-US" w:eastAsia="en-US" w:bidi="ar-SA"/>
-              </w:rPr>
-            </w:pPr>
-            <w:r>
-              <w:rPr>
-                <w:rFonts w:eastAsia="ＭＳ 明朝" w:ascii="Palatino Linotype" w:hAnsi="Palatino Linotype"/>
-                <w:color w:val="000000"/>
-                <w:kern w:val="0"/>
-                <w:lang w:val="en-US" w:eastAsia="en-US" w:bidi="ar-SA"/>
-              </w:rPr>
-              <w:tab/>
-              <w:t>Tech Lead: Perception</w:t>
+              <w:jc w:val="start"/>
+              <w:rPr/>
+            </w:pPr>
+            <w:r>
+              <w:rPr>
+                <w:color w:val="000000"/>
+                <w:kern w:val="0"/>
+                <w:lang w:val="en-US" w:eastAsia="en-US" w:bidi="ar-SA"/>
+              </w:rPr>
+              <w:t>Oversaw a team of 5 engineers serving as both a manager and a contributor for several major projects</w:t>
             </w:r>
           </w:p>
           <w:p>
@@ -1167,28 +948,43 @@
                 <w:numId w:val="4"/>
               </w:numPr>
               <w:tabs>
-                <w:tab w:val="clear" w:pos="720"/>
-                <w:tab w:val="left" w:pos="360" w:leader="none"/>
-              </w:tabs>
-              <w:spacing w:before="0" w:after="0"/>
-              <w:ind w:left="1080" w:right="0" w:hanging="360"/>
+                <w:tab w:val="clear" w:pos="180"/>
+              </w:tabs>
+              <w:spacing w:lineRule="auto" w:line="276" w:before="0" w:after="0"/>
+              <w:ind w:hanging="360" w:start="1080" w:end="0"/>
               <w:contextualSpacing/>
-              <w:jc w:val="left"/>
-              <w:rPr>
-                <w:rFonts w:ascii="Palatino Linotype" w:hAnsi="Palatino Linotype"/>
-                <w:color w:val="000000"/>
-                <w:kern w:val="0"/>
-                <w:lang w:val="en-US" w:eastAsia="en-US" w:bidi="ar-SA"/>
-              </w:rPr>
-            </w:pPr>
-            <w:r>
-              <w:rPr>
-                <w:rFonts w:ascii="Palatino Linotype" w:hAnsi="Palatino Linotype"/>
-                <w:color w:val="000000"/>
-                <w:kern w:val="0"/>
-                <w:lang w:val="en-US" w:eastAsia="en-US" w:bidi="ar-SA"/>
-              </w:rPr>
-              <w:t>Led a team of 3 engineers working on major features for the core competencies of the product</w:t>
+              <w:jc w:val="start"/>
+              <w:rPr/>
+            </w:pPr>
+            <w:r>
+              <w:rPr>
+                <w:color w:val="000000"/>
+                <w:kern w:val="0"/>
+                <w:lang w:val="en-US" w:eastAsia="en-US" w:bidi="ar-SA"/>
+              </w:rPr>
+              <w:t>Facilitated cross-team collaboration resulting in doubling the success rate of autonomous workflows</w:t>
+            </w:r>
+          </w:p>
+          <w:p>
+            <w:pPr>
+              <w:pStyle w:val="Normal"/>
+              <w:widowControl w:val="false"/>
+              <w:tabs>
+                <w:tab w:val="clear" w:pos="180"/>
+              </w:tabs>
+              <w:spacing w:lineRule="auto" w:line="276" w:before="0" w:after="0"/>
+              <w:jc w:val="start"/>
+              <w:rPr/>
+            </w:pPr>
+            <w:r>
+              <w:rPr>
+                <w:rFonts w:eastAsia="ＭＳ 明朝"/>
+                <w:color w:val="000000"/>
+                <w:kern w:val="0"/>
+                <w:lang w:val="en-US" w:eastAsia="en-US" w:bidi="ar-SA"/>
+              </w:rPr>
+              <w:tab/>
+              <w:t>Tech Lead: Perception</w:t>
             </w:r>
           </w:p>
           <w:p>
@@ -1200,28 +996,21 @@
                 <w:numId w:val="4"/>
               </w:numPr>
               <w:tabs>
-                <w:tab w:val="clear" w:pos="720"/>
-                <w:tab w:val="left" w:pos="360" w:leader="none"/>
-              </w:tabs>
-              <w:spacing w:before="0" w:after="0"/>
-              <w:ind w:left="1080" w:right="0" w:hanging="360"/>
+                <w:tab w:val="clear" w:pos="180"/>
+              </w:tabs>
+              <w:spacing w:lineRule="auto" w:line="276" w:before="0" w:after="0"/>
+              <w:ind w:hanging="360" w:start="1080" w:end="0"/>
               <w:contextualSpacing/>
-              <w:jc w:val="left"/>
-              <w:rPr>
-                <w:rFonts w:ascii="Palatino Linotype" w:hAnsi="Palatino Linotype"/>
-                <w:color w:val="000000"/>
-                <w:kern w:val="0"/>
-                <w:lang w:val="en-US" w:eastAsia="en-US" w:bidi="ar-SA"/>
-              </w:rPr>
-            </w:pPr>
-            <w:r>
-              <w:rPr>
-                <w:rFonts w:ascii="Palatino Linotype" w:hAnsi="Palatino Linotype"/>
-                <w:color w:val="000000"/>
-                <w:kern w:val="0"/>
-                <w:lang w:val="en-US" w:eastAsia="en-US" w:bidi="ar-SA"/>
-              </w:rPr>
-              <w:t>Contributed technical design expertise throughout the code stack</w:t>
+              <w:jc w:val="start"/>
+              <w:rPr/>
+            </w:pPr>
+            <w:r>
+              <w:rPr>
+                <w:color w:val="000000"/>
+                <w:kern w:val="0"/>
+                <w:lang w:val="en-US" w:eastAsia="en-US" w:bidi="ar-SA"/>
+              </w:rPr>
+              <w:t>Led a team of 3 engineers working on major features for the core competencies of the product</w:t>
             </w:r>
           </w:p>
           <w:p>
@@ -1233,56 +1022,21 @@
                 <w:numId w:val="4"/>
               </w:numPr>
               <w:tabs>
-                <w:tab w:val="clear" w:pos="720"/>
-                <w:tab w:val="left" w:pos="360" w:leader="none"/>
-              </w:tabs>
-              <w:spacing w:before="0" w:after="0"/>
-              <w:ind w:left="1080" w:right="0" w:hanging="360"/>
+                <w:tab w:val="clear" w:pos="180"/>
+              </w:tabs>
+              <w:spacing w:lineRule="auto" w:line="276" w:before="0" w:after="0"/>
+              <w:ind w:hanging="360" w:start="1080" w:end="0"/>
               <w:contextualSpacing/>
-              <w:jc w:val="left"/>
-              <w:rPr>
-                <w:rFonts w:ascii="Palatino Linotype" w:hAnsi="Palatino Linotype"/>
-                <w:color w:val="000000"/>
-                <w:kern w:val="0"/>
-                <w:lang w:val="en-US" w:eastAsia="en-US" w:bidi="ar-SA"/>
-              </w:rPr>
-            </w:pPr>
-            <w:r>
-              <w:rPr>
-                <w:rFonts w:ascii="Palatino Linotype" w:hAnsi="Palatino Linotype"/>
-                <w:color w:val="000000"/>
-                <w:kern w:val="0"/>
-                <w:lang w:val="en-US" w:eastAsia="en-US" w:bidi="ar-SA"/>
-              </w:rPr>
-              <w:t>Pioneered Python type checking throughout the codebase</w:t>
-            </w:r>
-          </w:p>
-          <w:p>
-            <w:pPr>
-              <w:pStyle w:val="Normal"/>
-              <w:widowControl w:val="false"/>
-              <w:tabs>
-                <w:tab w:val="clear" w:pos="720"/>
-                <w:tab w:val="left" w:pos="360" w:leader="none"/>
-              </w:tabs>
-              <w:spacing w:before="0" w:after="0"/>
-              <w:jc w:val="left"/>
-              <w:rPr>
-                <w:rFonts w:ascii="Palatino Linotype" w:hAnsi="Palatino Linotype" w:eastAsia="ＭＳ 明朝"/>
-                <w:color w:val="000000"/>
-                <w:kern w:val="0"/>
-                <w:lang w:val="en-US" w:eastAsia="en-US" w:bidi="ar-SA"/>
-              </w:rPr>
-            </w:pPr>
-            <w:r>
-              <w:rPr>
-                <w:rFonts w:eastAsia="ＭＳ 明朝" w:ascii="Palatino Linotype" w:hAnsi="Palatino Linotype"/>
-                <w:color w:val="000000"/>
-                <w:kern w:val="0"/>
-                <w:lang w:val="en-US" w:eastAsia="en-US" w:bidi="ar-SA"/>
-              </w:rPr>
-              <w:tab/>
-              <w:t>Independent Contributor: Perception</w:t>
+              <w:jc w:val="start"/>
+              <w:rPr/>
+            </w:pPr>
+            <w:r>
+              <w:rPr>
+                <w:color w:val="000000"/>
+                <w:kern w:val="0"/>
+                <w:lang w:val="en-US" w:eastAsia="en-US" w:bidi="ar-SA"/>
+              </w:rPr>
+              <w:t>Contributed technical design expertise throughout the code stack</w:t>
             </w:r>
           </w:p>
           <w:p>
@@ -1294,23 +1048,64 @@
                 <w:numId w:val="4"/>
               </w:numPr>
               <w:tabs>
-                <w:tab w:val="clear" w:pos="720"/>
-                <w:tab w:val="left" w:pos="360" w:leader="none"/>
-              </w:tabs>
-              <w:spacing w:before="0" w:after="0"/>
-              <w:ind w:left="1080" w:right="0" w:hanging="360"/>
+                <w:tab w:val="clear" w:pos="180"/>
+              </w:tabs>
+              <w:spacing w:lineRule="auto" w:line="276" w:before="0" w:after="0"/>
+              <w:ind w:hanging="360" w:start="1080" w:end="0"/>
               <w:contextualSpacing/>
-              <w:jc w:val="left"/>
-              <w:rPr>
-                <w:rFonts w:ascii="Palatino Linotype" w:hAnsi="Palatino Linotype"/>
-                <w:color w:val="000000"/>
-                <w:kern w:val="0"/>
-                <w:lang w:val="en-US" w:eastAsia="en-US" w:bidi="ar-SA"/>
-              </w:rPr>
-            </w:pPr>
-            <w:r>
-              <w:rPr>
-                <w:rFonts w:ascii="Palatino Linotype" w:hAnsi="Palatino Linotype"/>
+              <w:jc w:val="start"/>
+              <w:rPr/>
+            </w:pPr>
+            <w:r>
+              <w:rPr>
+                <w:color w:val="000000"/>
+                <w:kern w:val="0"/>
+                <w:lang w:val="en-US" w:eastAsia="en-US" w:bidi="ar-SA"/>
+              </w:rPr>
+              <w:t>Pioneered Python type checking throughout the codebase</w:t>
+            </w:r>
+          </w:p>
+          <w:p>
+            <w:pPr>
+              <w:pStyle w:val="Normal"/>
+              <w:widowControl w:val="false"/>
+              <w:tabs>
+                <w:tab w:val="clear" w:pos="180"/>
+              </w:tabs>
+              <w:spacing w:lineRule="auto" w:line="276" w:before="0" w:after="0"/>
+              <w:jc w:val="start"/>
+              <w:rPr/>
+            </w:pPr>
+            <w:r>
+              <w:rPr>
+                <w:rFonts w:eastAsia="ＭＳ 明朝"/>
+                <w:color w:val="000000"/>
+                <w:kern w:val="0"/>
+                <w:lang w:val="en-US" w:eastAsia="en-US" w:bidi="ar-SA"/>
+              </w:rPr>
+              <w:tab/>
+              <w:t>Independent Contributor: Perception</w:t>
+            </w:r>
+          </w:p>
+          <w:p>
+            <w:pPr>
+              <w:pStyle w:val="ListParagraph"/>
+              <w:widowControl w:val="false"/>
+              <w:numPr>
+                <w:ilvl w:val="0"/>
+                <w:numId w:val="4"/>
+              </w:numPr>
+              <w:tabs>
+                <w:tab w:val="clear" w:pos="180"/>
+              </w:tabs>
+              <w:spacing w:lineRule="auto" w:line="276" w:before="0" w:after="0"/>
+              <w:ind w:hanging="360" w:start="1080" w:end="0"/>
+              <w:contextualSpacing/>
+              <w:jc w:val="start"/>
+              <w:rPr/>
+            </w:pPr>
+            <w:r>
+              <w:rPr>
                 <w:color w:val="000000"/>
                 <w:kern w:val="0"/>
                 <w:lang w:val="en-US" w:eastAsia="en-US" w:bidi="ar-SA"/>
@@ -1318,37 +1113,10 @@
               <w:t>Designed and implemented many visual algorithms for the core product including object detection and tracking, pose estimation, local mapping and collision checking, and several safety systems</w:t>
             </w:r>
           </w:p>
-          <w:p>
-            <w:pPr>
-              <w:pStyle w:val="ListParagraph"/>
-              <w:widowControl w:val="false"/>
-              <w:tabs>
-                <w:tab w:val="clear" w:pos="720"/>
-                <w:tab w:val="left" w:pos="360" w:leader="none"/>
-              </w:tabs>
-              <w:spacing w:before="0" w:after="0"/>
-              <w:contextualSpacing/>
-              <w:jc w:val="left"/>
-              <w:rPr>
-                <w:rFonts w:ascii="Palatino Linotype" w:hAnsi="Palatino Linotype"/>
-                <w:color w:val="000000"/>
-                <w:kern w:val="0"/>
-                <w:lang w:val="en-US" w:eastAsia="en-US" w:bidi="ar-SA"/>
-              </w:rPr>
-            </w:pPr>
-            <w:r>
-              <w:rPr>
-                <w:rFonts w:ascii="Palatino Linotype" w:hAnsi="Palatino Linotype"/>
-                <w:color w:val="000000"/>
-                <w:kern w:val="0"/>
-                <w:lang w:val="en-US" w:eastAsia="en-US" w:bidi="ar-SA"/>
-              </w:rPr>
-            </w:r>
-          </w:p>
-        </w:tc>
-        <w:tc>
-          <w:tcPr>
-            <w:tcW w:w="2342" w:type="dxa"/>
+        </w:tc>
+        <w:tc>
+          <w:tcPr>
+            <w:tcW w:w="2343" w:type="dxa"/>
             <w:gridSpan w:val="5"/>
             <w:tcBorders/>
           </w:tcPr>
@@ -1356,8 +1124,8 @@
             <w:pPr>
               <w:pStyle w:val="NormalWeb"/>
               <w:widowControl w:val="false"/>
-              <w:spacing w:lineRule="auto" w:line="240" w:before="0" w:after="0"/>
-              <w:jc w:val="right"/>
+              <w:spacing w:lineRule="auto" w:line="276" w:before="0" w:after="0"/>
+              <w:jc w:val="end"/>
               <w:rPr>
                 <w:rFonts w:ascii="Palatino Linotype" w:hAnsi="Palatino Linotype"/>
                 <w:color w:val="000000"/>
@@ -1365,26 +1133,100 @@
             </w:pPr>
             <w:r>
               <w:rPr>
+                <w:color w:val="000000"/>
+              </w:rPr>
+            </w:r>
+          </w:p>
+          <w:p>
+            <w:pPr>
+              <w:pStyle w:val="NormalWeb"/>
+              <w:widowControl w:val="false"/>
+              <w:spacing w:lineRule="auto" w:line="276" w:before="0" w:after="0"/>
+              <w:jc w:val="end"/>
+              <w:rPr>
                 <w:rFonts w:ascii="Palatino Linotype" w:hAnsi="Palatino Linotype"/>
                 <w:color w:val="000000"/>
               </w:rPr>
+            </w:pPr>
+            <w:r>
+              <w:rPr>
+                <w:color w:val="000000"/>
+              </w:rPr>
             </w:r>
           </w:p>
           <w:p>
             <w:pPr>
               <w:pStyle w:val="NormalWeb"/>
               <w:widowControl w:val="false"/>
-              <w:spacing w:lineRule="auto" w:line="240" w:before="0" w:after="0"/>
-              <w:jc w:val="right"/>
+              <w:spacing w:lineRule="auto" w:line="276" w:before="0" w:after="0"/>
+              <w:jc w:val="end"/>
+              <w:rPr/>
+            </w:pPr>
+            <w:r>
+              <w:rPr>
+                <w:color w:val="000000"/>
+                <w:kern w:val="0"/>
+                <w:lang w:val="en-US" w:eastAsia="en-US" w:bidi="ar-SA"/>
+              </w:rPr>
+              <w:t>Jun 2023 – Mar 2024</w:t>
+            </w:r>
+          </w:p>
+          <w:p>
+            <w:pPr>
+              <w:pStyle w:val="NormalWeb"/>
+              <w:widowControl w:val="false"/>
+              <w:spacing w:lineRule="auto" w:line="276" w:before="0" w:after="0"/>
+              <w:jc w:val="end"/>
+              <w:rPr/>
+            </w:pPr>
+            <w:r>
+              <w:rPr>
+                <w:color w:val="000000"/>
+                <w:kern w:val="0"/>
+                <w:lang w:val="en-US" w:eastAsia="en-US" w:bidi="ar-SA"/>
+              </w:rPr>
+              <w:t xml:space="preserve">  </w:t>
+            </w:r>
+          </w:p>
+          <w:p>
+            <w:pPr>
+              <w:pStyle w:val="NormalWeb"/>
+              <w:widowControl w:val="false"/>
+              <w:spacing w:lineRule="auto" w:line="276" w:before="0" w:after="0"/>
+              <w:jc w:val="end"/>
               <w:rPr>
                 <w:rFonts w:ascii="Palatino Linotype" w:hAnsi="Palatino Linotype"/>
                 <w:color w:val="000000"/>
-              </w:rPr>
-            </w:pPr>
-            <w:r>
+                <w:kern w:val="0"/>
+                <w:lang w:val="en-US" w:eastAsia="en-US" w:bidi="ar-SA"/>
+              </w:rPr>
+            </w:pPr>
+            <w:r>
+              <w:rPr>
+                <w:color w:val="000000"/>
+                <w:kern w:val="0"/>
+                <w:lang w:val="en-US" w:eastAsia="en-US" w:bidi="ar-SA"/>
+              </w:rPr>
+            </w:r>
+          </w:p>
+          <w:p>
+            <w:pPr>
+              <w:pStyle w:val="NormalWeb"/>
+              <w:widowControl w:val="false"/>
+              <w:spacing w:lineRule="auto" w:line="276" w:before="0" w:after="0"/>
+              <w:jc w:val="end"/>
               <w:rPr>
                 <w:rFonts w:ascii="Palatino Linotype" w:hAnsi="Palatino Linotype"/>
                 <w:color w:val="000000"/>
+                <w:kern w:val="0"/>
+                <w:lang w:val="en-US" w:eastAsia="en-US" w:bidi="ar-SA"/>
+              </w:rPr>
+            </w:pPr>
+            <w:r>
+              <w:rPr>
+                <w:color w:val="000000"/>
+                <w:kern w:val="0"/>
+                <w:lang w:val="en-US" w:eastAsia="en-US" w:bidi="ar-SA"/>
               </w:rPr>
             </w:r>
           </w:p>
@@ -1392,29 +1234,46 @@
             <w:pPr>
               <w:pStyle w:val="NormalWeb"/>
               <w:widowControl w:val="false"/>
-              <w:spacing w:lineRule="auto" w:line="240" w:before="0" w:after="0"/>
-              <w:jc w:val="right"/>
-              <w:rPr>
-                <w:kern w:val="0"/>
-                <w:lang w:val="en-US" w:eastAsia="en-US" w:bidi="ar-SA"/>
-              </w:rPr>
-            </w:pPr>
-            <w:r>
+              <w:spacing w:lineRule="auto" w:line="276" w:before="0" w:after="0"/>
+              <w:jc w:val="end"/>
               <w:rPr>
                 <w:rFonts w:ascii="Palatino Linotype" w:hAnsi="Palatino Linotype"/>
                 <w:color w:val="000000"/>
                 <w:kern w:val="0"/>
                 <w:lang w:val="en-US" w:eastAsia="en-US" w:bidi="ar-SA"/>
               </w:rPr>
-              <w:t>Jun 2023 – Mar 2024</w:t>
+            </w:pPr>
+            <w:r>
+              <w:rPr>
+                <w:color w:val="000000"/>
+                <w:kern w:val="0"/>
+                <w:lang w:val="en-US" w:eastAsia="en-US" w:bidi="ar-SA"/>
+              </w:rPr>
             </w:r>
           </w:p>
           <w:p>
             <w:pPr>
               <w:pStyle w:val="NormalWeb"/>
               <w:widowControl w:val="false"/>
-              <w:spacing w:lineRule="auto" w:line="240" w:before="0" w:after="0"/>
-              <w:jc w:val="right"/>
+              <w:spacing w:lineRule="auto" w:line="276" w:before="0" w:after="0"/>
+              <w:jc w:val="end"/>
+              <w:rPr/>
+            </w:pPr>
+            <w:r>
+              <w:rPr>
+                <w:color w:val="000000"/>
+                <w:kern w:val="0"/>
+                <w:lang w:val="en-US" w:eastAsia="en-US" w:bidi="ar-SA"/>
+              </w:rPr>
+              <w:t>Jan 2022 – Dec 2022</w:t>
+            </w:r>
+          </w:p>
+          <w:p>
+            <w:pPr>
+              <w:pStyle w:val="NormalWeb"/>
+              <w:widowControl w:val="false"/>
+              <w:spacing w:lineRule="auto" w:line="276" w:before="0" w:after="0"/>
+              <w:jc w:val="end"/>
               <w:rPr>
                 <w:rFonts w:ascii="Palatino Linotype" w:hAnsi="Palatino Linotype"/>
                 <w:color w:val="000000"/>
@@ -1424,20 +1283,39 @@
             </w:pPr>
             <w:r>
               <w:rPr>
+                <w:color w:val="000000"/>
+                <w:kern w:val="0"/>
+                <w:lang w:val="en-US" w:eastAsia="en-US" w:bidi="ar-SA"/>
+              </w:rPr>
+            </w:r>
+          </w:p>
+          <w:p>
+            <w:pPr>
+              <w:pStyle w:val="NormalWeb"/>
+              <w:widowControl w:val="false"/>
+              <w:spacing w:lineRule="auto" w:line="276" w:before="0" w:after="0"/>
+              <w:jc w:val="end"/>
+              <w:rPr>
                 <w:rFonts w:ascii="Palatino Linotype" w:hAnsi="Palatino Linotype"/>
                 <w:color w:val="000000"/>
                 <w:kern w:val="0"/>
                 <w:lang w:val="en-US" w:eastAsia="en-US" w:bidi="ar-SA"/>
               </w:rPr>
-              <w:t xml:space="preserve">  </w:t>
+            </w:pPr>
+            <w:r>
+              <w:rPr>
+                <w:color w:val="000000"/>
+                <w:kern w:val="0"/>
+                <w:lang w:val="en-US" w:eastAsia="en-US" w:bidi="ar-SA"/>
+              </w:rPr>
             </w:r>
           </w:p>
           <w:p>
             <w:pPr>
               <w:pStyle w:val="NormalWeb"/>
               <w:widowControl w:val="false"/>
-              <w:spacing w:lineRule="auto" w:line="240" w:before="0" w:after="0"/>
-              <w:jc w:val="right"/>
+              <w:spacing w:lineRule="auto" w:line="276" w:before="0" w:after="0"/>
+              <w:jc w:val="end"/>
               <w:rPr>
                 <w:rFonts w:ascii="Palatino Linotype" w:hAnsi="Palatino Linotype"/>
                 <w:color w:val="000000"/>
@@ -1447,184 +1325,43 @@
             </w:pPr>
             <w:r>
               <w:rPr>
+                <w:color w:val="000000"/>
+                <w:kern w:val="0"/>
+                <w:lang w:val="en-US" w:eastAsia="en-US" w:bidi="ar-SA"/>
+              </w:rPr>
+            </w:r>
+          </w:p>
+          <w:p>
+            <w:pPr>
+              <w:pStyle w:val="NormalWeb"/>
+              <w:widowControl w:val="false"/>
+              <w:spacing w:lineRule="auto" w:line="276" w:before="0" w:after="0"/>
+              <w:jc w:val="end"/>
+              <w:rPr>
                 <w:rFonts w:ascii="Palatino Linotype" w:hAnsi="Palatino Linotype"/>
                 <w:color w:val="000000"/>
                 <w:kern w:val="0"/>
                 <w:lang w:val="en-US" w:eastAsia="en-US" w:bidi="ar-SA"/>
               </w:rPr>
+            </w:pPr>
+            <w:r>
+              <w:rPr>
+                <w:color w:val="000000"/>
+                <w:kern w:val="0"/>
+                <w:lang w:val="en-US" w:eastAsia="en-US" w:bidi="ar-SA"/>
+              </w:rPr>
             </w:r>
           </w:p>
           <w:p>
             <w:pPr>
               <w:pStyle w:val="NormalWeb"/>
               <w:widowControl w:val="false"/>
-              <w:spacing w:lineRule="auto" w:line="240" w:before="0" w:after="0"/>
-              <w:jc w:val="right"/>
-              <w:rPr>
-                <w:rFonts w:ascii="Palatino Linotype" w:hAnsi="Palatino Linotype"/>
-                <w:color w:val="000000"/>
-                <w:kern w:val="0"/>
-                <w:lang w:val="en-US" w:eastAsia="en-US" w:bidi="ar-SA"/>
-              </w:rPr>
-            </w:pPr>
-            <w:r>
-              <w:rPr>
-                <w:rFonts w:ascii="Palatino Linotype" w:hAnsi="Palatino Linotype"/>
-                <w:color w:val="000000"/>
-                <w:kern w:val="0"/>
-                <w:lang w:val="en-US" w:eastAsia="en-US" w:bidi="ar-SA"/>
-              </w:rPr>
-            </w:r>
-          </w:p>
-          <w:p>
-            <w:pPr>
-              <w:pStyle w:val="NormalWeb"/>
-              <w:widowControl w:val="false"/>
-              <w:spacing w:lineRule="auto" w:line="240" w:before="0" w:after="0"/>
-              <w:jc w:val="right"/>
-              <w:rPr>
-                <w:rFonts w:ascii="Palatino Linotype" w:hAnsi="Palatino Linotype"/>
-                <w:color w:val="000000"/>
-                <w:kern w:val="0"/>
-                <w:lang w:val="en-US" w:eastAsia="en-US" w:bidi="ar-SA"/>
-              </w:rPr>
-            </w:pPr>
-            <w:r>
-              <w:rPr>
-                <w:rFonts w:ascii="Palatino Linotype" w:hAnsi="Palatino Linotype"/>
-                <w:color w:val="000000"/>
-                <w:kern w:val="0"/>
-                <w:lang w:val="en-US" w:eastAsia="en-US" w:bidi="ar-SA"/>
-              </w:rPr>
-            </w:r>
-          </w:p>
-          <w:p>
-            <w:pPr>
-              <w:pStyle w:val="NormalWeb"/>
-              <w:widowControl w:val="false"/>
-              <w:spacing w:lineRule="auto" w:line="240" w:before="0" w:after="0"/>
-              <w:jc w:val="right"/>
-              <w:rPr>
-                <w:rFonts w:ascii="Palatino Linotype" w:hAnsi="Palatino Linotype"/>
-                <w:color w:val="000000"/>
-                <w:kern w:val="0"/>
-                <w:lang w:val="en-US" w:eastAsia="en-US" w:bidi="ar-SA"/>
-              </w:rPr>
-            </w:pPr>
-            <w:r>
-              <w:rPr>
-                <w:rFonts w:ascii="Palatino Linotype" w:hAnsi="Palatino Linotype"/>
-                <w:color w:val="000000"/>
-                <w:kern w:val="0"/>
-                <w:lang w:val="en-US" w:eastAsia="en-US" w:bidi="ar-SA"/>
-              </w:rPr>
-              <w:t>Jan 2022 – Dec 2022</w:t>
-            </w:r>
-          </w:p>
-          <w:p>
-            <w:pPr>
-              <w:pStyle w:val="NormalWeb"/>
-              <w:widowControl w:val="false"/>
-              <w:spacing w:lineRule="auto" w:line="240" w:before="0" w:after="0"/>
-              <w:jc w:val="right"/>
-              <w:rPr>
-                <w:rFonts w:ascii="Palatino Linotype" w:hAnsi="Palatino Linotype"/>
-                <w:color w:val="000000"/>
-                <w:kern w:val="0"/>
-                <w:lang w:val="en-US" w:eastAsia="en-US" w:bidi="ar-SA"/>
-              </w:rPr>
-            </w:pPr>
-            <w:r>
-              <w:rPr>
-                <w:rFonts w:ascii="Palatino Linotype" w:hAnsi="Palatino Linotype"/>
-                <w:color w:val="000000"/>
-                <w:kern w:val="0"/>
-                <w:lang w:val="en-US" w:eastAsia="en-US" w:bidi="ar-SA"/>
-              </w:rPr>
-            </w:r>
-          </w:p>
-          <w:p>
-            <w:pPr>
-              <w:pStyle w:val="NormalWeb"/>
-              <w:widowControl w:val="false"/>
-              <w:spacing w:lineRule="auto" w:line="240" w:before="0" w:after="0"/>
-              <w:jc w:val="right"/>
-              <w:rPr>
-                <w:rFonts w:ascii="Palatino Linotype" w:hAnsi="Palatino Linotype"/>
-                <w:color w:val="000000"/>
-                <w:kern w:val="0"/>
-                <w:lang w:val="en-US" w:eastAsia="en-US" w:bidi="ar-SA"/>
-              </w:rPr>
-            </w:pPr>
-            <w:r>
-              <w:rPr>
-                <w:rFonts w:ascii="Palatino Linotype" w:hAnsi="Palatino Linotype"/>
-                <w:color w:val="000000"/>
-                <w:kern w:val="0"/>
-                <w:lang w:val="en-US" w:eastAsia="en-US" w:bidi="ar-SA"/>
-              </w:rPr>
-            </w:r>
-          </w:p>
-          <w:p>
-            <w:pPr>
-              <w:pStyle w:val="NormalWeb"/>
-              <w:widowControl w:val="false"/>
-              <w:spacing w:lineRule="auto" w:line="240" w:before="0" w:after="0"/>
-              <w:jc w:val="right"/>
-              <w:rPr>
-                <w:rFonts w:ascii="Palatino Linotype" w:hAnsi="Palatino Linotype"/>
-                <w:color w:val="000000"/>
-                <w:kern w:val="0"/>
-                <w:lang w:val="en-US" w:eastAsia="en-US" w:bidi="ar-SA"/>
-              </w:rPr>
-            </w:pPr>
-            <w:r>
-              <w:rPr>
-                <w:rFonts w:ascii="Palatino Linotype" w:hAnsi="Palatino Linotype"/>
-                <w:color w:val="000000"/>
-                <w:kern w:val="0"/>
-                <w:lang w:val="en-US" w:eastAsia="en-US" w:bidi="ar-SA"/>
-              </w:rPr>
-            </w:r>
-          </w:p>
-          <w:p>
-            <w:pPr>
-              <w:pStyle w:val="NormalWeb"/>
-              <w:widowControl w:val="false"/>
-              <w:spacing w:lineRule="auto" w:line="240" w:before="0" w:after="0"/>
-              <w:jc w:val="right"/>
-              <w:rPr>
-                <w:rFonts w:ascii="Palatino Linotype" w:hAnsi="Palatino Linotype"/>
-                <w:color w:val="000000"/>
-                <w:kern w:val="0"/>
-                <w:lang w:val="en-US" w:eastAsia="en-US" w:bidi="ar-SA"/>
-              </w:rPr>
-            </w:pPr>
-            <w:r>
-              <w:rPr>
-                <w:rFonts w:ascii="Palatino Linotype" w:hAnsi="Palatino Linotype"/>
-                <w:color w:val="000000"/>
-                <w:kern w:val="0"/>
-                <w:lang w:val="en-US" w:eastAsia="en-US" w:bidi="ar-SA"/>
-              </w:rPr>
-            </w:r>
-          </w:p>
-          <w:p>
-            <w:pPr>
-              <w:pStyle w:val="NormalWeb"/>
-              <w:widowControl w:val="false"/>
-              <w:spacing w:lineRule="auto" w:line="240" w:before="0" w:after="0"/>
-              <w:jc w:val="right"/>
-              <w:rPr>
-                <w:rFonts w:ascii="Palatino Linotype" w:hAnsi="Palatino Linotype"/>
-                <w:color w:val="000000"/>
-                <w:kern w:val="0"/>
-                <w:lang w:val="en-US" w:eastAsia="en-US" w:bidi="ar-SA"/>
-              </w:rPr>
-            </w:pPr>
-            <w:r>
-              <w:rPr>
-                <w:rFonts w:ascii="Palatino Linotype" w:hAnsi="Palatino Linotype"/>
+              <w:spacing w:lineRule="auto" w:line="276" w:before="0" w:after="0"/>
+              <w:jc w:val="end"/>
+              <w:rPr/>
+            </w:pPr>
+            <w:r>
+              <w:rPr>
                 <w:color w:val="000000"/>
                 <w:kern w:val="0"/>
                 <w:lang w:val="en-US" w:eastAsia="en-US" w:bidi="ar-SA"/>
@@ -1646,22 +1383,14 @@
             <w:pPr>
               <w:pStyle w:val="Normal"/>
               <w:widowControl w:val="false"/>
-              <w:spacing w:before="0" w:after="0"/>
-              <w:jc w:val="left"/>
-              <w:rPr>
-                <w:rFonts w:ascii="Palatino Linotype" w:hAnsi="Palatino Linotype" w:eastAsia="ＭＳ 明朝"/>
+              <w:spacing w:lineRule="auto" w:line="276" w:before="0" w:after="0"/>
+              <w:jc w:val="start"/>
+              <w:rPr/>
+            </w:pPr>
+            <w:r>
+              <w:rPr>
+                <w:rFonts w:eastAsia="ＭＳ 明朝"/>
                 <w:b/>
-                <w:b/>
-                <w:bCs/>
-                <w:color w:val="000000"/>
-                <w:kern w:val="0"/>
-                <w:lang w:val="en-US" w:eastAsia="en-US" w:bidi="ar-SA"/>
-              </w:rPr>
-            </w:pPr>
-            <w:r>
-              <w:rPr>
-                <w:rFonts w:eastAsia="ＭＳ 明朝" w:ascii="Palatino Linotype" w:hAnsi="Palatino Linotype"/>
-                <w:b/>
                 <w:bCs/>
                 <w:color w:val="000000"/>
                 <w:kern w:val="0"/>
@@ -1675,22 +1404,17 @@
               <w:pStyle w:val="Normal"/>
               <w:widowControl w:val="false"/>
               <w:tabs>
-                <w:tab w:val="clear" w:pos="720"/>
+                <w:tab w:val="clear" w:pos="180"/>
+                <w:tab w:val="clear" w:pos="360"/>
                 <w:tab w:val="left" w:pos="342" w:leader="none"/>
               </w:tabs>
-              <w:spacing w:before="0" w:after="0"/>
-              <w:jc w:val="left"/>
-              <w:rPr>
-                <w:rFonts w:ascii="Palatino Linotype" w:hAnsi="Palatino Linotype" w:eastAsia="ＭＳ 明朝"/>
-                <w:bCs/>
-                <w:color w:val="000000"/>
-                <w:kern w:val="0"/>
-                <w:lang w:val="en-US" w:eastAsia="en-US" w:bidi="ar-SA"/>
-              </w:rPr>
-            </w:pPr>
-            <w:r>
-              <w:rPr>
-                <w:rFonts w:eastAsia="ＭＳ 明朝" w:ascii="Palatino Linotype" w:hAnsi="Palatino Linotype"/>
+              <w:spacing w:lineRule="auto" w:line="276" w:before="0" w:after="0"/>
+              <w:jc w:val="start"/>
+              <w:rPr/>
+            </w:pPr>
+            <w:r>
+              <w:rPr>
+                <w:rFonts w:eastAsia="ＭＳ 明朝"/>
                 <w:bCs/>
                 <w:color w:val="000000"/>
                 <w:kern w:val="0"/>
@@ -1709,25 +1433,18 @@
                 <w:numId w:val="3"/>
               </w:numPr>
               <w:tabs>
-                <w:tab w:val="clear" w:pos="720"/>
+                <w:tab w:val="clear" w:pos="180"/>
+                <w:tab w:val="clear" w:pos="360"/>
                 <w:tab w:val="left" w:pos="342" w:leader="none"/>
               </w:tabs>
-              <w:spacing w:before="0" w:after="0"/>
-              <w:ind w:left="1080" w:right="0" w:hanging="360"/>
+              <w:spacing w:lineRule="auto" w:line="276" w:before="0" w:after="0"/>
+              <w:ind w:hanging="360" w:start="1080" w:end="0"/>
               <w:contextualSpacing/>
-              <w:jc w:val="left"/>
-              <w:rPr>
-                <w:rFonts w:ascii="Palatino Linotype" w:hAnsi="Palatino Linotype"/>
-                <w:bCs/>
-                <w:color w:val="000000"/>
-                <w:kern w:val="0"/>
-                <w:sz w:val="22"/>
-                <w:lang w:val="en-US" w:eastAsia="en-US" w:bidi="ar-SA"/>
-              </w:rPr>
-            </w:pPr>
-            <w:r>
-              <w:rPr>
-                <w:rFonts w:ascii="Palatino Linotype" w:hAnsi="Palatino Linotype"/>
+              <w:jc w:val="start"/>
+              <w:rPr/>
+            </w:pPr>
+            <w:r>
+              <w:rPr>
                 <w:bCs/>
                 <w:color w:val="000000"/>
                 <w:kern w:val="0"/>
@@ -1746,13 +1463,14 @@
                 <w:numId w:val="0"/>
               </w:numPr>
               <w:tabs>
-                <w:tab w:val="clear" w:pos="720"/>
+                <w:tab w:val="clear" w:pos="180"/>
+                <w:tab w:val="clear" w:pos="360"/>
                 <w:tab w:val="left" w:pos="342" w:leader="none"/>
               </w:tabs>
-              <w:spacing w:before="0" w:after="0"/>
-              <w:ind w:left="1080" w:right="0" w:hanging="0"/>
+              <w:spacing w:lineRule="auto" w:line="276" w:before="0" w:after="0"/>
+              <w:ind w:hanging="0" w:start="1080" w:end="0"/>
               <w:contextualSpacing/>
-              <w:jc w:val="left"/>
+              <w:jc w:val="start"/>
               <w:rPr>
                 <w:rFonts w:ascii="Palatino Linotype" w:hAnsi="Palatino Linotype"/>
                 <w:bCs/>
@@ -1764,19 +1482,18 @@
             </w:pPr>
             <w:r>
               <w:rPr>
-                <w:rFonts w:ascii="Palatino Linotype" w:hAnsi="Palatino Linotype"/>
-                <w:bCs/>
-                <w:color w:val="000000"/>
-                <w:kern w:val="0"/>
-                <w:sz w:val="22"/>
-                <w:lang w:val="en-US" w:eastAsia="en-US" w:bidi="ar-SA"/>
-              </w:rPr>
-            </w:r>
-          </w:p>
-        </w:tc>
-        <w:tc>
-          <w:tcPr>
-            <w:tcW w:w="2342" w:type="dxa"/>
+                <w:bCs/>
+                <w:color w:val="000000"/>
+                <w:kern w:val="0"/>
+                <w:sz w:val="22"/>
+                <w:lang w:val="en-US" w:eastAsia="en-US" w:bidi="ar-SA"/>
+              </w:rPr>
+            </w:r>
+          </w:p>
+        </w:tc>
+        <w:tc>
+          <w:tcPr>
+            <w:tcW w:w="2343" w:type="dxa"/>
             <w:gridSpan w:val="5"/>
             <w:tcBorders/>
           </w:tcPr>
@@ -1784,18 +1501,12 @@
             <w:pPr>
               <w:pStyle w:val="NormalWeb"/>
               <w:widowControl w:val="false"/>
-              <w:spacing w:lineRule="auto" w:line="240" w:before="0" w:after="0"/>
-              <w:jc w:val="right"/>
-              <w:rPr>
-                <w:rFonts w:ascii="Palatino Linotype" w:hAnsi="Palatino Linotype"/>
-                <w:color w:val="000000"/>
-                <w:kern w:val="0"/>
-                <w:lang w:val="en-US" w:eastAsia="en-US" w:bidi="ar-SA"/>
-              </w:rPr>
-            </w:pPr>
-            <w:r>
-              <w:rPr>
-                <w:rFonts w:ascii="Palatino Linotype" w:hAnsi="Palatino Linotype"/>
+              <w:spacing w:lineRule="auto" w:line="276" w:before="0" w:after="0"/>
+              <w:jc w:val="end"/>
+              <w:rPr/>
+            </w:pPr>
+            <w:r>
+              <w:rPr>
                 <w:color w:val="000000"/>
                 <w:kern w:val="0"/>
                 <w:lang w:val="en-US" w:eastAsia="en-US" w:bidi="ar-SA"/>
@@ -1817,22 +1528,14 @@
             <w:pPr>
               <w:pStyle w:val="Normal"/>
               <w:widowControl w:val="false"/>
-              <w:spacing w:before="0" w:after="0"/>
-              <w:jc w:val="left"/>
-              <w:rPr>
-                <w:rFonts w:ascii="Palatino Linotype" w:hAnsi="Palatino Linotype" w:eastAsia="ＭＳ 明朝"/>
+              <w:spacing w:lineRule="auto" w:line="276" w:before="0" w:after="0"/>
+              <w:jc w:val="start"/>
+              <w:rPr/>
+            </w:pPr>
+            <w:r>
+              <w:rPr>
+                <w:rFonts w:eastAsia="ＭＳ 明朝"/>
                 <w:b/>
-                <w:b/>
-                <w:bCs/>
-                <w:color w:val="000000"/>
-                <w:kern w:val="0"/>
-                <w:lang w:val="en-US" w:eastAsia="en-US" w:bidi="ar-SA"/>
-              </w:rPr>
-            </w:pPr>
-            <w:r>
-              <w:rPr>
-                <w:rFonts w:eastAsia="ＭＳ 明朝" w:ascii="Palatino Linotype" w:hAnsi="Palatino Linotype"/>
-                <w:b/>
                 <w:bCs/>
                 <w:color w:val="000000"/>
                 <w:kern w:val="0"/>
@@ -1846,19 +1549,17 @@
               <w:pStyle w:val="Normal"/>
               <w:widowControl w:val="false"/>
               <w:tabs>
-                <w:tab w:val="clear" w:pos="720"/>
+                <w:tab w:val="clear" w:pos="180"/>
+                <w:tab w:val="clear" w:pos="360"/>
                 <w:tab w:val="left" w:pos="342" w:leader="none"/>
               </w:tabs>
-              <w:spacing w:before="0" w:after="0"/>
-              <w:jc w:val="left"/>
-              <w:rPr>
-                <w:kern w:val="0"/>
-                <w:lang w:val="en-US" w:eastAsia="en-US" w:bidi="ar-SA"/>
-              </w:rPr>
-            </w:pPr>
-            <w:r>
-              <w:rPr>
-                <w:rFonts w:eastAsia="ＭＳ 明朝" w:ascii="Palatino Linotype" w:hAnsi="Palatino Linotype"/>
+              <w:spacing w:lineRule="auto" w:line="276" w:before="0" w:after="0"/>
+              <w:jc w:val="start"/>
+              <w:rPr/>
+            </w:pPr>
+            <w:r>
+              <w:rPr>
+                <w:rFonts w:eastAsia="ＭＳ 明朝"/>
                 <w:bCs/>
                 <w:color w:val="000000"/>
                 <w:kern w:val="0"/>
@@ -1869,7 +1570,7 @@
             </w:r>
             <w:r>
               <w:rPr>
-                <w:rFonts w:eastAsia="Times New Roman" w:ascii="Palatino Linotype" w:hAnsi="Palatino Linotype"/>
+                <w:rFonts w:eastAsia="Times New Roman"/>
                 <w:bCs/>
                 <w:kern w:val="0"/>
                 <w:lang w:val="en-US" w:eastAsia="en-US" w:bidi="ar-SA"/>
@@ -1886,13 +1587,14 @@
                 <w:numId w:val="2"/>
               </w:numPr>
               <w:tabs>
-                <w:tab w:val="clear" w:pos="720"/>
+                <w:tab w:val="clear" w:pos="180"/>
+                <w:tab w:val="clear" w:pos="360"/>
                 <w:tab w:val="left" w:pos="342" w:leader="none"/>
               </w:tabs>
-              <w:spacing w:lineRule="auto" w:line="240" w:before="0" w:after="0"/>
-              <w:ind w:left="1080" w:right="0" w:hanging="360"/>
+              <w:spacing w:lineRule="auto" w:line="276" w:before="0" w:after="0"/>
+              <w:ind w:hanging="360" w:start="1080" w:end="0"/>
               <w:contextualSpacing/>
-              <w:jc w:val="left"/>
+              <w:jc w:val="start"/>
               <w:rPr>
                 <w:rFonts w:ascii="Palatino Linotype" w:hAnsi="Palatino Linotype"/>
                 <w:bCs/>
@@ -1904,6 +1606,33 @@
             </w:pPr>
             <w:r>
               <w:rPr>
+                <w:bCs/>
+                <w:color w:val="000000"/>
+                <w:kern w:val="0"/>
+                <w:sz w:val="22"/>
+                <w:lang w:val="en-US" w:eastAsia="en-US" w:bidi="ar-SA"/>
+              </w:rPr>
+              <w:t>Conducted research resulting in the ICCV publication “Visual Semantic Planning using Deep Successor Representations”</w:t>
+            </w:r>
+          </w:p>
+          <w:p>
+            <w:pPr>
+              <w:pStyle w:val="ListParagraph"/>
+              <w:widowControl w:val="false"/>
+              <w:numPr>
+                <w:ilvl w:val="0"/>
+                <w:numId w:val="2"/>
+              </w:numPr>
+              <w:tabs>
+                <w:tab w:val="clear" w:pos="180"/>
+                <w:tab w:val="clear" w:pos="360"/>
+                <w:tab w:val="left" w:pos="342" w:leader="none"/>
+              </w:tabs>
+              <w:spacing w:lineRule="auto" w:line="276" w:before="0" w:after="0"/>
+              <w:ind w:hanging="360" w:start="1080" w:end="0"/>
+              <w:contextualSpacing/>
+              <w:jc w:val="start"/>
+              <w:rPr>
                 <w:rFonts w:ascii="Palatino Linotype" w:hAnsi="Palatino Linotype"/>
                 <w:bCs/>
                 <w:color w:val="000000"/>
@@ -1911,7 +1640,16 @@
                 <w:sz w:val="22"/>
                 <w:lang w:val="en-US" w:eastAsia="en-US" w:bidi="ar-SA"/>
               </w:rPr>
-              <w:t>Conducted research resulting in the ICCV publication “Visual Semantic Planning using Deep Successor Representations”</w:t>
+            </w:pPr>
+            <w:r>
+              <w:rPr>
+                <w:bCs/>
+                <w:color w:val="000000"/>
+                <w:kern w:val="0"/>
+                <w:sz w:val="22"/>
+                <w:lang w:val="en-US" w:eastAsia="en-US" w:bidi="ar-SA"/>
+              </w:rPr>
+              <w:t>Collaborated and contributed to the development of AI2THOR</w:t>
             </w:r>
           </w:p>
           <w:p>
@@ -1923,13 +1661,14 @@
                 <w:numId w:val="0"/>
               </w:numPr>
               <w:tabs>
-                <w:tab w:val="clear" w:pos="720"/>
+                <w:tab w:val="clear" w:pos="180"/>
+                <w:tab w:val="clear" w:pos="360"/>
                 <w:tab w:val="left" w:pos="342" w:leader="none"/>
               </w:tabs>
-              <w:spacing w:lineRule="auto" w:line="240" w:before="0" w:after="0"/>
-              <w:ind w:left="1080" w:right="0" w:hanging="0"/>
+              <w:spacing w:lineRule="auto" w:line="276" w:before="0" w:after="0"/>
+              <w:ind w:hanging="0" w:start="1080" w:end="0"/>
               <w:contextualSpacing/>
-              <w:jc w:val="left"/>
+              <w:jc w:val="start"/>
               <w:rPr>
                 <w:rFonts w:ascii="Palatino Linotype" w:hAnsi="Palatino Linotype"/>
                 <w:bCs/>
@@ -1941,19 +1680,18 @@
             </w:pPr>
             <w:r>
               <w:rPr>
-                <w:rFonts w:ascii="Palatino Linotype" w:hAnsi="Palatino Linotype"/>
-                <w:bCs/>
-                <w:color w:val="000000"/>
-                <w:kern w:val="0"/>
-                <w:sz w:val="22"/>
-                <w:lang w:val="en-US" w:eastAsia="en-US" w:bidi="ar-SA"/>
-              </w:rPr>
-            </w:r>
-          </w:p>
-        </w:tc>
-        <w:tc>
-          <w:tcPr>
-            <w:tcW w:w="2342" w:type="dxa"/>
+                <w:bCs/>
+                <w:color w:val="000000"/>
+                <w:kern w:val="0"/>
+                <w:sz w:val="22"/>
+                <w:lang w:val="en-US" w:eastAsia="en-US" w:bidi="ar-SA"/>
+              </w:rPr>
+            </w:r>
+          </w:p>
+        </w:tc>
+        <w:tc>
+          <w:tcPr>
+            <w:tcW w:w="2343" w:type="dxa"/>
             <w:gridSpan w:val="5"/>
             <w:tcBorders/>
           </w:tcPr>
@@ -1961,18 +1699,12 @@
             <w:pPr>
               <w:pStyle w:val="NormalWeb"/>
               <w:widowControl w:val="false"/>
-              <w:spacing w:lineRule="auto" w:line="240" w:before="0" w:after="0"/>
-              <w:jc w:val="right"/>
-              <w:rPr>
-                <w:rFonts w:ascii="Palatino Linotype" w:hAnsi="Palatino Linotype"/>
-                <w:color w:val="000000"/>
-                <w:kern w:val="0"/>
-                <w:lang w:val="en-US" w:eastAsia="en-US" w:bidi="ar-SA"/>
-              </w:rPr>
-            </w:pPr>
-            <w:r>
-              <w:rPr>
-                <w:rFonts w:ascii="Palatino Linotype" w:hAnsi="Palatino Linotype"/>
+              <w:spacing w:lineRule="auto" w:line="276" w:before="0" w:after="0"/>
+              <w:jc w:val="end"/>
+              <w:rPr/>
+            </w:pPr>
+            <w:r>
+              <w:rPr>
                 <w:color w:val="000000"/>
                 <w:kern w:val="0"/>
                 <w:lang w:val="en-US" w:eastAsia="en-US" w:bidi="ar-SA"/>
@@ -1994,22 +1726,14 @@
             <w:pPr>
               <w:pStyle w:val="Normal"/>
               <w:widowControl w:val="false"/>
-              <w:spacing w:before="0" w:after="0"/>
-              <w:jc w:val="left"/>
-              <w:rPr>
-                <w:rFonts w:ascii="Palatino Linotype" w:hAnsi="Palatino Linotype" w:eastAsia="ＭＳ 明朝"/>
+              <w:spacing w:lineRule="auto" w:line="276" w:before="0" w:after="0"/>
+              <w:jc w:val="start"/>
+              <w:rPr/>
+            </w:pPr>
+            <w:r>
+              <w:rPr>
+                <w:rFonts w:eastAsia="ＭＳ 明朝"/>
                 <w:b/>
-                <w:b/>
-                <w:bCs/>
-                <w:color w:val="000000"/>
-                <w:kern w:val="0"/>
-                <w:lang w:val="en-US" w:eastAsia="en-US" w:bidi="ar-SA"/>
-              </w:rPr>
-            </w:pPr>
-            <w:r>
-              <w:rPr>
-                <w:rFonts w:eastAsia="ＭＳ 明朝" w:ascii="Palatino Linotype" w:hAnsi="Palatino Linotype"/>
-                <w:b/>
                 <w:bCs/>
                 <w:color w:val="000000"/>
                 <w:kern w:val="0"/>
@@ -2021,7 +1745,7 @@
         </w:tc>
         <w:tc>
           <w:tcPr>
-            <w:tcW w:w="2342" w:type="dxa"/>
+            <w:tcW w:w="2343" w:type="dxa"/>
             <w:gridSpan w:val="5"/>
             <w:tcBorders/>
           </w:tcPr>
@@ -2029,8 +1753,8 @@
             <w:pPr>
               <w:pStyle w:val="NormalWeb"/>
               <w:widowControl w:val="false"/>
-              <w:spacing w:lineRule="auto" w:line="240" w:before="0" w:after="0"/>
-              <w:jc w:val="right"/>
+              <w:spacing w:lineRule="auto" w:line="276" w:before="0" w:after="0"/>
+              <w:jc w:val="end"/>
               <w:rPr>
                 <w:rFonts w:ascii="Palatino Linotype" w:hAnsi="Palatino Linotype"/>
                 <w:color w:val="000000"/>
@@ -2041,7 +1765,6 @@
             </w:pPr>
             <w:r>
               <w:rPr>
-                <w:rFonts w:ascii="Palatino Linotype" w:hAnsi="Palatino Linotype"/>
                 <w:color w:val="000000"/>
                 <w:kern w:val="0"/>
                 <w:sz w:val="22"/>
@@ -2064,22 +1787,17 @@
               <w:pStyle w:val="Normal"/>
               <w:widowControl w:val="false"/>
               <w:tabs>
-                <w:tab w:val="clear" w:pos="720"/>
+                <w:tab w:val="clear" w:pos="180"/>
+                <w:tab w:val="clear" w:pos="360"/>
                 <w:tab w:val="left" w:pos="342" w:leader="none"/>
               </w:tabs>
-              <w:spacing w:before="0" w:after="0"/>
-              <w:jc w:val="left"/>
-              <w:rPr>
-                <w:rFonts w:ascii="Palatino Linotype" w:hAnsi="Palatino Linotype" w:eastAsia="ＭＳ 明朝"/>
-                <w:bCs/>
-                <w:color w:val="000000"/>
-                <w:kern w:val="0"/>
-                <w:lang w:val="en-US" w:eastAsia="en-US" w:bidi="ar-SA"/>
-              </w:rPr>
-            </w:pPr>
-            <w:r>
-              <w:rPr>
-                <w:rFonts w:eastAsia="ＭＳ 明朝" w:ascii="Palatino Linotype" w:hAnsi="Palatino Linotype"/>
+              <w:spacing w:lineRule="auto" w:line="276" w:before="0" w:after="0"/>
+              <w:jc w:val="start"/>
+              <w:rPr/>
+            </w:pPr>
+            <w:r>
+              <w:rPr>
+                <w:rFonts w:eastAsia="ＭＳ 明朝"/>
                 <w:bCs/>
                 <w:color w:val="000000"/>
                 <w:kern w:val="0"/>
@@ -2098,26 +1816,19 @@
                 <w:numId w:val="1"/>
               </w:numPr>
               <w:tabs>
-                <w:tab w:val="clear" w:pos="720"/>
+                <w:tab w:val="clear" w:pos="180"/>
+                <w:tab w:val="clear" w:pos="360"/>
                 <w:tab w:val="left" w:pos="2700" w:leader="none"/>
                 <w:tab w:val="left" w:pos="2895" w:leader="none"/>
               </w:tabs>
-              <w:spacing w:lineRule="auto" w:line="240" w:before="0" w:after="0"/>
-              <w:ind w:left="1080" w:right="7" w:hanging="360"/>
+              <w:spacing w:lineRule="auto" w:line="276" w:before="0" w:after="0"/>
+              <w:ind w:hanging="360" w:start="1080" w:end="7"/>
               <w:contextualSpacing w:val="false"/>
-              <w:jc w:val="left"/>
-              <w:rPr>
-                <w:rFonts w:ascii="Palatino Linotype" w:hAnsi="Palatino Linotype"/>
-                <w:bCs/>
-                <w:color w:val="000000"/>
-                <w:kern w:val="0"/>
-                <w:sz w:val="22"/>
-                <w:lang w:val="en-US" w:eastAsia="en-US" w:bidi="ar-SA"/>
-              </w:rPr>
-            </w:pPr>
-            <w:r>
-              <w:rPr>
-                <w:rFonts w:ascii="Palatino Linotype" w:hAnsi="Palatino Linotype"/>
+              <w:jc w:val="start"/>
+              <w:rPr/>
+            </w:pPr>
+            <w:r>
+              <w:rPr>
                 <w:bCs/>
                 <w:color w:val="000000"/>
                 <w:kern w:val="0"/>
@@ -2136,26 +1847,19 @@
                 <w:numId w:val="1"/>
               </w:numPr>
               <w:tabs>
-                <w:tab w:val="clear" w:pos="720"/>
+                <w:tab w:val="clear" w:pos="180"/>
+                <w:tab w:val="clear" w:pos="360"/>
                 <w:tab w:val="left" w:pos="2700" w:leader="none"/>
                 <w:tab w:val="left" w:pos="2895" w:leader="none"/>
               </w:tabs>
-              <w:spacing w:lineRule="auto" w:line="240" w:before="0" w:after="0"/>
-              <w:ind w:left="1080" w:right="7" w:hanging="360"/>
+              <w:spacing w:lineRule="auto" w:line="276" w:before="0" w:after="0"/>
+              <w:ind w:hanging="360" w:start="1080" w:end="7"/>
               <w:contextualSpacing w:val="false"/>
-              <w:jc w:val="left"/>
-              <w:rPr>
-                <w:rFonts w:ascii="Palatino Linotype" w:hAnsi="Palatino Linotype"/>
-                <w:bCs/>
-                <w:color w:val="000000"/>
-                <w:kern w:val="0"/>
-                <w:sz w:val="22"/>
-                <w:lang w:val="en-US" w:eastAsia="en-US" w:bidi="ar-SA"/>
-              </w:rPr>
-            </w:pPr>
-            <w:r>
-              <w:rPr>
-                <w:rFonts w:ascii="Palatino Linotype" w:hAnsi="Palatino Linotype"/>
+              <w:jc w:val="start"/>
+              <w:rPr/>
+            </w:pPr>
+            <w:r>
+              <w:rPr>
                 <w:bCs/>
                 <w:color w:val="000000"/>
                 <w:kern w:val="0"/>
@@ -2168,7 +1872,7 @@
         </w:tc>
         <w:tc>
           <w:tcPr>
-            <w:tcW w:w="2342" w:type="dxa"/>
+            <w:tcW w:w="2343" w:type="dxa"/>
             <w:gridSpan w:val="5"/>
             <w:tcBorders/>
           </w:tcPr>
@@ -2176,19 +1880,12 @@
             <w:pPr>
               <w:pStyle w:val="NormalWeb"/>
               <w:widowControl w:val="false"/>
-              <w:spacing w:lineRule="auto" w:line="240" w:before="0" w:after="0"/>
-              <w:jc w:val="right"/>
-              <w:rPr>
-                <w:rFonts w:ascii="Palatino Linotype" w:hAnsi="Palatino Linotype"/>
-                <w:color w:val="000000"/>
-                <w:kern w:val="0"/>
-                <w:sz w:val="22"/>
-                <w:lang w:val="en-US" w:eastAsia="en-US" w:bidi="ar-SA"/>
-              </w:rPr>
-            </w:pPr>
-            <w:r>
-              <w:rPr>
-                <w:rFonts w:ascii="Palatino Linotype" w:hAnsi="Palatino Linotype"/>
+              <w:spacing w:lineRule="auto" w:line="276" w:before="0" w:after="0"/>
+              <w:jc w:val="end"/>
+              <w:rPr/>
+            </w:pPr>
+            <w:r>
+              <w:rPr>
                 <w:color w:val="000000"/>
                 <w:kern w:val="0"/>
                 <w:sz w:val="22"/>
@@ -2201,19 +1898,12 @@
             <w:pPr>
               <w:pStyle w:val="NormalWeb"/>
               <w:widowControl w:val="false"/>
-              <w:spacing w:lineRule="auto" w:line="240" w:before="0" w:after="0"/>
-              <w:jc w:val="right"/>
-              <w:rPr>
-                <w:rFonts w:ascii="Palatino Linotype" w:hAnsi="Palatino Linotype"/>
-                <w:color w:val="000000"/>
-                <w:kern w:val="0"/>
-                <w:sz w:val="22"/>
-                <w:lang w:val="en-US" w:eastAsia="en-US" w:bidi="ar-SA"/>
-              </w:rPr>
-            </w:pPr>
-            <w:r>
-              <w:rPr>
-                <w:rFonts w:ascii="Palatino Linotype" w:hAnsi="Palatino Linotype"/>
+              <w:spacing w:lineRule="auto" w:line="276" w:before="0" w:after="0"/>
+              <w:jc w:val="end"/>
+              <w:rPr/>
+            </w:pPr>
+            <w:r>
+              <w:rPr>
                 <w:color w:val="000000"/>
                 <w:kern w:val="0"/>
                 <w:sz w:val="22"/>
@@ -2237,22 +1927,17 @@
               <w:pStyle w:val="Normal"/>
               <w:widowControl w:val="false"/>
               <w:tabs>
-                <w:tab w:val="clear" w:pos="720"/>
+                <w:tab w:val="clear" w:pos="180"/>
+                <w:tab w:val="clear" w:pos="360"/>
                 <w:tab w:val="left" w:pos="342" w:leader="none"/>
               </w:tabs>
-              <w:spacing w:before="0" w:after="0"/>
-              <w:jc w:val="left"/>
-              <w:rPr>
-                <w:rFonts w:ascii="Palatino Linotype" w:hAnsi="Palatino Linotype" w:eastAsia="ＭＳ 明朝"/>
-                <w:bCs/>
-                <w:color w:val="000000"/>
-                <w:kern w:val="0"/>
-                <w:lang w:val="en-US" w:eastAsia="en-US" w:bidi="ar-SA"/>
-              </w:rPr>
-            </w:pPr>
-            <w:r>
-              <w:rPr>
-                <w:rFonts w:eastAsia="ＭＳ 明朝" w:ascii="Palatino Linotype" w:hAnsi="Palatino Linotype"/>
+              <w:spacing w:lineRule="auto" w:line="276" w:before="0" w:after="0"/>
+              <w:jc w:val="start"/>
+              <w:rPr/>
+            </w:pPr>
+            <w:r>
+              <w:rPr>
+                <w:rFonts w:eastAsia="ＭＳ 明朝"/>
                 <w:bCs/>
                 <w:color w:val="000000"/>
                 <w:kern w:val="0"/>
@@ -2271,26 +1956,19 @@
                 <w:numId w:val="1"/>
               </w:numPr>
               <w:tabs>
-                <w:tab w:val="clear" w:pos="720"/>
+                <w:tab w:val="clear" w:pos="180"/>
+                <w:tab w:val="clear" w:pos="360"/>
                 <w:tab w:val="left" w:pos="2700" w:leader="none"/>
                 <w:tab w:val="left" w:pos="2895" w:leader="none"/>
               </w:tabs>
-              <w:spacing w:lineRule="auto" w:line="240" w:before="0" w:after="0"/>
-              <w:ind w:left="1080" w:right="7" w:hanging="360"/>
+              <w:spacing w:lineRule="auto" w:line="276" w:before="0" w:after="0"/>
+              <w:ind w:hanging="360" w:start="1080" w:end="7"/>
               <w:contextualSpacing w:val="false"/>
-              <w:jc w:val="left"/>
-              <w:rPr>
-                <w:rFonts w:ascii="Palatino Linotype" w:hAnsi="Palatino Linotype"/>
-                <w:bCs/>
-                <w:color w:val="000000"/>
-                <w:kern w:val="0"/>
-                <w:sz w:val="22"/>
-                <w:lang w:val="en-US" w:eastAsia="en-US" w:bidi="ar-SA"/>
-              </w:rPr>
-            </w:pPr>
-            <w:r>
-              <w:rPr>
-                <w:rFonts w:ascii="Palatino Linotype" w:hAnsi="Palatino Linotype"/>
+              <w:jc w:val="start"/>
+              <w:rPr/>
+            </w:pPr>
+            <w:r>
+              <w:rPr>
                 <w:bCs/>
                 <w:color w:val="000000"/>
                 <w:kern w:val="0"/>
@@ -2309,26 +1987,19 @@
                 <w:numId w:val="1"/>
               </w:numPr>
               <w:tabs>
-                <w:tab w:val="clear" w:pos="720"/>
+                <w:tab w:val="clear" w:pos="180"/>
+                <w:tab w:val="clear" w:pos="360"/>
                 <w:tab w:val="left" w:pos="2700" w:leader="none"/>
                 <w:tab w:val="left" w:pos="2895" w:leader="none"/>
               </w:tabs>
-              <w:spacing w:lineRule="auto" w:line="240" w:before="0" w:after="0"/>
-              <w:ind w:left="1080" w:right="7" w:hanging="360"/>
+              <w:spacing w:lineRule="auto" w:line="276" w:before="0" w:after="0"/>
+              <w:ind w:hanging="360" w:start="1080" w:end="7"/>
               <w:contextualSpacing w:val="false"/>
-              <w:jc w:val="left"/>
-              <w:rPr>
-                <w:rFonts w:ascii="Palatino Linotype" w:hAnsi="Palatino Linotype"/>
-                <w:bCs/>
-                <w:color w:val="000000"/>
-                <w:kern w:val="0"/>
-                <w:sz w:val="22"/>
-                <w:lang w:val="en-US" w:eastAsia="en-US" w:bidi="ar-SA"/>
-              </w:rPr>
-            </w:pPr>
-            <w:r>
-              <w:rPr>
-                <w:rFonts w:ascii="Palatino Linotype" w:hAnsi="Palatino Linotype"/>
+              <w:jc w:val="start"/>
+              <w:rPr/>
+            </w:pPr>
+            <w:r>
+              <w:rPr>
                 <w:bCs/>
                 <w:color w:val="000000"/>
                 <w:kern w:val="0"/>
@@ -2347,26 +2018,19 @@
                 <w:numId w:val="1"/>
               </w:numPr>
               <w:tabs>
-                <w:tab w:val="clear" w:pos="720"/>
+                <w:tab w:val="clear" w:pos="180"/>
+                <w:tab w:val="clear" w:pos="360"/>
                 <w:tab w:val="left" w:pos="2700" w:leader="none"/>
                 <w:tab w:val="left" w:pos="2895" w:leader="none"/>
               </w:tabs>
-              <w:spacing w:lineRule="auto" w:line="240" w:before="0" w:after="0"/>
-              <w:ind w:left="1080" w:right="7" w:hanging="360"/>
+              <w:spacing w:lineRule="auto" w:line="276" w:before="0" w:after="0"/>
+              <w:ind w:hanging="360" w:start="1080" w:end="7"/>
               <w:contextualSpacing w:val="false"/>
-              <w:jc w:val="left"/>
-              <w:rPr>
-                <w:rFonts w:ascii="Palatino Linotype" w:hAnsi="Palatino Linotype"/>
-                <w:bCs/>
-                <w:color w:val="000000"/>
-                <w:kern w:val="0"/>
-                <w:sz w:val="22"/>
-                <w:lang w:val="en-US" w:eastAsia="en-US" w:bidi="ar-SA"/>
-              </w:rPr>
-            </w:pPr>
-            <w:r>
-              <w:rPr>
-                <w:rFonts w:ascii="Palatino Linotype" w:hAnsi="Palatino Linotype"/>
+              <w:jc w:val="start"/>
+              <w:rPr/>
+            </w:pPr>
+            <w:r>
+              <w:rPr>
                 <w:bCs/>
                 <w:color w:val="000000"/>
                 <w:kern w:val="0"/>
@@ -2381,14 +2045,15 @@
               <w:pStyle w:val="ListParagraph"/>
               <w:widowControl w:val="false"/>
               <w:tabs>
-                <w:tab w:val="clear" w:pos="720"/>
+                <w:tab w:val="clear" w:pos="180"/>
+                <w:tab w:val="clear" w:pos="360"/>
                 <w:tab w:val="left" w:pos="2700" w:leader="none"/>
                 <w:tab w:val="left" w:pos="2895" w:leader="none"/>
               </w:tabs>
-              <w:spacing w:lineRule="auto" w:line="240" w:before="0" w:after="0"/>
-              <w:ind w:left="1080" w:right="7" w:hanging="0"/>
+              <w:spacing w:lineRule="auto" w:line="276" w:before="0" w:after="0"/>
+              <w:ind w:hanging="0" w:start="1080" w:end="7"/>
               <w:contextualSpacing w:val="false"/>
-              <w:jc w:val="left"/>
+              <w:jc w:val="start"/>
               <w:rPr>
                 <w:rFonts w:ascii="Palatino Linotype" w:hAnsi="Palatino Linotype"/>
                 <w:kern w:val="0"/>
@@ -2398,17 +2063,16 @@
             </w:pPr>
             <w:r>
               <w:rPr>
-                <w:rFonts w:ascii="Palatino Linotype" w:hAnsi="Palatino Linotype"/>
-                <w:kern w:val="0"/>
-                <w:sz w:val="22"/>
-                <w:lang w:val="en-US" w:eastAsia="en-US" w:bidi="ar-SA"/>
-              </w:rPr>
-            </w:r>
-          </w:p>
-        </w:tc>
-        <w:tc>
-          <w:tcPr>
-            <w:tcW w:w="2342" w:type="dxa"/>
+                <w:kern w:val="0"/>
+                <w:sz w:val="22"/>
+                <w:lang w:val="en-US" w:eastAsia="en-US" w:bidi="ar-SA"/>
+              </w:rPr>
+            </w:r>
+          </w:p>
+        </w:tc>
+        <w:tc>
+          <w:tcPr>
+            <w:tcW w:w="2343" w:type="dxa"/>
             <w:gridSpan w:val="5"/>
             <w:tcBorders/>
           </w:tcPr>
@@ -2416,19 +2080,12 @@
             <w:pPr>
               <w:pStyle w:val="NormalWeb"/>
               <w:widowControl w:val="false"/>
-              <w:spacing w:lineRule="auto" w:line="240" w:before="0" w:after="0"/>
-              <w:jc w:val="right"/>
-              <w:rPr>
-                <w:rFonts w:ascii="Palatino Linotype" w:hAnsi="Palatino Linotype"/>
-                <w:color w:val="000000"/>
-                <w:kern w:val="0"/>
-                <w:sz w:val="22"/>
-                <w:lang w:val="en-US" w:eastAsia="en-US" w:bidi="ar-SA"/>
-              </w:rPr>
-            </w:pPr>
-            <w:r>
-              <w:rPr>
-                <w:rFonts w:ascii="Palatino Linotype" w:hAnsi="Palatino Linotype"/>
+              <w:spacing w:lineRule="auto" w:line="276" w:before="0" w:after="0"/>
+              <w:jc w:val="end"/>
+              <w:rPr/>
+            </w:pPr>
+            <w:r>
+              <w:rPr>
                 <w:color w:val="000000"/>
                 <w:kern w:val="0"/>
                 <w:sz w:val="22"/>
@@ -2453,9 +2110,9 @@
             <w:pPr>
               <w:pStyle w:val="Heading1"/>
               <w:widowControl w:val="false"/>
-              <w:spacing w:before="0" w:after="0"/>
-              <w:ind w:left="0" w:hanging="0"/>
-              <w:jc w:val="left"/>
+              <w:spacing w:lineRule="auto" w:line="276" w:before="0" w:after="0"/>
+              <w:ind w:hanging="0" w:start="0"/>
+              <w:jc w:val="start"/>
               <w:rPr>
                 <w:rFonts w:ascii="Palatino Linotype" w:hAnsi="Palatino Linotype"/>
                 <w:sz w:val="22"/>
@@ -2476,28 +2133,24 @@
             <w:pPr>
               <w:pStyle w:val="Heading1"/>
               <w:widowControl w:val="false"/>
-              <w:spacing w:before="0" w:after="120"/>
-              <w:ind w:left="0" w:hanging="0"/>
-              <w:jc w:val="left"/>
+              <w:spacing w:lineRule="auto" w:line="276" w:before="0" w:after="120"/>
+              <w:ind w:hanging="0" w:start="0"/>
+              <w:jc w:val="start"/>
+              <w:rPr/>
+            </w:pPr>
+            <w:r>
               <w:rPr>
                 <w:rFonts w:ascii="Palatino Linotype" w:hAnsi="Palatino Linotype"/>
                 <w:sz w:val="28"/>
                 <w:lang w:val="en-US" w:eastAsia="en-US" w:bidi="ar-SA"/>
               </w:rPr>
-            </w:pPr>
-            <w:r>
-              <w:rPr>
-                <w:rFonts w:ascii="Palatino Linotype" w:hAnsi="Palatino Linotype"/>
-                <w:sz w:val="28"/>
-                <w:lang w:val="en-US" w:eastAsia="en-US" w:bidi="ar-SA"/>
-              </w:rPr>
               <w:t>Publications</w:t>
             </w:r>
           </w:p>
         </w:tc>
         <w:tc>
           <w:tcPr>
-            <w:tcW w:w="2342" w:type="dxa"/>
+            <w:tcW w:w="2343" w:type="dxa"/>
             <w:gridSpan w:val="5"/>
             <w:tcBorders>
               <w:top w:val="single" w:sz="2" w:space="0" w:color="000000"/>
@@ -2507,8 +2160,8 @@
             <w:pPr>
               <w:pStyle w:val="Normal"/>
               <w:widowControl w:val="false"/>
-              <w:spacing w:before="0" w:after="0"/>
-              <w:jc w:val="right"/>
+              <w:spacing w:lineRule="auto" w:line="276" w:before="0" w:after="0"/>
+              <w:jc w:val="end"/>
               <w:rPr>
                 <w:rFonts w:ascii="Palatino Linotype" w:hAnsi="Palatino Linotype" w:eastAsia="Times New Roman"/>
                 <w:bCs/>
@@ -2518,7 +2171,7 @@
             </w:pPr>
             <w:r>
               <w:rPr>
-                <w:rFonts w:eastAsia="Times New Roman" w:ascii="Palatino Linotype" w:hAnsi="Palatino Linotype"/>
+                <w:rFonts w:eastAsia="Times New Roman"/>
                 <w:bCs/>
                 <w:kern w:val="0"/>
                 <w:lang w:val="en-US" w:eastAsia="en-US" w:bidi="ar-SA"/>
@@ -2539,12 +2192,14 @@
             <w:pPr>
               <w:pStyle w:val="Heading1"/>
               <w:widowControl w:val="false"/>
-              <w:spacing w:before="0" w:after="0"/>
-              <w:ind w:left="0" w:hanging="0"/>
-              <w:jc w:val="left"/>
+              <w:spacing w:lineRule="auto" w:line="276" w:before="0" w:after="0"/>
+              <w:ind w:hanging="0" w:start="0"/>
+              <w:jc w:val="start"/>
+              <w:rPr/>
+            </w:pPr>
+            <w:r>
               <w:rPr>
                 <w:rFonts w:ascii="Palatino Linotype" w:hAnsi="Palatino Linotype"/>
-                <w:b/>
                 <w:b/>
                 <w:kern w:val="0"/>
                 <w:sz w:val="24"/>
@@ -2552,65 +2207,150 @@
                 <w:u w:val="none"/>
                 <w:lang w:val="en-US" w:eastAsia="en-US" w:bidi="ar-SA"/>
               </w:rPr>
+              <w:t>Learning by Watching and Learning by Doing</w:t>
+            </w:r>
+          </w:p>
+          <w:p>
+            <w:pPr>
+              <w:pStyle w:val="Heading1"/>
+              <w:widowControl w:val="false"/>
+              <w:spacing w:lineRule="auto" w:line="276" w:before="0" w:after="0"/>
+              <w:ind w:hanging="0" w:start="0"/>
+              <w:jc w:val="start"/>
+              <w:rPr/>
             </w:pPr>
             <w:r>
               <w:rPr>
                 <w:rFonts w:ascii="Palatino Linotype" w:hAnsi="Palatino Linotype"/>
-                <w:b/>
+                <w:b w:val="false"/>
+                <w:bCs w:val="false"/>
                 <w:kern w:val="0"/>
                 <w:sz w:val="24"/>
                 <w:szCs w:val="24"/>
                 <w:u w:val="none"/>
                 <w:lang w:val="en-US" w:eastAsia="en-US" w:bidi="ar-SA"/>
               </w:rPr>
-              <w:t>Learning by Watching and Learning by Doing</w:t>
+              <w:t>Ph.D. Thesis</w:t>
             </w:r>
           </w:p>
           <w:p>
             <w:pPr>
               <w:pStyle w:val="Heading1"/>
               <w:widowControl w:val="false"/>
-              <w:spacing w:before="0" w:after="0"/>
-              <w:ind w:left="0" w:hanging="0"/>
-              <w:jc w:val="left"/>
+              <w:spacing w:lineRule="auto" w:line="276" w:before="0" w:after="0"/>
+              <w:ind w:hanging="0" w:start="0"/>
+              <w:jc w:val="start"/>
               <w:rPr>
                 <w:rFonts w:ascii="Palatino Linotype" w:hAnsi="Palatino Linotype"/>
                 <w:b w:val="false"/>
+                <w:bCs w:val="false"/>
+                <w:kern w:val="0"/>
+                <w:sz w:val="15"/>
+                <w:szCs w:val="15"/>
+                <w:u w:val="none"/>
+                <w:lang w:val="en-US" w:eastAsia="en-US" w:bidi="ar-SA"/>
+              </w:rPr>
+            </w:pPr>
+            <w:r>
+              <w:rPr>
+                <w:rFonts w:ascii="Palatino Linotype" w:hAnsi="Palatino Linotype"/>
                 <w:b w:val="false"/>
                 <w:bCs w:val="false"/>
+                <w:kern w:val="0"/>
+                <w:sz w:val="15"/>
+                <w:szCs w:val="15"/>
+                <w:u w:val="none"/>
+                <w:lang w:val="en-US" w:eastAsia="en-US" w:bidi="ar-SA"/>
+              </w:rPr>
+            </w:r>
+          </w:p>
+        </w:tc>
+        <w:tc>
+          <w:tcPr>
+            <w:tcW w:w="2343" w:type="dxa"/>
+            <w:gridSpan w:val="5"/>
+            <w:tcBorders/>
+          </w:tcPr>
+          <w:p>
+            <w:pPr>
+              <w:pStyle w:val="Normal"/>
+              <w:widowControl w:val="false"/>
+              <w:spacing w:lineRule="auto" w:line="276" w:before="0" w:after="0"/>
+              <w:jc w:val="end"/>
+              <w:rPr/>
+            </w:pPr>
+            <w:r>
+              <w:rPr>
+                <w:rFonts w:eastAsia="Times New Roman"/>
+                <w:bCs/>
+                <w:kern w:val="0"/>
+                <w:lang w:val="en-US" w:eastAsia="en-US" w:bidi="ar-SA"/>
+              </w:rPr>
+              <w:t>2020</w:t>
+            </w:r>
+          </w:p>
+        </w:tc>
+      </w:tr>
+      <w:tr>
+        <w:trPr/>
+        <w:tc>
+          <w:tcPr>
+            <w:tcW w:w="8909" w:type="dxa"/>
+            <w:gridSpan w:val="9"/>
+            <w:tcBorders/>
+          </w:tcPr>
+          <w:p>
+            <w:pPr>
+              <w:pStyle w:val="Heading1"/>
+              <w:widowControl w:val="false"/>
+              <w:spacing w:lineRule="auto" w:line="276" w:before="0" w:after="0"/>
+              <w:ind w:hanging="0" w:start="0"/>
+              <w:jc w:val="start"/>
+              <w:rPr/>
+            </w:pPr>
+            <w:r>
+              <w:rPr>
+                <w:rFonts w:ascii="Palatino Linotype" w:hAnsi="Palatino Linotype"/>
+                <w:b/>
                 <w:kern w:val="0"/>
                 <w:sz w:val="24"/>
                 <w:szCs w:val="24"/>
                 <w:u w:val="none"/>
                 <w:lang w:val="en-US" w:eastAsia="en-US" w:bidi="ar-SA"/>
               </w:rPr>
+              <w:t>Watching the World Go By: Representation Learning from Unlabeled Videos</w:t>
+            </w:r>
+          </w:p>
+          <w:p>
+            <w:pPr>
+              <w:pStyle w:val="Heading1"/>
+              <w:widowControl w:val="false"/>
+              <w:spacing w:lineRule="auto" w:line="276" w:before="0" w:after="0"/>
+              <w:ind w:hanging="0" w:start="0"/>
+              <w:jc w:val="start"/>
+              <w:rPr/>
             </w:pPr>
             <w:r>
               <w:rPr>
                 <w:rFonts w:ascii="Palatino Linotype" w:hAnsi="Palatino Linotype"/>
-                <w:b w:val="false"/>
-                <w:bCs w:val="false"/>
                 <w:kern w:val="0"/>
                 <w:sz w:val="24"/>
                 <w:szCs w:val="24"/>
                 <w:u w:val="none"/>
                 <w:lang w:val="en-US" w:eastAsia="en-US" w:bidi="ar-SA"/>
               </w:rPr>
-              <w:t>Ph.D. Thesis</w:t>
+              <w:t>Daniel Gordon, Kiana Ehsani, Dieter Fox, Ali Farhadi</w:t>
             </w:r>
           </w:p>
           <w:p>
             <w:pPr>
               <w:pStyle w:val="Heading1"/>
               <w:widowControl w:val="false"/>
-              <w:spacing w:before="0" w:after="0"/>
-              <w:ind w:left="0" w:hanging="0"/>
-              <w:jc w:val="left"/>
+              <w:spacing w:lineRule="auto" w:line="276" w:before="0" w:after="0"/>
+              <w:ind w:hanging="0" w:start="0"/>
+              <w:jc w:val="start"/>
               <w:rPr>
                 <w:rFonts w:ascii="Palatino Linotype" w:hAnsi="Palatino Linotype"/>
-                <w:b w:val="false"/>
-                <w:b w:val="false"/>
-                <w:bCs w:val="false"/>
                 <w:kern w:val="0"/>
                 <w:sz w:val="15"/>
                 <w:szCs w:val="15"/>
@@ -2621,8 +2361,6 @@
             <w:r>
               <w:rPr>
                 <w:rFonts w:ascii="Palatino Linotype" w:hAnsi="Palatino Linotype"/>
-                <w:b w:val="false"/>
-                <w:bCs w:val="false"/>
                 <w:kern w:val="0"/>
                 <w:sz w:val="15"/>
                 <w:szCs w:val="15"/>
@@ -2634,7 +2372,7 @@
         </w:tc>
         <w:tc>
           <w:tcPr>
-            <w:tcW w:w="2342" w:type="dxa"/>
+            <w:tcW w:w="2343" w:type="dxa"/>
             <w:gridSpan w:val="5"/>
             <w:tcBorders/>
           </w:tcPr>
@@ -2642,23 +2380,18 @@
             <w:pPr>
               <w:pStyle w:val="Normal"/>
               <w:widowControl w:val="false"/>
-              <w:spacing w:before="0" w:after="0"/>
-              <w:jc w:val="right"/>
-              <w:rPr>
-                <w:rFonts w:ascii="Palatino Linotype" w:hAnsi="Palatino Linotype" w:eastAsia="Times New Roman"/>
-                <w:bCs/>
-                <w:kern w:val="0"/>
-                <w:lang w:val="en-US" w:eastAsia="en-US" w:bidi="ar-SA"/>
-              </w:rPr>
-            </w:pPr>
-            <w:r>
-              <w:rPr>
-                <w:rFonts w:eastAsia="Times New Roman" w:ascii="Palatino Linotype" w:hAnsi="Palatino Linotype"/>
-                <w:bCs/>
-                <w:kern w:val="0"/>
-                <w:lang w:val="en-US" w:eastAsia="en-US" w:bidi="ar-SA"/>
-              </w:rPr>
-              <w:t>2020</w:t>
+              <w:spacing w:lineRule="auto" w:line="276" w:before="0" w:after="0"/>
+              <w:jc w:val="end"/>
+              <w:rPr/>
+            </w:pPr>
+            <w:r>
+              <w:rPr>
+                <w:rFonts w:eastAsia="Times New Roman"/>
+                <w:bCs/>
+                <w:kern w:val="0"/>
+                <w:lang w:val="en-US" w:eastAsia="en-US" w:bidi="ar-SA"/>
+              </w:rPr>
+              <w:t>Arxiv 2020</w:t>
             </w:r>
           </w:p>
         </w:tc>
@@ -2675,12 +2408,14 @@
             <w:pPr>
               <w:pStyle w:val="Heading1"/>
               <w:widowControl w:val="false"/>
-              <w:spacing w:before="0" w:after="0"/>
-              <w:ind w:left="0" w:hanging="0"/>
-              <w:jc w:val="left"/>
+              <w:spacing w:lineRule="auto" w:line="276" w:before="0" w:after="0"/>
+              <w:ind w:hanging="0" w:start="0"/>
+              <w:jc w:val="start"/>
+              <w:rPr/>
+            </w:pPr>
+            <w:r>
               <w:rPr>
                 <w:rFonts w:ascii="Palatino Linotype" w:hAnsi="Palatino Linotype"/>
-                <w:b/>
                 <w:b/>
                 <w:kern w:val="0"/>
                 <w:sz w:val="24"/>
@@ -2688,79 +2423,57 @@
                 <w:u w:val="none"/>
                 <w:lang w:val="en-US" w:eastAsia="en-US" w:bidi="ar-SA"/>
               </w:rPr>
-            </w:pPr>
-            <w:r>
-              <w:rPr>
-                <w:rFonts w:ascii="Palatino Linotype" w:hAnsi="Palatino Linotype"/>
-                <w:b/>
-                <w:kern w:val="0"/>
-                <w:sz w:val="24"/>
-                <w:szCs w:val="24"/>
-                <w:u w:val="none"/>
-                <w:lang w:val="en-US" w:eastAsia="en-US" w:bidi="ar-SA"/>
-              </w:rPr>
-              <w:t>Watching the World Go By: Representation Learning from Unlabeled Videos</w:t>
-            </w:r>
-          </w:p>
-          <w:p>
-            <w:pPr>
-              <w:pStyle w:val="Heading1"/>
-              <w:widowControl w:val="false"/>
-              <w:spacing w:before="0" w:after="0"/>
-              <w:ind w:left="0" w:hanging="0"/>
-              <w:jc w:val="left"/>
-              <w:rPr>
-                <w:rFonts w:ascii="Palatino Linotype" w:hAnsi="Palatino Linotype"/>
-                <w:kern w:val="0"/>
-                <w:sz w:val="24"/>
-                <w:szCs w:val="24"/>
-                <w:u w:val="none"/>
-                <w:lang w:val="en-US" w:eastAsia="en-US" w:bidi="ar-SA"/>
-              </w:rPr>
-            </w:pPr>
-            <w:r>
-              <w:rPr>
-                <w:rFonts w:ascii="Palatino Linotype" w:hAnsi="Palatino Linotype"/>
-                <w:kern w:val="0"/>
-                <w:sz w:val="24"/>
-                <w:szCs w:val="24"/>
-                <w:u w:val="none"/>
-                <w:lang w:val="en-US" w:eastAsia="en-US" w:bidi="ar-SA"/>
-              </w:rPr>
-              <w:t>Daniel Gordon, Kiana Ehsani, Dieter Fox, Ali Farhadi</w:t>
-            </w:r>
-          </w:p>
-          <w:p>
-            <w:pPr>
-              <w:pStyle w:val="Heading1"/>
-              <w:widowControl w:val="false"/>
-              <w:spacing w:before="0" w:after="0"/>
-              <w:ind w:left="0" w:hanging="0"/>
-              <w:jc w:val="left"/>
-              <w:rPr>
-                <w:rFonts w:ascii="Palatino Linotype" w:hAnsi="Palatino Linotype"/>
+              <w:t>What Can You Learn from Your Muscles? Learning Visual Representations from Human Interactions</w:t>
+            </w:r>
+          </w:p>
+          <w:p>
+            <w:pPr>
+              <w:pStyle w:val="Normal"/>
+              <w:widowControl w:val="false"/>
+              <w:spacing w:lineRule="auto" w:line="276" w:before="0" w:after="0"/>
+              <w:jc w:val="start"/>
+              <w:rPr/>
+            </w:pPr>
+            <w:r>
+              <w:rPr>
+                <w:rFonts w:eastAsia="ＭＳ 明朝"/>
+                <w:bCs/>
+                <w:kern w:val="0"/>
+                <w:lang w:val="en-US" w:eastAsia="en-US" w:bidi="ar-SA"/>
+              </w:rPr>
+              <w:t>Kiana Ehsani, Daniel Gordon, Thomas Nguyen, Roozbeh Mottaghi, Ali Farhadi</w:t>
+            </w:r>
+          </w:p>
+          <w:p>
+            <w:pPr>
+              <w:pStyle w:val="Normal"/>
+              <w:widowControl w:val="false"/>
+              <w:spacing w:lineRule="auto" w:line="276" w:before="0" w:after="0"/>
+              <w:jc w:val="start"/>
+              <w:rPr>
+                <w:rFonts w:ascii="Palatino Linotype" w:hAnsi="Palatino Linotype" w:eastAsia="ＭＳ 明朝"/>
+                <w:bCs/>
                 <w:kern w:val="0"/>
                 <w:sz w:val="15"/>
                 <w:szCs w:val="15"/>
-                <w:u w:val="none"/>
-                <w:lang w:val="en-US" w:eastAsia="en-US" w:bidi="ar-SA"/>
-              </w:rPr>
-            </w:pPr>
-            <w:r>
-              <w:rPr>
-                <w:rFonts w:ascii="Palatino Linotype" w:hAnsi="Palatino Linotype"/>
+                <w:lang w:val="en-US" w:eastAsia="en-US" w:bidi="ar-SA"/>
+              </w:rPr>
+            </w:pPr>
+            <w:r>
+              <w:rPr>
+                <w:rFonts w:eastAsia="ＭＳ 明朝"/>
+                <w:bCs/>
                 <w:kern w:val="0"/>
                 <w:sz w:val="15"/>
                 <w:szCs w:val="15"/>
-                <w:u w:val="none"/>
-                <w:lang w:val="en-US" w:eastAsia="en-US" w:bidi="ar-SA"/>
-              </w:rPr>
-            </w:r>
-          </w:p>
-        </w:tc>
-        <w:tc>
-          <w:tcPr>
-            <w:tcW w:w="2342" w:type="dxa"/>
+                <w:lang w:val="en-US" w:eastAsia="en-US" w:bidi="ar-SA"/>
+              </w:rPr>
+            </w:r>
+          </w:p>
+        </w:tc>
+        <w:tc>
+          <w:tcPr>
+            <w:tcW w:w="2343" w:type="dxa"/>
             <w:gridSpan w:val="5"/>
             <w:tcBorders/>
           </w:tcPr>
@@ -2768,18 +2481,13 @@
             <w:pPr>
               <w:pStyle w:val="Normal"/>
               <w:widowControl w:val="false"/>
-              <w:spacing w:before="0" w:after="0"/>
-              <w:jc w:val="right"/>
-              <w:rPr>
-                <w:rFonts w:ascii="Palatino Linotype" w:hAnsi="Palatino Linotype" w:eastAsia="Times New Roman"/>
-                <w:bCs/>
-                <w:kern w:val="0"/>
-                <w:lang w:val="en-US" w:eastAsia="en-US" w:bidi="ar-SA"/>
-              </w:rPr>
-            </w:pPr>
-            <w:r>
-              <w:rPr>
-                <w:rFonts w:eastAsia="Times New Roman" w:ascii="Palatino Linotype" w:hAnsi="Palatino Linotype"/>
+              <w:spacing w:lineRule="auto" w:line="276" w:before="0" w:after="0"/>
+              <w:jc w:val="end"/>
+              <w:rPr/>
+            </w:pPr>
+            <w:r>
+              <w:rPr>
+                <w:rFonts w:eastAsia="Times New Roman"/>
                 <w:bCs/>
                 <w:kern w:val="0"/>
                 <w:lang w:val="en-US" w:eastAsia="en-US" w:bidi="ar-SA"/>
@@ -2793,72 +2501,261 @@
         <w:trPr/>
         <w:tc>
           <w:tcPr>
+            <w:tcW w:w="9378" w:type="dxa"/>
+            <w:gridSpan w:val="13"/>
+            <w:tcBorders/>
+          </w:tcPr>
+          <w:p>
+            <w:pPr>
+              <w:pStyle w:val="Normal"/>
+              <w:widowControl w:val="false"/>
+              <w:shd w:val="clear" w:fill="FFFFFF"/>
+              <w:spacing w:lineRule="auto" w:line="276" w:before="0" w:after="0"/>
+              <w:jc w:val="start"/>
+              <w:rPr/>
+            </w:pPr>
+            <w:r>
+              <w:rPr>
+                <w:rFonts w:eastAsia="Times New Roman"/>
+                <w:b/>
+                <w:bCs/>
+                <w:kern w:val="0"/>
+                <w:lang w:val="en-US" w:eastAsia="en-US" w:bidi="ar-SA"/>
+              </w:rPr>
+              <w:t>ALFRED: A Benchmark for Interpreting Grounded Instructions for Everyday Tasks</w:t>
+            </w:r>
+          </w:p>
+          <w:p>
+            <w:pPr>
+              <w:pStyle w:val="Normal"/>
+              <w:widowControl w:val="false"/>
+              <w:shd w:val="clear" w:fill="FFFFFF"/>
+              <w:spacing w:lineRule="auto" w:line="276" w:before="0" w:after="0"/>
+              <w:jc w:val="start"/>
+              <w:rPr/>
+            </w:pPr>
+            <w:r>
+              <w:rPr>
+                <w:rFonts w:eastAsia="Times New Roman"/>
+                <w:bCs/>
+                <w:kern w:val="0"/>
+                <w:lang w:val="en-US" w:eastAsia="en-US" w:bidi="ar-SA"/>
+              </w:rPr>
+              <w:t>Mohit Shridhar, Jesse Thomason, Daniel Gordon, Yonatan Bisk, Winson Han, Roozbeh Mottaghi, Luke Zettlemoyer, Dieter Fox</w:t>
+            </w:r>
+          </w:p>
+          <w:p>
+            <w:pPr>
+              <w:pStyle w:val="Normal"/>
+              <w:widowControl w:val="false"/>
+              <w:shd w:val="clear" w:fill="FFFFFF"/>
+              <w:spacing w:lineRule="auto" w:line="276" w:before="0" w:after="0"/>
+              <w:jc w:val="start"/>
+              <w:rPr>
+                <w:rFonts w:ascii="Palatino Linotype" w:hAnsi="Palatino Linotype" w:eastAsia="Times New Roman"/>
+                <w:b/>
+                <w:bCs/>
+                <w:kern w:val="0"/>
+                <w:sz w:val="15"/>
+                <w:szCs w:val="15"/>
+                <w:lang w:val="en-US" w:eastAsia="en-US" w:bidi="ar-SA"/>
+              </w:rPr>
+            </w:pPr>
+            <w:r>
+              <w:rPr>
+                <w:rFonts w:eastAsia="Times New Roman"/>
+                <w:b/>
+                <w:bCs/>
+                <w:kern w:val="0"/>
+                <w:sz w:val="15"/>
+                <w:szCs w:val="15"/>
+                <w:lang w:val="en-US" w:eastAsia="en-US" w:bidi="ar-SA"/>
+              </w:rPr>
+            </w:r>
+          </w:p>
+        </w:tc>
+        <w:tc>
+          <w:tcPr>
+            <w:tcW w:w="1874" w:type="dxa"/>
+            <w:tcBorders/>
+          </w:tcPr>
+          <w:p>
+            <w:pPr>
+              <w:pStyle w:val="Normal"/>
+              <w:widowControl w:val="false"/>
+              <w:spacing w:lineRule="auto" w:line="276" w:before="0" w:after="0"/>
+              <w:jc w:val="end"/>
+              <w:rPr/>
+            </w:pPr>
+            <w:r>
+              <w:rPr>
+                <w:rFonts w:eastAsia="Times New Roman"/>
+                <w:bCs/>
+                <w:kern w:val="0"/>
+                <w:lang w:val="en-US" w:eastAsia="en-US" w:bidi="ar-SA"/>
+              </w:rPr>
+              <w:t>CVPR 2020</w:t>
+            </w:r>
+          </w:p>
+        </w:tc>
+      </w:tr>
+      <w:tr>
+        <w:trPr/>
+        <w:tc>
+          <w:tcPr>
+            <w:tcW w:w="9044" w:type="dxa"/>
+            <w:gridSpan w:val="11"/>
+            <w:tcBorders/>
+          </w:tcPr>
+          <w:p>
+            <w:pPr>
+              <w:pStyle w:val="Normal"/>
+              <w:widowControl w:val="false"/>
+              <w:shd w:val="clear" w:fill="FFFFFF"/>
+              <w:spacing w:lineRule="auto" w:line="276" w:before="0" w:after="0"/>
+              <w:jc w:val="start"/>
+              <w:rPr/>
+            </w:pPr>
+            <w:r>
+              <w:rPr>
+                <w:rFonts w:eastAsia="Times New Roman"/>
+                <w:b/>
+                <w:bCs/>
+                <w:kern w:val="0"/>
+                <w:lang w:val="en-US" w:eastAsia="en-US" w:bidi="ar-SA"/>
+              </w:rPr>
+              <w:t>SplitNet: Sim2Sim and Task2Task Transfer for Embodied Visual Navigation</w:t>
+            </w:r>
+          </w:p>
+          <w:p>
+            <w:pPr>
+              <w:pStyle w:val="Normal"/>
+              <w:widowControl w:val="false"/>
+              <w:shd w:val="clear" w:fill="FFFFFF"/>
+              <w:spacing w:lineRule="auto" w:line="276" w:before="0" w:after="0"/>
+              <w:jc w:val="start"/>
+              <w:rPr/>
+            </w:pPr>
+            <w:r>
+              <w:rPr>
+                <w:rFonts w:eastAsia="Times New Roman"/>
+                <w:bCs/>
+                <w:kern w:val="0"/>
+                <w:lang w:val="en-US" w:eastAsia="en-US" w:bidi="ar-SA"/>
+              </w:rPr>
+              <w:t>Daniel Gordon, Abhishek Kadian, Devi Parikh, Judy Hoffman, Dhruv Batra</w:t>
+            </w:r>
+          </w:p>
+          <w:p>
+            <w:pPr>
+              <w:pStyle w:val="Normal"/>
+              <w:widowControl w:val="false"/>
+              <w:shd w:val="clear" w:fill="FFFFFF"/>
+              <w:spacing w:lineRule="auto" w:line="276" w:before="0" w:after="0"/>
+              <w:jc w:val="start"/>
+              <w:rPr>
+                <w:rFonts w:ascii="Palatino Linotype" w:hAnsi="Palatino Linotype" w:eastAsia="Times New Roman"/>
+                <w:bCs/>
+                <w:kern w:val="0"/>
+                <w:sz w:val="15"/>
+                <w:szCs w:val="15"/>
+                <w:lang w:val="en-US" w:eastAsia="en-US" w:bidi="ar-SA"/>
+              </w:rPr>
+            </w:pPr>
+            <w:r>
+              <w:rPr>
+                <w:rFonts w:eastAsia="Times New Roman"/>
+                <w:bCs/>
+                <w:kern w:val="0"/>
+                <w:sz w:val="15"/>
+                <w:szCs w:val="15"/>
+                <w:lang w:val="en-US" w:eastAsia="en-US" w:bidi="ar-SA"/>
+              </w:rPr>
+            </w:r>
+          </w:p>
+        </w:tc>
+        <w:tc>
+          <w:tcPr>
+            <w:tcW w:w="2208" w:type="dxa"/>
+            <w:gridSpan w:val="3"/>
+            <w:tcBorders/>
+          </w:tcPr>
+          <w:p>
+            <w:pPr>
+              <w:pStyle w:val="Normal"/>
+              <w:widowControl w:val="false"/>
+              <w:spacing w:lineRule="auto" w:line="276" w:before="0" w:after="0"/>
+              <w:jc w:val="end"/>
+              <w:rPr/>
+            </w:pPr>
+            <w:r>
+              <w:rPr>
+                <w:rFonts w:eastAsia="Times New Roman"/>
+                <w:bCs/>
+                <w:kern w:val="0"/>
+                <w:lang w:val="en-US" w:eastAsia="en-US" w:bidi="ar-SA"/>
+              </w:rPr>
+              <w:t>ICCV 2019</w:t>
+            </w:r>
+          </w:p>
+        </w:tc>
+      </w:tr>
+      <w:tr>
+        <w:trPr/>
+        <w:tc>
+          <w:tcPr>
             <w:tcW w:w="8909" w:type="dxa"/>
             <w:gridSpan w:val="9"/>
             <w:tcBorders/>
           </w:tcPr>
           <w:p>
             <w:pPr>
-              <w:pStyle w:val="Heading1"/>
-              <w:widowControl w:val="false"/>
-              <w:spacing w:before="0" w:after="0"/>
-              <w:ind w:left="0" w:hanging="0"/>
-              <w:jc w:val="left"/>
-              <w:rPr>
-                <w:rFonts w:ascii="Palatino Linotype" w:hAnsi="Palatino Linotype"/>
+              <w:pStyle w:val="Normal"/>
+              <w:widowControl w:val="false"/>
+              <w:spacing w:lineRule="auto" w:line="276" w:before="0" w:after="0"/>
+              <w:jc w:val="start"/>
+              <w:rPr/>
+            </w:pPr>
+            <w:r>
+              <w:rPr>
+                <w:rFonts w:eastAsia="Times New Roman"/>
                 <w:b/>
+                <w:bCs/>
+                <w:kern w:val="0"/>
+                <w:lang w:val="en-US" w:eastAsia="en-US" w:bidi="ar-SA"/>
+              </w:rPr>
+              <w:t>What Should I Do Now? Marrying Reinforcement Learning and Symbolic Planning</w:t>
+            </w:r>
+          </w:p>
+          <w:p>
+            <w:pPr>
+              <w:pStyle w:val="Normal"/>
+              <w:widowControl w:val="false"/>
+              <w:shd w:val="clear" w:fill="FFFFFF"/>
+              <w:spacing w:lineRule="auto" w:line="276" w:before="0" w:after="0"/>
+              <w:jc w:val="start"/>
+              <w:rPr/>
+            </w:pPr>
+            <w:r>
+              <w:rPr>
+                <w:rFonts w:eastAsia="Times New Roman"/>
+                <w:bCs/>
+                <w:kern w:val="0"/>
+                <w:lang w:val="en-US" w:eastAsia="en-US" w:bidi="ar-SA"/>
+              </w:rPr>
+              <w:t>Daniel Gordon, Dieter Fox, Ali Farhadi</w:t>
+            </w:r>
+          </w:p>
+          <w:p>
+            <w:pPr>
+              <w:pStyle w:val="Normal"/>
+              <w:widowControl w:val="false"/>
+              <w:shd w:val="clear" w:fill="FFFFFF"/>
+              <w:spacing w:lineRule="auto" w:line="276" w:before="0" w:after="0"/>
+              <w:jc w:val="start"/>
+              <w:rPr>
+                <w:rFonts w:ascii="Palatino Linotype" w:hAnsi="Palatino Linotype" w:eastAsia="Times New Roman"/>
                 <w:b/>
-                <w:kern w:val="0"/>
-                <w:sz w:val="24"/>
-                <w:szCs w:val="24"/>
-                <w:u w:val="none"/>
-                <w:lang w:val="en-US" w:eastAsia="en-US" w:bidi="ar-SA"/>
-              </w:rPr>
-            </w:pPr>
-            <w:r>
-              <w:rPr>
-                <w:rFonts w:ascii="Palatino Linotype" w:hAnsi="Palatino Linotype"/>
-                <w:b/>
-                <w:kern w:val="0"/>
-                <w:sz w:val="24"/>
-                <w:szCs w:val="24"/>
-                <w:u w:val="none"/>
-                <w:lang w:val="en-US" w:eastAsia="en-US" w:bidi="ar-SA"/>
-              </w:rPr>
-              <w:t>What Can You Learn from Your Muscles? Learning Visual Representations from Human Interactions</w:t>
-            </w:r>
-          </w:p>
-          <w:p>
-            <w:pPr>
-              <w:pStyle w:val="Normal"/>
-              <w:widowControl w:val="false"/>
-              <w:spacing w:before="0" w:after="0"/>
-              <w:jc w:val="left"/>
-              <w:rPr>
-                <w:rFonts w:ascii="Palatino Linotype" w:hAnsi="Palatino Linotype" w:eastAsia="ＭＳ 明朝"/>
-                <w:bCs/>
-                <w:kern w:val="0"/>
-                <w:lang w:val="en-US" w:eastAsia="en-US" w:bidi="ar-SA"/>
-              </w:rPr>
-            </w:pPr>
-            <w:r>
-              <w:rPr>
-                <w:rFonts w:eastAsia="ＭＳ 明朝" w:ascii="Palatino Linotype" w:hAnsi="Palatino Linotype"/>
-                <w:bCs/>
-                <w:kern w:val="0"/>
-                <w:lang w:val="en-US" w:eastAsia="en-US" w:bidi="ar-SA"/>
-              </w:rPr>
-              <w:t>Kiana Ehsani, Daniel Gordon, Thomas Nguyen, Roozbeh Mottaghi, Ali Farhadi</w:t>
-            </w:r>
-          </w:p>
-          <w:p>
-            <w:pPr>
-              <w:pStyle w:val="Normal"/>
-              <w:widowControl w:val="false"/>
-              <w:spacing w:before="0" w:after="0"/>
-              <w:jc w:val="left"/>
-              <w:rPr>
-                <w:rFonts w:ascii="Palatino Linotype" w:hAnsi="Palatino Linotype" w:eastAsia="ＭＳ 明朝"/>
                 <w:bCs/>
                 <w:kern w:val="0"/>
                 <w:sz w:val="15"/>
@@ -2868,7 +2765,8 @@
             </w:pPr>
             <w:r>
               <w:rPr>
-                <w:rFonts w:eastAsia="ＭＳ 明朝" w:ascii="Palatino Linotype" w:hAnsi="Palatino Linotype"/>
+                <w:rFonts w:eastAsia="Times New Roman"/>
+                <w:b/>
                 <w:bCs/>
                 <w:kern w:val="0"/>
                 <w:sz w:val="15"/>
@@ -2880,7 +2778,7 @@
         </w:tc>
         <w:tc>
           <w:tcPr>
-            <w:tcW w:w="2342" w:type="dxa"/>
+            <w:tcW w:w="2343" w:type="dxa"/>
             <w:gridSpan w:val="5"/>
             <w:tcBorders/>
           </w:tcPr>
@@ -2888,23 +2786,18 @@
             <w:pPr>
               <w:pStyle w:val="Normal"/>
               <w:widowControl w:val="false"/>
-              <w:spacing w:before="0" w:after="0"/>
-              <w:jc w:val="right"/>
-              <w:rPr>
-                <w:rFonts w:ascii="Palatino Linotype" w:hAnsi="Palatino Linotype" w:eastAsia="Times New Roman"/>
-                <w:bCs/>
-                <w:kern w:val="0"/>
-                <w:lang w:val="en-US" w:eastAsia="en-US" w:bidi="ar-SA"/>
-              </w:rPr>
-            </w:pPr>
-            <w:r>
-              <w:rPr>
-                <w:rFonts w:eastAsia="Times New Roman" w:ascii="Palatino Linotype" w:hAnsi="Palatino Linotype"/>
-                <w:bCs/>
-                <w:kern w:val="0"/>
-                <w:lang w:val="en-US" w:eastAsia="en-US" w:bidi="ar-SA"/>
-              </w:rPr>
-              <w:t>Arxiv 2020</w:t>
+              <w:spacing w:lineRule="auto" w:line="276" w:before="0" w:after="0"/>
+              <w:jc w:val="end"/>
+              <w:rPr/>
+            </w:pPr>
+            <w:r>
+              <w:rPr>
+                <w:rFonts w:eastAsia="Times New Roman"/>
+                <w:bCs/>
+                <w:kern w:val="0"/>
+                <w:lang w:val="en-US" w:eastAsia="en-US" w:bidi="ar-SA"/>
+              </w:rPr>
+              <w:t>Arxiv 2018</w:t>
             </w:r>
           </w:p>
         </w:tc>
@@ -2913,8 +2806,8 @@
         <w:trPr/>
         <w:tc>
           <w:tcPr>
-            <w:tcW w:w="9378" w:type="dxa"/>
-            <w:gridSpan w:val="13"/>
+            <w:tcW w:w="9044" w:type="dxa"/>
+            <w:gridSpan w:val="11"/>
             <w:tcBorders/>
           </w:tcPr>
           <w:p>
@@ -2922,78 +2815,47 @@
               <w:pStyle w:val="Normal"/>
               <w:widowControl w:val="false"/>
               <w:shd w:val="clear" w:fill="FFFFFF"/>
-              <w:tabs>
-                <w:tab w:val="clear" w:pos="720"/>
-                <w:tab w:val="left" w:pos="180" w:leader="none"/>
-                <w:tab w:val="left" w:pos="360" w:leader="none"/>
-              </w:tabs>
-              <w:spacing w:before="0" w:after="0"/>
-              <w:jc w:val="left"/>
+              <w:spacing w:lineRule="auto" w:line="276" w:before="0" w:after="0"/>
+              <w:jc w:val="start"/>
+              <w:rPr/>
+            </w:pPr>
+            <w:r>
+              <w:rPr>
+                <w:rFonts w:eastAsia="Times New Roman"/>
+                <w:b/>
+                <w:bCs/>
+                <w:kern w:val="0"/>
+                <w:lang w:val="en-US" w:eastAsia="en-US" w:bidi="ar-SA"/>
+              </w:rPr>
+              <w:t>Shifting the Baseline: Single Modality Performance on Visual Navigation &amp; QA</w:t>
+            </w:r>
+          </w:p>
+          <w:p>
+            <w:pPr>
+              <w:pStyle w:val="Normal"/>
+              <w:widowControl w:val="false"/>
+              <w:spacing w:lineRule="auto" w:line="276" w:before="0" w:after="0"/>
+              <w:jc w:val="start"/>
+              <w:rPr/>
+            </w:pPr>
+            <w:r>
+              <w:rPr>
+                <w:rFonts w:eastAsia="Times New Roman"/>
+                <w:bCs/>
+                <w:kern w:val="0"/>
+                <w:lang w:val="en-US" w:eastAsia="en-US" w:bidi="ar-SA"/>
+              </w:rPr>
+              <w:t>Jesse Thomason, Daniel Gordon, Yonatan Bisk</w:t>
+            </w:r>
+          </w:p>
+          <w:p>
+            <w:pPr>
+              <w:pStyle w:val="Normal"/>
+              <w:widowControl w:val="false"/>
+              <w:spacing w:lineRule="auto" w:line="276" w:before="0" w:after="0"/>
+              <w:jc w:val="start"/>
               <w:rPr>
                 <w:rFonts w:ascii="Palatino Linotype" w:hAnsi="Palatino Linotype" w:eastAsia="Times New Roman"/>
-                <w:b/>
-                <w:b/>
-                <w:bCs/>
-                <w:kern w:val="0"/>
-                <w:lang w:val="en-US" w:eastAsia="en-US" w:bidi="ar-SA"/>
-              </w:rPr>
-            </w:pPr>
-            <w:r>
-              <w:rPr>
-                <w:rFonts w:eastAsia="Times New Roman" w:ascii="Palatino Linotype" w:hAnsi="Palatino Linotype"/>
-                <w:b/>
-                <w:bCs/>
-                <w:kern w:val="0"/>
-                <w:lang w:val="en-US" w:eastAsia="en-US" w:bidi="ar-SA"/>
-              </w:rPr>
-              <w:t>ALFRED: A Benchmark for Interpreting Grounded Instructions for Everyday Tasks</w:t>
-            </w:r>
-          </w:p>
-          <w:p>
-            <w:pPr>
-              <w:pStyle w:val="Normal"/>
-              <w:widowControl w:val="false"/>
-              <w:shd w:val="clear" w:fill="FFFFFF"/>
-              <w:tabs>
-                <w:tab w:val="clear" w:pos="720"/>
-                <w:tab w:val="left" w:pos="180" w:leader="none"/>
-                <w:tab w:val="left" w:pos="360" w:leader="none"/>
-              </w:tabs>
-              <w:spacing w:before="0" w:after="0"/>
-              <w:jc w:val="left"/>
-              <w:rPr>
-                <w:rFonts w:ascii="Palatino Linotype" w:hAnsi="Palatino Linotype" w:eastAsia="Times New Roman"/>
-                <w:bCs/>
-                <w:kern w:val="0"/>
-                <w:lang w:val="en-US" w:eastAsia="en-US" w:bidi="ar-SA"/>
-              </w:rPr>
-            </w:pPr>
-            <w:r>
-              <w:rPr>
-                <w:rFonts w:eastAsia="Times New Roman" w:ascii="Palatino Linotype" w:hAnsi="Palatino Linotype"/>
-                <w:bCs/>
-                <w:kern w:val="0"/>
-                <w:lang w:val="en-US" w:eastAsia="en-US" w:bidi="ar-SA"/>
-              </w:rPr>
-              <w:t>Mohit Shridhar, Jesse Thomason, Daniel Gordon, Yonatan Bisk, Winson Han, Roozbeh Mottaghi, Luke Zettlemoyer, Dieter Fox</w:t>
-            </w:r>
-          </w:p>
-          <w:p>
-            <w:pPr>
-              <w:pStyle w:val="Normal"/>
-              <w:widowControl w:val="false"/>
-              <w:shd w:val="clear" w:fill="FFFFFF"/>
-              <w:tabs>
-                <w:tab w:val="clear" w:pos="720"/>
-                <w:tab w:val="left" w:pos="180" w:leader="none"/>
-                <w:tab w:val="left" w:pos="360" w:leader="none"/>
-              </w:tabs>
-              <w:spacing w:before="0" w:after="0"/>
-              <w:jc w:val="left"/>
-              <w:rPr>
-                <w:rFonts w:ascii="Palatino Linotype" w:hAnsi="Palatino Linotype" w:eastAsia="Times New Roman"/>
-                <w:b/>
-                <w:b/>
                 <w:bCs/>
                 <w:kern w:val="0"/>
                 <w:sz w:val="15"/>
@@ -3003,8 +2865,7 @@
             </w:pPr>
             <w:r>
               <w:rPr>
-                <w:rFonts w:eastAsia="Times New Roman" w:ascii="Palatino Linotype" w:hAnsi="Palatino Linotype"/>
-                <w:b/>
+                <w:rFonts w:eastAsia="Times New Roman"/>
                 <w:bCs/>
                 <w:kern w:val="0"/>
                 <w:sz w:val="15"/>
@@ -3016,30 +2877,34 @@
         </w:tc>
         <w:tc>
           <w:tcPr>
-            <w:tcW w:w="1873" w:type="dxa"/>
+            <w:tcW w:w="2208" w:type="dxa"/>
+            <w:gridSpan w:val="3"/>
             <w:tcBorders/>
           </w:tcPr>
           <w:p>
             <w:pPr>
               <w:pStyle w:val="Normal"/>
               <w:widowControl w:val="false"/>
-              <w:spacing w:before="0" w:after="0"/>
-              <w:jc w:val="right"/>
-              <w:rPr>
-                <w:rFonts w:ascii="Palatino Linotype" w:hAnsi="Palatino Linotype" w:eastAsia="Times New Roman"/>
-                <w:bCs/>
-                <w:kern w:val="0"/>
-                <w:lang w:val="en-US" w:eastAsia="en-US" w:bidi="ar-SA"/>
-              </w:rPr>
-            </w:pPr>
-            <w:r>
-              <w:rPr>
-                <w:rFonts w:eastAsia="Times New Roman" w:ascii="Palatino Linotype" w:hAnsi="Palatino Linotype"/>
-                <w:bCs/>
-                <w:kern w:val="0"/>
-                <w:lang w:val="en-US" w:eastAsia="en-US" w:bidi="ar-SA"/>
-              </w:rPr>
-              <w:t>CVPR 2020</w:t>
+              <w:spacing w:lineRule="auto" w:line="276" w:before="0" w:after="0"/>
+              <w:jc w:val="end"/>
+              <w:rPr/>
+            </w:pPr>
+            <w:r>
+              <w:rPr>
+                <w:rFonts w:eastAsia="Times New Roman"/>
+                <w:bCs/>
+                <w:kern w:val="0"/>
+                <w:lang w:val="en-US" w:eastAsia="en-US" w:bidi="ar-SA"/>
+              </w:rPr>
+              <w:t xml:space="preserve">NAACL 2019 </w:t>
+            </w:r>
+            <w:r>
+              <w:rPr>
+                <w:rFonts w:eastAsia="ＭＳ 明朝"/>
+                <w:kern w:val="0"/>
+                <w:lang w:val="en-US" w:eastAsia="en-US" w:bidi="ar-SA"/>
+              </w:rPr>
+              <w:t>Short</w:t>
             </w:r>
           </w:p>
         </w:tc>
@@ -3048,8 +2913,8 @@
         <w:trPr/>
         <w:tc>
           <w:tcPr>
-            <w:tcW w:w="9044" w:type="dxa"/>
-            <w:gridSpan w:val="11"/>
+            <w:tcW w:w="9127" w:type="dxa"/>
+            <w:gridSpan w:val="12"/>
             <w:tcBorders/>
           </w:tcPr>
           <w:p>
@@ -3057,122 +2922,115 @@
               <w:pStyle w:val="Normal"/>
               <w:widowControl w:val="false"/>
               <w:shd w:val="clear" w:fill="FFFFFF"/>
-              <w:tabs>
-                <w:tab w:val="clear" w:pos="720"/>
-                <w:tab w:val="left" w:pos="180" w:leader="none"/>
-                <w:tab w:val="left" w:pos="360" w:leader="none"/>
-              </w:tabs>
-              <w:spacing w:before="0" w:after="0"/>
-              <w:jc w:val="left"/>
+              <w:spacing w:lineRule="auto" w:line="276" w:before="0" w:after="0"/>
+              <w:jc w:val="start"/>
+              <w:rPr/>
+            </w:pPr>
+            <w:r>
+              <w:rPr>
+                <w:rFonts w:eastAsia="Times New Roman"/>
+                <w:b/>
+                <w:bCs/>
+                <w:kern w:val="0"/>
+                <w:lang w:val="en-US" w:eastAsia="en-US" w:bidi="ar-SA"/>
+              </w:rPr>
+              <w:t>IQA: Visual Question Answering in Interactive Environments</w:t>
+            </w:r>
+          </w:p>
+          <w:p>
+            <w:pPr>
+              <w:pStyle w:val="Normal"/>
+              <w:widowControl w:val="false"/>
+              <w:spacing w:lineRule="auto" w:line="276" w:before="0" w:after="0"/>
+              <w:jc w:val="start"/>
+              <w:rPr>
+                <w:b/>
+                <w:bCs/>
+              </w:rPr>
+            </w:pPr>
+            <w:r>
+              <w:rPr>
+                <w:b/>
+                <w:bCs/>
+              </w:rPr>
+              <w:t>*Nvidia Pioneering Research Award</w:t>
+            </w:r>
+          </w:p>
+          <w:p>
+            <w:pPr>
+              <w:pStyle w:val="Normal"/>
+              <w:widowControl w:val="false"/>
+              <w:spacing w:lineRule="auto" w:line="276" w:before="0" w:after="0"/>
+              <w:jc w:val="start"/>
               <w:rPr>
                 <w:rFonts w:ascii="Palatino Linotype" w:hAnsi="Palatino Linotype" w:eastAsia="Times New Roman"/>
-                <w:b/>
-                <w:b/>
-                <w:bCs/>
-                <w:kern w:val="0"/>
-                <w:lang w:val="en-US" w:eastAsia="en-US" w:bidi="ar-SA"/>
-              </w:rPr>
-            </w:pPr>
-            <w:r>
-              <w:rPr>
-                <w:rFonts w:eastAsia="Times New Roman" w:ascii="Palatino Linotype" w:hAnsi="Palatino Linotype"/>
-                <w:b/>
-                <w:bCs/>
-                <w:kern w:val="0"/>
-                <w:lang w:val="en-US" w:eastAsia="en-US" w:bidi="ar-SA"/>
-              </w:rPr>
-              <w:t>SplitNet: Sim2Sim and Task2Task Transfer for Embodied Visual Navigation</w:t>
-            </w:r>
-          </w:p>
-          <w:p>
-            <w:pPr>
-              <w:pStyle w:val="Normal"/>
-              <w:widowControl w:val="false"/>
-              <w:shd w:val="clear" w:fill="FFFFFF"/>
-              <w:tabs>
-                <w:tab w:val="clear" w:pos="720"/>
-                <w:tab w:val="left" w:pos="180" w:leader="none"/>
-                <w:tab w:val="left" w:pos="360" w:leader="none"/>
-              </w:tabs>
-              <w:spacing w:before="0" w:after="0"/>
-              <w:jc w:val="left"/>
+                <w:bCs/>
+                <w:kern w:val="0"/>
+                <w:lang w:val="en-US" w:eastAsia="en-US" w:bidi="ar-SA"/>
+              </w:rPr>
+            </w:pPr>
+            <w:r>
+              <w:rPr>
+                <w:rFonts w:eastAsia="Times New Roman"/>
+                <w:bCs/>
+                <w:kern w:val="0"/>
+                <w:lang w:val="en-US" w:eastAsia="en-US" w:bidi="ar-SA"/>
+              </w:rPr>
+              <w:t>Daniel Gordon, Aniruddha Kembhavi, Mohammad Rastegari, Joseph Redmon, Dieter Fox, Ali Farhadi</w:t>
+            </w:r>
+          </w:p>
+          <w:p>
+            <w:pPr>
+              <w:pStyle w:val="Normal"/>
+              <w:widowControl w:val="false"/>
+              <w:spacing w:lineRule="auto" w:line="276" w:before="0" w:after="0"/>
+              <w:jc w:val="start"/>
               <w:rPr>
                 <w:rFonts w:ascii="Palatino Linotype" w:hAnsi="Palatino Linotype" w:eastAsia="Times New Roman"/>
                 <w:bCs/>
                 <w:kern w:val="0"/>
-                <w:lang w:val="en-US" w:eastAsia="en-US" w:bidi="ar-SA"/>
-              </w:rPr>
-            </w:pPr>
-            <w:r>
-              <w:rPr>
-                <w:rFonts w:eastAsia="Times New Roman" w:ascii="Palatino Linotype" w:hAnsi="Palatino Linotype"/>
-                <w:bCs/>
-                <w:kern w:val="0"/>
-                <w:lang w:val="en-US" w:eastAsia="en-US" w:bidi="ar-SA"/>
-              </w:rPr>
-              <w:t>Daniel Gordon, Abhishek Kadian, Devi Parikh, Judy Hoffman, Dhruv Batra</w:t>
-            </w:r>
-          </w:p>
-          <w:p>
-            <w:pPr>
-              <w:pStyle w:val="Normal"/>
-              <w:widowControl w:val="false"/>
-              <w:shd w:val="clear" w:fill="FFFFFF"/>
-              <w:tabs>
-                <w:tab w:val="clear" w:pos="720"/>
-                <w:tab w:val="left" w:pos="180" w:leader="none"/>
-                <w:tab w:val="left" w:pos="360" w:leader="none"/>
-              </w:tabs>
-              <w:spacing w:before="0" w:after="0"/>
-              <w:jc w:val="left"/>
-              <w:rPr>
-                <w:rFonts w:ascii="Palatino Linotype" w:hAnsi="Palatino Linotype" w:eastAsia="Times New Roman"/>
-                <w:bCs/>
-                <w:kern w:val="0"/>
                 <w:sz w:val="15"/>
-                <w:szCs w:val="15"/>
-                <w:lang w:val="en-US" w:eastAsia="en-US" w:bidi="ar-SA"/>
-              </w:rPr>
-            </w:pPr>
-            <w:r>
-              <w:rPr>
-                <w:rFonts w:eastAsia="Times New Roman" w:ascii="Palatino Linotype" w:hAnsi="Palatino Linotype"/>
+                <w:lang w:val="en-US" w:eastAsia="en-US" w:bidi="ar-SA"/>
+              </w:rPr>
+            </w:pPr>
+            <w:r>
+              <w:rPr>
+                <w:rFonts w:eastAsia="Times New Roman"/>
                 <w:bCs/>
                 <w:kern w:val="0"/>
                 <w:sz w:val="15"/>
-                <w:szCs w:val="15"/>
-                <w:lang w:val="en-US" w:eastAsia="en-US" w:bidi="ar-SA"/>
-              </w:rPr>
-            </w:r>
-          </w:p>
-        </w:tc>
-        <w:tc>
-          <w:tcPr>
-            <w:tcW w:w="2207" w:type="dxa"/>
-            <w:gridSpan w:val="3"/>
+                <w:lang w:val="en-US" w:eastAsia="en-US" w:bidi="ar-SA"/>
+              </w:rPr>
+            </w:r>
+          </w:p>
+        </w:tc>
+        <w:tc>
+          <w:tcPr>
+            <w:tcW w:w="2125" w:type="dxa"/>
+            <w:gridSpan w:val="2"/>
             <w:tcBorders/>
           </w:tcPr>
           <w:p>
             <w:pPr>
               <w:pStyle w:val="Normal"/>
               <w:widowControl w:val="false"/>
-              <w:spacing w:before="0" w:after="0"/>
-              <w:jc w:val="right"/>
-              <w:rPr>
-                <w:rFonts w:ascii="Palatino Linotype" w:hAnsi="Palatino Linotype" w:eastAsia="Times New Roman"/>
-                <w:bCs/>
-                <w:kern w:val="0"/>
-                <w:lang w:val="en-US" w:eastAsia="en-US" w:bidi="ar-SA"/>
-              </w:rPr>
-            </w:pPr>
-            <w:r>
-              <w:rPr>
-                <w:rFonts w:eastAsia="Times New Roman" w:ascii="Palatino Linotype" w:hAnsi="Palatino Linotype"/>
-                <w:bCs/>
-                <w:kern w:val="0"/>
-                <w:lang w:val="en-US" w:eastAsia="en-US" w:bidi="ar-SA"/>
-              </w:rPr>
-              <w:t>ICCV 2019</w:t>
+              <w:tabs>
+                <w:tab w:val="clear" w:pos="180"/>
+                <w:tab w:val="clear" w:pos="360"/>
+                <w:tab w:val="left" w:pos="183" w:leader="none"/>
+                <w:tab w:val="left" w:pos="1206" w:leader="none"/>
+              </w:tabs>
+              <w:spacing w:lineRule="auto" w:line="276" w:before="0" w:after="0"/>
+              <w:jc w:val="end"/>
+              <w:rPr/>
+            </w:pPr>
+            <w:r>
+              <w:rPr>
+                <w:rFonts w:eastAsia="Times New Roman"/>
+                <w:kern w:val="0"/>
+                <w:lang w:val="en-US" w:eastAsia="en-US" w:bidi="ar-SA"/>
+              </w:rPr>
+              <w:t>CVPR 2018</w:t>
             </w:r>
           </w:p>
         </w:tc>
@@ -3189,96 +3047,70 @@
             <w:pPr>
               <w:pStyle w:val="Normal"/>
               <w:widowControl w:val="false"/>
-              <w:spacing w:before="0" w:after="0"/>
-              <w:jc w:val="left"/>
+              <w:shd w:val="clear" w:fill="FFFFFF"/>
+              <w:spacing w:lineRule="auto" w:line="276" w:before="0" w:after="0"/>
+              <w:jc w:val="start"/>
+              <w:rPr/>
+            </w:pPr>
+            <w:r>
+              <w:rPr>
+                <w:rFonts w:eastAsia="Times New Roman"/>
+                <w:b/>
+                <w:bCs/>
+                <w:kern w:val="0"/>
+                <w:lang w:val="en-US" w:eastAsia="en-US" w:bidi="ar-SA"/>
+              </w:rPr>
+              <w:t>AI2-THOR: An Interactive 3D Environment for Visual AI</w:t>
+            </w:r>
+          </w:p>
+          <w:p>
+            <w:pPr>
+              <w:pStyle w:val="Normal"/>
+              <w:widowControl w:val="false"/>
+              <w:shd w:val="clear" w:fill="FFFFFF"/>
+              <w:spacing w:lineRule="auto" w:line="276" w:before="0" w:after="0"/>
+              <w:jc w:val="start"/>
+              <w:rPr/>
+            </w:pPr>
+            <w:r>
+              <w:rPr>
+                <w:rFonts w:eastAsia="Times New Roman"/>
+                <w:bCs/>
+                <w:kern w:val="0"/>
+                <w:lang w:val="en-US" w:eastAsia="en-US" w:bidi="ar-SA"/>
+              </w:rPr>
+              <w:t>Eric Kolve, Roozbeh Mottaghi, Daniel Gordon, Winson Han, Eli VanderBilt, Luca Weihs, Alvaro Herrasti, Matt Deitke, Kiana Ehsani, Yuke Zhu, Abhinav Gupta, Ali Farhadi</w:t>
+            </w:r>
+          </w:p>
+          <w:p>
+            <w:pPr>
+              <w:pStyle w:val="Normal"/>
+              <w:widowControl w:val="false"/>
+              <w:shd w:val="clear" w:fill="FFFFFF"/>
+              <w:spacing w:lineRule="auto" w:line="276" w:before="0" w:after="0"/>
+              <w:jc w:val="start"/>
               <w:rPr>
                 <w:rFonts w:ascii="Palatino Linotype" w:hAnsi="Palatino Linotype" w:eastAsia="Times New Roman"/>
-                <w:b/>
-                <w:b/>
-                <w:bCs/>
-                <w:kern w:val="0"/>
-                <w:lang w:val="en-US" w:eastAsia="en-US" w:bidi="ar-SA"/>
-              </w:rPr>
-            </w:pPr>
-            <w:r>
-              <w:rPr>
-                <w:rFonts w:eastAsia="Times New Roman" w:ascii="Palatino Linotype" w:hAnsi="Palatino Linotype"/>
-                <w:b/>
-                <w:bCs/>
-                <w:kern w:val="0"/>
-                <w:lang w:val="en-US" w:eastAsia="en-US" w:bidi="ar-SA"/>
-              </w:rPr>
-              <w:t>What Should I Do Now? Marrying Reinforcement Learning and Symbolic Planning</w:t>
-            </w:r>
-          </w:p>
-          <w:p>
-            <w:pPr>
-              <w:pStyle w:val="Normal"/>
-              <w:widowControl w:val="false"/>
-              <w:shd w:val="clear" w:fill="FFFFFF"/>
-              <w:tabs>
-                <w:tab w:val="clear" w:pos="720"/>
-                <w:tab w:val="left" w:pos="180" w:leader="none"/>
-                <w:tab w:val="left" w:pos="360" w:leader="none"/>
-              </w:tabs>
-              <w:spacing w:before="0" w:after="0"/>
-              <w:jc w:val="left"/>
-              <w:rPr>
-                <w:rFonts w:ascii="Palatino Linotype" w:hAnsi="Palatino Linotype" w:eastAsia="Times New Roman"/>
-                <w:bCs/>
-                <w:kern w:val="0"/>
-                <w:lang w:val="en-US" w:eastAsia="en-US" w:bidi="ar-SA"/>
-              </w:rPr>
-            </w:pPr>
-            <w:r>
-              <w:rPr>
-                <w:rFonts w:eastAsia="Times New Roman" w:ascii="Palatino Linotype" w:hAnsi="Palatino Linotype"/>
-                <w:bCs/>
-                <w:kern w:val="0"/>
-                <w:lang w:val="en-US" w:eastAsia="en-US" w:bidi="ar-SA"/>
-              </w:rPr>
-              <w:t>Daniel Gordon, Dieter Fox, Ali Farhadi</w:t>
-            </w:r>
-          </w:p>
-          <w:p>
-            <w:pPr>
-              <w:pStyle w:val="Normal"/>
-              <w:widowControl w:val="false"/>
-              <w:shd w:val="clear" w:fill="FFFFFF"/>
-              <w:tabs>
-                <w:tab w:val="clear" w:pos="720"/>
-                <w:tab w:val="left" w:pos="180" w:leader="none"/>
-                <w:tab w:val="left" w:pos="360" w:leader="none"/>
-              </w:tabs>
-              <w:spacing w:before="0" w:after="0"/>
-              <w:jc w:val="left"/>
-              <w:rPr>
-                <w:rFonts w:ascii="Palatino Linotype" w:hAnsi="Palatino Linotype" w:eastAsia="Times New Roman"/>
-                <w:b/>
-                <w:b/>
                 <w:bCs/>
                 <w:kern w:val="0"/>
                 <w:sz w:val="15"/>
-                <w:szCs w:val="15"/>
-                <w:lang w:val="en-US" w:eastAsia="en-US" w:bidi="ar-SA"/>
-              </w:rPr>
-            </w:pPr>
-            <w:r>
-              <w:rPr>
-                <w:rFonts w:eastAsia="Times New Roman" w:ascii="Palatino Linotype" w:hAnsi="Palatino Linotype"/>
-                <w:b/>
+                <w:lang w:val="en-US" w:eastAsia="en-US" w:bidi="ar-SA"/>
+              </w:rPr>
+            </w:pPr>
+            <w:r>
+              <w:rPr>
+                <w:rFonts w:eastAsia="Times New Roman"/>
                 <w:bCs/>
                 <w:kern w:val="0"/>
                 <w:sz w:val="15"/>
-                <w:szCs w:val="15"/>
-                <w:lang w:val="en-US" w:eastAsia="en-US" w:bidi="ar-SA"/>
-              </w:rPr>
-            </w:r>
-          </w:p>
-        </w:tc>
-        <w:tc>
-          <w:tcPr>
-            <w:tcW w:w="2342" w:type="dxa"/>
+                <w:lang w:val="en-US" w:eastAsia="en-US" w:bidi="ar-SA"/>
+              </w:rPr>
+            </w:r>
+          </w:p>
+        </w:tc>
+        <w:tc>
+          <w:tcPr>
+            <w:tcW w:w="2343" w:type="dxa"/>
             <w:gridSpan w:val="5"/>
             <w:tcBorders/>
           </w:tcPr>
@@ -3286,23 +3118,23 @@
             <w:pPr>
               <w:pStyle w:val="Normal"/>
               <w:widowControl w:val="false"/>
-              <w:spacing w:before="0" w:after="0"/>
-              <w:jc w:val="right"/>
-              <w:rPr>
-                <w:rFonts w:ascii="Palatino Linotype" w:hAnsi="Palatino Linotype" w:eastAsia="Times New Roman"/>
-                <w:bCs/>
-                <w:kern w:val="0"/>
-                <w:lang w:val="en-US" w:eastAsia="en-US" w:bidi="ar-SA"/>
-              </w:rPr>
-            </w:pPr>
-            <w:r>
-              <w:rPr>
-                <w:rFonts w:eastAsia="Times New Roman" w:ascii="Palatino Linotype" w:hAnsi="Palatino Linotype"/>
-                <w:bCs/>
-                <w:kern w:val="0"/>
-                <w:lang w:val="en-US" w:eastAsia="en-US" w:bidi="ar-SA"/>
-              </w:rPr>
-              <w:t>Arxiv 2018</w:t>
+              <w:tabs>
+                <w:tab w:val="clear" w:pos="180"/>
+                <w:tab w:val="clear" w:pos="360"/>
+                <w:tab w:val="left" w:pos="183" w:leader="none"/>
+                <w:tab w:val="left" w:pos="1206" w:leader="none"/>
+              </w:tabs>
+              <w:spacing w:lineRule="auto" w:line="276" w:before="0" w:after="0"/>
+              <w:jc w:val="end"/>
+              <w:rPr/>
+            </w:pPr>
+            <w:r>
+              <w:rPr>
+                <w:rFonts w:eastAsia="Times New Roman"/>
+                <w:kern w:val="0"/>
+                <w:lang w:val="en-US" w:eastAsia="en-US" w:bidi="ar-SA"/>
+              </w:rPr>
+              <w:t>Technical Report 2017</w:t>
             </w:r>
           </w:p>
         </w:tc>
@@ -3311,8 +3143,8 @@
         <w:trPr/>
         <w:tc>
           <w:tcPr>
-            <w:tcW w:w="9044" w:type="dxa"/>
-            <w:gridSpan w:val="11"/>
+            <w:tcW w:w="9127" w:type="dxa"/>
+            <w:gridSpan w:val="12"/>
             <w:tcBorders/>
           </w:tcPr>
           <w:p>
@@ -3320,160 +3152,128 @@
               <w:pStyle w:val="Normal"/>
               <w:widowControl w:val="false"/>
               <w:shd w:val="clear" w:fill="FFFFFF"/>
-              <w:tabs>
-                <w:tab w:val="clear" w:pos="720"/>
-                <w:tab w:val="left" w:pos="180" w:leader="none"/>
-                <w:tab w:val="left" w:pos="360" w:leader="none"/>
-              </w:tabs>
-              <w:spacing w:before="0" w:after="0"/>
-              <w:jc w:val="left"/>
+              <w:spacing w:lineRule="auto" w:line="276" w:before="0" w:after="0"/>
+              <w:jc w:val="start"/>
+              <w:rPr/>
+            </w:pPr>
+            <w:r>
+              <w:rPr>
+                <w:rFonts w:eastAsia="Times New Roman"/>
+                <w:b/>
+                <w:bCs/>
+                <w:kern w:val="0"/>
+                <w:lang w:val="en-US" w:eastAsia="en-US" w:bidi="ar-SA"/>
+              </w:rPr>
+              <w:t>Re3: Real-Time Recurrent Regression Networks for Object Tracking</w:t>
+            </w:r>
+          </w:p>
+          <w:p>
+            <w:pPr>
+              <w:pStyle w:val="Normal"/>
+              <w:widowControl w:val="false"/>
+              <w:shd w:val="clear" w:fill="FFFFFF"/>
+              <w:spacing w:lineRule="auto" w:line="276" w:before="0" w:after="0"/>
+              <w:jc w:val="start"/>
+              <w:rPr/>
+            </w:pPr>
+            <w:r>
+              <w:rPr>
+                <w:rFonts w:eastAsia="Times New Roman"/>
+                <w:kern w:val="0"/>
+                <w:lang w:val="en-US" w:eastAsia="en-US" w:bidi="ar-SA"/>
+              </w:rPr>
+              <w:t>Daniel Gordon, Ali Farhadi, Dieter Fox</w:t>
+            </w:r>
+          </w:p>
+          <w:p>
+            <w:pPr>
+              <w:pStyle w:val="Normal"/>
+              <w:widowControl w:val="false"/>
+              <w:shd w:val="clear" w:fill="FFFFFF"/>
+              <w:spacing w:lineRule="auto" w:line="276" w:before="0" w:after="0"/>
+              <w:jc w:val="start"/>
               <w:rPr>
                 <w:rFonts w:ascii="Palatino Linotype" w:hAnsi="Palatino Linotype" w:eastAsia="Times New Roman"/>
                 <w:b/>
+                <w:bCs/>
+                <w:kern w:val="0"/>
+                <w:sz w:val="15"/>
+                <w:lang w:val="en-US" w:eastAsia="en-US" w:bidi="ar-SA"/>
+              </w:rPr>
+            </w:pPr>
+            <w:r>
+              <w:rPr>
+                <w:rFonts w:eastAsia="Times New Roman"/>
                 <w:b/>
                 <w:bCs/>
                 <w:kern w:val="0"/>
-                <w:lang w:val="en-US" w:eastAsia="en-US" w:bidi="ar-SA"/>
-              </w:rPr>
-            </w:pPr>
-            <w:r>
-              <w:rPr>
-                <w:rFonts w:eastAsia="Times New Roman" w:ascii="Palatino Linotype" w:hAnsi="Palatino Linotype"/>
-                <w:b/>
-                <w:bCs/>
-                <w:kern w:val="0"/>
-                <w:lang w:val="en-US" w:eastAsia="en-US" w:bidi="ar-SA"/>
-              </w:rPr>
-              <w:t>Shifting the Baseline: Single Modality Performance on Visual Navigation &amp; QA</w:t>
-            </w:r>
-          </w:p>
-          <w:p>
-            <w:pPr>
-              <w:pStyle w:val="Normal"/>
-              <w:widowControl w:val="false"/>
-              <w:spacing w:before="0" w:after="0"/>
-              <w:jc w:val="left"/>
+                <w:sz w:val="15"/>
+                <w:lang w:val="en-US" w:eastAsia="en-US" w:bidi="ar-SA"/>
+              </w:rPr>
+            </w:r>
+          </w:p>
+        </w:tc>
+        <w:tc>
+          <w:tcPr>
+            <w:tcW w:w="2125" w:type="dxa"/>
+            <w:gridSpan w:val="2"/>
+            <w:tcBorders/>
+          </w:tcPr>
+          <w:p>
+            <w:pPr>
+              <w:pStyle w:val="Normal"/>
+              <w:widowControl w:val="false"/>
+              <w:tabs>
+                <w:tab w:val="clear" w:pos="180"/>
+                <w:tab w:val="clear" w:pos="360"/>
+                <w:tab w:val="left" w:pos="183" w:leader="none"/>
+                <w:tab w:val="left" w:pos="1206" w:leader="none"/>
+              </w:tabs>
+              <w:spacing w:lineRule="auto" w:line="276" w:before="0" w:after="0"/>
+              <w:jc w:val="end"/>
+              <w:rPr/>
+            </w:pPr>
+            <w:r>
+              <w:rPr>
+                <w:rFonts w:eastAsia="Times New Roman"/>
+                <w:kern w:val="0"/>
+                <w:lang w:val="en-US" w:eastAsia="en-US" w:bidi="ar-SA"/>
+              </w:rPr>
+              <w:t xml:space="preserve"> </w:t>
+            </w:r>
+            <w:r>
+              <w:rPr>
+                <w:rFonts w:eastAsia="Times New Roman"/>
+                <w:kern w:val="0"/>
+                <w:lang w:val="en-US" w:eastAsia="en-US" w:bidi="ar-SA"/>
+              </w:rPr>
+              <w:t>RA-L 2018</w:t>
+            </w:r>
+          </w:p>
+          <w:p>
+            <w:pPr>
+              <w:pStyle w:val="Normal"/>
+              <w:widowControl w:val="false"/>
+              <w:tabs>
+                <w:tab w:val="clear" w:pos="180"/>
+                <w:tab w:val="clear" w:pos="360"/>
+                <w:tab w:val="left" w:pos="183" w:leader="none"/>
+                <w:tab w:val="left" w:pos="1206" w:leader="none"/>
+              </w:tabs>
+              <w:spacing w:lineRule="auto" w:line="276" w:before="0" w:after="0"/>
+              <w:jc w:val="end"/>
               <w:rPr>
                 <w:rFonts w:ascii="Palatino Linotype" w:hAnsi="Palatino Linotype" w:eastAsia="Times New Roman"/>
-                <w:bCs/>
-                <w:kern w:val="0"/>
-                <w:lang w:val="en-US" w:eastAsia="en-US" w:bidi="ar-SA"/>
-              </w:rPr>
-            </w:pPr>
-            <w:r>
-              <w:rPr>
-                <w:rFonts w:eastAsia="Times New Roman" w:ascii="Palatino Linotype" w:hAnsi="Palatino Linotype"/>
-                <w:bCs/>
-                <w:kern w:val="0"/>
-                <w:lang w:val="en-US" w:eastAsia="en-US" w:bidi="ar-SA"/>
-              </w:rPr>
-              <w:t>Jesse Thomason, Daniel Gordon, Yonatan Bisk</w:t>
-            </w:r>
-          </w:p>
-          <w:p>
-            <w:pPr>
-              <w:pStyle w:val="Normal"/>
-              <w:widowControl w:val="false"/>
-              <w:spacing w:before="0" w:after="0"/>
-              <w:jc w:val="left"/>
-              <w:rPr>
-                <w:rFonts w:ascii="Palatino Linotype" w:hAnsi="Palatino Linotype" w:eastAsia="Times New Roman"/>
-                <w:bCs/>
-                <w:kern w:val="0"/>
-                <w:lang w:val="en-US" w:eastAsia="en-US" w:bidi="ar-SA"/>
-              </w:rPr>
-            </w:pPr>
-            <w:r>
-              <w:rPr>
-                <w:rFonts w:eastAsia="Times New Roman" w:ascii="Palatino Linotype" w:hAnsi="Palatino Linotype"/>
-                <w:bCs/>
-                <w:kern w:val="0"/>
-                <w:lang w:val="en-US" w:eastAsia="en-US" w:bidi="ar-SA"/>
-              </w:rPr>
-            </w:r>
-          </w:p>
-          <w:p>
-            <w:pPr>
-              <w:pStyle w:val="Normal"/>
-              <w:widowControl w:val="false"/>
-              <w:spacing w:before="0" w:after="0"/>
-              <w:jc w:val="left"/>
-              <w:rPr>
-                <w:rFonts w:ascii="Palatino Linotype" w:hAnsi="Palatino Linotype" w:eastAsia="Times New Roman"/>
-                <w:bCs/>
-                <w:kern w:val="0"/>
-                <w:lang w:val="en-US" w:eastAsia="en-US" w:bidi="ar-SA"/>
-              </w:rPr>
-            </w:pPr>
-            <w:r>
-              <w:rPr>
-                <w:rFonts w:eastAsia="Times New Roman" w:ascii="Palatino Linotype" w:hAnsi="Palatino Linotype"/>
-                <w:bCs/>
-                <w:kern w:val="0"/>
-                <w:lang w:val="en-US" w:eastAsia="en-US" w:bidi="ar-SA"/>
-              </w:rPr>
-            </w:r>
-          </w:p>
-          <w:p>
-            <w:pPr>
-              <w:pStyle w:val="Normal"/>
-              <w:widowControl w:val="false"/>
-              <w:spacing w:before="0" w:after="0"/>
-              <w:jc w:val="left"/>
-              <w:rPr>
-                <w:rFonts w:ascii="Palatino Linotype" w:hAnsi="Palatino Linotype" w:eastAsia="Times New Roman"/>
-                <w:bCs/>
-                <w:kern w:val="0"/>
-                <w:sz w:val="15"/>
-                <w:szCs w:val="15"/>
-                <w:lang w:val="en-US" w:eastAsia="en-US" w:bidi="ar-SA"/>
-              </w:rPr>
-            </w:pPr>
-            <w:r>
-              <w:rPr>
-                <w:rFonts w:eastAsia="Times New Roman" w:ascii="Palatino Linotype" w:hAnsi="Palatino Linotype"/>
-                <w:bCs/>
-                <w:kern w:val="0"/>
-                <w:sz w:val="15"/>
-                <w:szCs w:val="15"/>
-                <w:lang w:val="en-US" w:eastAsia="en-US" w:bidi="ar-SA"/>
-              </w:rPr>
-            </w:r>
-          </w:p>
-        </w:tc>
-        <w:tc>
-          <w:tcPr>
-            <w:tcW w:w="2207" w:type="dxa"/>
-            <w:gridSpan w:val="3"/>
-            <w:tcBorders/>
-          </w:tcPr>
-          <w:p>
-            <w:pPr>
-              <w:pStyle w:val="Normal"/>
-              <w:widowControl w:val="false"/>
-              <w:spacing w:before="0" w:after="0"/>
-              <w:jc w:val="right"/>
-              <w:rPr>
-                <w:kern w:val="0"/>
-                <w:lang w:val="en-US" w:eastAsia="en-US" w:bidi="ar-SA"/>
-              </w:rPr>
-            </w:pPr>
-            <w:r>
-              <w:rPr>
-                <w:rFonts w:eastAsia="Times New Roman" w:ascii="Palatino Linotype" w:hAnsi="Palatino Linotype"/>
-                <w:bCs/>
-                <w:kern w:val="0"/>
-                <w:lang w:val="en-US" w:eastAsia="en-US" w:bidi="ar-SA"/>
-              </w:rPr>
-              <w:t xml:space="preserve">NAACL 2019 </w:t>
-            </w:r>
-            <w:r>
-              <w:rPr>
-                <w:rFonts w:eastAsia="ＭＳ 明朝"/>
-                <w:kern w:val="0"/>
-                <w:lang w:val="en-US" w:eastAsia="en-US" w:bidi="ar-SA"/>
-              </w:rPr>
-              <w:t>Short</w:t>
+                <w:kern w:val="0"/>
+                <w:lang w:val="en-US" w:eastAsia="en-US" w:bidi="ar-SA"/>
+              </w:rPr>
+            </w:pPr>
+            <w:r>
+              <w:rPr>
+                <w:rFonts w:eastAsia="Times New Roman"/>
+                <w:kern w:val="0"/>
+                <w:lang w:val="en-US" w:eastAsia="en-US" w:bidi="ar-SA"/>
+              </w:rPr>
             </w:r>
           </w:p>
         </w:tc>
@@ -3482,7 +3282,7 @@
         <w:trPr/>
         <w:tc>
           <w:tcPr>
-            <w:tcW w:w="9128" w:type="dxa"/>
+            <w:tcW w:w="9127" w:type="dxa"/>
             <w:gridSpan w:val="12"/>
             <w:tcBorders/>
           </w:tcPr>
@@ -3491,107 +3291,62 @@
               <w:pStyle w:val="Normal"/>
               <w:widowControl w:val="false"/>
               <w:shd w:val="clear" w:fill="FFFFFF"/>
-              <w:tabs>
-                <w:tab w:val="clear" w:pos="720"/>
-                <w:tab w:val="left" w:pos="180" w:leader="none"/>
-                <w:tab w:val="left" w:pos="360" w:leader="none"/>
-              </w:tabs>
-              <w:spacing w:before="0" w:after="0"/>
-              <w:jc w:val="left"/>
+              <w:spacing w:lineRule="auto" w:line="276" w:before="0" w:after="0"/>
+              <w:jc w:val="start"/>
+              <w:rPr/>
+            </w:pPr>
+            <w:r>
+              <w:rPr>
+                <w:rFonts w:eastAsia="Times New Roman"/>
+                <w:b/>
+                <w:bCs/>
+                <w:kern w:val="0"/>
+                <w:lang w:val="en-US" w:eastAsia="en-US" w:bidi="ar-SA"/>
+              </w:rPr>
+              <w:t>Visual Semantic Planning using Deep Successor Representations</w:t>
+            </w:r>
+          </w:p>
+          <w:p>
+            <w:pPr>
+              <w:pStyle w:val="Normal"/>
+              <w:widowControl w:val="false"/>
+              <w:shd w:val="clear" w:fill="FFFFFF"/>
+              <w:spacing w:lineRule="auto" w:line="276" w:before="0" w:after="0"/>
+              <w:jc w:val="start"/>
               <w:rPr>
                 <w:rFonts w:ascii="Palatino Linotype" w:hAnsi="Palatino Linotype" w:eastAsia="Times New Roman"/>
-                <w:b/>
-                <w:b/>
-                <w:bCs/>
-                <w:kern w:val="0"/>
-                <w:lang w:val="en-US" w:eastAsia="en-US" w:bidi="ar-SA"/>
-              </w:rPr>
-            </w:pPr>
-            <w:r>
-              <w:rPr>
-                <w:rFonts w:eastAsia="Times New Roman" w:ascii="Palatino Linotype" w:hAnsi="Palatino Linotype"/>
-                <w:b/>
-                <w:bCs/>
-                <w:kern w:val="0"/>
-                <w:lang w:val="en-US" w:eastAsia="en-US" w:bidi="ar-SA"/>
-              </w:rPr>
-              <w:t>IQA: Visual Question Answering in Interactive Environments</w:t>
-            </w:r>
-          </w:p>
-          <w:p>
-            <w:pPr>
-              <w:pStyle w:val="Normal"/>
-              <w:widowControl w:val="false"/>
-              <w:spacing w:before="0" w:after="0"/>
-              <w:jc w:val="left"/>
-              <w:rPr>
-                <w:rFonts w:ascii="Palatino Linotype" w:hAnsi="Palatino Linotype" w:eastAsia="Times New Roman"/>
-                <w:bCs/>
-                <w:kern w:val="0"/>
-                <w:lang w:val="en-US" w:eastAsia="en-US" w:bidi="ar-SA"/>
-              </w:rPr>
-            </w:pPr>
-            <w:r>
-              <w:rPr>
-                <w:rFonts w:eastAsia="Times New Roman" w:ascii="Palatino Linotype" w:hAnsi="Palatino Linotype"/>
-                <w:bCs/>
-                <w:kern w:val="0"/>
-                <w:lang w:val="en-US" w:eastAsia="en-US" w:bidi="ar-SA"/>
-              </w:rPr>
-              <w:t>Daniel Gordon, Aniruddha Kembhavi, Mohammad Rastegari, Joseph Redmon, Dieter Fox, Ali Farhadi</w:t>
-            </w:r>
-          </w:p>
-          <w:p>
-            <w:pPr>
-              <w:pStyle w:val="Normal"/>
-              <w:widowControl w:val="false"/>
-              <w:spacing w:before="0" w:after="0"/>
-              <w:jc w:val="left"/>
-              <w:rPr>
-                <w:rFonts w:ascii="Palatino Linotype" w:hAnsi="Palatino Linotype" w:eastAsia="Times New Roman"/>
-                <w:bCs/>
-                <w:kern w:val="0"/>
-                <w:lang w:val="en-US" w:eastAsia="en-US" w:bidi="ar-SA"/>
-              </w:rPr>
-            </w:pPr>
-            <w:r>
-              <w:rPr>
-                <w:rFonts w:eastAsia="Times New Roman" w:ascii="Palatino Linotype" w:hAnsi="Palatino Linotype"/>
-                <w:bCs/>
-                <w:kern w:val="0"/>
-                <w:lang w:val="en-US" w:eastAsia="en-US" w:bidi="ar-SA"/>
-              </w:rPr>
-              <w:t>Received the Nvidia Pioneering Research Award at CVPR 2018</w:t>
-            </w:r>
-          </w:p>
-          <w:p>
-            <w:pPr>
-              <w:pStyle w:val="Normal"/>
-              <w:widowControl w:val="false"/>
-              <w:spacing w:before="0" w:after="0"/>
-              <w:jc w:val="left"/>
-              <w:rPr>
-                <w:rFonts w:ascii="Palatino Linotype" w:hAnsi="Palatino Linotype" w:eastAsia="Times New Roman"/>
-                <w:bCs/>
-                <w:kern w:val="0"/>
+                <w:kern w:val="0"/>
+                <w:lang w:val="en-US" w:eastAsia="en-US" w:bidi="ar-SA"/>
+              </w:rPr>
+            </w:pPr>
+            <w:r>
+              <w:rPr>
+                <w:rFonts w:eastAsia="Times New Roman"/>
+                <w:kern w:val="0"/>
+                <w:lang w:val="en-US" w:eastAsia="en-US" w:bidi="ar-SA"/>
+              </w:rPr>
+              <w:t>Daniel Gordon, Yuke Zhu, Eric Kolve, Dieter Fox, Li Fei-Fei, Abhinav Gupta, Roozbeh Mottaghi, Ali Farhadi</w:t>
+            </w:r>
+          </w:p>
+          <w:p>
+            <w:pPr>
+              <w:pStyle w:val="Normal"/>
+              <w:rPr>
                 <w:sz w:val="15"/>
-                <w:lang w:val="en-US" w:eastAsia="en-US" w:bidi="ar-SA"/>
-              </w:rPr>
-            </w:pPr>
-            <w:r>
-              <w:rPr>
-                <w:rFonts w:eastAsia="Times New Roman" w:ascii="Palatino Linotype" w:hAnsi="Palatino Linotype"/>
-                <w:bCs/>
-                <w:kern w:val="0"/>
+                <w:szCs w:val="15"/>
+              </w:rPr>
+            </w:pPr>
+            <w:r>
+              <w:rPr>
                 <w:sz w:val="15"/>
-                <w:lang w:val="en-US" w:eastAsia="en-US" w:bidi="ar-SA"/>
-              </w:rPr>
-            </w:r>
-          </w:p>
-        </w:tc>
-        <w:tc>
-          <w:tcPr>
-            <w:tcW w:w="2123" w:type="dxa"/>
+                <w:szCs w:val="15"/>
+              </w:rPr>
+            </w:r>
+          </w:p>
+        </w:tc>
+        <w:tc>
+          <w:tcPr>
+            <w:tcW w:w="2125" w:type="dxa"/>
             <w:gridSpan w:val="2"/>
             <w:tcBorders/>
           </w:tcPr>
@@ -3600,12 +3355,36 @@
               <w:pStyle w:val="Normal"/>
               <w:widowControl w:val="false"/>
               <w:tabs>
-                <w:tab w:val="clear" w:pos="720"/>
+                <w:tab w:val="clear" w:pos="180"/>
+                <w:tab w:val="clear" w:pos="360"/>
                 <w:tab w:val="left" w:pos="183" w:leader="none"/>
                 <w:tab w:val="left" w:pos="1206" w:leader="none"/>
               </w:tabs>
-              <w:spacing w:before="0" w:after="0"/>
-              <w:jc w:val="right"/>
+              <w:spacing w:lineRule="auto" w:line="276" w:before="0" w:after="0"/>
+              <w:jc w:val="end"/>
+              <w:rPr/>
+            </w:pPr>
+            <w:r>
+              <w:rPr>
+                <w:rFonts w:eastAsia="Times New Roman"/>
+                <w:kern w:val="0"/>
+                <w:lang w:val="en-US" w:eastAsia="en-US" w:bidi="ar-SA"/>
+              </w:rPr>
+              <w:t>ICCV 2017</w:t>
+            </w:r>
+          </w:p>
+          <w:p>
+            <w:pPr>
+              <w:pStyle w:val="Normal"/>
+              <w:widowControl w:val="false"/>
+              <w:tabs>
+                <w:tab w:val="clear" w:pos="180"/>
+                <w:tab w:val="clear" w:pos="360"/>
+                <w:tab w:val="left" w:pos="183" w:leader="none"/>
+                <w:tab w:val="left" w:pos="1206" w:leader="none"/>
+              </w:tabs>
+              <w:spacing w:lineRule="auto" w:line="276" w:before="0" w:after="0"/>
+              <w:jc w:val="end"/>
               <w:rPr>
                 <w:rFonts w:ascii="Palatino Linotype" w:hAnsi="Palatino Linotype" w:eastAsia="Times New Roman"/>
                 <w:kern w:val="0"/>
@@ -3614,11 +3393,36 @@
             </w:pPr>
             <w:r>
               <w:rPr>
-                <w:rFonts w:eastAsia="Times New Roman" w:ascii="Palatino Linotype" w:hAnsi="Palatino Linotype"/>
-                <w:kern w:val="0"/>
-                <w:lang w:val="en-US" w:eastAsia="en-US" w:bidi="ar-SA"/>
-              </w:rPr>
-              <w:t>CVPR 2018</w:t>
+                <w:rFonts w:eastAsia="Times New Roman"/>
+                <w:kern w:val="0"/>
+                <w:lang w:val="en-US" w:eastAsia="en-US" w:bidi="ar-SA"/>
+              </w:rPr>
+            </w:r>
+          </w:p>
+          <w:p>
+            <w:pPr>
+              <w:pStyle w:val="Normal"/>
+              <w:widowControl w:val="false"/>
+              <w:tabs>
+                <w:tab w:val="clear" w:pos="180"/>
+                <w:tab w:val="clear" w:pos="360"/>
+                <w:tab w:val="left" w:pos="183" w:leader="none"/>
+                <w:tab w:val="left" w:pos="1206" w:leader="none"/>
+              </w:tabs>
+              <w:spacing w:lineRule="auto" w:line="276" w:before="0" w:after="0"/>
+              <w:jc w:val="end"/>
+              <w:rPr>
+                <w:rFonts w:ascii="Palatino Linotype" w:hAnsi="Palatino Linotype" w:eastAsia="Times New Roman"/>
+                <w:kern w:val="0"/>
+                <w:lang w:val="en-US" w:eastAsia="en-US" w:bidi="ar-SA"/>
+              </w:rPr>
+            </w:pPr>
+            <w:r>
+              <w:rPr>
+                <w:rFonts w:eastAsia="Times New Roman"/>
+                <w:kern w:val="0"/>
+                <w:lang w:val="en-US" w:eastAsia="en-US" w:bidi="ar-SA"/>
+              </w:rPr>
             </w:r>
           </w:p>
         </w:tc>
@@ -3627,459 +3431,6 @@
         <w:trPr/>
         <w:tc>
           <w:tcPr>
-            <w:tcW w:w="8909" w:type="dxa"/>
-            <w:gridSpan w:val="9"/>
-            <w:tcBorders/>
-          </w:tcPr>
-          <w:p>
-            <w:pPr>
-              <w:pStyle w:val="Normal"/>
-              <w:widowControl w:val="false"/>
-              <w:shd w:val="clear" w:fill="FFFFFF"/>
-              <w:tabs>
-                <w:tab w:val="clear" w:pos="720"/>
-                <w:tab w:val="left" w:pos="180" w:leader="none"/>
-                <w:tab w:val="left" w:pos="360" w:leader="none"/>
-              </w:tabs>
-              <w:spacing w:before="0" w:after="0"/>
-              <w:jc w:val="left"/>
-              <w:rPr>
-                <w:rFonts w:ascii="Palatino Linotype" w:hAnsi="Palatino Linotype" w:eastAsia="Times New Roman"/>
-                <w:b/>
-                <w:b/>
-                <w:bCs/>
-                <w:kern w:val="0"/>
-                <w:lang w:val="en-US" w:eastAsia="en-US" w:bidi="ar-SA"/>
-              </w:rPr>
-            </w:pPr>
-            <w:r>
-              <w:rPr>
-                <w:rFonts w:eastAsia="Times New Roman" w:ascii="Palatino Linotype" w:hAnsi="Palatino Linotype"/>
-                <w:b/>
-                <w:bCs/>
-                <w:kern w:val="0"/>
-                <w:lang w:val="en-US" w:eastAsia="en-US" w:bidi="ar-SA"/>
-              </w:rPr>
-              <w:t>AI2-THOR: An Interactive 3D Environment for Visual AI</w:t>
-            </w:r>
-          </w:p>
-          <w:p>
-            <w:pPr>
-              <w:pStyle w:val="Normal"/>
-              <w:widowControl w:val="false"/>
-              <w:shd w:val="clear" w:fill="FFFFFF"/>
-              <w:tabs>
-                <w:tab w:val="clear" w:pos="720"/>
-                <w:tab w:val="left" w:pos="180" w:leader="none"/>
-                <w:tab w:val="left" w:pos="360" w:leader="none"/>
-              </w:tabs>
-              <w:spacing w:before="0" w:after="0"/>
-              <w:jc w:val="left"/>
-              <w:rPr>
-                <w:kern w:val="0"/>
-                <w:lang w:val="en-US" w:eastAsia="en-US" w:bidi="ar-SA"/>
-              </w:rPr>
-            </w:pPr>
-            <w:r>
-              <w:rPr>
-                <w:rFonts w:eastAsia="Times New Roman" w:ascii="Palatino Linotype" w:hAnsi="Palatino Linotype"/>
-                <w:bCs/>
-                <w:kern w:val="0"/>
-                <w:lang w:val="en-US" w:eastAsia="en-US" w:bidi="ar-SA"/>
-              </w:rPr>
-              <w:t>Eric Kolve, Roozbeh Mottaghi, Daniel Gordon, Winson Han, Eli VanderBilt, Luca Weihs, Alvaro Herrasti, Matt Deitke, Kiana Ehsani, Yuke Zhu, Abhinav Gupta, Ali Farhadi</w:t>
-            </w:r>
-          </w:p>
-          <w:p>
-            <w:pPr>
-              <w:pStyle w:val="Normal"/>
-              <w:widowControl w:val="false"/>
-              <w:shd w:val="clear" w:fill="FFFFFF"/>
-              <w:tabs>
-                <w:tab w:val="clear" w:pos="720"/>
-                <w:tab w:val="left" w:pos="180" w:leader="none"/>
-                <w:tab w:val="left" w:pos="360" w:leader="none"/>
-              </w:tabs>
-              <w:spacing w:before="0" w:after="0"/>
-              <w:jc w:val="left"/>
-              <w:rPr>
-                <w:rFonts w:ascii="Palatino Linotype" w:hAnsi="Palatino Linotype" w:eastAsia="Times New Roman"/>
-                <w:bCs/>
-                <w:kern w:val="0"/>
-                <w:sz w:val="15"/>
-                <w:lang w:val="en-US" w:eastAsia="en-US" w:bidi="ar-SA"/>
-              </w:rPr>
-            </w:pPr>
-            <w:r>
-              <w:rPr>
-                <w:rFonts w:eastAsia="Times New Roman" w:ascii="Palatino Linotype" w:hAnsi="Palatino Linotype"/>
-                <w:bCs/>
-                <w:kern w:val="0"/>
-                <w:sz w:val="15"/>
-                <w:lang w:val="en-US" w:eastAsia="en-US" w:bidi="ar-SA"/>
-              </w:rPr>
-            </w:r>
-          </w:p>
-        </w:tc>
-        <w:tc>
-          <w:tcPr>
-            <w:tcW w:w="2342" w:type="dxa"/>
-            <w:gridSpan w:val="5"/>
-            <w:tcBorders/>
-          </w:tcPr>
-          <w:p>
-            <w:pPr>
-              <w:pStyle w:val="Normal"/>
-              <w:widowControl w:val="false"/>
-              <w:tabs>
-                <w:tab w:val="clear" w:pos="720"/>
-                <w:tab w:val="left" w:pos="183" w:leader="none"/>
-                <w:tab w:val="left" w:pos="1206" w:leader="none"/>
-              </w:tabs>
-              <w:spacing w:before="0" w:after="0"/>
-              <w:jc w:val="right"/>
-              <w:rPr>
-                <w:rFonts w:ascii="Palatino Linotype" w:hAnsi="Palatino Linotype" w:eastAsia="Times New Roman"/>
-                <w:kern w:val="0"/>
-                <w:lang w:val="en-US" w:eastAsia="en-US" w:bidi="ar-SA"/>
-              </w:rPr>
-            </w:pPr>
-            <w:r>
-              <w:rPr>
-                <w:rFonts w:eastAsia="Times New Roman" w:ascii="Palatino Linotype" w:hAnsi="Palatino Linotype"/>
-                <w:kern w:val="0"/>
-                <w:lang w:val="en-US" w:eastAsia="en-US" w:bidi="ar-SA"/>
-              </w:rPr>
-              <w:t>Technical Report 2017</w:t>
-            </w:r>
-          </w:p>
-        </w:tc>
-      </w:tr>
-      <w:tr>
-        <w:trPr/>
-        <w:tc>
-          <w:tcPr>
-            <w:tcW w:w="9128" w:type="dxa"/>
-            <w:gridSpan w:val="12"/>
-            <w:tcBorders/>
-          </w:tcPr>
-          <w:p>
-            <w:pPr>
-              <w:pStyle w:val="Normal"/>
-              <w:widowControl w:val="false"/>
-              <w:shd w:val="clear" w:fill="FFFFFF"/>
-              <w:tabs>
-                <w:tab w:val="clear" w:pos="720"/>
-                <w:tab w:val="left" w:pos="180" w:leader="none"/>
-                <w:tab w:val="left" w:pos="360" w:leader="none"/>
-              </w:tabs>
-              <w:spacing w:before="0" w:after="0"/>
-              <w:jc w:val="left"/>
-              <w:rPr>
-                <w:rFonts w:ascii="Palatino Linotype" w:hAnsi="Palatino Linotype" w:eastAsia="Times New Roman"/>
-                <w:b/>
-                <w:b/>
-                <w:bCs/>
-                <w:kern w:val="0"/>
-                <w:lang w:val="en-US" w:eastAsia="en-US" w:bidi="ar-SA"/>
-              </w:rPr>
-            </w:pPr>
-            <w:r>
-              <w:rPr>
-                <w:rFonts w:eastAsia="Times New Roman" w:ascii="Palatino Linotype" w:hAnsi="Palatino Linotype"/>
-                <w:b/>
-                <w:bCs/>
-                <w:kern w:val="0"/>
-                <w:lang w:val="en-US" w:eastAsia="en-US" w:bidi="ar-SA"/>
-              </w:rPr>
-              <w:t>Re3: Real-Time Recurrent Regression Networks for Object Tracking</w:t>
-            </w:r>
-          </w:p>
-          <w:p>
-            <w:pPr>
-              <w:pStyle w:val="Normal"/>
-              <w:widowControl w:val="false"/>
-              <w:shd w:val="clear" w:fill="FFFFFF"/>
-              <w:tabs>
-                <w:tab w:val="clear" w:pos="720"/>
-                <w:tab w:val="left" w:pos="180" w:leader="none"/>
-                <w:tab w:val="left" w:pos="360" w:leader="none"/>
-              </w:tabs>
-              <w:spacing w:before="0" w:after="0"/>
-              <w:jc w:val="left"/>
-              <w:rPr>
-                <w:rFonts w:ascii="Palatino Linotype" w:hAnsi="Palatino Linotype" w:eastAsia="Times New Roman"/>
-                <w:kern w:val="0"/>
-                <w:lang w:val="en-US" w:eastAsia="en-US" w:bidi="ar-SA"/>
-              </w:rPr>
-            </w:pPr>
-            <w:r>
-              <w:rPr>
-                <w:rFonts w:eastAsia="Times New Roman" w:ascii="Palatino Linotype" w:hAnsi="Palatino Linotype"/>
-                <w:kern w:val="0"/>
-                <w:lang w:val="en-US" w:eastAsia="en-US" w:bidi="ar-SA"/>
-              </w:rPr>
-              <w:t>Daniel Gordon, Ali Farhadi, Dieter Fox</w:t>
-            </w:r>
-          </w:p>
-          <w:p>
-            <w:pPr>
-              <w:pStyle w:val="Normal"/>
-              <w:widowControl w:val="false"/>
-              <w:shd w:val="clear" w:fill="FFFFFF"/>
-              <w:tabs>
-                <w:tab w:val="clear" w:pos="720"/>
-                <w:tab w:val="left" w:pos="180" w:leader="none"/>
-                <w:tab w:val="left" w:pos="360" w:leader="none"/>
-              </w:tabs>
-              <w:spacing w:before="0" w:after="0"/>
-              <w:jc w:val="left"/>
-              <w:rPr>
-                <w:rFonts w:ascii="Palatino Linotype" w:hAnsi="Palatino Linotype" w:eastAsia="Times New Roman"/>
-                <w:b/>
-                <w:b/>
-                <w:bCs/>
-                <w:kern w:val="0"/>
-                <w:sz w:val="15"/>
-                <w:lang w:val="en-US" w:eastAsia="en-US" w:bidi="ar-SA"/>
-              </w:rPr>
-            </w:pPr>
-            <w:r>
-              <w:rPr>
-                <w:rFonts w:eastAsia="Times New Roman" w:ascii="Palatino Linotype" w:hAnsi="Palatino Linotype"/>
-                <w:b/>
-                <w:bCs/>
-                <w:kern w:val="0"/>
-                <w:sz w:val="15"/>
-                <w:lang w:val="en-US" w:eastAsia="en-US" w:bidi="ar-SA"/>
-              </w:rPr>
-            </w:r>
-          </w:p>
-        </w:tc>
-        <w:tc>
-          <w:tcPr>
-            <w:tcW w:w="2123" w:type="dxa"/>
-            <w:gridSpan w:val="2"/>
-            <w:tcBorders/>
-          </w:tcPr>
-          <w:p>
-            <w:pPr>
-              <w:pStyle w:val="Normal"/>
-              <w:widowControl w:val="false"/>
-              <w:tabs>
-                <w:tab w:val="clear" w:pos="720"/>
-                <w:tab w:val="left" w:pos="183" w:leader="none"/>
-                <w:tab w:val="left" w:pos="1206" w:leader="none"/>
-              </w:tabs>
-              <w:spacing w:before="0" w:after="0"/>
-              <w:jc w:val="right"/>
-              <w:rPr>
-                <w:rFonts w:ascii="Palatino Linotype" w:hAnsi="Palatino Linotype" w:eastAsia="Times New Roman"/>
-                <w:kern w:val="0"/>
-                <w:lang w:val="en-US" w:eastAsia="en-US" w:bidi="ar-SA"/>
-              </w:rPr>
-            </w:pPr>
-            <w:r>
-              <w:rPr>
-                <w:rFonts w:eastAsia="Times New Roman" w:ascii="Palatino Linotype" w:hAnsi="Palatino Linotype"/>
-                <w:kern w:val="0"/>
-                <w:lang w:val="en-US" w:eastAsia="en-US" w:bidi="ar-SA"/>
-              </w:rPr>
-              <w:t xml:space="preserve"> </w:t>
-            </w:r>
-            <w:r>
-              <w:rPr>
-                <w:rFonts w:eastAsia="Times New Roman" w:ascii="Palatino Linotype" w:hAnsi="Palatino Linotype"/>
-                <w:kern w:val="0"/>
-                <w:lang w:val="en-US" w:eastAsia="en-US" w:bidi="ar-SA"/>
-              </w:rPr>
-              <w:t>RA-L 2018</w:t>
-            </w:r>
-          </w:p>
-          <w:p>
-            <w:pPr>
-              <w:pStyle w:val="Normal"/>
-              <w:widowControl w:val="false"/>
-              <w:tabs>
-                <w:tab w:val="clear" w:pos="720"/>
-                <w:tab w:val="left" w:pos="183" w:leader="none"/>
-                <w:tab w:val="left" w:pos="1206" w:leader="none"/>
-              </w:tabs>
-              <w:spacing w:before="0" w:after="0"/>
-              <w:jc w:val="right"/>
-              <w:rPr>
-                <w:rFonts w:ascii="Palatino Linotype" w:hAnsi="Palatino Linotype" w:eastAsia="Times New Roman"/>
-                <w:kern w:val="0"/>
-                <w:lang w:val="en-US" w:eastAsia="en-US" w:bidi="ar-SA"/>
-              </w:rPr>
-            </w:pPr>
-            <w:r>
-              <w:rPr>
-                <w:rFonts w:eastAsia="Times New Roman" w:ascii="Palatino Linotype" w:hAnsi="Palatino Linotype"/>
-                <w:kern w:val="0"/>
-                <w:lang w:val="en-US" w:eastAsia="en-US" w:bidi="ar-SA"/>
-              </w:rPr>
-            </w:r>
-          </w:p>
-        </w:tc>
-      </w:tr>
-      <w:tr>
-        <w:trPr/>
-        <w:tc>
-          <w:tcPr>
-            <w:tcW w:w="9128" w:type="dxa"/>
-            <w:gridSpan w:val="12"/>
-            <w:tcBorders/>
-          </w:tcPr>
-          <w:p>
-            <w:pPr>
-              <w:pStyle w:val="Normal"/>
-              <w:widowControl w:val="false"/>
-              <w:shd w:val="clear" w:fill="FFFFFF"/>
-              <w:tabs>
-                <w:tab w:val="clear" w:pos="720"/>
-                <w:tab w:val="left" w:pos="180" w:leader="none"/>
-                <w:tab w:val="left" w:pos="360" w:leader="none"/>
-              </w:tabs>
-              <w:spacing w:before="0" w:after="0"/>
-              <w:jc w:val="left"/>
-              <w:rPr>
-                <w:rFonts w:ascii="Palatino Linotype" w:hAnsi="Palatino Linotype" w:eastAsia="Times New Roman"/>
-                <w:b/>
-                <w:b/>
-                <w:bCs/>
-                <w:kern w:val="0"/>
-                <w:lang w:val="en-US" w:eastAsia="en-US" w:bidi="ar-SA"/>
-              </w:rPr>
-            </w:pPr>
-            <w:r>
-              <w:rPr>
-                <w:rFonts w:eastAsia="Times New Roman" w:ascii="Palatino Linotype" w:hAnsi="Palatino Linotype"/>
-                <w:b/>
-                <w:bCs/>
-                <w:kern w:val="0"/>
-                <w:lang w:val="en-US" w:eastAsia="en-US" w:bidi="ar-SA"/>
-              </w:rPr>
-              <w:t>Visual Semantic Planning using Deep Successor Representations</w:t>
-            </w:r>
-          </w:p>
-          <w:p>
-            <w:pPr>
-              <w:pStyle w:val="Normal"/>
-              <w:widowControl w:val="false"/>
-              <w:shd w:val="clear" w:fill="FFFFFF"/>
-              <w:tabs>
-                <w:tab w:val="clear" w:pos="720"/>
-                <w:tab w:val="left" w:pos="180" w:leader="none"/>
-                <w:tab w:val="left" w:pos="360" w:leader="none"/>
-              </w:tabs>
-              <w:spacing w:before="0" w:after="0"/>
-              <w:jc w:val="left"/>
-              <w:rPr>
-                <w:rFonts w:ascii="Palatino Linotype" w:hAnsi="Palatino Linotype" w:eastAsia="Times New Roman"/>
-                <w:kern w:val="0"/>
-                <w:lang w:val="en-US" w:eastAsia="en-US" w:bidi="ar-SA"/>
-              </w:rPr>
-            </w:pPr>
-            <w:r>
-              <w:rPr>
-                <w:rFonts w:eastAsia="Times New Roman" w:ascii="Palatino Linotype" w:hAnsi="Palatino Linotype"/>
-                <w:kern w:val="0"/>
-                <w:lang w:val="en-US" w:eastAsia="en-US" w:bidi="ar-SA"/>
-              </w:rPr>
-              <w:t>Daniel Gordon, Yuke Zhu, Eric Kolve, Dieter Fox, Li Fei-Fei, Abhinav Gupta, Roozbeh Mottaghi, Ali Farhadi</w:t>
-              <w:br/>
-            </w:r>
-          </w:p>
-        </w:tc>
-        <w:tc>
-          <w:tcPr>
-            <w:tcW w:w="2123" w:type="dxa"/>
-            <w:gridSpan w:val="2"/>
-            <w:tcBorders/>
-          </w:tcPr>
-          <w:p>
-            <w:pPr>
-              <w:pStyle w:val="Normal"/>
-              <w:widowControl w:val="false"/>
-              <w:tabs>
-                <w:tab w:val="clear" w:pos="720"/>
-                <w:tab w:val="left" w:pos="183" w:leader="none"/>
-                <w:tab w:val="left" w:pos="1206" w:leader="none"/>
-              </w:tabs>
-              <w:spacing w:before="0" w:after="0"/>
-              <w:jc w:val="right"/>
-              <w:rPr>
-                <w:rFonts w:ascii="Palatino Linotype" w:hAnsi="Palatino Linotype" w:eastAsia="Times New Roman"/>
-                <w:kern w:val="0"/>
-                <w:lang w:val="en-US" w:eastAsia="en-US" w:bidi="ar-SA"/>
-              </w:rPr>
-            </w:pPr>
-            <w:r>
-              <w:rPr>
-                <w:rFonts w:eastAsia="Times New Roman" w:ascii="Palatino Linotype" w:hAnsi="Palatino Linotype"/>
-                <w:kern w:val="0"/>
-                <w:lang w:val="en-US" w:eastAsia="en-US" w:bidi="ar-SA"/>
-              </w:rPr>
-              <w:t>ICCV 2017</w:t>
-            </w:r>
-          </w:p>
-          <w:p>
-            <w:pPr>
-              <w:pStyle w:val="Normal"/>
-              <w:widowControl w:val="false"/>
-              <w:tabs>
-                <w:tab w:val="clear" w:pos="720"/>
-                <w:tab w:val="left" w:pos="183" w:leader="none"/>
-                <w:tab w:val="left" w:pos="1206" w:leader="none"/>
-              </w:tabs>
-              <w:spacing w:before="0" w:after="0"/>
-              <w:jc w:val="right"/>
-              <w:rPr>
-                <w:rFonts w:ascii="Palatino Linotype" w:hAnsi="Palatino Linotype" w:eastAsia="Times New Roman"/>
-                <w:kern w:val="0"/>
-                <w:lang w:val="en-US" w:eastAsia="en-US" w:bidi="ar-SA"/>
-              </w:rPr>
-            </w:pPr>
-            <w:r>
-              <w:rPr>
-                <w:rFonts w:eastAsia="Times New Roman" w:ascii="Palatino Linotype" w:hAnsi="Palatino Linotype"/>
-                <w:kern w:val="0"/>
-                <w:lang w:val="en-US" w:eastAsia="en-US" w:bidi="ar-SA"/>
-              </w:rPr>
-            </w:r>
-          </w:p>
-          <w:p>
-            <w:pPr>
-              <w:pStyle w:val="Normal"/>
-              <w:widowControl w:val="false"/>
-              <w:tabs>
-                <w:tab w:val="clear" w:pos="720"/>
-                <w:tab w:val="left" w:pos="183" w:leader="none"/>
-                <w:tab w:val="left" w:pos="1206" w:leader="none"/>
-              </w:tabs>
-              <w:spacing w:before="0" w:after="0"/>
-              <w:jc w:val="right"/>
-              <w:rPr>
-                <w:rFonts w:ascii="Palatino Linotype" w:hAnsi="Palatino Linotype" w:eastAsia="Times New Roman"/>
-                <w:kern w:val="0"/>
-                <w:lang w:val="en-US" w:eastAsia="en-US" w:bidi="ar-SA"/>
-              </w:rPr>
-            </w:pPr>
-            <w:r>
-              <w:rPr>
-                <w:rFonts w:eastAsia="Times New Roman" w:ascii="Palatino Linotype" w:hAnsi="Palatino Linotype"/>
-                <w:kern w:val="0"/>
-                <w:lang w:val="en-US" w:eastAsia="en-US" w:bidi="ar-SA"/>
-              </w:rPr>
-            </w:r>
-          </w:p>
-        </w:tc>
-      </w:tr>
-      <w:tr>
-        <w:trPr/>
-        <w:tc>
-          <w:tcPr>
             <w:tcW w:w="8954" w:type="dxa"/>
             <w:gridSpan w:val="10"/>
             <w:tcBorders/>
@@ -4089,72 +3440,47 @@
               <w:pStyle w:val="Normal"/>
               <w:widowControl w:val="false"/>
               <w:shd w:val="clear" w:fill="FFFFFF"/>
-              <w:tabs>
-                <w:tab w:val="clear" w:pos="720"/>
-                <w:tab w:val="left" w:pos="180" w:leader="none"/>
-                <w:tab w:val="left" w:pos="360" w:leader="none"/>
-              </w:tabs>
-              <w:spacing w:before="0" w:after="0"/>
-              <w:jc w:val="left"/>
+              <w:spacing w:lineRule="auto" w:line="276" w:before="0" w:after="0"/>
+              <w:jc w:val="start"/>
+              <w:rPr/>
+            </w:pPr>
+            <w:r>
+              <w:rPr>
+                <w:rFonts w:eastAsia="Times New Roman"/>
+                <w:b/>
+                <w:kern w:val="0"/>
+                <w:lang w:val="en-US" w:eastAsia="en-US" w:bidi="ar-SA"/>
+              </w:rPr>
+              <w:t>Collaborative Rephotography</w:t>
+            </w:r>
+          </w:p>
+          <w:p>
+            <w:pPr>
+              <w:pStyle w:val="Normal"/>
+              <w:widowControl w:val="false"/>
+              <w:shd w:val="clear" w:fill="FFFFFF"/>
+              <w:spacing w:lineRule="auto" w:line="276" w:before="0" w:after="0"/>
+              <w:jc w:val="start"/>
+              <w:rPr/>
+            </w:pPr>
+            <w:r>
+              <w:rPr>
+                <w:rFonts w:eastAsia="Times New Roman"/>
+                <w:kern w:val="0"/>
+                <w:lang w:val="en-US" w:eastAsia="en-US" w:bidi="ar-SA"/>
+              </w:rPr>
+              <w:t>Ruth West, Abby Halley, Daniel Gordon, Jarlath O'Neil-Dunne, Robert Pless</w:t>
+            </w:r>
+          </w:p>
+          <w:p>
+            <w:pPr>
+              <w:pStyle w:val="Normal"/>
+              <w:widowControl w:val="false"/>
+              <w:shd w:val="clear" w:fill="FFFFFF"/>
+              <w:spacing w:lineRule="auto" w:line="276" w:before="0" w:after="0"/>
+              <w:jc w:val="start"/>
               <w:rPr>
                 <w:rFonts w:ascii="Palatino Linotype" w:hAnsi="Palatino Linotype" w:eastAsia="Times New Roman"/>
-                <w:b/>
-                <w:b/>
-                <w:kern w:val="0"/>
-                <w:lang w:val="en-US" w:eastAsia="en-US" w:bidi="ar-SA"/>
-              </w:rPr>
-            </w:pPr>
-            <w:r>
-              <w:rPr>
-                <w:rFonts w:eastAsia="Times New Roman" w:ascii="Palatino Linotype" w:hAnsi="Palatino Linotype"/>
-                <w:b/>
-                <w:kern w:val="0"/>
-                <w:lang w:val="en-US" w:eastAsia="en-US" w:bidi="ar-SA"/>
-              </w:rPr>
-              <w:t>Collaborative Rephotography</w:t>
-            </w:r>
-          </w:p>
-          <w:p>
-            <w:pPr>
-              <w:pStyle w:val="Normal"/>
-              <w:widowControl w:val="false"/>
-              <w:shd w:val="clear" w:fill="FFFFFF"/>
-              <w:tabs>
-                <w:tab w:val="clear" w:pos="720"/>
-                <w:tab w:val="left" w:pos="180" w:leader="none"/>
-                <w:tab w:val="left" w:pos="360" w:leader="none"/>
-              </w:tabs>
-              <w:spacing w:before="0" w:after="0"/>
-              <w:jc w:val="left"/>
-              <w:rPr>
-                <w:rFonts w:ascii="Palatino Linotype" w:hAnsi="Palatino Linotype" w:eastAsia="Times New Roman"/>
-                <w:kern w:val="0"/>
-                <w:lang w:val="en-US" w:eastAsia="en-US" w:bidi="ar-SA"/>
-              </w:rPr>
-            </w:pPr>
-            <w:r>
-              <w:rPr>
-                <w:rFonts w:eastAsia="Times New Roman" w:ascii="Palatino Linotype" w:hAnsi="Palatino Linotype"/>
-                <w:kern w:val="0"/>
-                <w:lang w:val="en-US" w:eastAsia="en-US" w:bidi="ar-SA"/>
-              </w:rPr>
-              <w:t>Ruth West, Abby Halley, Daniel Gordon, Jarlath O'Neil-Dunne, Robert Pless</w:t>
-            </w:r>
-          </w:p>
-          <w:p>
-            <w:pPr>
-              <w:pStyle w:val="Normal"/>
-              <w:widowControl w:val="false"/>
-              <w:shd w:val="clear" w:fill="FFFFFF"/>
-              <w:tabs>
-                <w:tab w:val="clear" w:pos="720"/>
-                <w:tab w:val="left" w:pos="180" w:leader="none"/>
-                <w:tab w:val="left" w:pos="360" w:leader="none"/>
-              </w:tabs>
-              <w:spacing w:before="0" w:after="0"/>
-              <w:jc w:val="left"/>
-              <w:rPr>
-                <w:rFonts w:ascii="Palatino Linotype" w:hAnsi="Palatino Linotype" w:eastAsia="Times New Roman"/>
                 <w:kern w:val="0"/>
                 <w:sz w:val="15"/>
                 <w:lang w:val="en-US" w:eastAsia="en-US" w:bidi="ar-SA"/>
@@ -4162,7 +3488,7 @@
             </w:pPr>
             <w:r>
               <w:rPr>
-                <w:rFonts w:eastAsia="Times New Roman" w:ascii="Palatino Linotype" w:hAnsi="Palatino Linotype"/>
+                <w:rFonts w:eastAsia="Times New Roman"/>
                 <w:kern w:val="0"/>
                 <w:sz w:val="15"/>
                 <w:lang w:val="en-US" w:eastAsia="en-US" w:bidi="ar-SA"/>
@@ -4172,7 +3498,7 @@
         </w:tc>
         <w:tc>
           <w:tcPr>
-            <w:tcW w:w="2297" w:type="dxa"/>
+            <w:tcW w:w="2298" w:type="dxa"/>
             <w:gridSpan w:val="4"/>
             <w:tcBorders/>
           </w:tcPr>
@@ -4181,21 +3507,18 @@
               <w:pStyle w:val="Normal"/>
               <w:widowControl w:val="false"/>
               <w:tabs>
-                <w:tab w:val="clear" w:pos="720"/>
+                <w:tab w:val="clear" w:pos="180"/>
+                <w:tab w:val="clear" w:pos="360"/>
                 <w:tab w:val="left" w:pos="183" w:leader="none"/>
                 <w:tab w:val="left" w:pos="1206" w:leader="none"/>
               </w:tabs>
-              <w:spacing w:before="0" w:after="0"/>
-              <w:jc w:val="right"/>
-              <w:rPr>
-                <w:rFonts w:ascii="Palatino Linotype" w:hAnsi="Palatino Linotype" w:eastAsia="Times New Roman"/>
-                <w:kern w:val="0"/>
-                <w:lang w:val="en-US" w:eastAsia="en-US" w:bidi="ar-SA"/>
-              </w:rPr>
-            </w:pPr>
-            <w:r>
-              <w:rPr>
-                <w:rFonts w:eastAsia="Times New Roman" w:ascii="Palatino Linotype" w:hAnsi="Palatino Linotype"/>
+              <w:spacing w:lineRule="auto" w:line="276" w:before="0" w:after="0"/>
+              <w:jc w:val="end"/>
+              <w:rPr/>
+            </w:pPr>
+            <w:r>
+              <w:rPr>
+                <w:rFonts w:eastAsia="Times New Roman"/>
                 <w:kern w:val="0"/>
                 <w:lang w:val="en-US" w:eastAsia="en-US" w:bidi="ar-SA"/>
               </w:rPr>
@@ -4210,11 +3533,9 @@
         </w:trPr>
         <w:tc>
           <w:tcPr>
-            <w:tcW w:w="9128" w:type="dxa"/>
+            <w:tcW w:w="9127" w:type="dxa"/>
             <w:gridSpan w:val="12"/>
-            <w:tcBorders>
-              <w:bottom w:val="single" w:sz="4" w:space="0" w:color="000000"/>
-            </w:tcBorders>
+            <w:tcBorders/>
           </w:tcPr>
           <w:p>
             <w:pPr>
@@ -4222,20 +3543,16 @@
               <w:widowControl w:val="false"/>
               <w:shd w:val="clear" w:fill="FFFFFF"/>
               <w:tabs>
-                <w:tab w:val="clear" w:pos="720"/>
+                <w:tab w:val="clear" w:pos="180"/>
                 <w:tab w:val="left" w:pos="183" w:leader="none"/>
-                <w:tab w:val="left" w:pos="360" w:leader="none"/>
-              </w:tabs>
-              <w:spacing w:before="0" w:after="0"/>
-              <w:jc w:val="left"/>
-              <w:rPr>
-                <w:kern w:val="0"/>
-                <w:lang w:val="en-US" w:eastAsia="en-US" w:bidi="ar-SA"/>
-              </w:rPr>
-            </w:pPr>
-            <w:r>
-              <w:rPr>
-                <w:rFonts w:eastAsia="Times New Roman" w:ascii="Palatino Linotype" w:hAnsi="Palatino Linotype"/>
+              </w:tabs>
+              <w:spacing w:lineRule="auto" w:line="276" w:before="0" w:after="0"/>
+              <w:jc w:val="start"/>
+              <w:rPr/>
+            </w:pPr>
+            <w:r>
+              <w:rPr>
+                <w:rFonts w:eastAsia="Times New Roman"/>
                 <w:b/>
                 <w:kern w:val="0"/>
                 <w:lang w:val="en-US" w:eastAsia="en-US" w:bidi="ar-SA"/>
@@ -4244,7 +3561,7 @@
             </w:r>
             <w:r>
               <w:rPr>
-                <w:rFonts w:eastAsia="Times New Roman" w:ascii="Palatino Linotype" w:hAnsi="Palatino Linotype"/>
+                <w:rFonts w:eastAsia="Times New Roman"/>
                 <w:kern w:val="0"/>
                 <w:lang w:val="en-US" w:eastAsia="en-US" w:bidi="ar-SA"/>
               </w:rPr>
@@ -4258,59 +3575,53 @@
               <w:widowControl w:val="false"/>
               <w:shd w:val="clear" w:fill="FFFFFF"/>
               <w:tabs>
-                <w:tab w:val="clear" w:pos="720"/>
+                <w:tab w:val="clear" w:pos="180"/>
                 <w:tab w:val="left" w:pos="183" w:leader="none"/>
-                <w:tab w:val="left" w:pos="360" w:leader="none"/>
-              </w:tabs>
-              <w:spacing w:before="0" w:after="0"/>
-              <w:jc w:val="left"/>
+              </w:tabs>
+              <w:spacing w:lineRule="auto" w:line="276" w:before="0" w:after="0"/>
+              <w:jc w:val="start"/>
               <w:rPr>
                 <w:rFonts w:ascii="Palatino Linotype" w:hAnsi="Palatino Linotype" w:eastAsia="Times New Roman"/>
                 <w:kern w:val="0"/>
-                <w:sz w:val="22"/>
-                <w:szCs w:val="22"/>
-                <w:lang w:val="en-US" w:eastAsia="en-US" w:bidi="ar-SA"/>
-              </w:rPr>
-            </w:pPr>
-            <w:r>
-              <w:rPr>
-                <w:rFonts w:eastAsia="Times New Roman" w:ascii="Palatino Linotype" w:hAnsi="Palatino Linotype"/>
-                <w:kern w:val="0"/>
-                <w:sz w:val="22"/>
-                <w:szCs w:val="22"/>
-                <w:lang w:val="en-US" w:eastAsia="en-US" w:bidi="ar-SA"/>
-              </w:rPr>
-            </w:r>
-          </w:p>
-        </w:tc>
-        <w:tc>
-          <w:tcPr>
-            <w:tcW w:w="2123" w:type="dxa"/>
+                <w:sz w:val="15"/>
+                <w:szCs w:val="15"/>
+                <w:lang w:val="en-US" w:eastAsia="en-US" w:bidi="ar-SA"/>
+              </w:rPr>
+            </w:pPr>
+            <w:r>
+              <w:rPr>
+                <w:rFonts w:eastAsia="Times New Roman"/>
+                <w:kern w:val="0"/>
+                <w:sz w:val="15"/>
+                <w:szCs w:val="15"/>
+                <w:lang w:val="en-US" w:eastAsia="en-US" w:bidi="ar-SA"/>
+              </w:rPr>
+            </w:r>
+          </w:p>
+        </w:tc>
+        <w:tc>
+          <w:tcPr>
+            <w:tcW w:w="2125" w:type="dxa"/>
             <w:gridSpan w:val="2"/>
-            <w:tcBorders>
-              <w:bottom w:val="single" w:sz="4" w:space="0" w:color="000000"/>
-            </w:tcBorders>
-          </w:tcPr>
-          <w:p>
-            <w:pPr>
-              <w:pStyle w:val="Normal"/>
-              <w:widowControl w:val="false"/>
-              <w:tabs>
-                <w:tab w:val="clear" w:pos="720"/>
+            <w:tcBorders/>
+          </w:tcPr>
+          <w:p>
+            <w:pPr>
+              <w:pStyle w:val="Normal"/>
+              <w:widowControl w:val="false"/>
+              <w:tabs>
+                <w:tab w:val="clear" w:pos="180"/>
+                <w:tab w:val="clear" w:pos="360"/>
                 <w:tab w:val="left" w:pos="183" w:leader="none"/>
                 <w:tab w:val="left" w:pos="1206" w:leader="none"/>
               </w:tabs>
-              <w:spacing w:before="0" w:after="0"/>
-              <w:jc w:val="right"/>
-              <w:rPr>
-                <w:rFonts w:ascii="Palatino Linotype" w:hAnsi="Palatino Linotype" w:eastAsia="Times New Roman"/>
-                <w:kern w:val="0"/>
-                <w:lang w:val="en-US" w:eastAsia="en-US" w:bidi="ar-SA"/>
-              </w:rPr>
-            </w:pPr>
-            <w:r>
-              <w:rPr>
-                <w:rFonts w:eastAsia="Times New Roman" w:ascii="Palatino Linotype" w:hAnsi="Palatino Linotype"/>
+              <w:spacing w:lineRule="auto" w:line="276" w:before="0" w:after="0"/>
+              <w:jc w:val="end"/>
+              <w:rPr/>
+            </w:pPr>
+            <w:r>
+              <w:rPr>
+                <w:rFonts w:eastAsia="Times New Roman"/>
                 <w:kern w:val="0"/>
                 <w:lang w:val="en-US" w:eastAsia="en-US" w:bidi="ar-SA"/>
               </w:rPr>
@@ -4325,7 +3636,7 @@
         </w:trPr>
         <w:tc>
           <w:tcPr>
-            <w:tcW w:w="9128" w:type="dxa"/>
+            <w:tcW w:w="9127" w:type="dxa"/>
             <w:gridSpan w:val="12"/>
             <w:tcBorders>
               <w:top w:val="single" w:sz="2" w:space="0" w:color="000000"/>
@@ -4335,30 +3646,9 @@
             <w:pPr>
               <w:pStyle w:val="Heading1"/>
               <w:widowControl w:val="false"/>
-              <w:spacing w:before="0" w:after="0"/>
-              <w:ind w:left="0" w:hanging="0"/>
-              <w:jc w:val="left"/>
-              <w:rPr>
-                <w:rFonts w:ascii="Palatino Linotype" w:hAnsi="Palatino Linotype"/>
-                <w:sz w:val="22"/>
-                <w:lang w:val="en-US" w:eastAsia="en-US" w:bidi="ar-SA"/>
-              </w:rPr>
-            </w:pPr>
-            <w:r>
-              <w:rPr>
-                <w:rFonts w:ascii="Palatino Linotype" w:hAnsi="Palatino Linotype"/>
-                <w:sz w:val="22"/>
-                <w:lang w:val="en-US" w:eastAsia="en-US" w:bidi="ar-SA"/>
-              </w:rPr>
-            </w:r>
-          </w:p>
-          <w:p>
-            <w:pPr>
-              <w:pStyle w:val="Heading1"/>
-              <w:widowControl w:val="false"/>
-              <w:spacing w:before="0" w:after="120"/>
-              <w:ind w:left="0" w:hanging="0"/>
-              <w:jc w:val="left"/>
+              <w:spacing w:lineRule="auto" w:line="276" w:before="0" w:after="0"/>
+              <w:ind w:hanging="0" w:start="0"/>
+              <w:jc w:val="start"/>
               <w:rPr>
                 <w:rFonts w:ascii="Palatino Linotype" w:hAnsi="Palatino Linotype"/>
                 <w:sz w:val="28"/>
@@ -4371,13 +3661,34 @@
                 <w:sz w:val="28"/>
                 <w:lang w:val="en-US" w:eastAsia="en-US" w:bidi="ar-SA"/>
               </w:rPr>
+            </w:r>
+          </w:p>
+          <w:p>
+            <w:pPr>
+              <w:pStyle w:val="Heading1"/>
+              <w:widowControl w:val="false"/>
+              <w:spacing w:lineRule="auto" w:line="276" w:before="0" w:after="120"/>
+              <w:ind w:hanging="0" w:start="0"/>
+              <w:jc w:val="start"/>
+              <w:rPr>
+                <w:rFonts w:ascii="Palatino Linotype" w:hAnsi="Palatino Linotype"/>
+                <w:sz w:val="28"/>
+                <w:lang w:val="en-US" w:eastAsia="en-US" w:bidi="ar-SA"/>
+              </w:rPr>
+            </w:pPr>
+            <w:r>
+              <w:rPr>
+                <w:rFonts w:ascii="Palatino Linotype" w:hAnsi="Palatino Linotype"/>
+                <w:sz w:val="28"/>
+                <w:lang w:val="en-US" w:eastAsia="en-US" w:bidi="ar-SA"/>
+              </w:rPr>
               <w:t>Service</w:t>
             </w:r>
           </w:p>
         </w:tc>
         <w:tc>
           <w:tcPr>
-            <w:tcW w:w="2123" w:type="dxa"/>
+            <w:tcW w:w="2125" w:type="dxa"/>
             <w:gridSpan w:val="2"/>
             <w:tcBorders>
               <w:top w:val="single" w:sz="2" w:space="0" w:color="000000"/>
@@ -4388,12 +3699,13 @@
               <w:pStyle w:val="Normal"/>
               <w:widowControl w:val="false"/>
               <w:tabs>
-                <w:tab w:val="clear" w:pos="720"/>
+                <w:tab w:val="clear" w:pos="180"/>
+                <w:tab w:val="clear" w:pos="360"/>
                 <w:tab w:val="left" w:pos="183" w:leader="none"/>
                 <w:tab w:val="left" w:pos="1206" w:leader="none"/>
               </w:tabs>
-              <w:spacing w:before="0" w:after="0"/>
-              <w:jc w:val="right"/>
+              <w:spacing w:lineRule="auto" w:line="276" w:before="0" w:after="0"/>
+              <w:jc w:val="end"/>
               <w:rPr>
                 <w:rFonts w:ascii="Palatino Linotype" w:hAnsi="Palatino Linotype" w:eastAsia="Times New Roman"/>
                 <w:kern w:val="0"/>
@@ -4402,7 +3714,7 @@
             </w:pPr>
             <w:r>
               <w:rPr>
-                <w:rFonts w:eastAsia="Times New Roman" w:ascii="Palatino Linotype" w:hAnsi="Palatino Linotype"/>
+                <w:rFonts w:eastAsia="Times New Roman"/>
                 <w:kern w:val="0"/>
                 <w:lang w:val="en-US" w:eastAsia="en-US" w:bidi="ar-SA"/>
               </w:rPr>
@@ -4416,7 +3728,7 @@
         </w:trPr>
         <w:tc>
           <w:tcPr>
-            <w:tcW w:w="9128" w:type="dxa"/>
+            <w:tcW w:w="9127" w:type="dxa"/>
             <w:gridSpan w:val="12"/>
             <w:tcBorders>
               <w:top w:val="single" w:sz="4" w:space="0" w:color="FFFFFF"/>
@@ -4427,25 +3739,14 @@
               <w:pStyle w:val="Normal"/>
               <w:widowControl w:val="false"/>
               <w:shd w:val="clear" w:fill="FFFFFF"/>
-              <w:tabs>
-                <w:tab w:val="clear" w:pos="720"/>
-                <w:tab w:val="left" w:pos="180" w:leader="none"/>
-                <w:tab w:val="left" w:pos="360" w:leader="none"/>
-              </w:tabs>
-              <w:spacing w:before="0" w:after="0"/>
-              <w:jc w:val="left"/>
-              <w:rPr>
-                <w:rFonts w:ascii="Palatino Linotype" w:hAnsi="Palatino Linotype" w:eastAsia="Times New Roman"/>
+              <w:spacing w:lineRule="auto" w:line="276" w:before="0" w:after="0"/>
+              <w:jc w:val="start"/>
+              <w:rPr/>
+            </w:pPr>
+            <w:r>
+              <w:rPr>
+                <w:rFonts w:eastAsia="Times New Roman"/>
                 <w:b/>
-                <w:b/>
-                <w:kern w:val="0"/>
-                <w:lang w:val="en-US" w:eastAsia="en-US" w:bidi="ar-SA"/>
-              </w:rPr>
-            </w:pPr>
-            <w:r>
-              <w:rPr>
-                <w:rFonts w:eastAsia="Times New Roman" w:ascii="Palatino Linotype" w:hAnsi="Palatino Linotype"/>
-                <w:b/>
                 <w:kern w:val="0"/>
                 <w:lang w:val="en-US" w:eastAsia="en-US" w:bidi="ar-SA"/>
               </w:rPr>
@@ -4456,14 +3757,15 @@
             <w:pPr>
               <w:pStyle w:val="Normal"/>
               <w:widowControl w:val="false"/>
-              <w:spacing w:before="0" w:after="0"/>
-              <w:jc w:val="left"/>
-              <w:rPr/>
-            </w:pPr>
-            <w:hyperlink r:id="rId5">
+              <w:spacing w:lineRule="auto" w:line="276" w:before="0" w:after="0"/>
+              <w:jc w:val="start"/>
+              <w:rPr/>
+            </w:pPr>
+            <w:hyperlink r:id="rId4">
               <w:r>
                 <w:rPr>
-                  <w:rFonts w:eastAsia="Times New Roman" w:ascii="Palatino Linotype" w:hAnsi="Palatino Linotype"/>
+                  <w:rStyle w:val="Style7"/>
+                  <w:rFonts w:eastAsia="Times New Roman"/>
                   <w:color w:val="0000FF"/>
                   <w:kern w:val="0"/>
                   <w:u w:val="single"/>
@@ -4476,7 +3778,7 @@
         </w:tc>
         <w:tc>
           <w:tcPr>
-            <w:tcW w:w="2123" w:type="dxa"/>
+            <w:tcW w:w="2125" w:type="dxa"/>
             <w:gridSpan w:val="2"/>
             <w:tcBorders>
               <w:top w:val="single" w:sz="4" w:space="0" w:color="FFFFFF"/>
@@ -4487,21 +3789,18 @@
               <w:pStyle w:val="Normal"/>
               <w:widowControl w:val="false"/>
               <w:tabs>
-                <w:tab w:val="clear" w:pos="720"/>
+                <w:tab w:val="clear" w:pos="180"/>
+                <w:tab w:val="clear" w:pos="360"/>
                 <w:tab w:val="left" w:pos="183" w:leader="none"/>
                 <w:tab w:val="left" w:pos="1206" w:leader="none"/>
               </w:tabs>
-              <w:spacing w:before="0" w:after="0"/>
-              <w:jc w:val="right"/>
-              <w:rPr>
-                <w:rFonts w:ascii="Palatino Linotype" w:hAnsi="Palatino Linotype" w:eastAsia="Times New Roman"/>
-                <w:kern w:val="0"/>
-                <w:lang w:val="en-US" w:eastAsia="en-US" w:bidi="ar-SA"/>
-              </w:rPr>
-            </w:pPr>
-            <w:r>
-              <w:rPr>
-                <w:rFonts w:eastAsia="Times New Roman" w:ascii="Palatino Linotype" w:hAnsi="Palatino Linotype"/>
+              <w:spacing w:lineRule="auto" w:line="276" w:before="0" w:after="0"/>
+              <w:jc w:val="end"/>
+              <w:rPr/>
+            </w:pPr>
+            <w:r>
+              <w:rPr>
+                <w:rFonts w:eastAsia="Times New Roman"/>
                 <w:kern w:val="0"/>
                 <w:lang w:val="en-US" w:eastAsia="en-US" w:bidi="ar-SA"/>
               </w:rPr>
@@ -4513,12 +3812,13 @@
               <w:pStyle w:val="Normal"/>
               <w:widowControl w:val="false"/>
               <w:tabs>
-                <w:tab w:val="clear" w:pos="720"/>
+                <w:tab w:val="clear" w:pos="180"/>
+                <w:tab w:val="clear" w:pos="360"/>
                 <w:tab w:val="left" w:pos="183" w:leader="none"/>
                 <w:tab w:val="left" w:pos="1206" w:leader="none"/>
               </w:tabs>
-              <w:spacing w:before="0" w:after="0"/>
-              <w:jc w:val="right"/>
+              <w:spacing w:lineRule="auto" w:line="276" w:before="0" w:after="0"/>
+              <w:jc w:val="end"/>
               <w:rPr>
                 <w:rFonts w:ascii="Palatino Linotype" w:hAnsi="Palatino Linotype" w:eastAsia="Times New Roman"/>
                 <w:kern w:val="0"/>
@@ -4527,7 +3827,7 @@
             </w:pPr>
             <w:r>
               <w:rPr>
-                <w:rFonts w:eastAsia="Times New Roman" w:ascii="Palatino Linotype" w:hAnsi="Palatino Linotype"/>
+                <w:rFonts w:eastAsia="Times New Roman"/>
                 <w:kern w:val="0"/>
                 <w:lang w:val="en-US" w:eastAsia="en-US" w:bidi="ar-SA"/>
               </w:rPr>
@@ -4541,7 +3841,7 @@
         </w:trPr>
         <w:tc>
           <w:tcPr>
-            <w:tcW w:w="9128" w:type="dxa"/>
+            <w:tcW w:w="9127" w:type="dxa"/>
             <w:gridSpan w:val="12"/>
             <w:tcBorders>
               <w:top w:val="single" w:sz="4" w:space="0" w:color="FFFFFF"/>
@@ -4552,17 +3852,11 @@
               <w:pStyle w:val="Normal"/>
               <w:widowControl w:val="false"/>
               <w:shd w:val="clear" w:fill="FFFFFF"/>
-              <w:tabs>
-                <w:tab w:val="clear" w:pos="720"/>
-                <w:tab w:val="left" w:pos="180" w:leader="none"/>
-                <w:tab w:val="left" w:pos="360" w:leader="none"/>
-              </w:tabs>
-              <w:spacing w:before="0" w:after="0"/>
-              <w:jc w:val="left"/>
+              <w:spacing w:lineRule="auto" w:line="276" w:before="0" w:after="0"/>
+              <w:jc w:val="start"/>
               <w:rPr>
                 <w:rFonts w:ascii="Palatino Linotype" w:hAnsi="Palatino Linotype" w:eastAsia="Times New Roman"/>
                 <w:b/>
-                <w:b/>
                 <w:kern w:val="0"/>
                 <w:sz w:val="15"/>
                 <w:szCs w:val="15"/>
@@ -4571,7 +3865,7 @@
             </w:pPr>
             <w:r>
               <w:rPr>
-                <w:rFonts w:eastAsia="Times New Roman" w:ascii="Palatino Linotype" w:hAnsi="Palatino Linotype"/>
+                <w:rFonts w:eastAsia="Times New Roman"/>
                 <w:b/>
                 <w:kern w:val="0"/>
                 <w:sz w:val="15"/>
@@ -4586,24 +3880,17 @@
               <w:widowControl w:val="false"/>
               <w:shd w:val="clear" w:fill="FFFFFF"/>
               <w:tabs>
-                <w:tab w:val="clear" w:pos="720"/>
+                <w:tab w:val="clear" w:pos="180"/>
                 <w:tab w:val="left" w:pos="183" w:leader="none"/>
-                <w:tab w:val="left" w:pos="360" w:leader="none"/>
-              </w:tabs>
-              <w:spacing w:before="0" w:after="0"/>
-              <w:jc w:val="left"/>
-              <w:rPr>
-                <w:rFonts w:ascii="Palatino Linotype" w:hAnsi="Palatino Linotype" w:eastAsia="Times New Roman"/>
+              </w:tabs>
+              <w:spacing w:lineRule="auto" w:line="276" w:before="0" w:after="0"/>
+              <w:jc w:val="start"/>
+              <w:rPr/>
+            </w:pPr>
+            <w:r>
+              <w:rPr>
+                <w:rFonts w:eastAsia="Times New Roman"/>
                 <w:b/>
-                <w:b/>
-                <w:kern w:val="0"/>
-                <w:lang w:val="en-US" w:eastAsia="en-US" w:bidi="ar-SA"/>
-              </w:rPr>
-            </w:pPr>
-            <w:r>
-              <w:rPr>
-                <w:rFonts w:eastAsia="Times New Roman" w:ascii="Palatino Linotype" w:hAnsi="Palatino Linotype"/>
-                <w:b/>
                 <w:kern w:val="0"/>
                 <w:lang w:val="en-US" w:eastAsia="en-US" w:bidi="ar-SA"/>
               </w:rPr>
@@ -4614,15 +3901,15 @@
             <w:pPr>
               <w:pStyle w:val="Normal"/>
               <w:widowControl w:val="false"/>
-              <w:spacing w:before="0" w:after="0"/>
-              <w:jc w:val="left"/>
-              <w:rPr/>
-            </w:pPr>
-            <w:hyperlink r:id="rId6">
+              <w:spacing w:lineRule="auto" w:line="276" w:before="0" w:after="0"/>
+              <w:jc w:val="start"/>
+              <w:rPr/>
+            </w:pPr>
+            <w:hyperlink r:id="rId5">
               <w:r>
                 <w:rPr>
-                  <w:rStyle w:val="InternetLink"/>
-                  <w:rFonts w:eastAsia="Times New Roman" w:ascii="Palatino Linotype" w:hAnsi="Palatino Linotype"/>
+                  <w:rStyle w:val="Hyperlink"/>
+                  <w:rFonts w:eastAsia="Times New Roman"/>
                   <w:kern w:val="0"/>
                   <w:lang w:val="en-US" w:eastAsia="en-US" w:bidi="ar-SA"/>
                 </w:rPr>
@@ -4636,35 +3923,33 @@
               <w:widowControl w:val="false"/>
               <w:shd w:val="clear" w:fill="FFFFFF"/>
               <w:tabs>
-                <w:tab w:val="clear" w:pos="720"/>
+                <w:tab w:val="clear" w:pos="180"/>
                 <w:tab w:val="left" w:pos="183" w:leader="none"/>
-                <w:tab w:val="left" w:pos="360" w:leader="none"/>
-              </w:tabs>
-              <w:spacing w:before="0" w:after="0"/>
-              <w:jc w:val="left"/>
+              </w:tabs>
+              <w:spacing w:lineRule="auto" w:line="276" w:before="0" w:after="0"/>
+              <w:jc w:val="start"/>
               <w:rPr>
                 <w:rFonts w:ascii="Palatino Linotype" w:hAnsi="Palatino Linotype" w:eastAsia="Times New Roman"/>
                 <w:b/>
+                <w:kern w:val="0"/>
+                <w:sz w:val="22"/>
+                <w:lang w:val="en-US" w:eastAsia="en-US" w:bidi="ar-SA"/>
+              </w:rPr>
+            </w:pPr>
+            <w:r>
+              <w:rPr>
+                <w:rFonts w:eastAsia="Times New Roman"/>
                 <w:b/>
                 <w:kern w:val="0"/>
                 <w:sz w:val="22"/>
                 <w:lang w:val="en-US" w:eastAsia="en-US" w:bidi="ar-SA"/>
               </w:rPr>
-            </w:pPr>
-            <w:r>
-              <w:rPr>
-                <w:rFonts w:eastAsia="Times New Roman" w:ascii="Palatino Linotype" w:hAnsi="Palatino Linotype"/>
-                <w:b/>
-                <w:kern w:val="0"/>
-                <w:sz w:val="22"/>
-                <w:lang w:val="en-US" w:eastAsia="en-US" w:bidi="ar-SA"/>
-              </w:rPr>
-            </w:r>
-          </w:p>
-        </w:tc>
-        <w:tc>
-          <w:tcPr>
-            <w:tcW w:w="2123" w:type="dxa"/>
+            </w:r>
+          </w:p>
+        </w:tc>
+        <w:tc>
+          <w:tcPr>
+            <w:tcW w:w="2125" w:type="dxa"/>
             <w:gridSpan w:val="2"/>
             <w:tcBorders>
               <w:top w:val="single" w:sz="4" w:space="0" w:color="FFFFFF"/>
@@ -4675,12 +3960,13 @@
               <w:pStyle w:val="Normal"/>
               <w:widowControl w:val="false"/>
               <w:tabs>
-                <w:tab w:val="clear" w:pos="720"/>
+                <w:tab w:val="clear" w:pos="180"/>
+                <w:tab w:val="clear" w:pos="360"/>
                 <w:tab w:val="left" w:pos="183" w:leader="none"/>
                 <w:tab w:val="left" w:pos="1206" w:leader="none"/>
               </w:tabs>
-              <w:spacing w:before="0" w:after="0"/>
-              <w:jc w:val="right"/>
+              <w:spacing w:lineRule="auto" w:line="276" w:before="0" w:after="0"/>
+              <w:jc w:val="end"/>
               <w:rPr>
                 <w:rFonts w:ascii="Palatino Linotype" w:hAnsi="Palatino Linotype" w:eastAsia="Times New Roman"/>
                 <w:kern w:val="0"/>
@@ -4689,32 +3975,29 @@
             </w:pPr>
             <w:r>
               <w:rPr>
-                <w:rFonts w:eastAsia="Times New Roman" w:ascii="Palatino Linotype" w:hAnsi="Palatino Linotype"/>
-                <w:kern w:val="0"/>
-                <w:lang w:val="en-US" w:eastAsia="en-US" w:bidi="ar-SA"/>
-              </w:rPr>
-            </w:r>
-          </w:p>
-          <w:p>
-            <w:pPr>
-              <w:pStyle w:val="Normal"/>
-              <w:widowControl w:val="false"/>
-              <w:tabs>
-                <w:tab w:val="clear" w:pos="720"/>
+                <w:rFonts w:eastAsia="Times New Roman"/>
+                <w:kern w:val="0"/>
+                <w:lang w:val="en-US" w:eastAsia="en-US" w:bidi="ar-SA"/>
+              </w:rPr>
+            </w:r>
+          </w:p>
+          <w:p>
+            <w:pPr>
+              <w:pStyle w:val="Normal"/>
+              <w:widowControl w:val="false"/>
+              <w:tabs>
+                <w:tab w:val="clear" w:pos="180"/>
+                <w:tab w:val="clear" w:pos="360"/>
                 <w:tab w:val="left" w:pos="183" w:leader="none"/>
                 <w:tab w:val="left" w:pos="1206" w:leader="none"/>
               </w:tabs>
-              <w:spacing w:before="0" w:after="0"/>
-              <w:jc w:val="right"/>
-              <w:rPr>
-                <w:rFonts w:ascii="Palatino Linotype" w:hAnsi="Palatino Linotype" w:eastAsia="Times New Roman"/>
-                <w:kern w:val="0"/>
-                <w:lang w:val="en-US" w:eastAsia="en-US" w:bidi="ar-SA"/>
-              </w:rPr>
-            </w:pPr>
-            <w:r>
-              <w:rPr>
-                <w:rFonts w:eastAsia="Times New Roman" w:ascii="Palatino Linotype" w:hAnsi="Palatino Linotype"/>
+              <w:spacing w:lineRule="auto" w:line="276" w:before="0" w:after="0"/>
+              <w:jc w:val="end"/>
+              <w:rPr/>
+            </w:pPr>
+            <w:r>
+              <w:rPr>
+                <w:rFonts w:eastAsia="Times New Roman"/>
                 <w:kern w:val="0"/>
                 <w:lang w:val="en-US" w:eastAsia="en-US" w:bidi="ar-SA"/>
               </w:rPr>
@@ -4729,7 +4012,7 @@
         </w:trPr>
         <w:tc>
           <w:tcPr>
-            <w:tcW w:w="9128" w:type="dxa"/>
+            <w:tcW w:w="9127" w:type="dxa"/>
             <w:gridSpan w:val="12"/>
             <w:tcBorders>
               <w:top w:val="single" w:sz="2" w:space="0" w:color="000000"/>
@@ -4739,9 +4022,9 @@
             <w:pPr>
               <w:pStyle w:val="Heading1"/>
               <w:widowControl w:val="false"/>
-              <w:spacing w:before="0" w:after="0"/>
-              <w:ind w:left="0" w:hanging="0"/>
-              <w:jc w:val="left"/>
+              <w:spacing w:lineRule="auto" w:line="276" w:before="0" w:after="0"/>
+              <w:ind w:hanging="0" w:start="0"/>
+              <w:jc w:val="start"/>
               <w:rPr>
                 <w:rFonts w:ascii="Palatino Linotype" w:hAnsi="Palatino Linotype"/>
                 <w:sz w:val="22"/>
@@ -4760,28 +4043,24 @@
             <w:pPr>
               <w:pStyle w:val="Heading1"/>
               <w:widowControl w:val="false"/>
-              <w:spacing w:before="0" w:after="120"/>
-              <w:ind w:left="0" w:hanging="0"/>
-              <w:jc w:val="left"/>
+              <w:spacing w:lineRule="auto" w:line="276" w:before="0" w:after="120"/>
+              <w:ind w:hanging="0" w:start="0"/>
+              <w:jc w:val="start"/>
+              <w:rPr/>
+            </w:pPr>
+            <w:r>
               <w:rPr>
                 <w:rFonts w:ascii="Palatino Linotype" w:hAnsi="Palatino Linotype"/>
                 <w:sz w:val="28"/>
                 <w:lang w:val="en-US" w:eastAsia="en-US" w:bidi="ar-SA"/>
               </w:rPr>
-            </w:pPr>
-            <w:r>
-              <w:rPr>
-                <w:rFonts w:ascii="Palatino Linotype" w:hAnsi="Palatino Linotype"/>
-                <w:sz w:val="28"/>
-                <w:lang w:val="en-US" w:eastAsia="en-US" w:bidi="ar-SA"/>
-              </w:rPr>
               <w:t>Teaching Experience</w:t>
             </w:r>
           </w:p>
         </w:tc>
         <w:tc>
           <w:tcPr>
-            <w:tcW w:w="2123" w:type="dxa"/>
+            <w:tcW w:w="2125" w:type="dxa"/>
             <w:gridSpan w:val="2"/>
             <w:tcBorders>
               <w:top w:val="single" w:sz="2" w:space="0" w:color="000000"/>
@@ -4791,8 +4070,8 @@
             <w:pPr>
               <w:pStyle w:val="NormalWeb"/>
               <w:widowControl w:val="false"/>
-              <w:spacing w:lineRule="auto" w:line="240" w:before="0" w:after="0"/>
-              <w:jc w:val="left"/>
+              <w:spacing w:lineRule="auto" w:line="276" w:before="0" w:after="0"/>
+              <w:jc w:val="start"/>
               <w:rPr>
                 <w:rFonts w:ascii="Palatino Linotype" w:hAnsi="Palatino Linotype"/>
                 <w:color w:val="000000"/>
@@ -4804,7 +4083,6 @@
             </w:pPr>
             <w:r>
               <w:rPr>
-                <w:rFonts w:ascii="Palatino Linotype" w:hAnsi="Palatino Linotype"/>
                 <w:color w:val="000000"/>
                 <w:kern w:val="0"/>
                 <w:sz w:val="28"/>
@@ -4830,25 +4108,18 @@
               <w:pStyle w:val="Normal"/>
               <w:widowControl w:val="false"/>
               <w:tabs>
-                <w:tab w:val="clear" w:pos="720"/>
+                <w:tab w:val="clear" w:pos="180"/>
+                <w:tab w:val="clear" w:pos="360"/>
                 <w:tab w:val="left" w:pos="1206" w:leader="none"/>
               </w:tabs>
-              <w:spacing w:before="0" w:after="0"/>
-              <w:jc w:val="left"/>
-              <w:rPr>
-                <w:rFonts w:ascii="Palatino Linotype" w:hAnsi="Palatino Linotype" w:eastAsia="ＭＳ 明朝"/>
+              <w:spacing w:lineRule="auto" w:line="276" w:before="0" w:after="0"/>
+              <w:jc w:val="start"/>
+              <w:rPr/>
+            </w:pPr>
+            <w:r>
+              <w:rPr>
+                <w:rFonts w:eastAsia="ＭＳ 明朝"/>
                 <w:b/>
-                <w:b/>
-                <w:bCs/>
-                <w:color w:val="000000"/>
-                <w:kern w:val="0"/>
-                <w:lang w:val="en-US" w:eastAsia="en-US" w:bidi="ar-SA"/>
-              </w:rPr>
-            </w:pPr>
-            <w:r>
-              <w:rPr>
-                <w:rFonts w:eastAsia="ＭＳ 明朝" w:ascii="Palatino Linotype" w:hAnsi="Palatino Linotype"/>
-                <w:b/>
                 <w:bCs/>
                 <w:color w:val="000000"/>
                 <w:kern w:val="0"/>
@@ -4862,22 +4133,17 @@
               <w:pStyle w:val="Normal"/>
               <w:widowControl w:val="false"/>
               <w:tabs>
-                <w:tab w:val="clear" w:pos="720"/>
+                <w:tab w:val="clear" w:pos="180"/>
+                <w:tab w:val="clear" w:pos="360"/>
                 <w:tab w:val="left" w:pos="342" w:leader="none"/>
               </w:tabs>
-              <w:spacing w:before="0" w:after="0"/>
-              <w:jc w:val="left"/>
-              <w:rPr>
-                <w:rFonts w:ascii="Palatino Linotype" w:hAnsi="Palatino Linotype" w:eastAsia="ＭＳ 明朝"/>
-                <w:iCs/>
-                <w:color w:val="000000"/>
-                <w:kern w:val="0"/>
-                <w:lang w:val="en-US" w:eastAsia="en-US" w:bidi="ar-SA"/>
-              </w:rPr>
-            </w:pPr>
-            <w:r>
-              <w:rPr>
-                <w:rFonts w:eastAsia="ＭＳ 明朝" w:ascii="Palatino Linotype" w:hAnsi="Palatino Linotype"/>
+              <w:spacing w:lineRule="auto" w:line="276" w:before="0" w:after="0"/>
+              <w:jc w:val="start"/>
+              <w:rPr/>
+            </w:pPr>
+            <w:r>
+              <w:rPr>
+                <w:rFonts w:eastAsia="ＭＳ 明朝"/>
                 <w:iCs/>
                 <w:color w:val="000000"/>
                 <w:kern w:val="0"/>
@@ -4896,24 +4162,18 @@
                 <w:numId w:val="2"/>
               </w:numPr>
               <w:tabs>
-                <w:tab w:val="clear" w:pos="720"/>
+                <w:tab w:val="clear" w:pos="180"/>
+                <w:tab w:val="clear" w:pos="360"/>
                 <w:tab w:val="left" w:pos="342" w:leader="none"/>
               </w:tabs>
-              <w:spacing w:lineRule="auto" w:line="240" w:before="0" w:after="0"/>
-              <w:ind w:left="1080" w:right="0" w:hanging="360"/>
+              <w:spacing w:lineRule="auto" w:line="276" w:before="0" w:after="0"/>
+              <w:ind w:hanging="360" w:start="1080" w:end="0"/>
               <w:contextualSpacing/>
-              <w:jc w:val="left"/>
-              <w:rPr>
-                <w:rFonts w:ascii="Palatino Linotype" w:hAnsi="Palatino Linotype"/>
-                <w:iCs/>
-                <w:color w:val="000000"/>
-                <w:kern w:val="0"/>
-                <w:lang w:val="en-US" w:eastAsia="en-US" w:bidi="ar-SA"/>
-              </w:rPr>
-            </w:pPr>
-            <w:r>
-              <w:rPr>
-                <w:rFonts w:ascii="Palatino Linotype" w:hAnsi="Palatino Linotype"/>
+              <w:jc w:val="start"/>
+              <w:rPr/>
+            </w:pPr>
+            <w:r>
+              <w:rPr>
                 <w:iCs/>
                 <w:color w:val="000000"/>
                 <w:kern w:val="0"/>
@@ -4931,36 +4191,30 @@
                 <w:numId w:val="2"/>
               </w:numPr>
               <w:tabs>
-                <w:tab w:val="clear" w:pos="720"/>
+                <w:tab w:val="clear" w:pos="180"/>
+                <w:tab w:val="clear" w:pos="360"/>
                 <w:tab w:val="left" w:pos="342" w:leader="none"/>
               </w:tabs>
-              <w:spacing w:lineRule="auto" w:line="240" w:before="0" w:after="0"/>
-              <w:ind w:left="1080" w:right="0" w:hanging="360"/>
+              <w:spacing w:lineRule="auto" w:line="276" w:before="0" w:after="0"/>
+              <w:ind w:hanging="360" w:start="1080" w:end="0"/>
               <w:contextualSpacing/>
-              <w:jc w:val="left"/>
-              <w:rPr>
-                <w:rFonts w:ascii="Palatino Linotype" w:hAnsi="Palatino Linotype"/>
+              <w:jc w:val="start"/>
+              <w:rPr/>
+            </w:pPr>
+            <w:r>
+              <w:rPr>
                 <w:iCs/>
                 <w:color w:val="000000"/>
                 <w:kern w:val="0"/>
                 <w:lang w:val="en-US" w:eastAsia="en-US" w:bidi="ar-SA"/>
               </w:rPr>
-            </w:pPr>
-            <w:r>
-              <w:rPr>
-                <w:rFonts w:ascii="Palatino Linotype" w:hAnsi="Palatino Linotype"/>
-                <w:iCs/>
-                <w:color w:val="000000"/>
-                <w:kern w:val="0"/>
-                <w:lang w:val="en-US" w:eastAsia="en-US" w:bidi="ar-SA"/>
-              </w:rPr>
               <w:t>Managed 5 other TAs and 160 students</w:t>
             </w:r>
           </w:p>
         </w:tc>
         <w:tc>
           <w:tcPr>
-            <w:tcW w:w="2682" w:type="dxa"/>
+            <w:tcW w:w="2683" w:type="dxa"/>
             <w:gridSpan w:val="7"/>
             <w:tcBorders/>
           </w:tcPr>
@@ -4968,8 +4222,8 @@
             <w:pPr>
               <w:pStyle w:val="NormalWeb"/>
               <w:widowControl w:val="false"/>
-              <w:spacing w:lineRule="auto" w:line="240" w:before="0" w:after="0"/>
-              <w:jc w:val="right"/>
+              <w:spacing w:lineRule="auto" w:line="276" w:before="0" w:after="0"/>
+              <w:jc w:val="end"/>
               <w:rPr>
                 <w:rFonts w:ascii="Palatino Linotype" w:hAnsi="Palatino Linotype"/>
                 <w:color w:val="000000"/>
@@ -4980,7 +4234,6 @@
             </w:pPr>
             <w:r>
               <w:rPr>
-                <w:rFonts w:ascii="Palatino Linotype" w:hAnsi="Palatino Linotype"/>
                 <w:color w:val="000000"/>
                 <w:kern w:val="0"/>
                 <w:sz w:val="22"/>
@@ -4992,19 +4245,12 @@
             <w:pPr>
               <w:pStyle w:val="NormalWeb"/>
               <w:widowControl w:val="false"/>
-              <w:spacing w:lineRule="auto" w:line="240" w:before="0" w:after="0"/>
-              <w:jc w:val="right"/>
-              <w:rPr>
-                <w:rFonts w:ascii="Palatino Linotype" w:hAnsi="Palatino Linotype"/>
-                <w:color w:val="000000"/>
-                <w:kern w:val="0"/>
-                <w:sz w:val="22"/>
-                <w:lang w:val="en-US" w:eastAsia="en-US" w:bidi="ar-SA"/>
-              </w:rPr>
-            </w:pPr>
-            <w:r>
-              <w:rPr>
-                <w:rFonts w:ascii="Palatino Linotype" w:hAnsi="Palatino Linotype"/>
+              <w:spacing w:lineRule="auto" w:line="276" w:before="0" w:after="0"/>
+              <w:jc w:val="end"/>
+              <w:rPr/>
+            </w:pPr>
+            <w:r>
+              <w:rPr>
                 <w:color w:val="000000"/>
                 <w:kern w:val="0"/>
                 <w:sz w:val="22"/>
@@ -5028,25 +4274,18 @@
               <w:pStyle w:val="Normal"/>
               <w:widowControl w:val="false"/>
               <w:tabs>
-                <w:tab w:val="clear" w:pos="720"/>
+                <w:tab w:val="clear" w:pos="180"/>
+                <w:tab w:val="clear" w:pos="360"/>
                 <w:tab w:val="left" w:pos="1206" w:leader="none"/>
               </w:tabs>
-              <w:spacing w:before="0" w:after="0"/>
-              <w:jc w:val="left"/>
-              <w:rPr>
-                <w:rFonts w:ascii="Palatino Linotype" w:hAnsi="Palatino Linotype" w:eastAsia="ＭＳ 明朝"/>
+              <w:spacing w:lineRule="auto" w:line="276" w:before="0" w:after="0"/>
+              <w:jc w:val="start"/>
+              <w:rPr/>
+            </w:pPr>
+            <w:r>
+              <w:rPr>
+                <w:rFonts w:eastAsia="ＭＳ 明朝"/>
                 <w:b/>
-                <w:b/>
-                <w:bCs/>
-                <w:color w:val="000000"/>
-                <w:kern w:val="0"/>
-                <w:lang w:val="en-US" w:eastAsia="en-US" w:bidi="ar-SA"/>
-              </w:rPr>
-            </w:pPr>
-            <w:r>
-              <w:rPr>
-                <w:rFonts w:eastAsia="ＭＳ 明朝" w:ascii="Palatino Linotype" w:hAnsi="Palatino Linotype"/>
-                <w:b/>
                 <w:bCs/>
                 <w:color w:val="000000"/>
                 <w:kern w:val="0"/>
@@ -5060,22 +4299,17 @@
               <w:pStyle w:val="Normal"/>
               <w:widowControl w:val="false"/>
               <w:tabs>
-                <w:tab w:val="clear" w:pos="720"/>
+                <w:tab w:val="clear" w:pos="180"/>
+                <w:tab w:val="clear" w:pos="360"/>
                 <w:tab w:val="left" w:pos="342" w:leader="none"/>
               </w:tabs>
-              <w:spacing w:before="0" w:after="0"/>
-              <w:jc w:val="left"/>
-              <w:rPr>
-                <w:rFonts w:ascii="Palatino Linotype" w:hAnsi="Palatino Linotype" w:eastAsia="ＭＳ 明朝"/>
-                <w:iCs/>
-                <w:color w:val="000000"/>
-                <w:kern w:val="0"/>
-                <w:lang w:val="en-US" w:eastAsia="en-US" w:bidi="ar-SA"/>
-              </w:rPr>
-            </w:pPr>
-            <w:r>
-              <w:rPr>
-                <w:rFonts w:eastAsia="ＭＳ 明朝" w:ascii="Palatino Linotype" w:hAnsi="Palatino Linotype"/>
+              <w:spacing w:lineRule="auto" w:line="276" w:before="0" w:after="0"/>
+              <w:jc w:val="start"/>
+              <w:rPr/>
+            </w:pPr>
+            <w:r>
+              <w:rPr>
+                <w:rFonts w:eastAsia="ＭＳ 明朝"/>
                 <w:iCs/>
                 <w:color w:val="000000"/>
                 <w:kern w:val="0"/>
@@ -5090,22 +4324,17 @@
               <w:pStyle w:val="Normal"/>
               <w:widowControl w:val="false"/>
               <w:tabs>
-                <w:tab w:val="clear" w:pos="720"/>
+                <w:tab w:val="clear" w:pos="180"/>
+                <w:tab w:val="clear" w:pos="360"/>
                 <w:tab w:val="left" w:pos="342" w:leader="none"/>
               </w:tabs>
-              <w:spacing w:before="0" w:after="0"/>
-              <w:jc w:val="left"/>
-              <w:rPr>
-                <w:rFonts w:ascii="Palatino Linotype" w:hAnsi="Palatino Linotype" w:eastAsia="ＭＳ 明朝"/>
-                <w:iCs/>
-                <w:color w:val="000000"/>
-                <w:kern w:val="0"/>
-                <w:lang w:val="en-US" w:eastAsia="en-US" w:bidi="ar-SA"/>
-              </w:rPr>
-            </w:pPr>
-            <w:r>
-              <w:rPr>
-                <w:rFonts w:eastAsia="ＭＳ 明朝" w:ascii="Palatino Linotype" w:hAnsi="Palatino Linotype"/>
+              <w:spacing w:lineRule="auto" w:line="276" w:before="0" w:after="0"/>
+              <w:jc w:val="start"/>
+              <w:rPr/>
+            </w:pPr>
+            <w:r>
+              <w:rPr>
+                <w:rFonts w:eastAsia="ＭＳ 明朝"/>
                 <w:iCs/>
                 <w:color w:val="000000"/>
                 <w:kern w:val="0"/>
@@ -5120,22 +4349,17 @@
               <w:pStyle w:val="Normal"/>
               <w:widowControl w:val="false"/>
               <w:tabs>
-                <w:tab w:val="clear" w:pos="720"/>
+                <w:tab w:val="clear" w:pos="180"/>
+                <w:tab w:val="clear" w:pos="360"/>
                 <w:tab w:val="left" w:pos="342" w:leader="none"/>
               </w:tabs>
-              <w:spacing w:before="0" w:after="0"/>
-              <w:jc w:val="left"/>
-              <w:rPr>
-                <w:rFonts w:ascii="Palatino Linotype" w:hAnsi="Palatino Linotype" w:eastAsia="ＭＳ 明朝"/>
-                <w:iCs/>
-                <w:color w:val="000000"/>
-                <w:kern w:val="0"/>
-                <w:lang w:val="en-US" w:eastAsia="en-US" w:bidi="ar-SA"/>
-              </w:rPr>
-            </w:pPr>
-            <w:r>
-              <w:rPr>
-                <w:rFonts w:eastAsia="ＭＳ 明朝" w:ascii="Palatino Linotype" w:hAnsi="Palatino Linotype"/>
+              <w:spacing w:lineRule="auto" w:line="276" w:before="0" w:after="0"/>
+              <w:jc w:val="start"/>
+              <w:rPr/>
+            </w:pPr>
+            <w:r>
+              <w:rPr>
+                <w:rFonts w:eastAsia="ＭＳ 明朝"/>
                 <w:iCs/>
                 <w:color w:val="000000"/>
                 <w:kern w:val="0"/>
@@ -5150,22 +4374,17 @@
               <w:pStyle w:val="Normal"/>
               <w:widowControl w:val="false"/>
               <w:tabs>
-                <w:tab w:val="clear" w:pos="720"/>
+                <w:tab w:val="clear" w:pos="180"/>
+                <w:tab w:val="clear" w:pos="360"/>
                 <w:tab w:val="left" w:pos="342" w:leader="none"/>
               </w:tabs>
-              <w:spacing w:before="0" w:after="0"/>
-              <w:jc w:val="left"/>
-              <w:rPr>
-                <w:rFonts w:ascii="Palatino Linotype" w:hAnsi="Palatino Linotype" w:eastAsia="ＭＳ 明朝"/>
-                <w:iCs/>
-                <w:color w:val="000000"/>
-                <w:kern w:val="0"/>
-                <w:lang w:val="en-US" w:eastAsia="en-US" w:bidi="ar-SA"/>
-              </w:rPr>
-            </w:pPr>
-            <w:r>
-              <w:rPr>
-                <w:rFonts w:eastAsia="ＭＳ 明朝" w:ascii="Palatino Linotype" w:hAnsi="Palatino Linotype"/>
+              <w:spacing w:lineRule="auto" w:line="276" w:before="0" w:after="0"/>
+              <w:jc w:val="start"/>
+              <w:rPr/>
+            </w:pPr>
+            <w:r>
+              <w:rPr>
+                <w:rFonts w:eastAsia="ＭＳ 明朝"/>
                 <w:iCs/>
                 <w:color w:val="000000"/>
                 <w:kern w:val="0"/>
@@ -5173,12 +4392,13 @@
               </w:rPr>
               <w:tab/>
               <w:t>Introduction to Computer Science</w:t>
-            </w:r>
-          </w:p>
-        </w:tc>
-        <w:tc>
-          <w:tcPr>
-            <w:tcW w:w="3070" w:type="dxa"/>
+              <w:br/>
+            </w:r>
+          </w:p>
+        </w:tc>
+        <w:tc>
+          <w:tcPr>
+            <w:tcW w:w="3071" w:type="dxa"/>
             <w:gridSpan w:val="10"/>
             <w:tcBorders/>
           </w:tcPr>
@@ -5186,8 +4406,8 @@
             <w:pPr>
               <w:pStyle w:val="NormalWeb"/>
               <w:widowControl w:val="false"/>
-              <w:spacing w:lineRule="auto" w:line="240" w:before="0" w:after="0"/>
-              <w:jc w:val="left"/>
+              <w:spacing w:lineRule="auto" w:line="276" w:before="0" w:after="0"/>
+              <w:jc w:val="start"/>
               <w:rPr>
                 <w:rFonts w:ascii="Palatino Linotype" w:hAnsi="Palatino Linotype"/>
                 <w:color w:val="000000"/>
@@ -5198,7 +4418,6 @@
             </w:pPr>
             <w:r>
               <w:rPr>
-                <w:rFonts w:ascii="Palatino Linotype" w:hAnsi="Palatino Linotype"/>
                 <w:color w:val="000000"/>
                 <w:kern w:val="0"/>
                 <w:sz w:val="22"/>
@@ -5210,19 +4429,12 @@
             <w:pPr>
               <w:pStyle w:val="NormalWeb"/>
               <w:widowControl w:val="false"/>
-              <w:spacing w:lineRule="auto" w:line="240" w:before="0" w:after="0"/>
-              <w:jc w:val="right"/>
-              <w:rPr>
-                <w:rFonts w:ascii="Palatino Linotype" w:hAnsi="Palatino Linotype"/>
-                <w:color w:val="000000"/>
-                <w:kern w:val="0"/>
-                <w:sz w:val="22"/>
-                <w:lang w:val="en-US" w:eastAsia="en-US" w:bidi="ar-SA"/>
-              </w:rPr>
-            </w:pPr>
-            <w:r>
-              <w:rPr>
-                <w:rFonts w:ascii="Palatino Linotype" w:hAnsi="Palatino Linotype"/>
+              <w:spacing w:lineRule="auto" w:line="276" w:before="0" w:after="0"/>
+              <w:jc w:val="end"/>
+              <w:rPr/>
+            </w:pPr>
+            <w:r>
+              <w:rPr>
                 <w:color w:val="000000"/>
                 <w:kern w:val="0"/>
                 <w:sz w:val="22"/>
@@ -5235,19 +4447,12 @@
             <w:pPr>
               <w:pStyle w:val="NormalWeb"/>
               <w:widowControl w:val="false"/>
-              <w:spacing w:lineRule="auto" w:line="240" w:before="0" w:after="0"/>
-              <w:jc w:val="right"/>
-              <w:rPr>
-                <w:rFonts w:ascii="Palatino Linotype" w:hAnsi="Palatino Linotype"/>
-                <w:color w:val="000000"/>
-                <w:kern w:val="0"/>
-                <w:sz w:val="22"/>
-                <w:lang w:val="en-US" w:eastAsia="en-US" w:bidi="ar-SA"/>
-              </w:rPr>
-            </w:pPr>
-            <w:r>
-              <w:rPr>
-                <w:rFonts w:ascii="Palatino Linotype" w:hAnsi="Palatino Linotype"/>
+              <w:spacing w:lineRule="auto" w:line="276" w:before="0" w:after="0"/>
+              <w:jc w:val="end"/>
+              <w:rPr/>
+            </w:pPr>
+            <w:r>
+              <w:rPr>
                 <w:color w:val="000000"/>
                 <w:kern w:val="0"/>
                 <w:sz w:val="22"/>
@@ -5260,19 +4465,12 @@
             <w:pPr>
               <w:pStyle w:val="NormalWeb"/>
               <w:widowControl w:val="false"/>
-              <w:spacing w:lineRule="auto" w:line="240" w:before="0" w:after="0"/>
-              <w:jc w:val="right"/>
-              <w:rPr>
-                <w:rFonts w:ascii="Palatino Linotype" w:hAnsi="Palatino Linotype"/>
-                <w:color w:val="000000"/>
-                <w:kern w:val="0"/>
-                <w:sz w:val="22"/>
-                <w:lang w:val="en-US" w:eastAsia="en-US" w:bidi="ar-SA"/>
-              </w:rPr>
-            </w:pPr>
-            <w:r>
-              <w:rPr>
-                <w:rFonts w:ascii="Palatino Linotype" w:hAnsi="Palatino Linotype"/>
+              <w:spacing w:lineRule="auto" w:line="276" w:before="0" w:after="0"/>
+              <w:jc w:val="end"/>
+              <w:rPr/>
+            </w:pPr>
+            <w:r>
+              <w:rPr>
                 <w:color w:val="000000"/>
                 <w:kern w:val="0"/>
                 <w:sz w:val="22"/>
@@ -5285,19 +4483,12 @@
             <w:pPr>
               <w:pStyle w:val="NormalWeb"/>
               <w:widowControl w:val="false"/>
-              <w:spacing w:lineRule="auto" w:line="240" w:before="0" w:after="0"/>
-              <w:jc w:val="right"/>
-              <w:rPr>
-                <w:rFonts w:ascii="Palatino Linotype" w:hAnsi="Palatino Linotype"/>
-                <w:color w:val="000000"/>
-                <w:kern w:val="0"/>
-                <w:sz w:val="22"/>
-                <w:lang w:val="en-US" w:eastAsia="en-US" w:bidi="ar-SA"/>
-              </w:rPr>
-            </w:pPr>
-            <w:r>
-              <w:rPr>
-                <w:rFonts w:ascii="Palatino Linotype" w:hAnsi="Palatino Linotype"/>
+              <w:spacing w:lineRule="auto" w:line="276" w:before="0" w:after="0"/>
+              <w:jc w:val="end"/>
+              <w:rPr/>
+            </w:pPr>
+            <w:r>
+              <w:rPr>
                 <w:color w:val="000000"/>
                 <w:kern w:val="0"/>
                 <w:sz w:val="22"/>
@@ -5314,7 +4505,7 @@
         </w:trPr>
         <w:tc>
           <w:tcPr>
-            <w:tcW w:w="9128" w:type="dxa"/>
+            <w:tcW w:w="9127" w:type="dxa"/>
             <w:gridSpan w:val="12"/>
             <w:tcBorders>
               <w:top w:val="single" w:sz="2" w:space="0" w:color="000000"/>
@@ -5324,9 +4515,9 @@
             <w:pPr>
               <w:pStyle w:val="Heading1"/>
               <w:widowControl w:val="false"/>
-              <w:spacing w:before="0" w:after="0"/>
-              <w:ind w:left="0" w:hanging="0"/>
-              <w:jc w:val="left"/>
+              <w:spacing w:lineRule="auto" w:line="276" w:before="0" w:after="0"/>
+              <w:ind w:hanging="0" w:start="0"/>
+              <w:jc w:val="start"/>
               <w:rPr>
                 <w:rFonts w:ascii="Palatino Linotype" w:hAnsi="Palatino Linotype"/>
                 <w:sz w:val="22"/>
@@ -5345,28 +4536,24 @@
             <w:pPr>
               <w:pStyle w:val="Heading1"/>
               <w:widowControl w:val="false"/>
-              <w:spacing w:before="0" w:after="120"/>
-              <w:ind w:left="0" w:hanging="0"/>
-              <w:jc w:val="left"/>
+              <w:spacing w:lineRule="auto" w:line="276" w:before="0" w:after="120"/>
+              <w:ind w:hanging="0" w:start="0"/>
+              <w:jc w:val="start"/>
+              <w:rPr/>
+            </w:pPr>
+            <w:r>
               <w:rPr>
                 <w:rFonts w:ascii="Palatino Linotype" w:hAnsi="Palatino Linotype"/>
                 <w:sz w:val="28"/>
                 <w:lang w:val="en-US" w:eastAsia="en-US" w:bidi="ar-SA"/>
               </w:rPr>
-            </w:pPr>
-            <w:r>
-              <w:rPr>
-                <w:rFonts w:ascii="Palatino Linotype" w:hAnsi="Palatino Linotype"/>
-                <w:sz w:val="28"/>
-                <w:lang w:val="en-US" w:eastAsia="en-US" w:bidi="ar-SA"/>
-              </w:rPr>
               <w:t>Honors and Awards</w:t>
             </w:r>
           </w:p>
         </w:tc>
         <w:tc>
           <w:tcPr>
-            <w:tcW w:w="2123" w:type="dxa"/>
+            <w:tcW w:w="2125" w:type="dxa"/>
             <w:gridSpan w:val="2"/>
             <w:tcBorders>
               <w:top w:val="single" w:sz="2" w:space="0" w:color="000000"/>
@@ -5377,12 +4564,13 @@
               <w:pStyle w:val="Normal"/>
               <w:widowControl w:val="false"/>
               <w:tabs>
-                <w:tab w:val="clear" w:pos="720"/>
+                <w:tab w:val="clear" w:pos="180"/>
+                <w:tab w:val="clear" w:pos="360"/>
                 <w:tab w:val="left" w:pos="183" w:leader="none"/>
                 <w:tab w:val="left" w:pos="1206" w:leader="none"/>
               </w:tabs>
-              <w:spacing w:before="0" w:after="0"/>
-              <w:jc w:val="right"/>
+              <w:spacing w:lineRule="auto" w:line="276" w:before="0" w:after="0"/>
+              <w:jc w:val="end"/>
               <w:rPr>
                 <w:rFonts w:ascii="Palatino Linotype" w:hAnsi="Palatino Linotype" w:eastAsia="Times New Roman"/>
                 <w:kern w:val="0"/>
@@ -5391,7 +4579,7 @@
             </w:pPr>
             <w:r>
               <w:rPr>
-                <w:rFonts w:eastAsia="Times New Roman" w:ascii="Palatino Linotype" w:hAnsi="Palatino Linotype"/>
+                <w:rFonts w:eastAsia="Times New Roman"/>
                 <w:kern w:val="0"/>
                 <w:lang w:val="en-US" w:eastAsia="en-US" w:bidi="ar-SA"/>
               </w:rPr>
@@ -5405,7 +4593,7 @@
         </w:trPr>
         <w:tc>
           <w:tcPr>
-            <w:tcW w:w="7941" w:type="dxa"/>
+            <w:tcW w:w="7940" w:type="dxa"/>
             <w:gridSpan w:val="3"/>
             <w:tcBorders/>
           </w:tcPr>
@@ -5414,20 +4602,17 @@
               <w:pStyle w:val="Normal"/>
               <w:widowControl w:val="false"/>
               <w:tabs>
-                <w:tab w:val="clear" w:pos="720"/>
+                <w:tab w:val="clear" w:pos="180"/>
+                <w:tab w:val="clear" w:pos="360"/>
                 <w:tab w:val="left" w:pos="162" w:leader="none"/>
               </w:tabs>
-              <w:spacing w:before="0" w:after="0"/>
-              <w:jc w:val="left"/>
+              <w:spacing w:lineRule="auto" w:line="276" w:before="0" w:after="0"/>
+              <w:jc w:val="start"/>
+              <w:rPr/>
+            </w:pPr>
+            <w:r>
               <w:rPr>
                 <w:rFonts w:eastAsia="ＭＳ 明朝"/>
-                <w:kern w:val="0"/>
-                <w:lang w:val="en-US" w:eastAsia="en-US" w:bidi="ar-SA"/>
-              </w:rPr>
-            </w:pPr>
-            <w:r>
-              <w:rPr>
-                <w:rFonts w:eastAsia="ＭＳ 明朝" w:ascii="Palatino Linotype" w:hAnsi="Palatino Linotype"/>
                 <w:b/>
                 <w:bCs/>
                 <w:kern w:val="0"/>
@@ -5437,7 +4622,7 @@
             </w:r>
             <w:r>
               <w:rPr>
-                <w:rFonts w:eastAsia="ＭＳ 明朝" w:ascii="Palatino Linotype" w:hAnsi="Palatino Linotype"/>
+                <w:rFonts w:eastAsia="ＭＳ 明朝"/>
                 <w:kern w:val="0"/>
                 <w:sz w:val="20"/>
                 <w:szCs w:val="20"/>
@@ -5449,7 +4634,7 @@
         </w:tc>
         <w:tc>
           <w:tcPr>
-            <w:tcW w:w="3310" w:type="dxa"/>
+            <w:tcW w:w="3312" w:type="dxa"/>
             <w:gridSpan w:val="11"/>
             <w:tcBorders/>
           </w:tcPr>
@@ -5457,17 +4642,12 @@
             <w:pPr>
               <w:pStyle w:val="NormalWeb"/>
               <w:widowControl w:val="false"/>
-              <w:spacing w:lineRule="auto" w:line="240" w:before="0" w:after="0"/>
-              <w:jc w:val="right"/>
-              <w:rPr>
-                <w:rFonts w:ascii="Palatino Linotype" w:hAnsi="Palatino Linotype"/>
-                <w:kern w:val="0"/>
-                <w:lang w:val="en-US" w:eastAsia="en-US" w:bidi="ar-SA"/>
-              </w:rPr>
-            </w:pPr>
-            <w:r>
-              <w:rPr>
-                <w:rFonts w:ascii="Palatino Linotype" w:hAnsi="Palatino Linotype"/>
+              <w:spacing w:lineRule="auto" w:line="276" w:before="0" w:after="0"/>
+              <w:jc w:val="end"/>
+              <w:rPr/>
+            </w:pPr>
+            <w:r>
+              <w:rPr>
                 <w:kern w:val="0"/>
                 <w:lang w:val="en-US" w:eastAsia="en-US" w:bidi="ar-SA"/>
               </w:rPr>
@@ -5491,20 +4671,17 @@
               <w:pStyle w:val="Normal"/>
               <w:widowControl w:val="false"/>
               <w:tabs>
-                <w:tab w:val="clear" w:pos="720"/>
+                <w:tab w:val="clear" w:pos="180"/>
+                <w:tab w:val="clear" w:pos="360"/>
                 <w:tab w:val="left" w:pos="162" w:leader="none"/>
               </w:tabs>
-              <w:spacing w:before="0" w:after="0"/>
-              <w:jc w:val="left"/>
+              <w:spacing w:lineRule="auto" w:line="276" w:before="0" w:after="0"/>
+              <w:jc w:val="start"/>
+              <w:rPr/>
+            </w:pPr>
+            <w:r>
               <w:rPr>
                 <w:rFonts w:eastAsia="ＭＳ 明朝"/>
-                <w:kern w:val="0"/>
-                <w:lang w:val="en-US" w:eastAsia="en-US" w:bidi="ar-SA"/>
-              </w:rPr>
-            </w:pPr>
-            <w:r>
-              <w:rPr>
-                <w:rFonts w:eastAsia="ＭＳ 明朝" w:ascii="Palatino Linotype" w:hAnsi="Palatino Linotype"/>
                 <w:b/>
                 <w:bCs/>
                 <w:kern w:val="0"/>
@@ -5514,7 +4691,7 @@
             </w:r>
             <w:r>
               <w:rPr>
-                <w:rFonts w:eastAsia="ＭＳ 明朝" w:ascii="Palatino Linotype" w:hAnsi="Palatino Linotype"/>
+                <w:rFonts w:eastAsia="ＭＳ 明朝"/>
                 <w:kern w:val="0"/>
                 <w:sz w:val="20"/>
                 <w:szCs w:val="20"/>
@@ -5524,7 +4701,7 @@
             </w:r>
             <w:r>
               <w:rPr>
-                <w:rFonts w:eastAsia="ＭＳ 明朝" w:ascii="Palatino Linotype" w:hAnsi="Palatino Linotype"/>
+                <w:rFonts w:eastAsia="ＭＳ 明朝"/>
                 <w:kern w:val="0"/>
                 <w:sz w:val="20"/>
                 <w:szCs w:val="20"/>
@@ -5535,7 +4712,7 @@
             </w:r>
             <w:r>
               <w:rPr>
-                <w:rFonts w:eastAsia="ＭＳ 明朝" w:ascii="Palatino Linotype" w:hAnsi="Palatino Linotype"/>
+                <w:rFonts w:eastAsia="ＭＳ 明朝"/>
                 <w:kern w:val="0"/>
                 <w:sz w:val="20"/>
                 <w:szCs w:val="20"/>
@@ -5547,7 +4724,7 @@
         </w:tc>
         <w:tc>
           <w:tcPr>
-            <w:tcW w:w="2980" w:type="dxa"/>
+            <w:tcW w:w="2981" w:type="dxa"/>
             <w:gridSpan w:val="9"/>
             <w:tcBorders/>
           </w:tcPr>
@@ -5555,8 +4732,115 @@
             <w:pPr>
               <w:pStyle w:val="NormalWeb"/>
               <w:widowControl w:val="false"/>
-              <w:spacing w:lineRule="auto" w:line="240" w:before="0" w:after="0"/>
-              <w:jc w:val="right"/>
+              <w:spacing w:lineRule="auto" w:line="276" w:before="0" w:after="0"/>
+              <w:jc w:val="end"/>
+              <w:rPr/>
+            </w:pPr>
+            <w:r>
+              <w:rPr>
+                <w:kern w:val="0"/>
+                <w:lang w:val="en-US" w:eastAsia="en-US" w:bidi="ar-SA"/>
+              </w:rPr>
+              <w:t>2015 and 2016</w:t>
+            </w:r>
+          </w:p>
+        </w:tc>
+      </w:tr>
+      <w:tr>
+        <w:trPr>
+          <w:trHeight w:val="360" w:hRule="atLeast"/>
+          <w:cantSplit/>
+        </w:trPr>
+        <w:tc>
+          <w:tcPr>
+            <w:tcW w:w="7940" w:type="dxa"/>
+            <w:gridSpan w:val="3"/>
+            <w:tcBorders/>
+          </w:tcPr>
+          <w:p>
+            <w:pPr>
+              <w:pStyle w:val="Normal"/>
+              <w:widowControl w:val="false"/>
+              <w:tabs>
+                <w:tab w:val="clear" w:pos="180"/>
+                <w:tab w:val="clear" w:pos="360"/>
+                <w:tab w:val="left" w:pos="162" w:leader="none"/>
+              </w:tabs>
+              <w:spacing w:lineRule="auto" w:line="276" w:before="0" w:after="0"/>
+              <w:jc w:val="start"/>
+              <w:rPr>
+                <w:rFonts w:ascii="Palatino Linotype" w:hAnsi="Palatino Linotype" w:eastAsia="ＭＳ 明朝"/>
+                <w:b/>
+                <w:bCs/>
+                <w:kern w:val="0"/>
+                <w:lang w:val="en-US" w:eastAsia="en-US" w:bidi="ar-SA"/>
+              </w:rPr>
+            </w:pPr>
+            <w:r>
+              <w:rPr>
+                <w:rFonts w:eastAsia="ＭＳ 明朝"/>
+                <w:b/>
+                <w:bCs/>
+                <w:kern w:val="0"/>
+                <w:lang w:val="en-US" w:eastAsia="en-US" w:bidi="ar-SA"/>
+              </w:rPr>
+            </w:r>
+          </w:p>
+          <w:p>
+            <w:pPr>
+              <w:pStyle w:val="Normal"/>
+              <w:widowControl w:val="false"/>
+              <w:tabs>
+                <w:tab w:val="clear" w:pos="180"/>
+                <w:tab w:val="clear" w:pos="360"/>
+                <w:tab w:val="left" w:pos="162" w:leader="none"/>
+              </w:tabs>
+              <w:spacing w:lineRule="auto" w:line="276" w:before="0" w:after="0"/>
+              <w:jc w:val="start"/>
+              <w:rPr>
+                <w:rFonts w:ascii="Palatino Linotype" w:hAnsi="Palatino Linotype" w:eastAsia="ＭＳ 明朝"/>
+                <w:b/>
+                <w:bCs/>
+                <w:kern w:val="0"/>
+                <w:lang w:val="en-US" w:eastAsia="en-US" w:bidi="ar-SA"/>
+              </w:rPr>
+            </w:pPr>
+            <w:r>
+              <w:rPr>
+                <w:rFonts w:eastAsia="ＭＳ 明朝"/>
+                <w:b/>
+                <w:bCs/>
+                <w:kern w:val="0"/>
+                <w:lang w:val="en-US" w:eastAsia="en-US" w:bidi="ar-SA"/>
+              </w:rPr>
+              <w:t xml:space="preserve">Wissner-Slivka Fellowship </w:t>
+            </w:r>
+            <w:r>
+              <w:rPr>
+                <w:rFonts w:eastAsia="ＭＳ 明朝"/>
+                <w:b/>
+                <w:bCs/>
+                <w:kern w:val="0"/>
+                <w:sz w:val="20"/>
+                <w:szCs w:val="20"/>
+                <w:lang w:val="en-US" w:eastAsia="en-US" w:bidi="ar-SA"/>
+              </w:rPr>
+              <w:t>(University of Washington CSE)</w:t>
+            </w:r>
+          </w:p>
+        </w:tc>
+        <w:tc>
+          <w:tcPr>
+            <w:tcW w:w="3312" w:type="dxa"/>
+            <w:gridSpan w:val="11"/>
+            <w:tcBorders/>
+          </w:tcPr>
+          <w:p>
+            <w:pPr>
+              <w:pStyle w:val="NormalWeb"/>
+              <w:widowControl w:val="false"/>
+              <w:spacing w:lineRule="auto" w:line="276" w:before="0" w:after="0"/>
+              <w:jc w:val="end"/>
               <w:rPr>
                 <w:rFonts w:ascii="Palatino Linotype" w:hAnsi="Palatino Linotype"/>
                 <w:kern w:val="0"/>
@@ -5565,11 +4849,29 @@
             </w:pPr>
             <w:r>
               <w:rPr>
+                <w:kern w:val="0"/>
+                <w:lang w:val="en-US" w:eastAsia="en-US" w:bidi="ar-SA"/>
+              </w:rPr>
+            </w:r>
+          </w:p>
+          <w:p>
+            <w:pPr>
+              <w:pStyle w:val="NormalWeb"/>
+              <w:widowControl w:val="false"/>
+              <w:spacing w:lineRule="auto" w:line="276" w:before="0" w:after="0"/>
+              <w:jc w:val="end"/>
+              <w:rPr>
                 <w:rFonts w:ascii="Palatino Linotype" w:hAnsi="Palatino Linotype"/>
                 <w:kern w:val="0"/>
                 <w:lang w:val="en-US" w:eastAsia="en-US" w:bidi="ar-SA"/>
               </w:rPr>
-              <w:t>2015 and 2016</w:t>
+            </w:pPr>
+            <w:r>
+              <w:rPr>
+                <w:kern w:val="0"/>
+                <w:lang w:val="en-US" w:eastAsia="en-US" w:bidi="ar-SA"/>
+              </w:rPr>
+              <w:t>2014</w:t>
             </w:r>
           </w:p>
         </w:tc>
@@ -5580,8 +4882,8 @@
         </w:trPr>
         <w:tc>
           <w:tcPr>
-            <w:tcW w:w="7941" w:type="dxa"/>
-            <w:gridSpan w:val="3"/>
+            <w:tcW w:w="8433" w:type="dxa"/>
+            <w:gridSpan w:val="6"/>
             <w:tcBorders/>
           </w:tcPr>
           <w:p>
@@ -5589,64 +4891,56 @@
               <w:pStyle w:val="Normal"/>
               <w:widowControl w:val="false"/>
               <w:tabs>
-                <w:tab w:val="clear" w:pos="720"/>
+                <w:tab w:val="clear" w:pos="180"/>
+                <w:tab w:val="clear" w:pos="360"/>
                 <w:tab w:val="left" w:pos="162" w:leader="none"/>
               </w:tabs>
-              <w:spacing w:before="0" w:after="0"/>
-              <w:jc w:val="left"/>
+              <w:spacing w:lineRule="auto" w:line="276" w:before="0" w:after="0"/>
+              <w:jc w:val="start"/>
+              <w:rPr/>
+            </w:pPr>
+            <w:r>
               <w:rPr>
                 <w:rFonts w:eastAsia="ＭＳ 明朝"/>
-                <w:kern w:val="0"/>
-                <w:lang w:val="en-US" w:eastAsia="en-US" w:bidi="ar-SA"/>
-              </w:rPr>
-            </w:pPr>
-            <w:r>
-              <w:rPr>
-                <w:rFonts w:eastAsia="ＭＳ 明朝" w:ascii="Palatino Linotype" w:hAnsi="Palatino Linotype"/>
                 <w:b/>
                 <w:bCs/>
                 <w:kern w:val="0"/>
                 <w:lang w:val="en-US" w:eastAsia="en-US" w:bidi="ar-SA"/>
               </w:rPr>
-              <w:t xml:space="preserve">Wissner-Slivka Fellowship </w:t>
-            </w:r>
-            <w:r>
-              <w:rPr>
-                <w:rFonts w:eastAsia="ＭＳ 明朝" w:ascii="Palatino Linotype" w:hAnsi="Palatino Linotype"/>
+              <w:t xml:space="preserve">Achievement Rewards for College Scientists Fellowship </w:t>
+            </w:r>
+            <w:r>
+              <w:rPr>
+                <w:rFonts w:eastAsia="ＭＳ 明朝"/>
                 <w:kern w:val="0"/>
                 <w:sz w:val="20"/>
                 <w:szCs w:val="20"/>
                 <w:lang w:val="en-US" w:eastAsia="en-US" w:bidi="ar-SA"/>
               </w:rPr>
-              <w:t>(University of Washington CSE)</w:t>
-            </w:r>
-          </w:p>
-        </w:tc>
-        <w:tc>
-          <w:tcPr>
-            <w:tcW w:w="3310" w:type="dxa"/>
-            <w:gridSpan w:val="11"/>
+              <w:t>(UW CSE 1 of 2 awardees)</w:t>
+            </w:r>
+          </w:p>
+        </w:tc>
+        <w:tc>
+          <w:tcPr>
+            <w:tcW w:w="2819" w:type="dxa"/>
+            <w:gridSpan w:val="8"/>
             <w:tcBorders/>
           </w:tcPr>
           <w:p>
             <w:pPr>
               <w:pStyle w:val="NormalWeb"/>
               <w:widowControl w:val="false"/>
-              <w:spacing w:lineRule="auto" w:line="240" w:before="0" w:after="0"/>
-              <w:jc w:val="right"/>
-              <w:rPr>
-                <w:rFonts w:ascii="Palatino Linotype" w:hAnsi="Palatino Linotype"/>
-                <w:kern w:val="0"/>
-                <w:lang w:val="en-US" w:eastAsia="en-US" w:bidi="ar-SA"/>
-              </w:rPr>
-            </w:pPr>
-            <w:r>
-              <w:rPr>
-                <w:rFonts w:ascii="Palatino Linotype" w:hAnsi="Palatino Linotype"/>
-                <w:kern w:val="0"/>
-                <w:lang w:val="en-US" w:eastAsia="en-US" w:bidi="ar-SA"/>
-              </w:rPr>
-              <w:t>2014</w:t>
+              <w:spacing w:lineRule="auto" w:line="276" w:before="0" w:after="0"/>
+              <w:jc w:val="end"/>
+              <w:rPr/>
+            </w:pPr>
+            <w:r>
+              <w:rPr>
+                <w:kern w:val="0"/>
+                <w:lang w:val="en-US" w:eastAsia="en-US" w:bidi="ar-SA"/>
+              </w:rPr>
+              <w:t>2014-2016</w:t>
             </w:r>
           </w:p>
         </w:tc>
@@ -5657,8 +4951,8 @@
         </w:trPr>
         <w:tc>
           <w:tcPr>
-            <w:tcW w:w="8433" w:type="dxa"/>
-            <w:gridSpan w:val="6"/>
+            <w:tcW w:w="9127" w:type="dxa"/>
+            <w:gridSpan w:val="12"/>
             <w:tcBorders/>
           </w:tcPr>
           <w:p>
@@ -5666,64 +4960,64 @@
               <w:pStyle w:val="Normal"/>
               <w:widowControl w:val="false"/>
               <w:tabs>
-                <w:tab w:val="clear" w:pos="720"/>
+                <w:tab w:val="clear" w:pos="180"/>
+                <w:tab w:val="clear" w:pos="360"/>
                 <w:tab w:val="left" w:pos="162" w:leader="none"/>
               </w:tabs>
-              <w:spacing w:before="0" w:after="0"/>
-              <w:jc w:val="left"/>
+              <w:spacing w:lineRule="auto" w:line="276" w:before="0" w:after="0"/>
+              <w:jc w:val="start"/>
+              <w:rPr/>
+            </w:pPr>
+            <w:r>
               <w:rPr>
                 <w:rFonts w:eastAsia="ＭＳ 明朝"/>
-                <w:kern w:val="0"/>
-                <w:lang w:val="en-US" w:eastAsia="en-US" w:bidi="ar-SA"/>
-              </w:rPr>
-            </w:pPr>
-            <w:r>
-              <w:rPr>
-                <w:rFonts w:eastAsia="ＭＳ 明朝" w:ascii="Palatino Linotype" w:hAnsi="Palatino Linotype"/>
                 <w:b/>
                 <w:bCs/>
                 <w:kern w:val="0"/>
                 <w:lang w:val="en-US" w:eastAsia="en-US" w:bidi="ar-SA"/>
               </w:rPr>
-              <w:t xml:space="preserve">Achievement Rewards for College Scientists Fellowship </w:t>
-            </w:r>
-            <w:r>
-              <w:rPr>
-                <w:rFonts w:eastAsia="ＭＳ 明朝" w:ascii="Palatino Linotype" w:hAnsi="Palatino Linotype"/>
+              <w:t xml:space="preserve">Outstanding Senior Award – Computer Science </w:t>
+            </w:r>
+            <w:r>
+              <w:rPr>
+                <w:rFonts w:eastAsia="ＭＳ 明朝"/>
                 <w:kern w:val="0"/>
                 <w:sz w:val="20"/>
                 <w:szCs w:val="20"/>
                 <w:lang w:val="en-US" w:eastAsia="en-US" w:bidi="ar-SA"/>
               </w:rPr>
-              <w:t>(UW CSE 1 of 2 awardees)</w:t>
-            </w:r>
-          </w:p>
-        </w:tc>
-        <w:tc>
-          <w:tcPr>
-            <w:tcW w:w="2818" w:type="dxa"/>
-            <w:gridSpan w:val="8"/>
+              <w:t>(Washington University)</w:t>
+            </w:r>
+          </w:p>
+        </w:tc>
+        <w:tc>
+          <w:tcPr>
+            <w:tcW w:w="2125" w:type="dxa"/>
+            <w:gridSpan w:val="2"/>
             <w:tcBorders/>
           </w:tcPr>
           <w:p>
             <w:pPr>
-              <w:pStyle w:val="NormalWeb"/>
-              <w:widowControl w:val="false"/>
-              <w:spacing w:lineRule="auto" w:line="240" w:before="0" w:after="0"/>
-              <w:jc w:val="right"/>
-              <w:rPr>
-                <w:rFonts w:ascii="Palatino Linotype" w:hAnsi="Palatino Linotype"/>
-                <w:kern w:val="0"/>
-                <w:lang w:val="en-US" w:eastAsia="en-US" w:bidi="ar-SA"/>
-              </w:rPr>
-            </w:pPr>
-            <w:r>
-              <w:rPr>
-                <w:rFonts w:ascii="Palatino Linotype" w:hAnsi="Palatino Linotype"/>
-                <w:kern w:val="0"/>
-                <w:lang w:val="en-US" w:eastAsia="en-US" w:bidi="ar-SA"/>
-              </w:rPr>
-              <w:t>2014-2016</w:t>
+              <w:pStyle w:val="Normal"/>
+              <w:widowControl w:val="false"/>
+              <w:tabs>
+                <w:tab w:val="clear" w:pos="180"/>
+                <w:tab w:val="clear" w:pos="360"/>
+                <w:tab w:val="left" w:pos="1440" w:leader="none"/>
+              </w:tabs>
+              <w:spacing w:lineRule="auto" w:line="276" w:before="0" w:after="0"/>
+              <w:ind w:hanging="0" w:start="360" w:end="0"/>
+              <w:jc w:val="end"/>
+              <w:rPr/>
+            </w:pPr>
+            <w:r>
+              <w:rPr>
+                <w:rFonts w:eastAsia="ＭＳ 明朝"/>
+                <w:color w:val="000000"/>
+                <w:kern w:val="0"/>
+                <w:lang w:val="en-US" w:eastAsia="en-US" w:bidi="ar-SA"/>
+              </w:rPr>
+              <w:t>2014</w:t>
             </w:r>
           </w:p>
         </w:tc>
@@ -5734,8 +5028,8 @@
         </w:trPr>
         <w:tc>
           <w:tcPr>
-            <w:tcW w:w="9128" w:type="dxa"/>
-            <w:gridSpan w:val="12"/>
+            <w:tcW w:w="7940" w:type="dxa"/>
+            <w:gridSpan w:val="3"/>
             <w:tcBorders/>
           </w:tcPr>
           <w:p>
@@ -5743,30 +5037,27 @@
               <w:pStyle w:val="Normal"/>
               <w:widowControl w:val="false"/>
               <w:tabs>
-                <w:tab w:val="clear" w:pos="720"/>
+                <w:tab w:val="clear" w:pos="180"/>
+                <w:tab w:val="clear" w:pos="360"/>
                 <w:tab w:val="left" w:pos="162" w:leader="none"/>
               </w:tabs>
-              <w:spacing w:before="0" w:after="0"/>
-              <w:jc w:val="left"/>
+              <w:spacing w:lineRule="auto" w:line="276" w:before="0" w:after="0"/>
+              <w:jc w:val="start"/>
+              <w:rPr/>
+            </w:pPr>
+            <w:r>
               <w:rPr>
                 <w:rFonts w:eastAsia="ＭＳ 明朝"/>
-                <w:kern w:val="0"/>
-                <w:lang w:val="en-US" w:eastAsia="en-US" w:bidi="ar-SA"/>
-              </w:rPr>
-            </w:pPr>
-            <w:r>
-              <w:rPr>
-                <w:rFonts w:eastAsia="ＭＳ 明朝" w:ascii="Palatino Linotype" w:hAnsi="Palatino Linotype"/>
                 <w:b/>
                 <w:bCs/>
                 <w:kern w:val="0"/>
                 <w:lang w:val="en-US" w:eastAsia="en-US" w:bidi="ar-SA"/>
               </w:rPr>
-              <w:t xml:space="preserve">Outstanding Senior Award – Computer Science </w:t>
-            </w:r>
-            <w:r>
-              <w:rPr>
-                <w:rFonts w:eastAsia="ＭＳ 明朝" w:ascii="Palatino Linotype" w:hAnsi="Palatino Linotype"/>
+              <w:t xml:space="preserve">Sigma Xi </w:t>
+            </w:r>
+            <w:r>
+              <w:rPr>
+                <w:rFonts w:eastAsia="ＭＳ 明朝"/>
                 <w:kern w:val="0"/>
                 <w:sz w:val="20"/>
                 <w:szCs w:val="20"/>
@@ -5778,8 +5069,8 @@
         </w:tc>
         <w:tc>
           <w:tcPr>
-            <w:tcW w:w="2123" w:type="dxa"/>
-            <w:gridSpan w:val="2"/>
+            <w:tcW w:w="3312" w:type="dxa"/>
+            <w:gridSpan w:val="11"/>
             <w:tcBorders/>
           </w:tcPr>
           <w:p>
@@ -5787,27 +5078,23 @@
               <w:pStyle w:val="Normal"/>
               <w:widowControl w:val="false"/>
               <w:tabs>
-                <w:tab w:val="clear" w:pos="720"/>
+                <w:tab w:val="clear" w:pos="180"/>
+                <w:tab w:val="clear" w:pos="360"/>
                 <w:tab w:val="left" w:pos="1440" w:leader="none"/>
               </w:tabs>
-              <w:spacing w:before="0" w:after="0"/>
-              <w:ind w:left="360" w:right="0" w:hanging="0"/>
-              <w:jc w:val="right"/>
-              <w:rPr>
-                <w:rFonts w:ascii="Palatino Linotype" w:hAnsi="Palatino Linotype" w:eastAsia="ＭＳ 明朝"/>
-                <w:color w:val="000000"/>
-                <w:kern w:val="0"/>
-                <w:lang w:val="en-US" w:eastAsia="en-US" w:bidi="ar-SA"/>
-              </w:rPr>
-            </w:pPr>
-            <w:r>
-              <w:rPr>
-                <w:rFonts w:eastAsia="ＭＳ 明朝" w:ascii="Palatino Linotype" w:hAnsi="Palatino Linotype"/>
-                <w:color w:val="000000"/>
-                <w:kern w:val="0"/>
-                <w:lang w:val="en-US" w:eastAsia="en-US" w:bidi="ar-SA"/>
-              </w:rPr>
-              <w:t>2014</w:t>
+              <w:spacing w:lineRule="auto" w:line="276" w:before="0" w:after="0"/>
+              <w:ind w:hanging="0" w:start="360" w:end="0"/>
+              <w:jc w:val="end"/>
+              <w:rPr/>
+            </w:pPr>
+            <w:r>
+              <w:rPr>
+                <w:rFonts w:eastAsia="ＭＳ 明朝"/>
+                <w:color w:val="000000"/>
+                <w:kern w:val="0"/>
+                <w:lang w:val="en-US" w:eastAsia="en-US" w:bidi="ar-SA"/>
+              </w:rPr>
+              <w:t>Inducted Spring 2014</w:t>
             </w:r>
           </w:p>
         </w:tc>
@@ -5818,7 +5105,7 @@
         </w:trPr>
         <w:tc>
           <w:tcPr>
-            <w:tcW w:w="7941" w:type="dxa"/>
+            <w:tcW w:w="7940" w:type="dxa"/>
             <w:gridSpan w:val="3"/>
             <w:tcBorders/>
           </w:tcPr>
@@ -5827,42 +5114,60 @@
               <w:pStyle w:val="Normal"/>
               <w:widowControl w:val="false"/>
               <w:tabs>
-                <w:tab w:val="clear" w:pos="720"/>
+                <w:tab w:val="clear" w:pos="180"/>
+                <w:tab w:val="clear" w:pos="360"/>
                 <w:tab w:val="left" w:pos="162" w:leader="none"/>
               </w:tabs>
-              <w:spacing w:before="0" w:after="0"/>
-              <w:jc w:val="left"/>
+              <w:spacing w:lineRule="auto" w:line="276" w:before="0" w:after="0"/>
+              <w:jc w:val="start"/>
+              <w:rPr/>
+            </w:pPr>
+            <w:r>
               <w:rPr>
                 <w:rFonts w:eastAsia="ＭＳ 明朝"/>
-                <w:kern w:val="0"/>
-                <w:lang w:val="en-US" w:eastAsia="en-US" w:bidi="ar-SA"/>
-              </w:rPr>
-            </w:pPr>
-            <w:r>
-              <w:rPr>
-                <w:rFonts w:eastAsia="ＭＳ 明朝" w:ascii="Palatino Linotype" w:hAnsi="Palatino Linotype"/>
                 <w:b/>
                 <w:bCs/>
                 <w:kern w:val="0"/>
                 <w:lang w:val="en-US" w:eastAsia="en-US" w:bidi="ar-SA"/>
               </w:rPr>
-              <w:t xml:space="preserve">Sigma Xi </w:t>
-            </w:r>
-            <w:r>
-              <w:rPr>
-                <w:rFonts w:eastAsia="ＭＳ 明朝" w:ascii="Palatino Linotype" w:hAnsi="Palatino Linotype"/>
+              <w:t>Upsilon Pi Epsilon (</w:t>
+            </w:r>
+            <w:r>
+              <w:rPr>
+                <w:rFonts w:eastAsia="ＭＳ 明朝"/>
                 <w:kern w:val="0"/>
                 <w:sz w:val="20"/>
                 <w:szCs w:val="20"/>
                 <w:lang w:val="en-US" w:eastAsia="en-US" w:bidi="ar-SA"/>
               </w:rPr>
-              <w:t>(Washington University)</w:t>
-            </w:r>
-          </w:p>
-        </w:tc>
-        <w:tc>
-          <w:tcPr>
-            <w:tcW w:w="3310" w:type="dxa"/>
+              <w:t>Washington University Top 1/3</w:t>
+            </w:r>
+            <w:r>
+              <w:rPr>
+                <w:rFonts w:eastAsia="ＭＳ 明朝"/>
+                <w:kern w:val="0"/>
+                <w:sz w:val="20"/>
+                <w:szCs w:val="20"/>
+                <w:vertAlign w:val="superscript"/>
+                <w:lang w:val="en-US" w:eastAsia="en-US" w:bidi="ar-SA"/>
+              </w:rPr>
+              <w:t>rd</w:t>
+            </w:r>
+            <w:r>
+              <w:rPr>
+                <w:rFonts w:eastAsia="ＭＳ 明朝"/>
+                <w:kern w:val="0"/>
+                <w:sz w:val="20"/>
+                <w:szCs w:val="20"/>
+                <w:lang w:val="en-US" w:eastAsia="en-US" w:bidi="ar-SA"/>
+              </w:rPr>
+              <w:t xml:space="preserve"> of CSE Class)</w:t>
+            </w:r>
+          </w:p>
+        </w:tc>
+        <w:tc>
+          <w:tcPr>
+            <w:tcW w:w="3312" w:type="dxa"/>
             <w:gridSpan w:val="11"/>
             <w:tcBorders/>
           </w:tcPr>
@@ -5871,27 +5176,23 @@
               <w:pStyle w:val="Normal"/>
               <w:widowControl w:val="false"/>
               <w:tabs>
-                <w:tab w:val="clear" w:pos="720"/>
+                <w:tab w:val="clear" w:pos="180"/>
+                <w:tab w:val="clear" w:pos="360"/>
                 <w:tab w:val="left" w:pos="1440" w:leader="none"/>
               </w:tabs>
-              <w:spacing w:before="0" w:after="0"/>
-              <w:ind w:left="360" w:right="0" w:hanging="0"/>
-              <w:jc w:val="right"/>
-              <w:rPr>
-                <w:rFonts w:ascii="Palatino Linotype" w:hAnsi="Palatino Linotype" w:eastAsia="ＭＳ 明朝"/>
-                <w:color w:val="000000"/>
-                <w:kern w:val="0"/>
-                <w:lang w:val="en-US" w:eastAsia="en-US" w:bidi="ar-SA"/>
-              </w:rPr>
-            </w:pPr>
-            <w:r>
-              <w:rPr>
-                <w:rFonts w:eastAsia="ＭＳ 明朝" w:ascii="Palatino Linotype" w:hAnsi="Palatino Linotype"/>
-                <w:color w:val="000000"/>
-                <w:kern w:val="0"/>
-                <w:lang w:val="en-US" w:eastAsia="en-US" w:bidi="ar-SA"/>
-              </w:rPr>
-              <w:t>Inducted Spring 2014</w:t>
+              <w:spacing w:lineRule="auto" w:line="276" w:before="0" w:after="0"/>
+              <w:ind w:hanging="0" w:start="360" w:end="0"/>
+              <w:jc w:val="end"/>
+              <w:rPr/>
+            </w:pPr>
+            <w:r>
+              <w:rPr>
+                <w:rFonts w:eastAsia="ＭＳ 明朝"/>
+                <w:color w:val="000000"/>
+                <w:kern w:val="0"/>
+                <w:lang w:val="en-US" w:eastAsia="en-US" w:bidi="ar-SA"/>
+              </w:rPr>
+              <w:t>Inducted Fall 2013</w:t>
             </w:r>
           </w:p>
         </w:tc>
@@ -5902,7 +5203,7 @@
         </w:trPr>
         <w:tc>
           <w:tcPr>
-            <w:tcW w:w="7941" w:type="dxa"/>
+            <w:tcW w:w="7940" w:type="dxa"/>
             <w:gridSpan w:val="3"/>
             <w:tcBorders/>
           </w:tcPr>
@@ -5911,63 +5212,93 @@
               <w:pStyle w:val="Normal"/>
               <w:widowControl w:val="false"/>
               <w:tabs>
-                <w:tab w:val="clear" w:pos="720"/>
+                <w:tab w:val="clear" w:pos="180"/>
+                <w:tab w:val="clear" w:pos="360"/>
                 <w:tab w:val="left" w:pos="162" w:leader="none"/>
               </w:tabs>
-              <w:spacing w:before="0" w:after="0"/>
-              <w:jc w:val="left"/>
+              <w:spacing w:lineRule="auto" w:line="276" w:before="0" w:after="0"/>
+              <w:jc w:val="start"/>
+              <w:rPr/>
+            </w:pPr>
+            <w:r>
               <w:rPr>
                 <w:rFonts w:eastAsia="ＭＳ 明朝"/>
-                <w:kern w:val="0"/>
-                <w:lang w:val="en-US" w:eastAsia="en-US" w:bidi="ar-SA"/>
-              </w:rPr>
-            </w:pPr>
-            <w:r>
-              <w:rPr>
-                <w:rFonts w:eastAsia="ＭＳ 明朝" w:ascii="Palatino Linotype" w:hAnsi="Palatino Linotype"/>
                 <w:b/>
                 <w:bCs/>
                 <w:kern w:val="0"/>
                 <w:lang w:val="en-US" w:eastAsia="en-US" w:bidi="ar-SA"/>
               </w:rPr>
-              <w:t>Upsilon Pi Epsilon (</w:t>
-            </w:r>
-            <w:r>
-              <w:rPr>
-                <w:rFonts w:eastAsia="ＭＳ 明朝" w:ascii="Palatino Linotype" w:hAnsi="Palatino Linotype"/>
+              <w:t xml:space="preserve">Tau Beta Pi </w:t>
+            </w:r>
+            <w:r>
+              <w:rPr>
+                <w:rFonts w:eastAsia="ＭＳ 明朝"/>
                 <w:kern w:val="0"/>
                 <w:sz w:val="20"/>
                 <w:szCs w:val="20"/>
                 <w:lang w:val="en-US" w:eastAsia="en-US" w:bidi="ar-SA"/>
               </w:rPr>
-              <w:t>Washington University Top 1/3</w:t>
-            </w:r>
-            <w:r>
-              <w:rPr>
-                <w:rFonts w:eastAsia="ＭＳ 明朝" w:ascii="Palatino Linotype" w:hAnsi="Palatino Linotype"/>
+              <w:t>(Washington University Top 1/8</w:t>
+            </w:r>
+            <w:r>
+              <w:rPr>
+                <w:rFonts w:eastAsia="ＭＳ 明朝"/>
                 <w:kern w:val="0"/>
                 <w:sz w:val="20"/>
                 <w:szCs w:val="20"/>
                 <w:vertAlign w:val="superscript"/>
                 <w:lang w:val="en-US" w:eastAsia="en-US" w:bidi="ar-SA"/>
               </w:rPr>
-              <w:t>rd</w:t>
-            </w:r>
-            <w:r>
-              <w:rPr>
-                <w:rFonts w:eastAsia="ＭＳ 明朝" w:ascii="Palatino Linotype" w:hAnsi="Palatino Linotype"/>
+              <w:t>th</w:t>
+            </w:r>
+            <w:r>
+              <w:rPr>
+                <w:rFonts w:eastAsia="ＭＳ 明朝"/>
                 <w:kern w:val="0"/>
                 <w:sz w:val="20"/>
                 <w:szCs w:val="20"/>
                 <w:lang w:val="en-US" w:eastAsia="en-US" w:bidi="ar-SA"/>
               </w:rPr>
-              <w:t xml:space="preserve"> of CSE Class)</w:t>
-            </w:r>
-          </w:p>
-        </w:tc>
-        <w:tc>
-          <w:tcPr>
-            <w:tcW w:w="3310" w:type="dxa"/>
+              <w:t xml:space="preserve"> of Engineering Class)</w:t>
+            </w:r>
+          </w:p>
+          <w:p>
+            <w:pPr>
+              <w:pStyle w:val="Normal"/>
+              <w:widowControl w:val="false"/>
+              <w:tabs>
+                <w:tab w:val="clear" w:pos="180"/>
+                <w:tab w:val="clear" w:pos="360"/>
+                <w:tab w:val="left" w:pos="162" w:leader="none"/>
+              </w:tabs>
+              <w:spacing w:lineRule="auto" w:line="276" w:before="0" w:after="0"/>
+              <w:jc w:val="start"/>
+              <w:rPr>
+                <w:rFonts w:ascii="Palatino Linotype" w:hAnsi="Palatino Linotype" w:eastAsia="ＭＳ 明朝"/>
+                <w:b/>
+                <w:bCs/>
+                <w:kern w:val="0"/>
+                <w:sz w:val="22"/>
+                <w:szCs w:val="22"/>
+                <w:lang w:val="en-US" w:eastAsia="en-US" w:bidi="ar-SA"/>
+              </w:rPr>
+            </w:pPr>
+            <w:r>
+              <w:rPr>
+                <w:rFonts w:eastAsia="ＭＳ 明朝"/>
+                <w:b/>
+                <w:bCs/>
+                <w:kern w:val="0"/>
+                <w:sz w:val="22"/>
+                <w:szCs w:val="22"/>
+                <w:lang w:val="en-US" w:eastAsia="en-US" w:bidi="ar-SA"/>
+              </w:rPr>
+            </w:r>
+          </w:p>
+        </w:tc>
+        <w:tc>
+          <w:tcPr>
+            <w:tcW w:w="3312" w:type="dxa"/>
             <w:gridSpan w:val="11"/>
             <w:tcBorders/>
           </w:tcPr>
@@ -5976,160 +5307,18 @@
               <w:pStyle w:val="Normal"/>
               <w:widowControl w:val="false"/>
               <w:tabs>
-                <w:tab w:val="clear" w:pos="720"/>
+                <w:tab w:val="clear" w:pos="180"/>
+                <w:tab w:val="clear" w:pos="360"/>
                 <w:tab w:val="left" w:pos="1440" w:leader="none"/>
               </w:tabs>
-              <w:spacing w:before="0" w:after="0"/>
-              <w:ind w:left="360" w:right="0" w:hanging="0"/>
-              <w:jc w:val="right"/>
-              <w:rPr>
-                <w:rFonts w:ascii="Palatino Linotype" w:hAnsi="Palatino Linotype" w:eastAsia="ＭＳ 明朝"/>
-                <w:color w:val="000000"/>
-                <w:kern w:val="0"/>
-                <w:lang w:val="en-US" w:eastAsia="en-US" w:bidi="ar-SA"/>
-              </w:rPr>
-            </w:pPr>
-            <w:r>
-              <w:rPr>
-                <w:rFonts w:eastAsia="ＭＳ 明朝" w:ascii="Palatino Linotype" w:hAnsi="Palatino Linotype"/>
-                <w:color w:val="000000"/>
-                <w:kern w:val="0"/>
-                <w:lang w:val="en-US" w:eastAsia="en-US" w:bidi="ar-SA"/>
-              </w:rPr>
-              <w:t>Inducted Fall 2013</w:t>
-            </w:r>
-          </w:p>
-        </w:tc>
-      </w:tr>
-      <w:tr>
-        <w:trPr>
-          <w:trHeight w:val="360" w:hRule="atLeast"/>
-        </w:trPr>
-        <w:tc>
-          <w:tcPr>
-            <w:tcW w:w="7941" w:type="dxa"/>
-            <w:gridSpan w:val="3"/>
-            <w:tcBorders/>
-          </w:tcPr>
-          <w:p>
-            <w:pPr>
-              <w:pStyle w:val="Normal"/>
-              <w:widowControl w:val="false"/>
-              <w:tabs>
-                <w:tab w:val="clear" w:pos="720"/>
-                <w:tab w:val="left" w:pos="162" w:leader="none"/>
-              </w:tabs>
-              <w:spacing w:before="0" w:after="0"/>
-              <w:jc w:val="left"/>
+              <w:spacing w:lineRule="auto" w:line="276" w:before="0" w:after="0"/>
+              <w:ind w:hanging="0" w:start="360" w:end="0"/>
+              <w:jc w:val="end"/>
+              <w:rPr/>
+            </w:pPr>
+            <w:r>
               <w:rPr>
                 <w:rFonts w:eastAsia="ＭＳ 明朝"/>
-                <w:kern w:val="0"/>
-                <w:lang w:val="en-US" w:eastAsia="en-US" w:bidi="ar-SA"/>
-              </w:rPr>
-            </w:pPr>
-            <w:r>
-              <w:rPr>
-                <w:rFonts w:eastAsia="ＭＳ 明朝" w:ascii="Palatino Linotype" w:hAnsi="Palatino Linotype"/>
-                <w:b/>
-                <w:bCs/>
-                <w:kern w:val="0"/>
-                <w:lang w:val="en-US" w:eastAsia="en-US" w:bidi="ar-SA"/>
-              </w:rPr>
-              <w:t xml:space="preserve">Tau Beta Pi </w:t>
-            </w:r>
-            <w:r>
-              <w:rPr>
-                <w:rFonts w:eastAsia="ＭＳ 明朝" w:ascii="Palatino Linotype" w:hAnsi="Palatino Linotype"/>
-                <w:kern w:val="0"/>
-                <w:sz w:val="20"/>
-                <w:szCs w:val="20"/>
-                <w:lang w:val="en-US" w:eastAsia="en-US" w:bidi="ar-SA"/>
-              </w:rPr>
-              <w:t>(Washington University Top 1/8</w:t>
-            </w:r>
-            <w:r>
-              <w:rPr>
-                <w:rFonts w:eastAsia="ＭＳ 明朝" w:ascii="Palatino Linotype" w:hAnsi="Palatino Linotype"/>
-                <w:kern w:val="0"/>
-                <w:sz w:val="20"/>
-                <w:szCs w:val="20"/>
-                <w:vertAlign w:val="superscript"/>
-                <w:lang w:val="en-US" w:eastAsia="en-US" w:bidi="ar-SA"/>
-              </w:rPr>
-              <w:t>th</w:t>
-            </w:r>
-            <w:r>
-              <w:rPr>
-                <w:rFonts w:eastAsia="ＭＳ 明朝" w:ascii="Palatino Linotype" w:hAnsi="Palatino Linotype"/>
-                <w:kern w:val="0"/>
-                <w:sz w:val="20"/>
-                <w:szCs w:val="20"/>
-                <w:lang w:val="en-US" w:eastAsia="en-US" w:bidi="ar-SA"/>
-              </w:rPr>
-              <w:t xml:space="preserve"> of Engineering Class)</w:t>
-            </w:r>
-          </w:p>
-          <w:p>
-            <w:pPr>
-              <w:pStyle w:val="Normal"/>
-              <w:widowControl w:val="false"/>
-              <w:tabs>
-                <w:tab w:val="clear" w:pos="720"/>
-                <w:tab w:val="left" w:pos="162" w:leader="none"/>
-              </w:tabs>
-              <w:spacing w:before="0" w:after="0"/>
-              <w:jc w:val="left"/>
-              <w:rPr>
-                <w:rFonts w:ascii="Palatino Linotype" w:hAnsi="Palatino Linotype" w:eastAsia="ＭＳ 明朝"/>
-                <w:b/>
-                <w:b/>
-                <w:bCs/>
-                <w:kern w:val="0"/>
-                <w:sz w:val="22"/>
-                <w:szCs w:val="22"/>
-                <w:lang w:val="en-US" w:eastAsia="en-US" w:bidi="ar-SA"/>
-              </w:rPr>
-            </w:pPr>
-            <w:r>
-              <w:rPr>
-                <w:rFonts w:eastAsia="ＭＳ 明朝" w:ascii="Palatino Linotype" w:hAnsi="Palatino Linotype"/>
-                <w:b/>
-                <w:bCs/>
-                <w:kern w:val="0"/>
-                <w:sz w:val="22"/>
-                <w:szCs w:val="22"/>
-                <w:lang w:val="en-US" w:eastAsia="en-US" w:bidi="ar-SA"/>
-              </w:rPr>
-            </w:r>
-          </w:p>
-        </w:tc>
-        <w:tc>
-          <w:tcPr>
-            <w:tcW w:w="3310" w:type="dxa"/>
-            <w:gridSpan w:val="11"/>
-            <w:tcBorders/>
-          </w:tcPr>
-          <w:p>
-            <w:pPr>
-              <w:pStyle w:val="Normal"/>
-              <w:widowControl w:val="false"/>
-              <w:tabs>
-                <w:tab w:val="clear" w:pos="720"/>
-                <w:tab w:val="left" w:pos="1440" w:leader="none"/>
-              </w:tabs>
-              <w:spacing w:before="0" w:after="0"/>
-              <w:ind w:left="360" w:right="0" w:hanging="0"/>
-              <w:jc w:val="right"/>
-              <w:rPr>
-                <w:rFonts w:ascii="Palatino Linotype" w:hAnsi="Palatino Linotype" w:eastAsia="ＭＳ 明朝"/>
-                <w:color w:val="000000"/>
-                <w:kern w:val="0"/>
-                <w:lang w:val="en-US" w:eastAsia="en-US" w:bidi="ar-SA"/>
-              </w:rPr>
-            </w:pPr>
-            <w:r>
-              <w:rPr>
-                <w:rFonts w:eastAsia="ＭＳ 明朝" w:ascii="Palatino Linotype" w:hAnsi="Palatino Linotype"/>
                 <w:color w:val="000000"/>
                 <w:kern w:val="0"/>
                 <w:lang w:val="en-US" w:eastAsia="en-US" w:bidi="ar-SA"/>
@@ -6143,7 +5332,7 @@
         <w:trPr/>
         <w:tc>
           <w:tcPr>
-            <w:tcW w:w="9128" w:type="dxa"/>
+            <w:tcW w:w="9127" w:type="dxa"/>
             <w:gridSpan w:val="12"/>
             <w:tcBorders>
               <w:top w:val="single" w:sz="2" w:space="0" w:color="000000"/>
@@ -6153,9 +5342,9 @@
             <w:pPr>
               <w:pStyle w:val="Heading1"/>
               <w:widowControl w:val="false"/>
-              <w:spacing w:before="0" w:after="0"/>
-              <w:ind w:left="0" w:hanging="0"/>
-              <w:jc w:val="left"/>
+              <w:spacing w:lineRule="auto" w:line="276" w:before="0" w:after="0"/>
+              <w:ind w:hanging="0" w:start="0"/>
+              <w:jc w:val="start"/>
               <w:rPr>
                 <w:rFonts w:ascii="Palatino Linotype" w:hAnsi="Palatino Linotype"/>
                 <w:sz w:val="22"/>
@@ -6176,28 +5365,24 @@
             <w:pPr>
               <w:pStyle w:val="Heading1"/>
               <w:widowControl w:val="false"/>
-              <w:spacing w:before="0" w:after="120"/>
-              <w:ind w:left="0" w:hanging="0"/>
-              <w:jc w:val="left"/>
+              <w:spacing w:lineRule="auto" w:line="276" w:before="0" w:after="120"/>
+              <w:ind w:hanging="0" w:start="0"/>
+              <w:jc w:val="start"/>
+              <w:rPr/>
+            </w:pPr>
+            <w:r>
               <w:rPr>
                 <w:rFonts w:ascii="Palatino Linotype" w:hAnsi="Palatino Linotype"/>
                 <w:sz w:val="28"/>
                 <w:lang w:val="en-US" w:eastAsia="en-US" w:bidi="ar-SA"/>
               </w:rPr>
-            </w:pPr>
-            <w:r>
-              <w:rPr>
-                <w:rFonts w:ascii="Palatino Linotype" w:hAnsi="Palatino Linotype"/>
-                <w:sz w:val="28"/>
-                <w:lang w:val="en-US" w:eastAsia="en-US" w:bidi="ar-SA"/>
-              </w:rPr>
               <w:t>Patents</w:t>
             </w:r>
           </w:p>
         </w:tc>
         <w:tc>
           <w:tcPr>
-            <w:tcW w:w="2123" w:type="dxa"/>
+            <w:tcW w:w="2125" w:type="dxa"/>
             <w:gridSpan w:val="2"/>
             <w:tcBorders>
               <w:top w:val="single" w:sz="2" w:space="0" w:color="000000"/>
@@ -6207,8 +5392,8 @@
             <w:pPr>
               <w:pStyle w:val="NormalWeb"/>
               <w:widowControl w:val="false"/>
-              <w:spacing w:lineRule="auto" w:line="240" w:before="0" w:after="0"/>
-              <w:jc w:val="right"/>
+              <w:spacing w:lineRule="auto" w:line="276" w:before="0" w:after="0"/>
+              <w:jc w:val="end"/>
               <w:rPr>
                 <w:rFonts w:ascii="Palatino Linotype" w:hAnsi="Palatino Linotype"/>
                 <w:color w:val="000000"/>
@@ -6220,7 +5405,6 @@
             </w:pPr>
             <w:r>
               <w:rPr>
-                <w:rFonts w:ascii="Palatino Linotype" w:hAnsi="Palatino Linotype"/>
                 <w:color w:val="000000"/>
                 <w:kern w:val="0"/>
                 <w:sz w:val="28"/>
@@ -6235,7 +5419,7 @@
         <w:trPr/>
         <w:tc>
           <w:tcPr>
-            <w:tcW w:w="9128" w:type="dxa"/>
+            <w:tcW w:w="9127" w:type="dxa"/>
             <w:gridSpan w:val="12"/>
             <w:tcBorders/>
           </w:tcPr>
@@ -6244,15 +5428,18 @@
               <w:pStyle w:val="Normal"/>
               <w:widowControl w:val="false"/>
               <w:tabs>
-                <w:tab w:val="clear" w:pos="720"/>
+                <w:tab w:val="clear" w:pos="180"/>
+                <w:tab w:val="clear" w:pos="360"/>
                 <w:tab w:val="left" w:pos="1206" w:leader="none"/>
               </w:tabs>
-              <w:spacing w:before="0" w:after="0"/>
-              <w:jc w:val="left"/>
-              <w:rPr>
-                <w:rFonts w:ascii="Palatino Linotype" w:hAnsi="Palatino Linotype" w:eastAsia="ＭＳ 明朝"/>
+              <w:spacing w:lineRule="auto" w:line="276" w:before="0" w:after="0"/>
+              <w:jc w:val="start"/>
+              <w:rPr/>
+            </w:pPr>
+            <w:r>
+              <w:rPr>
+                <w:rFonts w:eastAsia="ＭＳ 明朝"/>
                 <w:b/>
-                <w:b/>
                 <w:bCs/>
                 <w:color w:val="000000"/>
                 <w:kern w:val="0"/>
@@ -6260,11 +5447,25 @@
                 <w:szCs w:val="22"/>
                 <w:lang w:val="en-US" w:eastAsia="en-US" w:bidi="ar-SA"/>
               </w:rPr>
-            </w:pPr>
-            <w:r>
-              <w:rPr>
-                <w:rFonts w:eastAsia="ＭＳ 明朝" w:ascii="Palatino Linotype" w:hAnsi="Palatino Linotype"/>
-                <w:b/>
+              <w:t>Providing a thumbnail image that follows a main image</w:t>
+            </w:r>
+          </w:p>
+          <w:p>
+            <w:pPr>
+              <w:pStyle w:val="Normal"/>
+              <w:widowControl w:val="false"/>
+              <w:tabs>
+                <w:tab w:val="clear" w:pos="180"/>
+                <w:tab w:val="clear" w:pos="360"/>
+                <w:tab w:val="left" w:pos="1206" w:leader="none"/>
+              </w:tabs>
+              <w:spacing w:lineRule="auto" w:line="276" w:before="0" w:after="0"/>
+              <w:jc w:val="start"/>
+              <w:rPr/>
+            </w:pPr>
+            <w:r>
+              <w:rPr>
+                <w:rFonts w:eastAsia="ＭＳ 明朝"/>
                 <w:bCs/>
                 <w:color w:val="000000"/>
                 <w:kern w:val="0"/>
@@ -6272,46 +5473,13 @@
                 <w:szCs w:val="22"/>
                 <w:lang w:val="en-US" w:eastAsia="en-US" w:bidi="ar-SA"/>
               </w:rPr>
-              <w:t>Providing a thumbnail image that follows a main image</w:t>
-            </w:r>
-          </w:p>
-          <w:p>
-            <w:pPr>
-              <w:pStyle w:val="Normal"/>
-              <w:widowControl w:val="false"/>
-              <w:tabs>
-                <w:tab w:val="clear" w:pos="720"/>
-                <w:tab w:val="left" w:pos="1206" w:leader="none"/>
-              </w:tabs>
-              <w:spacing w:before="0" w:after="0"/>
-              <w:jc w:val="left"/>
-              <w:rPr>
-                <w:rFonts w:ascii="Palatino Linotype" w:hAnsi="Palatino Linotype" w:eastAsia="ＭＳ 明朝"/>
-                <w:bCs/>
-                <w:color w:val="000000"/>
-                <w:kern w:val="0"/>
-                <w:sz w:val="22"/>
-                <w:szCs w:val="22"/>
-                <w:lang w:val="en-US" w:eastAsia="en-US" w:bidi="ar-SA"/>
-              </w:rPr>
-            </w:pPr>
-            <w:r>
-              <w:rPr>
-                <w:rFonts w:eastAsia="ＭＳ 明朝" w:ascii="Palatino Linotype" w:hAnsi="Palatino Linotype"/>
-                <w:bCs/>
-                <w:color w:val="000000"/>
-                <w:kern w:val="0"/>
-                <w:sz w:val="22"/>
-                <w:szCs w:val="22"/>
-                <w:lang w:val="en-US" w:eastAsia="en-US" w:bidi="ar-SA"/>
-              </w:rPr>
               <w:t>US Patent 9,934,222</w:t>
             </w:r>
           </w:p>
         </w:tc>
         <w:tc>
           <w:tcPr>
-            <w:tcW w:w="2123" w:type="dxa"/>
+            <w:tcW w:w="2125" w:type="dxa"/>
             <w:gridSpan w:val="2"/>
             <w:tcBorders/>
           </w:tcPr>
@@ -6319,20 +5487,12 @@
             <w:pPr>
               <w:pStyle w:val="NormalWeb"/>
               <w:widowControl w:val="false"/>
-              <w:spacing w:lineRule="auto" w:line="240" w:before="0" w:after="0"/>
-              <w:jc w:val="right"/>
-              <w:rPr>
-                <w:rFonts w:ascii="Palatino Linotype" w:hAnsi="Palatino Linotype"/>
-                <w:color w:val="000000"/>
-                <w:kern w:val="0"/>
-                <w:sz w:val="22"/>
-                <w:szCs w:val="22"/>
-                <w:lang w:val="en-US" w:eastAsia="en-US" w:bidi="ar-SA"/>
-              </w:rPr>
-            </w:pPr>
-            <w:r>
-              <w:rPr>
-                <w:rFonts w:ascii="Palatino Linotype" w:hAnsi="Palatino Linotype"/>
+              <w:spacing w:lineRule="auto" w:line="276" w:before="0" w:after="0"/>
+              <w:jc w:val="end"/>
+              <w:rPr/>
+            </w:pPr>
+            <w:r>
+              <w:rPr>
                 <w:color w:val="000000"/>
                 <w:kern w:val="0"/>
                 <w:sz w:val="22"/>
@@ -6348,7 +5508,7 @@
         <w:trPr/>
         <w:tc>
           <w:tcPr>
-            <w:tcW w:w="9128" w:type="dxa"/>
+            <w:tcW w:w="9127" w:type="dxa"/>
             <w:gridSpan w:val="12"/>
             <w:tcBorders/>
           </w:tcPr>
@@ -6357,15 +5517,18 @@
               <w:pStyle w:val="Normal"/>
               <w:widowControl w:val="false"/>
               <w:tabs>
-                <w:tab w:val="clear" w:pos="720"/>
+                <w:tab w:val="clear" w:pos="180"/>
+                <w:tab w:val="clear" w:pos="360"/>
                 <w:tab w:val="left" w:pos="1206" w:leader="none"/>
               </w:tabs>
-              <w:spacing w:before="0" w:after="0"/>
-              <w:jc w:val="left"/>
-              <w:rPr>
-                <w:rFonts w:ascii="Palatino Linotype" w:hAnsi="Palatino Linotype" w:eastAsia="ＭＳ 明朝"/>
+              <w:spacing w:lineRule="auto" w:line="276" w:before="0" w:after="0"/>
+              <w:jc w:val="start"/>
+              <w:rPr/>
+            </w:pPr>
+            <w:r>
+              <w:rPr>
+                <w:rFonts w:eastAsia="ＭＳ 明朝"/>
                 <w:b/>
-                <w:b/>
                 <w:bCs/>
                 <w:color w:val="000000"/>
                 <w:kern w:val="0"/>
@@ -6373,11 +5536,25 @@
                 <w:szCs w:val="22"/>
                 <w:lang w:val="en-US" w:eastAsia="en-US" w:bidi="ar-SA"/>
               </w:rPr>
-            </w:pPr>
-            <w:r>
-              <w:rPr>
-                <w:rFonts w:eastAsia="ＭＳ 明朝" w:ascii="Palatino Linotype" w:hAnsi="Palatino Linotype"/>
-                <w:b/>
+              <w:t>Display screen with graphical user interface or portion thereof</w:t>
+            </w:r>
+          </w:p>
+          <w:p>
+            <w:pPr>
+              <w:pStyle w:val="Normal"/>
+              <w:widowControl w:val="false"/>
+              <w:tabs>
+                <w:tab w:val="clear" w:pos="180"/>
+                <w:tab w:val="clear" w:pos="360"/>
+                <w:tab w:val="left" w:pos="1206" w:leader="none"/>
+              </w:tabs>
+              <w:spacing w:lineRule="auto" w:line="276" w:before="0" w:after="0"/>
+              <w:jc w:val="start"/>
+              <w:rPr/>
+            </w:pPr>
+            <w:r>
+              <w:rPr>
+                <w:rFonts w:eastAsia="ＭＳ 明朝"/>
                 <w:bCs/>
                 <w:color w:val="000000"/>
                 <w:kern w:val="0"/>
@@ -6385,40 +5562,11 @@
                 <w:szCs w:val="22"/>
                 <w:lang w:val="en-US" w:eastAsia="en-US" w:bidi="ar-SA"/>
               </w:rPr>
-              <w:t>Display screen with graphical user interface or portion thereof</w:t>
-            </w:r>
-          </w:p>
-          <w:p>
-            <w:pPr>
-              <w:pStyle w:val="Normal"/>
-              <w:widowControl w:val="false"/>
-              <w:tabs>
-                <w:tab w:val="clear" w:pos="720"/>
-                <w:tab w:val="left" w:pos="1206" w:leader="none"/>
-              </w:tabs>
-              <w:spacing w:before="0" w:after="0"/>
-              <w:jc w:val="left"/>
-              <w:rPr>
-                <w:rFonts w:eastAsia="ＭＳ 明朝"/>
-                <w:kern w:val="0"/>
-                <w:lang w:val="en-US" w:eastAsia="en-US" w:bidi="ar-SA"/>
-              </w:rPr>
-            </w:pPr>
-            <w:r>
-              <w:rPr>
-                <w:rFonts w:eastAsia="ＭＳ 明朝" w:ascii="Palatino Linotype" w:hAnsi="Palatino Linotype"/>
-                <w:bCs/>
-                <w:color w:val="000000"/>
-                <w:kern w:val="0"/>
-                <w:sz w:val="22"/>
-                <w:szCs w:val="22"/>
-                <w:lang w:val="en-US" w:eastAsia="en-US" w:bidi="ar-SA"/>
-              </w:rPr>
               <w:t xml:space="preserve">US Patent </w:t>
             </w:r>
             <w:r>
               <w:rPr>
-                <w:rFonts w:eastAsia="ＭＳ 明朝" w:cs="Arial" w:ascii="Palatino Linotype" w:hAnsi="Palatino Linotype"/>
+                <w:rFonts w:eastAsia="ＭＳ 明朝" w:cs="Arial"/>
                 <w:color w:val="222222"/>
                 <w:kern w:val="0"/>
                 <w:sz w:val="22"/>
@@ -6434,11 +5582,12 @@
               <w:pStyle w:val="Normal"/>
               <w:widowControl w:val="false"/>
               <w:tabs>
-                <w:tab w:val="clear" w:pos="720"/>
+                <w:tab w:val="clear" w:pos="180"/>
+                <w:tab w:val="clear" w:pos="360"/>
                 <w:tab w:val="left" w:pos="1206" w:leader="none"/>
               </w:tabs>
-              <w:spacing w:before="0" w:after="0"/>
-              <w:jc w:val="left"/>
+              <w:spacing w:lineRule="auto" w:line="276" w:before="0" w:after="0"/>
+              <w:jc w:val="start"/>
               <w:rPr>
                 <w:rFonts w:ascii="Palatino Linotype" w:hAnsi="Palatino Linotype" w:eastAsia="ＭＳ 明朝"/>
                 <w:bCs/>
@@ -6451,7 +5600,7 @@
             </w:pPr>
             <w:r>
               <w:rPr>
-                <w:rFonts w:eastAsia="ＭＳ 明朝" w:ascii="Palatino Linotype" w:hAnsi="Palatino Linotype"/>
+                <w:rFonts w:eastAsia="ＭＳ 明朝"/>
                 <w:bCs/>
                 <w:color w:val="000000"/>
                 <w:kern w:val="0"/>
@@ -6464,7 +5613,7 @@
         </w:tc>
         <w:tc>
           <w:tcPr>
-            <w:tcW w:w="2123" w:type="dxa"/>
+            <w:tcW w:w="2125" w:type="dxa"/>
             <w:gridSpan w:val="2"/>
             <w:tcBorders/>
           </w:tcPr>
@@ -6472,20 +5621,12 @@
             <w:pPr>
               <w:pStyle w:val="NormalWeb"/>
               <w:widowControl w:val="false"/>
-              <w:spacing w:lineRule="auto" w:line="240" w:before="0" w:after="0"/>
-              <w:jc w:val="right"/>
-              <w:rPr>
-                <w:rFonts w:ascii="Palatino Linotype" w:hAnsi="Palatino Linotype"/>
-                <w:color w:val="000000"/>
-                <w:kern w:val="0"/>
-                <w:sz w:val="22"/>
-                <w:szCs w:val="22"/>
-                <w:lang w:val="en-US" w:eastAsia="en-US" w:bidi="ar-SA"/>
-              </w:rPr>
-            </w:pPr>
-            <w:r>
-              <w:rPr>
-                <w:rFonts w:ascii="Palatino Linotype" w:hAnsi="Palatino Linotype"/>
+              <w:spacing w:lineRule="auto" w:line="276" w:before="0" w:after="0"/>
+              <w:jc w:val="end"/>
+              <w:rPr/>
+            </w:pPr>
+            <w:r>
+              <w:rPr>
                 <w:color w:val="000000"/>
                 <w:kern w:val="0"/>
                 <w:sz w:val="22"/>
@@ -6501,7 +5642,7 @@
         <w:trPr/>
         <w:tc>
           <w:tcPr>
-            <w:tcW w:w="9128" w:type="dxa"/>
+            <w:tcW w:w="9127" w:type="dxa"/>
             <w:gridSpan w:val="12"/>
             <w:tcBorders>
               <w:top w:val="single" w:sz="2" w:space="0" w:color="000000"/>
@@ -6511,9 +5652,9 @@
             <w:pPr>
               <w:pStyle w:val="Heading1"/>
               <w:widowControl w:val="false"/>
-              <w:spacing w:before="0" w:after="0"/>
-              <w:ind w:left="0" w:hanging="0"/>
-              <w:jc w:val="left"/>
+              <w:spacing w:lineRule="auto" w:line="276" w:before="0" w:after="0"/>
+              <w:ind w:hanging="0" w:start="0"/>
+              <w:jc w:val="start"/>
               <w:rPr>
                 <w:rFonts w:ascii="Palatino Linotype" w:hAnsi="Palatino Linotype"/>
                 <w:sz w:val="22"/>
@@ -6534,28 +5675,70 @@
             <w:pPr>
               <w:pStyle w:val="Heading1"/>
               <w:widowControl w:val="false"/>
-              <w:spacing w:before="0" w:after="120"/>
-              <w:ind w:left="0" w:hanging="0"/>
-              <w:jc w:val="left"/>
+              <w:spacing w:lineRule="auto" w:line="276" w:before="0" w:after="0"/>
+              <w:ind w:hanging="0" w:start="0"/>
+              <w:jc w:val="start"/>
+              <w:rPr>
+                <w:rFonts w:ascii="Palatino Linotype" w:hAnsi="Palatino Linotype"/>
+                <w:sz w:val="22"/>
+                <w:szCs w:val="40"/>
+                <w:lang w:val="en-US" w:eastAsia="en-US" w:bidi="ar-SA"/>
+              </w:rPr>
+            </w:pPr>
+            <w:r>
+              <w:rPr>
+                <w:rFonts w:ascii="Palatino Linotype" w:hAnsi="Palatino Linotype"/>
+                <w:sz w:val="22"/>
+                <w:szCs w:val="40"/>
+                <w:lang w:val="en-US" w:eastAsia="en-US" w:bidi="ar-SA"/>
+              </w:rPr>
+            </w:r>
+          </w:p>
+          <w:p>
+            <w:pPr>
+              <w:pStyle w:val="Heading1"/>
+              <w:widowControl w:val="false"/>
+              <w:spacing w:lineRule="auto" w:line="276" w:before="0" w:after="0"/>
+              <w:ind w:hanging="0" w:start="0"/>
+              <w:jc w:val="start"/>
+              <w:rPr>
+                <w:rFonts w:ascii="Palatino Linotype" w:hAnsi="Palatino Linotype"/>
+                <w:sz w:val="22"/>
+                <w:szCs w:val="40"/>
+                <w:lang w:val="en-US" w:eastAsia="en-US" w:bidi="ar-SA"/>
+              </w:rPr>
+            </w:pPr>
+            <w:r>
+              <w:rPr>
+                <w:rFonts w:ascii="Palatino Linotype" w:hAnsi="Palatino Linotype"/>
+                <w:sz w:val="22"/>
+                <w:szCs w:val="40"/>
+                <w:lang w:val="en-US" w:eastAsia="en-US" w:bidi="ar-SA"/>
+              </w:rPr>
+            </w:r>
+          </w:p>
+          <w:p>
+            <w:pPr>
+              <w:pStyle w:val="Heading1"/>
+              <w:widowControl w:val="false"/>
+              <w:spacing w:lineRule="auto" w:line="276" w:before="0" w:after="120"/>
+              <w:ind w:hanging="0" w:start="0"/>
+              <w:jc w:val="start"/>
+              <w:rPr/>
+            </w:pPr>
+            <w:r>
               <w:rPr>
                 <w:rFonts w:ascii="Palatino Linotype" w:hAnsi="Palatino Linotype"/>
                 <w:sz w:val="28"/>
                 <w:lang w:val="en-US" w:eastAsia="en-US" w:bidi="ar-SA"/>
               </w:rPr>
-            </w:pPr>
-            <w:r>
-              <w:rPr>
-                <w:rFonts w:ascii="Palatino Linotype" w:hAnsi="Palatino Linotype"/>
-                <w:sz w:val="28"/>
-                <w:lang w:val="en-US" w:eastAsia="en-US" w:bidi="ar-SA"/>
-              </w:rPr>
               <w:t>Technical Skills</w:t>
             </w:r>
           </w:p>
         </w:tc>
         <w:tc>
           <w:tcPr>
-            <w:tcW w:w="2123" w:type="dxa"/>
+            <w:tcW w:w="2125" w:type="dxa"/>
             <w:gridSpan w:val="2"/>
             <w:tcBorders>
               <w:top w:val="single" w:sz="2" w:space="0" w:color="000000"/>
@@ -6566,12 +5749,13 @@
               <w:pStyle w:val="Normal"/>
               <w:widowControl w:val="false"/>
               <w:tabs>
-                <w:tab w:val="clear" w:pos="720"/>
+                <w:tab w:val="clear" w:pos="180"/>
+                <w:tab w:val="clear" w:pos="360"/>
                 <w:tab w:val="left" w:pos="1440" w:leader="none"/>
               </w:tabs>
-              <w:spacing w:before="0" w:after="0"/>
-              <w:ind w:left="360" w:right="0" w:hanging="0"/>
-              <w:jc w:val="right"/>
+              <w:spacing w:lineRule="auto" w:line="276" w:before="0" w:after="0"/>
+              <w:ind w:hanging="0" w:start="360" w:end="0"/>
+              <w:jc w:val="end"/>
               <w:rPr>
                 <w:rFonts w:ascii="Palatino Linotype" w:hAnsi="Palatino Linotype" w:eastAsia="ＭＳ 明朝"/>
                 <w:color w:val="000000"/>
@@ -6581,7 +5765,7 @@
             </w:pPr>
             <w:r>
               <w:rPr>
-                <w:rFonts w:eastAsia="ＭＳ 明朝" w:ascii="Palatino Linotype" w:hAnsi="Palatino Linotype"/>
+                <w:rFonts w:eastAsia="ＭＳ 明朝"/>
                 <w:color w:val="000000"/>
                 <w:kern w:val="0"/>
                 <w:lang w:val="en-US" w:eastAsia="en-US" w:bidi="ar-SA"/>
@@ -6602,40 +5786,32 @@
               <w:pStyle w:val="Normal"/>
               <w:widowControl w:val="false"/>
               <w:tabs>
-                <w:tab w:val="clear" w:pos="720"/>
+                <w:tab w:val="clear" w:pos="180"/>
+                <w:tab w:val="clear" w:pos="360"/>
                 <w:tab w:val="left" w:pos="162" w:leader="none"/>
                 <w:tab w:val="left" w:pos="1206" w:leader="none"/>
               </w:tabs>
-              <w:spacing w:before="0" w:after="0"/>
-              <w:jc w:val="left"/>
-              <w:rPr>
-                <w:rFonts w:ascii="Palatino Linotype" w:hAnsi="Palatino Linotype" w:eastAsia="ＭＳ 明朝"/>
+              <w:spacing w:lineRule="auto" w:line="276" w:before="0" w:after="0"/>
+              <w:jc w:val="start"/>
+              <w:rPr/>
+            </w:pPr>
+            <w:r>
+              <w:rPr>
+                <w:rFonts w:eastAsia="ＭＳ 明朝"/>
                 <w:b/>
-                <w:b/>
                 <w:bCs/>
                 <w:kern w:val="0"/>
                 <w:sz w:val="22"/>
                 <w:szCs w:val="22"/>
                 <w:lang w:val="en-US" w:eastAsia="en-US" w:bidi="ar-SA"/>
               </w:rPr>
-            </w:pPr>
-            <w:r>
-              <w:rPr>
-                <w:rFonts w:eastAsia="ＭＳ 明朝" w:ascii="Palatino Linotype" w:hAnsi="Palatino Linotype"/>
-                <w:b/>
-                <w:bCs/>
-                <w:kern w:val="0"/>
-                <w:sz w:val="22"/>
-                <w:szCs w:val="22"/>
-                <w:lang w:val="en-US" w:eastAsia="en-US" w:bidi="ar-SA"/>
-              </w:rPr>
               <w:t>Proficient in</w:t>
             </w:r>
           </w:p>
         </w:tc>
         <w:tc>
           <w:tcPr>
-            <w:tcW w:w="9073" w:type="dxa"/>
+            <w:tcW w:w="9074" w:type="dxa"/>
             <w:gridSpan w:val="13"/>
             <w:tcBorders/>
           </w:tcPr>
@@ -6644,20 +5820,17 @@
               <w:pStyle w:val="Normal"/>
               <w:widowControl w:val="false"/>
               <w:tabs>
-                <w:tab w:val="clear" w:pos="720"/>
+                <w:tab w:val="clear" w:pos="180"/>
+                <w:tab w:val="clear" w:pos="360"/>
                 <w:tab w:val="left" w:pos="1440" w:leader="none"/>
               </w:tabs>
-              <w:spacing w:before="0" w:after="0"/>
-              <w:jc w:val="left"/>
+              <w:spacing w:lineRule="auto" w:line="276" w:before="0" w:after="0"/>
+              <w:jc w:val="start"/>
+              <w:rPr/>
+            </w:pPr>
+            <w:r>
               <w:rPr>
                 <w:rFonts w:eastAsia="ＭＳ 明朝"/>
-                <w:kern w:val="0"/>
-                <w:lang w:val="en-US" w:eastAsia="en-US" w:bidi="ar-SA"/>
-              </w:rPr>
-            </w:pPr>
-            <w:r>
-              <w:rPr>
-                <w:rFonts w:eastAsia="ＭＳ 明朝" w:ascii="Palatino Linotype" w:hAnsi="Palatino Linotype"/>
                 <w:bCs/>
                 <w:kern w:val="0"/>
                 <w:sz w:val="22"/>
@@ -6683,40 +5856,32 @@
               <w:pStyle w:val="Normal"/>
               <w:widowControl w:val="false"/>
               <w:tabs>
-                <w:tab w:val="clear" w:pos="720"/>
+                <w:tab w:val="clear" w:pos="180"/>
+                <w:tab w:val="clear" w:pos="360"/>
                 <w:tab w:val="left" w:pos="162" w:leader="none"/>
                 <w:tab w:val="left" w:pos="1206" w:leader="none"/>
               </w:tabs>
-              <w:spacing w:before="0" w:after="0"/>
-              <w:jc w:val="left"/>
-              <w:rPr>
-                <w:rFonts w:ascii="Palatino Linotype" w:hAnsi="Palatino Linotype" w:eastAsia="ＭＳ 明朝"/>
+              <w:spacing w:lineRule="auto" w:line="276" w:before="0" w:after="0"/>
+              <w:jc w:val="start"/>
+              <w:rPr/>
+            </w:pPr>
+            <w:r>
+              <w:rPr>
+                <w:rFonts w:eastAsia="ＭＳ 明朝"/>
                 <w:b/>
-                <w:b/>
                 <w:bCs/>
                 <w:kern w:val="0"/>
                 <w:sz w:val="22"/>
                 <w:szCs w:val="22"/>
                 <w:lang w:val="en-US" w:eastAsia="en-US" w:bidi="ar-SA"/>
               </w:rPr>
-            </w:pPr>
-            <w:r>
-              <w:rPr>
-                <w:rFonts w:eastAsia="ＭＳ 明朝" w:ascii="Palatino Linotype" w:hAnsi="Palatino Linotype"/>
-                <w:b/>
-                <w:bCs/>
-                <w:kern w:val="0"/>
-                <w:sz w:val="22"/>
-                <w:szCs w:val="22"/>
-                <w:lang w:val="en-US" w:eastAsia="en-US" w:bidi="ar-SA"/>
-              </w:rPr>
               <w:t>Capable in</w:t>
             </w:r>
           </w:p>
         </w:tc>
         <w:tc>
           <w:tcPr>
-            <w:tcW w:w="9073" w:type="dxa"/>
+            <w:tcW w:w="9074" w:type="dxa"/>
             <w:gridSpan w:val="13"/>
             <w:tcBorders>
               <w:top w:val="single" w:sz="4" w:space="0" w:color="FFFFFF"/>
@@ -6727,25 +5892,19 @@
               <w:pStyle w:val="Normal"/>
               <w:widowControl w:val="false"/>
               <w:tabs>
-                <w:tab w:val="clear" w:pos="720"/>
+                <w:tab w:val="clear" w:pos="180"/>
+                <w:tab w:val="clear" w:pos="360"/>
                 <w:tab w:val="left" w:pos="162" w:leader="none"/>
                 <w:tab w:val="left" w:pos="1206" w:leader="none"/>
                 <w:tab w:val="left" w:pos="5742" w:leader="none"/>
               </w:tabs>
-              <w:spacing w:before="0" w:after="0"/>
-              <w:jc w:val="left"/>
-              <w:rPr>
-                <w:rFonts w:ascii="Palatino Linotype" w:hAnsi="Palatino Linotype" w:eastAsia="ＭＳ 明朝"/>
-                <w:bCs/>
-                <w:kern w:val="0"/>
-                <w:sz w:val="22"/>
-                <w:szCs w:val="22"/>
-                <w:lang w:val="en-US" w:eastAsia="en-US" w:bidi="ar-SA"/>
-              </w:rPr>
-            </w:pPr>
-            <w:r>
-              <w:rPr>
-                <w:rFonts w:eastAsia="ＭＳ 明朝" w:ascii="Palatino Linotype" w:hAnsi="Palatino Linotype"/>
+              <w:spacing w:lineRule="auto" w:line="276" w:before="0" w:after="0"/>
+              <w:jc w:val="start"/>
+              <w:rPr/>
+            </w:pPr>
+            <w:r>
+              <w:rPr>
+                <w:rFonts w:eastAsia="ＭＳ 明朝"/>
                 <w:bCs/>
                 <w:kern w:val="0"/>
                 <w:sz w:val="22"/>
@@ -6773,15 +5932,53 @@
               <w:pStyle w:val="Normal"/>
               <w:widowControl w:val="false"/>
               <w:tabs>
-                <w:tab w:val="clear" w:pos="720"/>
+                <w:tab w:val="clear" w:pos="180"/>
+                <w:tab w:val="clear" w:pos="360"/>
                 <w:tab w:val="left" w:pos="162" w:leader="none"/>
                 <w:tab w:val="left" w:pos="1206" w:leader="none"/>
               </w:tabs>
-              <w:spacing w:before="0" w:after="0"/>
-              <w:jc w:val="left"/>
+              <w:spacing w:lineRule="auto" w:line="276" w:before="0" w:after="0"/>
+              <w:jc w:val="start"/>
+              <w:rPr/>
+            </w:pPr>
+            <w:r>
+              <w:rPr>
+                <w:rFonts w:eastAsia="ＭＳ 明朝"/>
+                <w:b/>
+                <w:bCs/>
+                <w:kern w:val="0"/>
+                <w:sz w:val="22"/>
+                <w:szCs w:val="22"/>
+                <w:lang w:val="en-US" w:eastAsia="en-US" w:bidi="ar-SA"/>
+              </w:rPr>
+              <w:t>Experience with</w:t>
+            </w:r>
+          </w:p>
+          <w:p>
+            <w:pPr>
+              <w:pStyle w:val="Normal"/>
+              <w:widowControl w:val="false"/>
+              <w:tabs>
+                <w:tab w:val="clear" w:pos="180"/>
+                <w:tab w:val="clear" w:pos="360"/>
+                <w:tab w:val="left" w:pos="162" w:leader="none"/>
+                <w:tab w:val="left" w:pos="1206" w:leader="none"/>
+              </w:tabs>
+              <w:spacing w:lineRule="auto" w:line="276" w:before="0" w:after="0"/>
+              <w:jc w:val="start"/>
               <w:rPr>
                 <w:rFonts w:ascii="Palatino Linotype" w:hAnsi="Palatino Linotype" w:eastAsia="ＭＳ 明朝"/>
                 <w:b/>
+                <w:bCs/>
+                <w:kern w:val="0"/>
+                <w:sz w:val="22"/>
+                <w:szCs w:val="22"/>
+                <w:lang w:val="en-US" w:eastAsia="en-US" w:bidi="ar-SA"/>
+              </w:rPr>
+            </w:pPr>
+            <w:r>
+              <w:rPr>
+                <w:rFonts w:eastAsia="ＭＳ 明朝"/>
                 <w:b/>
                 <w:bCs/>
                 <w:kern w:val="0"/>
@@ -6789,58 +5986,12 @@
                 <w:szCs w:val="22"/>
                 <w:lang w:val="en-US" w:eastAsia="en-US" w:bidi="ar-SA"/>
               </w:rPr>
-            </w:pPr>
-            <w:r>
-              <w:rPr>
-                <w:rFonts w:eastAsia="ＭＳ 明朝" w:ascii="Palatino Linotype" w:hAnsi="Palatino Linotype"/>
-                <w:b/>
-                <w:bCs/>
-                <w:kern w:val="0"/>
-                <w:sz w:val="22"/>
-                <w:szCs w:val="22"/>
-                <w:lang w:val="en-US" w:eastAsia="en-US" w:bidi="ar-SA"/>
-              </w:rPr>
-              <w:t>Basic Knowledge</w:t>
-            </w:r>
-          </w:p>
-          <w:p>
-            <w:pPr>
-              <w:pStyle w:val="Normal"/>
-              <w:widowControl w:val="false"/>
-              <w:tabs>
-                <w:tab w:val="clear" w:pos="720"/>
-                <w:tab w:val="left" w:pos="162" w:leader="none"/>
-                <w:tab w:val="left" w:pos="1206" w:leader="none"/>
-              </w:tabs>
-              <w:spacing w:before="0" w:after="0"/>
-              <w:jc w:val="left"/>
-              <w:rPr>
-                <w:rFonts w:ascii="Palatino Linotype" w:hAnsi="Palatino Linotype" w:eastAsia="ＭＳ 明朝"/>
-                <w:b/>
-                <w:b/>
-                <w:bCs/>
-                <w:kern w:val="0"/>
-                <w:sz w:val="22"/>
-                <w:szCs w:val="22"/>
-                <w:lang w:val="en-US" w:eastAsia="en-US" w:bidi="ar-SA"/>
-              </w:rPr>
-            </w:pPr>
-            <w:r>
-              <w:rPr>
-                <w:rFonts w:eastAsia="ＭＳ 明朝" w:ascii="Palatino Linotype" w:hAnsi="Palatino Linotype"/>
-                <w:b/>
-                <w:bCs/>
-                <w:kern w:val="0"/>
-                <w:sz w:val="22"/>
-                <w:szCs w:val="22"/>
-                <w:lang w:val="en-US" w:eastAsia="en-US" w:bidi="ar-SA"/>
-              </w:rPr>
-            </w:r>
-          </w:p>
-        </w:tc>
-        <w:tc>
-          <w:tcPr>
-            <w:tcW w:w="9073" w:type="dxa"/>
+            </w:r>
+          </w:p>
+        </w:tc>
+        <w:tc>
+          <w:tcPr>
+            <w:tcW w:w="9074" w:type="dxa"/>
             <w:gridSpan w:val="13"/>
             <w:tcBorders>
               <w:top w:val="single" w:sz="4" w:space="0" w:color="FFFFFF"/>
@@ -6851,23 +6002,17 @@
               <w:pStyle w:val="Normal"/>
               <w:widowControl w:val="false"/>
               <w:tabs>
-                <w:tab w:val="clear" w:pos="720"/>
+                <w:tab w:val="clear" w:pos="180"/>
+                <w:tab w:val="clear" w:pos="360"/>
                 <w:tab w:val="left" w:pos="1440" w:leader="none"/>
               </w:tabs>
-              <w:spacing w:before="0" w:after="0"/>
-              <w:jc w:val="left"/>
-              <w:rPr>
-                <w:rFonts w:ascii="Palatino Linotype" w:hAnsi="Palatino Linotype" w:eastAsia="ＭＳ 明朝"/>
-                <w:bCs/>
-                <w:kern w:val="0"/>
-                <w:sz w:val="22"/>
-                <w:szCs w:val="22"/>
-                <w:lang w:val="en-US" w:eastAsia="en-US" w:bidi="ar-SA"/>
-              </w:rPr>
-            </w:pPr>
-            <w:r>
-              <w:rPr>
-                <w:rFonts w:eastAsia="ＭＳ 明朝" w:ascii="Palatino Linotype" w:hAnsi="Palatino Linotype"/>
+              <w:spacing w:lineRule="auto" w:line="276" w:before="0" w:after="0"/>
+              <w:jc w:val="start"/>
+              <w:rPr/>
+            </w:pPr>
+            <w:r>
+              <w:rPr>
+                <w:rFonts w:eastAsia="ＭＳ 明朝"/>
                 <w:bCs/>
                 <w:kern w:val="0"/>
                 <w:sz w:val="22"/>
@@ -6883,7 +6028,7 @@
         <w:trPr/>
         <w:tc>
           <w:tcPr>
-            <w:tcW w:w="9128" w:type="dxa"/>
+            <w:tcW w:w="9127" w:type="dxa"/>
             <w:gridSpan w:val="12"/>
             <w:tcBorders>
               <w:top w:val="single" w:sz="2" w:space="0" w:color="000000"/>
@@ -6893,9 +6038,9 @@
             <w:pPr>
               <w:pStyle w:val="Heading1"/>
               <w:widowControl w:val="false"/>
-              <w:spacing w:before="0" w:after="0"/>
-              <w:ind w:left="0" w:hanging="0"/>
-              <w:jc w:val="left"/>
+              <w:spacing w:lineRule="auto" w:line="276" w:before="0" w:after="0"/>
+              <w:ind w:hanging="0" w:start="0"/>
+              <w:jc w:val="start"/>
               <w:rPr>
                 <w:rFonts w:ascii="Palatino Linotype" w:hAnsi="Palatino Linotype"/>
                 <w:sz w:val="22"/>
@@ -6914,28 +6059,24 @@
             <w:pPr>
               <w:pStyle w:val="Heading1"/>
               <w:widowControl w:val="false"/>
-              <w:spacing w:before="0" w:after="120"/>
-              <w:ind w:left="0" w:hanging="0"/>
-              <w:jc w:val="left"/>
+              <w:spacing w:lineRule="auto" w:line="276" w:before="0" w:after="120"/>
+              <w:ind w:hanging="0" w:start="0"/>
+              <w:jc w:val="start"/>
+              <w:rPr/>
+            </w:pPr>
+            <w:r>
               <w:rPr>
                 <w:rFonts w:ascii="Palatino Linotype" w:hAnsi="Palatino Linotype"/>
                 <w:sz w:val="28"/>
                 <w:lang w:val="en-US" w:eastAsia="en-US" w:bidi="ar-SA"/>
               </w:rPr>
-            </w:pPr>
-            <w:r>
-              <w:rPr>
-                <w:rFonts w:ascii="Palatino Linotype" w:hAnsi="Palatino Linotype"/>
-                <w:sz w:val="28"/>
-                <w:lang w:val="en-US" w:eastAsia="en-US" w:bidi="ar-SA"/>
-              </w:rPr>
               <w:t>Open Source Repositories</w:t>
             </w:r>
           </w:p>
         </w:tc>
         <w:tc>
           <w:tcPr>
-            <w:tcW w:w="2123" w:type="dxa"/>
+            <w:tcW w:w="2125" w:type="dxa"/>
             <w:gridSpan w:val="2"/>
             <w:tcBorders>
               <w:top w:val="single" w:sz="2" w:space="0" w:color="000000"/>
@@ -6946,12 +6087,13 @@
               <w:pStyle w:val="Normal"/>
               <w:widowControl w:val="false"/>
               <w:tabs>
-                <w:tab w:val="clear" w:pos="720"/>
+                <w:tab w:val="clear" w:pos="180"/>
+                <w:tab w:val="clear" w:pos="360"/>
                 <w:tab w:val="left" w:pos="1440" w:leader="none"/>
               </w:tabs>
-              <w:spacing w:before="0" w:after="0"/>
-              <w:ind w:left="360" w:right="0" w:hanging="0"/>
-              <w:jc w:val="right"/>
+              <w:spacing w:lineRule="auto" w:line="276" w:before="0" w:after="0"/>
+              <w:ind w:hanging="0" w:start="360" w:end="0"/>
+              <w:jc w:val="end"/>
               <w:rPr>
                 <w:rFonts w:ascii="Palatino Linotype" w:hAnsi="Palatino Linotype" w:eastAsia="ＭＳ 明朝"/>
                 <w:color w:val="000000"/>
@@ -6961,7 +6103,7 @@
             </w:pPr>
             <w:r>
               <w:rPr>
-                <w:rFonts w:eastAsia="ＭＳ 明朝" w:ascii="Palatino Linotype" w:hAnsi="Palatino Linotype"/>
+                <w:rFonts w:eastAsia="ＭＳ 明朝"/>
                 <w:color w:val="000000"/>
                 <w:kern w:val="0"/>
                 <w:lang w:val="en-US" w:eastAsia="en-US" w:bidi="ar-SA"/>
@@ -6976,20 +6118,19 @@
         </w:trPr>
         <w:tc>
           <w:tcPr>
-            <w:tcW w:w="11251" w:type="dxa"/>
+            <w:tcW w:w="11252" w:type="dxa"/>
             <w:gridSpan w:val="14"/>
             <w:tcBorders>
               <w:top w:val="single" w:sz="4" w:space="0" w:color="FFFFFF"/>
-              <w:bottom w:val="single" w:sz="2" w:space="0" w:color="000000"/>
             </w:tcBorders>
           </w:tcPr>
           <w:p>
             <w:pPr>
               <w:pStyle w:val="Heading2"/>
               <w:widowControl w:val="false"/>
-              <w:spacing w:before="40" w:after="0"/>
-              <w:ind w:left="0" w:hanging="0"/>
-              <w:jc w:val="left"/>
+              <w:spacing w:lineRule="auto" w:line="276" w:before="40" w:after="0"/>
+              <w:ind w:hanging="0" w:start="0"/>
+              <w:jc w:val="start"/>
               <w:rPr/>
             </w:pPr>
             <w:r>
@@ -7005,7 +6146,7 @@
             </w:r>
             <w:r>
               <w:rPr>
-                <w:rStyle w:val="InternetLink"/>
+                <w:rStyle w:val="Hyperlink"/>
                 <w:rFonts w:eastAsia="ＭＳ 明朝" w:ascii="Palatino Linotype" w:hAnsi="Palatino Linotype"/>
                 <w:kern w:val="0"/>
                 <w:sz w:val="22"/>
@@ -7018,7 +6159,8 @@
             <w:pPr>
               <w:pStyle w:val="Normal"/>
               <w:widowControl w:val="false"/>
-              <w:jc w:val="left"/>
+              <w:spacing w:lineRule="auto" w:line="276"/>
+              <w:jc w:val="start"/>
               <w:rPr/>
             </w:pPr>
             <w:r>
@@ -7032,10 +6174,10 @@
               <w:rPr/>
               <w:t xml:space="preserve"> </w:t>
             </w:r>
-            <w:hyperlink r:id="rId7">
+            <w:hyperlink r:id="rId6">
               <w:r>
                 <w:rPr>
-                  <w:rStyle w:val="InternetLink"/>
+                  <w:rStyle w:val="Hyperlink"/>
                 </w:rPr>
                 <w:t>https://github.com/danielgordon10/youtube8m-data</w:t>
               </w:r>
@@ -7049,8 +6191,9 @@
             <w:pPr>
               <w:pStyle w:val="Heading2"/>
               <w:widowControl w:val="false"/>
-              <w:ind w:left="0" w:hanging="0"/>
-              <w:jc w:val="left"/>
+              <w:spacing w:lineRule="auto" w:line="276"/>
+              <w:ind w:hanging="0" w:start="0"/>
+              <w:jc w:val="start"/>
               <w:rPr/>
             </w:pPr>
             <w:r>
@@ -7077,10 +6220,10 @@
               </w:rPr>
               <w:t xml:space="preserve"> </w:t>
             </w:r>
-            <w:hyperlink r:id="rId8">
+            <w:hyperlink r:id="rId7">
               <w:r>
                 <w:rPr>
-                  <w:rStyle w:val="InternetLink"/>
+                  <w:rStyle w:val="Hyperlink"/>
                   <w:rFonts w:ascii="Palatino Linotype" w:hAnsi="Palatino Linotype"/>
                   <w:kern w:val="0"/>
                   <w:sz w:val="22"/>
@@ -7095,8 +6238,9 @@
             <w:pPr>
               <w:pStyle w:val="Heading2"/>
               <w:widowControl w:val="false"/>
-              <w:ind w:left="0" w:hanging="0"/>
-              <w:jc w:val="left"/>
+              <w:spacing w:lineRule="auto" w:line="276"/>
+              <w:ind w:hanging="0" w:start="0"/>
+              <w:jc w:val="start"/>
               <w:rPr/>
             </w:pPr>
             <w:r>
@@ -7123,10 +6267,10 @@
               </w:rPr>
               <w:t xml:space="preserve"> </w:t>
             </w:r>
-            <w:hyperlink r:id="rId9">
+            <w:hyperlink r:id="rId8">
               <w:r>
                 <w:rPr>
-                  <w:rStyle w:val="InternetLink"/>
+                  <w:rStyle w:val="Hyperlink"/>
                   <w:rFonts w:ascii="Palatino Linotype" w:hAnsi="Palatino Linotype"/>
                   <w:kern w:val="0"/>
                   <w:sz w:val="22"/>
@@ -7141,8 +6285,9 @@
             <w:pPr>
               <w:pStyle w:val="Heading2"/>
               <w:widowControl w:val="false"/>
-              <w:ind w:left="0" w:hanging="0"/>
-              <w:jc w:val="left"/>
+              <w:spacing w:lineRule="auto" w:line="276"/>
+              <w:ind w:hanging="0" w:start="0"/>
+              <w:jc w:val="start"/>
               <w:rPr/>
             </w:pPr>
             <w:r>
@@ -7158,10 +6303,10 @@
               </w:rPr>
               <w:t xml:space="preserve">AI-Habitat: </w:t>
             </w:r>
-            <w:hyperlink r:id="rId10">
+            <w:hyperlink r:id="rId9">
               <w:r>
                 <w:rPr>
-                  <w:rStyle w:val="InternetLink"/>
+                  <w:rStyle w:val="Hyperlink"/>
                   <w:rFonts w:ascii="Palatino Linotype" w:hAnsi="Palatino Linotype"/>
                   <w:kern w:val="0"/>
                   <w:sz w:val="22"/>
@@ -7176,8 +6321,9 @@
             <w:pPr>
               <w:pStyle w:val="Heading2"/>
               <w:widowControl w:val="false"/>
-              <w:ind w:left="0" w:hanging="0"/>
-              <w:jc w:val="left"/>
+              <w:spacing w:lineRule="auto" w:line="276"/>
+              <w:ind w:hanging="0" w:start="0"/>
+              <w:jc w:val="start"/>
               <w:rPr/>
             </w:pPr>
             <w:r>
@@ -7193,10 +6339,10 @@
               </w:rPr>
               <w:t xml:space="preserve">AI2-THOR: </w:t>
             </w:r>
-            <w:hyperlink r:id="rId11">
+            <w:hyperlink r:id="rId10">
               <w:r>
                 <w:rPr>
-                  <w:rStyle w:val="InternetLink"/>
+                  <w:rStyle w:val="Hyperlink"/>
                   <w:rFonts w:ascii="Palatino Linotype" w:hAnsi="Palatino Linotype"/>
                   <w:kern w:val="0"/>
                   <w:sz w:val="22"/>
@@ -7211,8 +6357,9 @@
             <w:pPr>
               <w:pStyle w:val="Heading2"/>
               <w:widowControl w:val="false"/>
-              <w:ind w:left="0" w:hanging="0"/>
-              <w:jc w:val="left"/>
+              <w:spacing w:lineRule="auto" w:line="276"/>
+              <w:ind w:hanging="0" w:start="0"/>
+              <w:jc w:val="start"/>
               <w:rPr/>
             </w:pPr>
             <w:r>
@@ -7226,12 +6373,12 @@
                 <w:szCs w:val="48"/>
                 <w:lang w:val="en-US" w:eastAsia="en-US" w:bidi="ar-SA"/>
               </w:rPr>
-              <w:t xml:space="preserve">Re3: </w:t>
-            </w:r>
-            <w:hyperlink r:id="rId12">
+              <w:t xml:space="preserve">Re3-Tensorflow: </w:t>
+            </w:r>
+            <w:hyperlink r:id="rId11">
               <w:r>
                 <w:rPr>
-                  <w:rStyle w:val="InternetLink"/>
+                  <w:rStyle w:val="Hyperlink"/>
                   <w:rFonts w:ascii="Palatino Linotype" w:hAnsi="Palatino Linotype"/>
                   <w:kern w:val="0"/>
                   <w:sz w:val="22"/>
@@ -7246,8 +6393,9 @@
             <w:pPr>
               <w:pStyle w:val="Heading2"/>
               <w:widowControl w:val="false"/>
-              <w:ind w:left="0" w:hanging="0"/>
-              <w:jc w:val="left"/>
+              <w:spacing w:lineRule="auto" w:line="276"/>
+              <w:ind w:hanging="0" w:start="0"/>
+              <w:jc w:val="start"/>
               <w:rPr/>
             </w:pPr>
             <w:r>
@@ -7274,10 +6422,10 @@
               </w:rPr>
               <w:t xml:space="preserve">: </w:t>
             </w:r>
-            <w:hyperlink r:id="rId13">
+            <w:hyperlink r:id="rId12">
               <w:r>
                 <w:rPr>
-                  <w:rStyle w:val="InternetLink"/>
+                  <w:rStyle w:val="Hyperlink"/>
                   <w:rFonts w:ascii="Palatino Linotype" w:hAnsi="Palatino Linotype"/>
                   <w:kern w:val="0"/>
                   <w:sz w:val="22"/>
@@ -7292,8 +6440,9 @@
             <w:pPr>
               <w:pStyle w:val="Heading2"/>
               <w:widowControl w:val="false"/>
-              <w:ind w:left="0" w:hanging="0"/>
-              <w:jc w:val="left"/>
+              <w:spacing w:lineRule="auto" w:line="276"/>
+              <w:ind w:hanging="0" w:start="0"/>
+              <w:jc w:val="start"/>
               <w:rPr/>
             </w:pPr>
             <w:r>
@@ -7309,10 +6458,10 @@
               </w:rPr>
               <w:t xml:space="preserve">IQA: </w:t>
             </w:r>
-            <w:hyperlink r:id="rId14">
+            <w:hyperlink r:id="rId13">
               <w:r>
                 <w:rPr>
-                  <w:rStyle w:val="InternetLink"/>
+                  <w:rStyle w:val="Hyperlink"/>
                   <w:rFonts w:ascii="Palatino Linotype" w:hAnsi="Palatino Linotype"/>
                   <w:kern w:val="0"/>
                   <w:sz w:val="22"/>
@@ -7327,9 +6476,9 @@
             <w:pPr>
               <w:pStyle w:val="Heading2"/>
               <w:widowControl w:val="false"/>
-              <w:spacing w:before="0" w:after="0"/>
-              <w:ind w:left="0" w:hanging="0"/>
-              <w:jc w:val="left"/>
+              <w:spacing w:lineRule="auto" w:line="276" w:before="0" w:after="0"/>
+              <w:ind w:hanging="0" w:start="0"/>
+              <w:jc w:val="start"/>
               <w:rPr>
                 <w:rFonts w:ascii="Palatino Linotype" w:hAnsi="Palatino Linotype"/>
                 <w:kern w:val="0"/>
@@ -7361,7 +6510,9 @@
         </w:rPr>
       </w:pPr>
       <w:r>
-        <w:rPr/>
+        <w:rPr>
+          <w:sz w:val="22"/>
+        </w:rPr>
       </w:r>
     </w:p>
     <w:sectPr>
@@ -7384,12 +6535,12 @@
       <w:start w:val="1"/>
       <w:numFmt w:val="bullet"/>
       <w:lvlText w:val="o"/>
-      <w:lvlJc w:val="left"/>
+      <w:lvlJc w:val="start"/>
       <w:pPr>
         <w:tabs>
           <w:tab w:val="num" w:pos="0"/>
         </w:tabs>
-        <w:ind w:left="720" w:hanging="360"/>
+        <w:ind w:start="720" w:hanging="360"/>
       </w:pPr>
       <w:rPr>
         <w:rFonts w:ascii="Courier New" w:hAnsi="Courier New" w:cs="Courier New" w:hint="default"/>
@@ -7399,12 +6550,12 @@
       <w:start w:val="1"/>
       <w:numFmt w:val="bullet"/>
       <w:lvlText w:val="o"/>
-      <w:lvlJc w:val="left"/>
+      <w:lvlJc w:val="start"/>
       <w:pPr>
         <w:tabs>
           <w:tab w:val="num" w:pos="0"/>
         </w:tabs>
-        <w:ind w:left="1440" w:hanging="360"/>
+        <w:ind w:start="1440" w:hanging="360"/>
       </w:pPr>
       <w:rPr>
         <w:rFonts w:ascii="Courier New" w:hAnsi="Courier New" w:cs="Courier New" w:hint="default"/>
@@ -7414,12 +6565,12 @@
       <w:start w:val="1"/>
       <w:numFmt w:val="bullet"/>
       <w:lvlText w:val=""/>
-      <w:lvlJc w:val="left"/>
+      <w:lvlJc w:val="start"/>
       <w:pPr>
         <w:tabs>
           <w:tab w:val="num" w:pos="0"/>
         </w:tabs>
-        <w:ind w:left="2160" w:hanging="360"/>
+        <w:ind w:start="2160" w:hanging="360"/>
       </w:pPr>
       <w:rPr>
         <w:rFonts w:ascii="Wingdings" w:hAnsi="Wingdings" w:cs="Wingdings" w:hint="default"/>
@@ -7429,12 +6580,12 @@
       <w:start w:val="1"/>
       <w:numFmt w:val="bullet"/>
       <w:lvlText w:val=""/>
-      <w:lvlJc w:val="left"/>
+      <w:lvlJc w:val="start"/>
       <w:pPr>
         <w:tabs>
           <w:tab w:val="num" w:pos="0"/>
         </w:tabs>
-        <w:ind w:left="2880" w:hanging="360"/>
+        <w:ind w:start="2880" w:hanging="360"/>
       </w:pPr>
       <w:rPr>
         <w:rFonts w:ascii="Symbol" w:hAnsi="Symbol" w:cs="Symbol" w:hint="default"/>
@@ -7444,12 +6595,12 @@
       <w:start w:val="1"/>
       <w:numFmt w:val="bullet"/>
       <w:lvlText w:val="o"/>
-      <w:lvlJc w:val="left"/>
+      <w:lvlJc w:val="start"/>
       <w:pPr>
         <w:tabs>
           <w:tab w:val="num" w:pos="0"/>
         </w:tabs>
-        <w:ind w:left="3600" w:hanging="360"/>
+        <w:ind w:start="3600" w:hanging="360"/>
       </w:pPr>
       <w:rPr>
         <w:rFonts w:ascii="Courier New" w:hAnsi="Courier New" w:cs="Courier New" w:hint="default"/>
@@ -7459,12 +6610,12 @@
       <w:start w:val="1"/>
       <w:numFmt w:val="bullet"/>
       <w:lvlText w:val=""/>
-      <w:lvlJc w:val="left"/>
+      <w:lvlJc w:val="start"/>
       <w:pPr>
         <w:tabs>
           <w:tab w:val="num" w:pos="0"/>
         </w:tabs>
-        <w:ind w:left="4320" w:hanging="360"/>
+        <w:ind w:start="4320" w:hanging="360"/>
       </w:pPr>
       <w:rPr>
         <w:rFonts w:ascii="Wingdings" w:hAnsi="Wingdings" w:cs="Wingdings" w:hint="default"/>
@@ -7474,12 +6625,12 @@
       <w:start w:val="1"/>
       <w:numFmt w:val="bullet"/>
       <w:lvlText w:val=""/>
-      <w:lvlJc w:val="left"/>
+      <w:lvlJc w:val="start"/>
       <w:pPr>
         <w:tabs>
           <w:tab w:val="num" w:pos="0"/>
         </w:tabs>
-        <w:ind w:left="5040" w:hanging="360"/>
+        <w:ind w:start="5040" w:hanging="360"/>
       </w:pPr>
       <w:rPr>
         <w:rFonts w:ascii="Symbol" w:hAnsi="Symbol" w:cs="Symbol" w:hint="default"/>
@@ -7489,12 +6640,12 @@
       <w:start w:val="1"/>
       <w:numFmt w:val="bullet"/>
       <w:lvlText w:val="o"/>
-      <w:lvlJc w:val="left"/>
+      <w:lvlJc w:val="start"/>
       <w:pPr>
         <w:tabs>
           <w:tab w:val="num" w:pos="0"/>
         </w:tabs>
-        <w:ind w:left="5760" w:hanging="360"/>
+        <w:ind w:start="5760" w:hanging="360"/>
       </w:pPr>
       <w:rPr>
         <w:rFonts w:ascii="Courier New" w:hAnsi="Courier New" w:cs="Courier New" w:hint="default"/>
@@ -7504,12 +6655,12 @@
       <w:start w:val="1"/>
       <w:numFmt w:val="bullet"/>
       <w:lvlText w:val=""/>
-      <w:lvlJc w:val="left"/>
+      <w:lvlJc w:val="start"/>
       <w:pPr>
         <w:tabs>
           <w:tab w:val="num" w:pos="0"/>
         </w:tabs>
-        <w:ind w:left="6480" w:hanging="360"/>
+        <w:ind w:start="6480" w:hanging="360"/>
       </w:pPr>
       <w:rPr>
         <w:rFonts w:ascii="Wingdings" w:hAnsi="Wingdings" w:cs="Wingdings" w:hint="default"/>
@@ -7521,12 +6672,12 @@
       <w:start w:val="1"/>
       <w:numFmt w:val="bullet"/>
       <w:lvlText w:val="o"/>
-      <w:lvlJc w:val="left"/>
+      <w:lvlJc w:val="start"/>
       <w:pPr>
         <w:tabs>
           <w:tab w:val="num" w:pos="0"/>
         </w:tabs>
-        <w:ind w:left="1080" w:hanging="360"/>
+        <w:ind w:start="1080" w:hanging="360"/>
       </w:pPr>
       <w:rPr>
         <w:rFonts w:ascii="Courier New" w:hAnsi="Courier New" w:cs="Courier New" w:hint="default"/>
@@ -7536,12 +6687,12 @@
       <w:start w:val="1"/>
       <w:numFmt w:val="bullet"/>
       <w:lvlText w:val="o"/>
-      <w:lvlJc w:val="left"/>
+      <w:lvlJc w:val="start"/>
       <w:pPr>
         <w:tabs>
           <w:tab w:val="num" w:pos="0"/>
         </w:tabs>
-        <w:ind w:left="1800" w:hanging="360"/>
+        <w:ind w:start="1800" w:hanging="360"/>
       </w:pPr>
       <w:rPr>
         <w:rFonts w:ascii="Courier New" w:hAnsi="Courier New" w:cs="Courier New" w:hint="default"/>
@@ -7551,12 +6702,12 @@
       <w:start w:val="1"/>
       <w:numFmt w:val="bullet"/>
       <w:lvlText w:val=""/>
-      <w:lvlJc w:val="left"/>
+      <w:lvlJc w:val="start"/>
       <w:pPr>
         <w:tabs>
           <w:tab w:val="num" w:pos="0"/>
         </w:tabs>
-        <w:ind w:left="2520" w:hanging="360"/>
+        <w:ind w:start="2520" w:hanging="360"/>
       </w:pPr>
       <w:rPr>
         <w:rFonts w:ascii="Wingdings" w:hAnsi="Wingdings" w:cs="Wingdings" w:hint="default"/>
@@ -7566,12 +6717,12 @@
       <w:start w:val="1"/>
       <w:numFmt w:val="bullet"/>
       <w:lvlText w:val=""/>
-      <w:lvlJc w:val="left"/>
+      <w:lvlJc w:val="start"/>
       <w:pPr>
         <w:tabs>
           <w:tab w:val="num" w:pos="0"/>
         </w:tabs>
-        <w:ind w:left="3240" w:hanging="360"/>
+        <w:ind w:start="3240" w:hanging="360"/>
       </w:pPr>
       <w:rPr>
         <w:rFonts w:ascii="Symbol" w:hAnsi="Symbol" w:cs="Symbol" w:hint="default"/>
@@ -7581,12 +6732,12 @@
       <w:start w:val="1"/>
       <w:numFmt w:val="bullet"/>
       <w:lvlText w:val="o"/>
-      <w:lvlJc w:val="left"/>
+      <w:lvlJc w:val="start"/>
       <w:pPr>
         <w:tabs>
           <w:tab w:val="num" w:pos="0"/>
         </w:tabs>
-        <w:ind w:left="3960" w:hanging="360"/>
+        <w:ind w:start="3960" w:hanging="360"/>
       </w:pPr>
       <w:rPr>
         <w:rFonts w:ascii="Courier New" w:hAnsi="Courier New" w:cs="Courier New" w:hint="default"/>
@@ -7596,12 +6747,12 @@
       <w:start w:val="1"/>
       <w:numFmt w:val="bullet"/>
       <w:lvlText w:val=""/>
-      <w:lvlJc w:val="left"/>
+      <w:lvlJc w:val="start"/>
       <w:pPr>
         <w:tabs>
           <w:tab w:val="num" w:pos="0"/>
         </w:tabs>
-        <w:ind w:left="4680" w:hanging="360"/>
+        <w:ind w:start="4680" w:hanging="360"/>
       </w:pPr>
       <w:rPr>
         <w:rFonts w:ascii="Wingdings" w:hAnsi="Wingdings" w:cs="Wingdings" w:hint="default"/>
@@ -7611,12 +6762,12 @@
       <w:start w:val="1"/>
       <w:numFmt w:val="bullet"/>
       <w:lvlText w:val=""/>
-      <w:lvlJc w:val="left"/>
+      <w:lvlJc w:val="start"/>
       <w:pPr>
         <w:tabs>
           <w:tab w:val="num" w:pos="0"/>
         </w:tabs>
-        <w:ind w:left="5400" w:hanging="360"/>
+        <w:ind w:start="5400" w:hanging="360"/>
       </w:pPr>
       <w:rPr>
         <w:rFonts w:ascii="Symbol" w:hAnsi="Symbol" w:cs="Symbol" w:hint="default"/>
@@ -7626,12 +6777,12 @@
       <w:start w:val="1"/>
       <w:numFmt w:val="bullet"/>
       <w:lvlText w:val="o"/>
-      <w:lvlJc w:val="left"/>
+      <w:lvlJc w:val="start"/>
       <w:pPr>
         <w:tabs>
           <w:tab w:val="num" w:pos="0"/>
         </w:tabs>
-        <w:ind w:left="6120" w:hanging="360"/>
+        <w:ind w:start="6120" w:hanging="360"/>
       </w:pPr>
       <w:rPr>
         <w:rFonts w:ascii="Courier New" w:hAnsi="Courier New" w:cs="Courier New" w:hint="default"/>
@@ -7641,12 +6792,12 @@
       <w:start w:val="1"/>
       <w:numFmt w:val="bullet"/>
       <w:lvlText w:val=""/>
-      <w:lvlJc w:val="left"/>
+      <w:lvlJc w:val="start"/>
       <w:pPr>
         <w:tabs>
           <w:tab w:val="num" w:pos="0"/>
         </w:tabs>
-        <w:ind w:left="6840" w:hanging="360"/>
+        <w:ind w:start="6840" w:hanging="360"/>
       </w:pPr>
       <w:rPr>
         <w:rFonts w:ascii="Wingdings" w:hAnsi="Wingdings" w:cs="Wingdings" w:hint="default"/>
@@ -7658,12 +6809,12 @@
       <w:start w:val="1"/>
       <w:numFmt w:val="bullet"/>
       <w:lvlText w:val="o"/>
-      <w:lvlJc w:val="left"/>
+      <w:lvlJc w:val="start"/>
       <w:pPr>
         <w:tabs>
           <w:tab w:val="num" w:pos="0"/>
         </w:tabs>
-        <w:ind w:left="1080" w:hanging="360"/>
+        <w:ind w:start="1080" w:hanging="360"/>
       </w:pPr>
       <w:rPr>
         <w:rFonts w:ascii="Courier New" w:hAnsi="Courier New" w:cs="Courier New" w:hint="default"/>
@@ -7673,12 +6824,12 @@
       <w:start w:val="1"/>
       <w:numFmt w:val="bullet"/>
       <w:lvlText w:val="o"/>
-      <w:lvlJc w:val="left"/>
+      <w:lvlJc w:val="start"/>
       <w:pPr>
         <w:tabs>
           <w:tab w:val="num" w:pos="0"/>
         </w:tabs>
-        <w:ind w:left="1800" w:hanging="360"/>
+        <w:ind w:start="1800" w:hanging="360"/>
       </w:pPr>
       <w:rPr>
         <w:rFonts w:ascii="Courier New" w:hAnsi="Courier New" w:cs="Courier New" w:hint="default"/>
@@ -7688,12 +6839,12 @@
       <w:start w:val="1"/>
       <w:numFmt w:val="bullet"/>
       <w:lvlText w:val=""/>
-      <w:lvlJc w:val="left"/>
+      <w:lvlJc w:val="start"/>
       <w:pPr>
         <w:tabs>
           <w:tab w:val="num" w:pos="0"/>
         </w:tabs>
-        <w:ind w:left="2520" w:hanging="360"/>
+        <w:ind w:start="2520" w:hanging="360"/>
       </w:pPr>
       <w:rPr>
         <w:rFonts w:ascii="Wingdings" w:hAnsi="Wingdings" w:cs="Wingdings" w:hint="default"/>
@@ -7703,12 +6854,12 @@
       <w:start w:val="1"/>
       <w:numFmt w:val="bullet"/>
       <w:lvlText w:val=""/>
-      <w:lvlJc w:val="left"/>
+      <w:lvlJc w:val="start"/>
       <w:pPr>
         <w:tabs>
           <w:tab w:val="num" w:pos="0"/>
         </w:tabs>
-        <w:ind w:left="3240" w:hanging="360"/>
+        <w:ind w:start="3240" w:hanging="360"/>
       </w:pPr>
       <w:rPr>
         <w:rFonts w:ascii="Symbol" w:hAnsi="Symbol" w:cs="Symbol" w:hint="default"/>
@@ -7718,12 +6869,12 @@
       <w:start w:val="1"/>
       <w:numFmt w:val="bullet"/>
       <w:lvlText w:val="o"/>
-      <w:lvlJc w:val="left"/>
+      <w:lvlJc w:val="start"/>
       <w:pPr>
         <w:tabs>
           <w:tab w:val="num" w:pos="0"/>
         </w:tabs>
-        <w:ind w:left="3960" w:hanging="360"/>
+        <w:ind w:start="3960" w:hanging="360"/>
       </w:pPr>
       <w:rPr>
         <w:rFonts w:ascii="Courier New" w:hAnsi="Courier New" w:cs="Courier New" w:hint="default"/>
@@ -7733,12 +6884,12 @@
       <w:start w:val="1"/>
       <w:numFmt w:val="bullet"/>
       <w:lvlText w:val=""/>
-      <w:lvlJc w:val="left"/>
+      <w:lvlJc w:val="start"/>
       <w:pPr>
         <w:tabs>
           <w:tab w:val="num" w:pos="0"/>
         </w:tabs>
-        <w:ind w:left="4680" w:hanging="360"/>
+        <w:ind w:start="4680" w:hanging="360"/>
       </w:pPr>
       <w:rPr>
         <w:rFonts w:ascii="Wingdings" w:hAnsi="Wingdings" w:cs="Wingdings" w:hint="default"/>
@@ -7748,12 +6899,12 @@
       <w:start w:val="1"/>
       <w:numFmt w:val="bullet"/>
       <w:lvlText w:val=""/>
-      <w:lvlJc w:val="left"/>
+      <w:lvlJc w:val="start"/>
       <w:pPr>
         <w:tabs>
           <w:tab w:val="num" w:pos="0"/>
         </w:tabs>
-        <w:ind w:left="5400" w:hanging="360"/>
+        <w:ind w:start="5400" w:hanging="360"/>
       </w:pPr>
       <w:rPr>
         <w:rFonts w:ascii="Symbol" w:hAnsi="Symbol" w:cs="Symbol" w:hint="default"/>
@@ -7763,12 +6914,12 @@
       <w:start w:val="1"/>
       <w:numFmt w:val="bullet"/>
       <w:lvlText w:val="o"/>
-      <w:lvlJc w:val="left"/>
+      <w:lvlJc w:val="start"/>
       <w:pPr>
         <w:tabs>
           <w:tab w:val="num" w:pos="0"/>
         </w:tabs>
-        <w:ind w:left="6120" w:hanging="360"/>
+        <w:ind w:start="6120" w:hanging="360"/>
       </w:pPr>
       <w:rPr>
         <w:rFonts w:ascii="Courier New" w:hAnsi="Courier New" w:cs="Courier New" w:hint="default"/>
@@ -7778,12 +6929,12 @@
       <w:start w:val="1"/>
       <w:numFmt w:val="bullet"/>
       <w:lvlText w:val=""/>
-      <w:lvlJc w:val="left"/>
+      <w:lvlJc w:val="start"/>
       <w:pPr>
         <w:tabs>
           <w:tab w:val="num" w:pos="0"/>
         </w:tabs>
-        <w:ind w:left="6840" w:hanging="360"/>
+        <w:ind w:start="6840" w:hanging="360"/>
       </w:pPr>
       <w:rPr>
         <w:rFonts w:ascii="Wingdings" w:hAnsi="Wingdings" w:cs="Wingdings" w:hint="default"/>
@@ -7795,12 +6946,12 @@
       <w:start w:val="1"/>
       <w:numFmt w:val="bullet"/>
       <w:lvlText w:val="o"/>
-      <w:lvlJc w:val="left"/>
+      <w:lvlJc w:val="start"/>
       <w:pPr>
         <w:tabs>
           <w:tab w:val="num" w:pos="0"/>
         </w:tabs>
-        <w:ind w:left="1080" w:hanging="360"/>
+        <w:ind w:start="1080" w:hanging="360"/>
       </w:pPr>
       <w:rPr>
         <w:rFonts w:ascii="Courier New" w:hAnsi="Courier New" w:cs="Courier New" w:hint="default"/>
@@ -7810,12 +6961,12 @@
       <w:start w:val="1"/>
       <w:numFmt w:val="bullet"/>
       <w:lvlText w:val="o"/>
-      <w:lvlJc w:val="left"/>
+      <w:lvlJc w:val="start"/>
       <w:pPr>
         <w:tabs>
           <w:tab w:val="num" w:pos="0"/>
         </w:tabs>
-        <w:ind w:left="1800" w:hanging="360"/>
+        <w:ind w:start="1800" w:hanging="360"/>
       </w:pPr>
       <w:rPr>
         <w:rFonts w:ascii="Courier New" w:hAnsi="Courier New" w:cs="Courier New" w:hint="default"/>
@@ -7825,12 +6976,12 @@
       <w:start w:val="1"/>
       <w:numFmt w:val="bullet"/>
       <w:lvlText w:val=""/>
-      <w:lvlJc w:val="left"/>
+      <w:lvlJc w:val="start"/>
       <w:pPr>
         <w:tabs>
           <w:tab w:val="num" w:pos="0"/>
         </w:tabs>
-        <w:ind w:left="2520" w:hanging="360"/>
+        <w:ind w:start="2520" w:hanging="360"/>
       </w:pPr>
       <w:rPr>
         <w:rFonts w:ascii="Wingdings" w:hAnsi="Wingdings" w:cs="Wingdings" w:hint="default"/>
@@ -7840,12 +6991,12 @@
       <w:start w:val="1"/>
       <w:numFmt w:val="bullet"/>
       <w:lvlText w:val=""/>
-      <w:lvlJc w:val="left"/>
+      <w:lvlJc w:val="start"/>
       <w:pPr>
         <w:tabs>
           <w:tab w:val="num" w:pos="0"/>
         </w:tabs>
-        <w:ind w:left="3240" w:hanging="360"/>
+        <w:ind w:start="3240" w:hanging="360"/>
       </w:pPr>
       <w:rPr>
         <w:rFonts w:ascii="Symbol" w:hAnsi="Symbol" w:cs="Symbol" w:hint="default"/>
@@ -7855,12 +7006,12 @@
       <w:start w:val="1"/>
       <w:numFmt w:val="bullet"/>
       <w:lvlText w:val="o"/>
-      <w:lvlJc w:val="left"/>
+      <w:lvlJc w:val="start"/>
       <w:pPr>
         <w:tabs>
           <w:tab w:val="num" w:pos="0"/>
         </w:tabs>
-        <w:ind w:left="3960" w:hanging="360"/>
+        <w:ind w:start="3960" w:hanging="360"/>
       </w:pPr>
       <w:rPr>
         <w:rFonts w:ascii="Courier New" w:hAnsi="Courier New" w:cs="Courier New" w:hint="default"/>
@@ -7870,12 +7021,12 @@
       <w:start w:val="1"/>
       <w:numFmt w:val="bullet"/>
       <w:lvlText w:val=""/>
-      <w:lvlJc w:val="left"/>
+      <w:lvlJc w:val="start"/>
       <w:pPr>
         <w:tabs>
           <w:tab w:val="num" w:pos="0"/>
         </w:tabs>
-        <w:ind w:left="4680" w:hanging="360"/>
+        <w:ind w:start="4680" w:hanging="360"/>
       </w:pPr>
       <w:rPr>
         <w:rFonts w:ascii="Wingdings" w:hAnsi="Wingdings" w:cs="Wingdings" w:hint="default"/>
@@ -7885,12 +7036,12 @@
       <w:start w:val="1"/>
       <w:numFmt w:val="bullet"/>
       <w:lvlText w:val=""/>
-      <w:lvlJc w:val="left"/>
+      <w:lvlJc w:val="start"/>
       <w:pPr>
         <w:tabs>
           <w:tab w:val="num" w:pos="0"/>
         </w:tabs>
-        <w:ind w:left="5400" w:hanging="360"/>
+        <w:ind w:start="5400" w:hanging="360"/>
       </w:pPr>
       <w:rPr>
         <w:rFonts w:ascii="Symbol" w:hAnsi="Symbol" w:cs="Symbol" w:hint="default"/>
@@ -7900,12 +7051,12 @@
       <w:start w:val="1"/>
       <w:numFmt w:val="bullet"/>
       <w:lvlText w:val="o"/>
-      <w:lvlJc w:val="left"/>
+      <w:lvlJc w:val="start"/>
       <w:pPr>
         <w:tabs>
           <w:tab w:val="num" w:pos="0"/>
         </w:tabs>
-        <w:ind w:left="6120" w:hanging="360"/>
+        <w:ind w:start="6120" w:hanging="360"/>
       </w:pPr>
       <w:rPr>
         <w:rFonts w:ascii="Courier New" w:hAnsi="Courier New" w:cs="Courier New" w:hint="default"/>
@@ -7915,12 +7066,12 @@
       <w:start w:val="1"/>
       <w:numFmt w:val="bullet"/>
       <w:lvlText w:val=""/>
-      <w:lvlJc w:val="left"/>
+      <w:lvlJc w:val="start"/>
       <w:pPr>
         <w:tabs>
           <w:tab w:val="num" w:pos="0"/>
         </w:tabs>
-        <w:ind w:left="6840" w:hanging="360"/>
+        <w:ind w:start="6840" w:hanging="360"/>
       </w:pPr>
       <w:rPr>
         <w:rFonts w:ascii="Wingdings" w:hAnsi="Wingdings" w:cs="Wingdings" w:hint="default"/>
@@ -7933,12 +7084,12 @@
       <w:numFmt w:val="none"/>
       <w:suff w:val="nothing"/>
       <w:lvlText w:val=""/>
-      <w:lvlJc w:val="left"/>
+      <w:lvlJc w:val="start"/>
       <w:pPr>
         <w:tabs>
           <w:tab w:val="num" w:pos="0"/>
         </w:tabs>
-        <w:ind w:left="0" w:hanging="0"/>
+        <w:ind w:start="0" w:hanging="0"/>
       </w:pPr>
     </w:lvl>
     <w:lvl w:ilvl="1">
@@ -7946,12 +7097,12 @@
       <w:numFmt w:val="none"/>
       <w:suff w:val="nothing"/>
       <w:lvlText w:val=""/>
-      <w:lvlJc w:val="left"/>
+      <w:lvlJc w:val="start"/>
       <w:pPr>
         <w:tabs>
           <w:tab w:val="num" w:pos="0"/>
         </w:tabs>
-        <w:ind w:left="0" w:hanging="0"/>
+        <w:ind w:start="0" w:hanging="0"/>
       </w:pPr>
     </w:lvl>
     <w:lvl w:ilvl="2">
@@ -7959,12 +7110,12 @@
       <w:numFmt w:val="none"/>
       <w:suff w:val="nothing"/>
       <w:lvlText w:val=""/>
-      <w:lvlJc w:val="left"/>
+      <w:lvlJc w:val="start"/>
       <w:pPr>
         <w:tabs>
           <w:tab w:val="num" w:pos="0"/>
         </w:tabs>
-        <w:ind w:left="0" w:hanging="0"/>
+        <w:ind w:start="0" w:hanging="0"/>
       </w:pPr>
     </w:lvl>
     <w:lvl w:ilvl="3">
@@ -7972,12 +7123,12 @@
       <w:numFmt w:val="none"/>
       <w:suff w:val="nothing"/>
       <w:lvlText w:val=""/>
-      <w:lvlJc w:val="left"/>
+      <w:lvlJc w:val="start"/>
       <w:pPr>
         <w:tabs>
           <w:tab w:val="num" w:pos="0"/>
         </w:tabs>
-        <w:ind w:left="0" w:hanging="0"/>
+        <w:ind w:start="0" w:hanging="0"/>
       </w:pPr>
     </w:lvl>
     <w:lvl w:ilvl="4">
@@ -7985,12 +7136,12 @@
       <w:numFmt w:val="none"/>
       <w:suff w:val="nothing"/>
       <w:lvlText w:val=""/>
-      <w:lvlJc w:val="left"/>
+      <w:lvlJc w:val="start"/>
       <w:pPr>
         <w:tabs>
           <w:tab w:val="num" w:pos="0"/>
         </w:tabs>
-        <w:ind w:left="0" w:hanging="0"/>
+        <w:ind w:start="0" w:hanging="0"/>
       </w:pPr>
     </w:lvl>
     <w:lvl w:ilvl="5">
@@ -7998,12 +7149,12 @@
       <w:numFmt w:val="none"/>
       <w:suff w:val="nothing"/>
       <w:lvlText w:val=""/>
-      <w:lvlJc w:val="left"/>
+      <w:lvlJc w:val="start"/>
       <w:pPr>
         <w:tabs>
           <w:tab w:val="num" w:pos="0"/>
         </w:tabs>
-        <w:ind w:left="0" w:hanging="0"/>
+        <w:ind w:start="0" w:hanging="0"/>
       </w:pPr>
     </w:lvl>
     <w:lvl w:ilvl="6">
@@ -8011,12 +7162,12 @@
       <w:numFmt w:val="none"/>
       <w:suff w:val="nothing"/>
       <w:lvlText w:val=""/>
-      <w:lvlJc w:val="left"/>
+      <w:lvlJc w:val="start"/>
       <w:pPr>
         <w:tabs>
           <w:tab w:val="num" w:pos="0"/>
         </w:tabs>
-        <w:ind w:left="0" w:hanging="0"/>
+        <w:ind w:start="0" w:hanging="0"/>
       </w:pPr>
     </w:lvl>
     <w:lvl w:ilvl="7">
@@ -8024,12 +7175,12 @@
       <w:numFmt w:val="none"/>
       <w:suff w:val="nothing"/>
       <w:lvlText w:val=""/>
-      <w:lvlJc w:val="left"/>
+      <w:lvlJc w:val="start"/>
       <w:pPr>
         <w:tabs>
           <w:tab w:val="num" w:pos="0"/>
         </w:tabs>
-        <w:ind w:left="0" w:hanging="0"/>
+        <w:ind w:start="0" w:hanging="0"/>
       </w:pPr>
     </w:lvl>
     <w:lvl w:ilvl="8">
@@ -8037,12 +7188,12 @@
       <w:numFmt w:val="none"/>
       <w:suff w:val="nothing"/>
       <w:lvlText w:val=""/>
-      <w:lvlJc w:val="left"/>
+      <w:lvlJc w:val="start"/>
       <w:pPr>
         <w:tabs>
           <w:tab w:val="num" w:pos="0"/>
         </w:tabs>
-        <w:ind w:left="0" w:hanging="0"/>
+        <w:ind w:start="0" w:hanging="0"/>
       </w:pPr>
     </w:lvl>
   </w:abstractNum>
@@ -8085,15 +7236,21 @@
     <w:name w:val="Normal"/>
     <w:qFormat/>
     <w:pPr>
-      <w:widowControl/>
+      <w:widowControl w:val="false"/>
+      <w:shd w:val="clear" w:fill="FFFFFF"/>
+      <w:tabs>
+        <w:tab w:val="clear" w:pos="720"/>
+        <w:tab w:val="left" w:pos="180" w:leader="none"/>
+        <w:tab w:val="left" w:pos="360" w:leader="none"/>
+      </w:tabs>
       <w:suppressAutoHyphens w:val="true"/>
       <w:overflowPunct w:val="false"/>
       <w:bidi w:val="0"/>
-      <w:spacing w:lineRule="auto" w:line="240" w:before="0" w:after="0"/>
-      <w:jc w:val="left"/>
+      <w:spacing w:lineRule="auto" w:line="276" w:before="0" w:after="0"/>
+      <w:jc w:val="start"/>
     </w:pPr>
     <w:rPr>
-      <w:rFonts w:ascii="Times New Roman" w:hAnsi="Times New Roman" w:eastAsia="ＭＳ 明朝" w:cs="Times New Roman"/>
+      <w:rFonts w:ascii="Palatino Linotype" w:hAnsi="Palatino Linotype" w:eastAsia="Times New Roman" w:cs="Times New Roman"/>
       <w:color w:val="auto"/>
       <w:kern w:val="0"/>
       <w:sz w:val="24"/>
@@ -8102,7 +7259,7 @@
     </w:rPr>
   </w:style>
   <w:style w:type="paragraph" w:styleId="Heading1">
-    <w:name w:val="Heading 1"/>
+    <w:name w:val="heading 1"/>
     <w:basedOn w:val="Normal"/>
     <w:link w:val="Heading1Char"/>
     <w:qFormat/>
@@ -8124,7 +7281,7 @@
     </w:rPr>
   </w:style>
   <w:style w:type="paragraph" w:styleId="Heading2">
-    <w:name w:val="Heading 2"/>
+    <w:name w:val="heading 2"/>
     <w:basedOn w:val="Normal"/>
     <w:next w:val="Normal"/>
     <w:link w:val="Heading2Char"/>
@@ -8151,7 +7308,7 @@
     <w:qFormat/>
     <w:rPr/>
   </w:style>
-  <w:style w:type="character" w:styleId="InternetLink">
+  <w:style w:type="character" w:styleId="Hyperlink">
     <w:name w:val="Hyperlink"/>
     <w:basedOn w:val="DefaultParagraphFont"/>
     <w:rPr>
@@ -8159,12 +7316,12 @@
       <w:u w:val="single"/>
     </w:rPr>
   </w:style>
-  <w:style w:type="character" w:styleId="Appletabspan">
+  <w:style w:type="character" w:styleId="apple-tab-span">
     <w:name w:val="apple-tab-span"/>
     <w:qFormat/>
     <w:rPr/>
   </w:style>
-  <w:style w:type="character" w:styleId="VisitedInternetLink">
+  <w:style w:type="character" w:styleId="FollowedHyperlink">
     <w:name w:val="FollowedHyperlink"/>
     <w:basedOn w:val="DefaultParagraphFont"/>
     <w:rPr>
@@ -8252,7 +7409,7 @@
   <w:style w:type="paragraph" w:styleId="Heading">
     <w:name w:val="Heading"/>
     <w:basedOn w:val="Normal"/>
-    <w:next w:val="Textbody1"/>
+    <w:next w:val="Textbody"/>
     <w:qFormat/>
     <w:pPr>
       <w:keepNext w:val="true"/>
@@ -8266,7 +7423,7 @@
       <w:szCs w:val="28"/>
     </w:rPr>
   </w:style>
-  <w:style w:type="paragraph" w:styleId="TextBody">
+  <w:style w:type="paragraph" w:styleId="BodyText">
     <w:name w:val="Body Text"/>
     <w:basedOn w:val="Normal"/>
     <w:pPr>
@@ -8276,26 +7433,26 @@
   </w:style>
   <w:style w:type="paragraph" w:styleId="List">
     <w:name w:val="List"/>
-    <w:basedOn w:val="Textbody1"/>
+    <w:basedOn w:val="Textbody"/>
     <w:pPr/>
     <w:rPr>
       <w:rFonts w:cs="Mangal"/>
     </w:rPr>
   </w:style>
   <w:style w:type="paragraph" w:styleId="Caption">
-    <w:name w:val="Caption"/>
+    <w:name w:val="caption"/>
     <w:basedOn w:val="Normal"/>
     <w:qFormat/>
     <w:pPr>
       <w:suppressLineNumbers/>
-      <w:spacing w:before="120" w:after="120"/>
+      <w:suppressAutoHyphens w:val="true"/>
+      <w:spacing w:lineRule="auto" w:line="276" w:before="120" w:after="120"/>
     </w:pPr>
     <w:rPr>
-      <w:rFonts w:cs="Arial"/>
+      <w:rFonts w:ascii="Calibri" w:hAnsi="Calibri" w:eastAsia="Calibri" w:cs="Mangal"/>
       <w:i/>
       <w:iCs/>
-      <w:sz w:val="24"/>
-      <w:szCs w:val="24"/>
+      <w:color w:val="00000A"/>
     </w:rPr>
   </w:style>
   <w:style w:type="paragraph" w:styleId="Index">
@@ -8314,7 +7471,7 @@
       <w:szCs w:val="22"/>
     </w:rPr>
   </w:style>
-  <w:style w:type="paragraph" w:styleId="Textbody1">
+  <w:style w:type="paragraph" w:styleId="Textbody">
     <w:name w:val="Text body"/>
     <w:basedOn w:val="Normal"/>
     <w:qFormat/>
@@ -8329,22 +7486,6 @@
       <w:szCs w:val="22"/>
     </w:rPr>
   </w:style>
-  <w:style w:type="paragraph" w:styleId="Caption1">
-    <w:name w:val="caption"/>
-    <w:basedOn w:val="Normal"/>
-    <w:qFormat/>
-    <w:pPr>
-      <w:suppressLineNumbers/>
-      <w:suppressAutoHyphens w:val="true"/>
-      <w:spacing w:lineRule="auto" w:line="276" w:before="120" w:after="120"/>
-    </w:pPr>
-    <w:rPr>
-      <w:rFonts w:ascii="Calibri" w:hAnsi="Calibri" w:eastAsia="Calibri" w:cs="Mangal"/>
-      <w:i/>
-      <w:iCs/>
-      <w:color w:val="00000A"/>
-    </w:rPr>
-  </w:style>
   <w:style w:type="paragraph" w:styleId="ListParagraph">
     <w:name w:val="List Paragraph"/>
     <w:basedOn w:val="Normal"/>
@@ -8352,7 +7493,7 @@
     <w:pPr>
       <w:suppressAutoHyphens w:val="true"/>
       <w:spacing w:lineRule="atLeast" w:line="100" w:before="0" w:after="0"/>
-      <w:ind w:left="720" w:right="0" w:hanging="0"/>
+      <w:ind w:hanging="0" w:start="720" w:end="0"/>
       <w:contextualSpacing/>
     </w:pPr>
     <w:rPr>
@@ -8427,7 +7568,7 @@
       <w:overflowPunct w:val="false"/>
       <w:bidi w:val="0"/>
       <w:spacing w:lineRule="auto" w:line="240" w:before="0" w:after="0"/>
-      <w:jc w:val="left"/>
+      <w:jc w:val="start"/>
     </w:pPr>
     <w:rPr>
       <w:rFonts w:ascii="Calibri" w:hAnsi="Calibri" w:eastAsia="Calibri" w:cs="Times New Roman"/>
@@ -8456,9 +7597,137 @@
       <w:szCs w:val="52"/>
     </w:rPr>
   </w:style>
+  <w:style w:type="paragraph" w:styleId="HeaderandFooter">
+    <w:name w:val="Header and Footer"/>
+    <w:basedOn w:val="Normal"/>
+    <w:pPr>
+      <w:suppressLineNumbers/>
+      <w:tabs>
+        <w:tab w:val="clear" w:pos="180"/>
+        <w:tab w:val="clear" w:pos="360"/>
+        <w:tab w:val="center" w:pos="5400" w:leader="none"/>
+        <w:tab w:val="right" w:pos="10800" w:leader="none"/>
+      </w:tabs>
+    </w:pPr>
+    <w:rPr/>
+  </w:style>
+  <w:style w:type="paragraph" w:styleId="Header">
+    <w:name w:val="header"/>
+    <w:basedOn w:val="HeaderandFooter"/>
+    <w:pPr>
+      <w:suppressLineNumbers/>
+    </w:pPr>
+    <w:rPr/>
+  </w:style>
   <w:style w:type="numbering" w:styleId="NoList">
     <w:name w:val="No List"/>
     <w:qFormat/>
   </w:style>
 </w:styles>
+</file>
+
+<file path=word/theme/theme1.xml><?xml version="1.0" encoding="utf-8"?>
+<a:theme xmlns:a="http://schemas.openxmlformats.org/drawingml/2006/main" xmlns:r="http://schemas.openxmlformats.org/officeDocument/2006/relationships" name="Office">
+  <a:themeElements>
+    <a:clrScheme name="LibreOffice">
+      <a:dk1>
+        <a:srgbClr val="000000"/>
+      </a:dk1>
+      <a:lt1>
+        <a:srgbClr val="FFFFFF"/>
+      </a:lt1>
+      <a:dk2>
+        <a:srgbClr val="000000"/>
+      </a:dk2>
+      <a:lt2>
+        <a:srgbClr val="FFFFFF"/>
+      </a:lt2>
+      <a:accent1>
+        <a:srgbClr val="18A303"/>
+      </a:accent1>
+      <a:accent2>
+        <a:srgbClr val="0369A3"/>
+      </a:accent2>
+      <a:accent3>
+        <a:srgbClr val="A33E03"/>
+      </a:accent3>
+      <a:accent4>
+        <a:srgbClr val="8E03A3"/>
+      </a:accent4>
+      <a:accent5>
+        <a:srgbClr val="C99C00"/>
+      </a:accent5>
+      <a:accent6>
+        <a:srgbClr val="C9211E"/>
+      </a:accent6>
+      <a:hlink>
+        <a:srgbClr val="0000EE"/>
+      </a:hlink>
+      <a:folHlink>
+        <a:srgbClr val="551A8B"/>
+      </a:folHlink>
+    </a:clrScheme>
+    <a:fontScheme name="Office">
+      <a:majorFont>
+        <a:latin typeface="Arial" pitchFamily="0" charset="1"/>
+        <a:ea typeface="DejaVu Sans" pitchFamily="0" charset="1"/>
+        <a:cs typeface="DejaVu Sans" pitchFamily="0" charset="1"/>
+      </a:majorFont>
+      <a:minorFont>
+        <a:latin typeface="Arial" pitchFamily="0" charset="1"/>
+        <a:ea typeface="DejaVu Sans" pitchFamily="0" charset="1"/>
+        <a:cs typeface="DejaVu Sans" pitchFamily="0" charset="1"/>
+      </a:minorFont>
+    </a:fontScheme>
+    <a:fmtScheme>
+      <a:fillStyleLst>
+        <a:solidFill>
+          <a:schemeClr val="phClr"/>
+        </a:solidFill>
+        <a:solidFill>
+          <a:schemeClr val="phClr"/>
+        </a:solidFill>
+        <a:solidFill>
+          <a:schemeClr val="phClr"/>
+        </a:solidFill>
+      </a:fillStyleLst>
+      <a:lnStyleLst>
+        <a:ln w="6350" cap="flat" cmpd="sng" algn="ctr">
+          <a:prstDash val="solid"/>
+          <a:miter/>
+        </a:ln>
+        <a:ln w="6350" cap="flat" cmpd="sng" algn="ctr">
+          <a:prstDash val="solid"/>
+          <a:miter/>
+        </a:ln>
+        <a:ln w="6350" cap="flat" cmpd="sng" algn="ctr">
+          <a:prstDash val="solid"/>
+          <a:miter/>
+        </a:ln>
+      </a:lnStyleLst>
+      <a:effectStyleLst>
+        <a:effectStyle>
+          <a:effectLst/>
+        </a:effectStyle>
+        <a:effectStyle>
+          <a:effectLst/>
+        </a:effectStyle>
+        <a:effectStyle>
+          <a:effectLst/>
+        </a:effectStyle>
+      </a:effectStyleLst>
+      <a:bgFillStyleLst>
+        <a:solidFill>
+          <a:schemeClr val="phClr"/>
+        </a:solidFill>
+        <a:solidFill>
+          <a:schemeClr val="phClr"/>
+        </a:solidFill>
+        <a:solidFill>
+          <a:schemeClr val="phClr"/>
+        </a:solidFill>
+      </a:bgFillStyleLst>
+    </a:fmtScheme>
+  </a:themeElements>
+</a:theme>
 </file>